--- a/docs/Tesis_Borrador.docx
+++ b/docs/Tesis_Borrador.docx
@@ -829,12 +829,7 @@
         <w:jc w:val="both"/>
       </w:pPr>
       <w:r>
-        <w:rPr>
-          <w:rFonts w:ascii="Arial" w:cs="Arial" w:eastAsia="Arial" w:hAnsi="Arial"/>
-          <w:sz w:val="24"/>
-          <w:szCs w:val="24"/>
-        </w:rPr>
-        <w:t xml:space="preserve">La fusión de imágenes en los espectros visible (VIS) e infrarrojo (IR) es una técnica clave para la percepción computacional en condiciones adversas, con aplicaciones en vigilancia, conducción autónoma e inspección industrial. Este trabajo propone y evalúa la Torre Top-Hat: una descomposición morfológica multiescala con elementos estructurantes (SE) configurables (disco, cuadrado, cruz), múltiples niveles de profundidad y radios variables. Las capas de detalle se fusionan por selección de máxima actividad local y la capa base de baja frecuencia se promedia, evitando discontinuidades de iluminación entre fuentes. Se realizaron dos estudios experimentales sobre veinte (20) pares VIS/IR del TNO Image Fusion Dataset. El primero, un benchmark exhaustivo con treinta y seis (36) configuraciones de la Torre Top-Hat. El segundo, una comparación frente a tres métodos de referencia del estado del arte: promedio, pirámide de Laplace y curvelet (vía wavelet 2D). La calidad se midió con seis métricas sin referencia: entropía (EN), desviación estándar (SD), eficiencia de fusión (FE), gradiente medio (MG) e información mutua con cada fuente (MI_vis, MI_ir). El análisis estadístico no paramétrico (Friedman, Wilcoxon pareado, ranking promedio) reveló diferencias significativas entre métodos (p &lt; 0,001 en las seis métricas). La pirámide de Laplace lidera el ranking global (rango promedio 2,03), seguida por la mejor configuración de la Torre Top-Hat (disco, L = 5; rango 3,28). El promedio simple, aunque pobre en EN, SD y MG, exhibe la mayor información mutua con ambas fuentes, dado que su naturaleza lineal preserva trivialmente contenido de ambas modalidades. Se concluye que la Torre Top-Hat es un método clásico interpretable, competitivo en métricas de calidad global y computacionalmente liviano, aunque la pirámide de Laplace continúa siendo el baseline a vencer cuando se prioriza el equilibrio entre todas las métricas.</w:t>
+        <w:t>La fusión de imágenes en los espectros visible (VIS) e infrarrojo (IR) es una técnica clave para la percepción computacional en condiciones adversas, con aplicaciones en vigilancia, conducción autónoma e inspección industrial. Este trabajo propone y evalúa la Torre Top-Hat: una descomposición morfológica multiescala con elementos estructurantes (SE) configurables (disco, cuadrado, cruz), múltiples niveles y radios variables, en dos modos: White Top-Hat (WTH) y White+Black Top-Hat (WTH+BTH). Las capas de detalle se fusionan por máxima actividad local y la base de baja frecuencia se promedia. Se realizaron estudios experimentales sobre veinte (20) pares VIS/IR del TNO Image Fusion Dataset, comparando la Torre Top-Hat frente a tres baselines (promedio, pirámide de Laplace y curvelet). La calidad se midió con doce métricas sin referencia: seis clásicas de actividad e información (EN, SD, FE, MG, MI_vis, MI_ir) y seis estándar de calidad de fusión (SF, Qabf, Nabf, SSIM, SCD, VIF). El análisis no paramétrico (Friedman, Wilcoxon pareado con corrección de Holm y tamaño de efecto, ranking promedio) reveló diferencias significativas (p &lt; 0,001 en las doce métricas). La pirámide de Laplace encabeza el ranking global agregado (rango 4,42) por su ventaja en contraste y fidelidad perceptual, pero la mejor configuración Top-Hat WTH (disco, L = 5; rango 5,00) la supera de forma estadísticamente significativa en fidelidad estructural (SSIM, SCD) y la iguala en preservación de bordes (Qabf) y artefactos (Nabf): ningún método domina, sino que cada uno es óptimo en criterios complementarios. La variante con Black Top-Hat aumenta el contraste (EN, SD, SF, MG) pero degrada la calidad (Qabf, SSIM, VIF) y multiplica los artefactos (Nabf), por lo que no se recomienda por defecto. Se concluye que la Torre Top-Hat es un método clásico, interpretable, computacionalmente liviano y superior a la pirámide de Laplace en fidelidad estructural a las fuentes.</w:t>
       </w:r>
     </w:p>
     <w:p>
@@ -877,12 +872,7 @@
         <w:jc w:val="both"/>
       </w:pPr>
       <w:r>
-        <w:rPr>
-          <w:rFonts w:ascii="Arial" w:cs="Arial" w:eastAsia="Arial" w:hAnsi="Arial"/>
-          <w:sz w:val="24"/>
-          <w:szCs w:val="24"/>
-        </w:rPr>
-        <w:t xml:space="preserve">Image fusion in the visible (VIS) and infrared (IR) spectra is a key technique for computer perception under adverse conditions, with applications in surveillance, autonomous driving and industrial inspection. This work proposes and evaluates the Top-Hat Tower: a multi-scale morphological decomposition with configurable structuring elements (disk, square, cross), variable number of levels and base radii. Detail layers are fused via local-activity selection, while the low-frequency base is averaged to avoid illumination discontinuities between sources. Two experimental studies were conducted over twenty (20) VIS/IR pairs from the TNO Image Fusion Dataset. The first is an exhaustive benchmark spanning thirty-six (36) Top-Hat Tower configurations. The second is a comparison against three state-of-the-art baselines: average, Laplacian pyramid and curvelet (via 2D wavelet). Quality was measured using six no-reference metrics: entropy (EN), standard deviation (SD), fusion efficiency (FE), mean gradient (MG) and mutual information with each source (MI_vis, MI_ir). Non-parametric statistical analysis (Friedman, paired Wilcoxon, mean rank) revealed significant differences between methods (p &lt; 0.001 across all six metrics). The Laplacian pyramid leads the global ranking (mean rank 2.03), followed by the best Top-Hat Tower configuration (disk, L = 5; rank 3.28). Simple averaging, while poor on EN, SD and MG, exhibits the highest mutual information with both sources, since its linear nature trivially preserves content from both modalities. We conclude that the Top-Hat Tower is an interpretable classical method, competitive on global quality metrics and computationally lightweight, although the Laplacian pyramid remains the baseline to beat when balanced performance across all metrics is prioritized.</w:t>
+        <w:t>Image fusion in the visible (VIS) and infrared (IR) spectra is a key technique for computer perception under adverse conditions, with applications in surveillance, autonomous driving and industrial inspection. This work proposes and evaluates the Top-Hat Tower: a multi-scale morphological decomposition with configurable structuring elements (disk, square, cross), variable number of levels and base radii, in two modes: White Top-Hat (WTH) and White+Black Top-Hat (WTH+BTH). Detail layers are fused via local-activity selection while the low-frequency base is averaged. Experiments were carried out over twenty (20) VIS/IR pairs from the TNO Image Fusion Dataset, comparing the Top-Hat Tower against three baselines (average, Laplacian pyramid and curvelet). Quality was measured with twelve no-reference metrics: six classical metrics of activity and information (EN, SD, FE, MG, MI_vis, MI_ir) and six standard fusion-quality metrics (SF, Qabf, Nabf, SSIM, SCD, VIF). Non-parametric analysis (Friedman, paired Wilcoxon with Holm correction and effect size, mean rank) revealed significant differences (p &lt; 0.001 in all twelve metrics). The Laplacian pyramid leads the aggregate ranking (4.42) thanks to its advantage in contrast and perceptual fidelity, but the best Top-Hat WTH configuration (disk, L = 5; rank 5.00) significantly outperforms it in structural fidelity (SSIM, SCD) and matches it in edge preservation (Qabf) and artifacts (Nabf): no single method dominates, each being optimal under complementary criteria. The Black Top-Hat variant increases contrast (EN, SD, SF, MG) but degrades quality (Qabf, SSIM, VIF) and multiplies artifacts (Nabf), and is therefore not recommended by default. The Top-Hat Tower is concluded to be a classical, interpretable, computationally light method, superior to the Laplacian pyramid in structural fidelity to the sources.</w:t>
       </w:r>
     </w:p>
     <w:p>
@@ -1860,6 +1850,138 @@
           </w:p>
         </w:tc>
       </w:tr>
+      <w:tr>
+        <w:tc>
+          <w:tcPr>
+            <w:tcW w:type="dxa" w:w="2400"/>
+          </w:tcPr>
+          <w:p>
+            <w:r>
+              <w:t>SF</w:t>
+            </w:r>
+          </w:p>
+        </w:tc>
+        <w:tc>
+          <w:tcPr>
+            <w:tcW w:type="dxa" w:w="6960"/>
+          </w:tcPr>
+          <w:p>
+            <w:r>
+              <w:t>Frecuencia espacial (Spatial Frequency)</w:t>
+            </w:r>
+          </w:p>
+        </w:tc>
+      </w:tr>
+      <w:tr>
+        <w:tc>
+          <w:tcPr>
+            <w:tcW w:type="dxa" w:w="2400"/>
+          </w:tcPr>
+          <w:p>
+            <w:r>
+              <w:t>Qabf</w:t>
+            </w:r>
+          </w:p>
+        </w:tc>
+        <w:tc>
+          <w:tcPr>
+            <w:tcW w:type="dxa" w:w="6960"/>
+          </w:tcPr>
+          <w:p>
+            <w:r>
+              <w:t>Métrica de preservación de bordes (Xydeas-Petrovic)</w:t>
+            </w:r>
+          </w:p>
+        </w:tc>
+      </w:tr>
+      <w:tr>
+        <w:tc>
+          <w:tcPr>
+            <w:tcW w:type="dxa" w:w="2400"/>
+          </w:tcPr>
+          <w:p>
+            <w:r>
+              <w:t>Nabf</w:t>
+            </w:r>
+          </w:p>
+        </w:tc>
+        <w:tc>
+          <w:tcPr>
+            <w:tcW w:type="dxa" w:w="6960"/>
+          </w:tcPr>
+          <w:p>
+            <w:r>
+              <w:t>Artefactos añadidos por la fusión (menor es mejor)</w:t>
+            </w:r>
+          </w:p>
+        </w:tc>
+      </w:tr>
+      <w:tr>
+        <w:tc>
+          <w:tcPr>
+            <w:tcW w:type="dxa" w:w="2400"/>
+          </w:tcPr>
+          <w:p>
+            <w:r>
+              <w:t>SSIM</w:t>
+            </w:r>
+          </w:p>
+        </w:tc>
+        <w:tc>
+          <w:tcPr>
+            <w:tcW w:type="dxa" w:w="6960"/>
+          </w:tcPr>
+          <w:p>
+            <w:r>
+              <w:t>Índice de similitud estructural (Structural Similarity)</w:t>
+            </w:r>
+          </w:p>
+        </w:tc>
+      </w:tr>
+      <w:tr>
+        <w:tc>
+          <w:tcPr>
+            <w:tcW w:type="dxa" w:w="2400"/>
+          </w:tcPr>
+          <w:p>
+            <w:r>
+              <w:t>SCD</w:t>
+            </w:r>
+          </w:p>
+        </w:tc>
+        <w:tc>
+          <w:tcPr>
+            <w:tcW w:type="dxa" w:w="6960"/>
+          </w:tcPr>
+          <w:p>
+            <w:r>
+              <w:t>Suma de correlaciones de las diferencias</w:t>
+            </w:r>
+          </w:p>
+        </w:tc>
+      </w:tr>
+      <w:tr>
+        <w:tc>
+          <w:tcPr>
+            <w:tcW w:type="dxa" w:w="2400"/>
+          </w:tcPr>
+          <w:p>
+            <w:r>
+              <w:t>VIF</w:t>
+            </w:r>
+          </w:p>
+        </w:tc>
+        <w:tc>
+          <w:tcPr>
+            <w:tcW w:type="dxa" w:w="6960"/>
+          </w:tcPr>
+          <w:p>
+            <w:r>
+              <w:t>Fidelidad de información visual (Visual Information Fidelity)</w:t>
+            </w:r>
+          </w:p>
+        </w:tc>
+      </w:tr>
     </w:tbl>
     <w:p>
       <w:pPr>
@@ -2336,12 +2458,7 @@
         <w:jc w:val="both"/>
       </w:pPr>
       <w:r>
-        <w:rPr>
-          <w:rFonts w:ascii="Arial" w:cs="Arial" w:eastAsia="Arial" w:hAnsi="Arial"/>
-          <w:sz w:val="24"/>
-          <w:szCs w:val="24"/>
-        </w:rPr>
-        <w:t xml:space="preserve">¿Qué método ocupa la primera posición en un ranking promedio sobre las seis métricas consideradas?</w:t>
+        <w:t>¿Qué método ocupa la primera posición en un ranking promedio sobre las doce métricas consideradas?</w:t>
       </w:r>
     </w:p>
     <w:p>
@@ -2616,12 +2733,28 @@
         <w:jc w:val="both"/>
       </w:pPr>
       <w:r>
-        <w:rPr>
-          <w:rFonts w:ascii="Arial" w:cs="Arial" w:eastAsia="Arial" w:hAnsi="Arial"/>
-          <w:sz w:val="24"/>
-          <w:szCs w:val="24"/>
-        </w:rPr>
-        <w:t xml:space="preserve">Sobre la transformada Top-Hat de una sola escala, esta tesis propone una descomposición multiescala iterativa, la Torre Top-Hat. Dada una imagen de entrada f, se aplica White Top-Hat con SE de radio r_0, obteniendo la primera capa de detalle WTH_1; el residual de la apertura γ(f, b_1) se procesa nuevamente con SE de radio 2 r_0, dando WTH_2; el procedimiento se repite hasta el nivel L. La imagen queda descompuesta en L capas de detalle más una capa base, que es la apertura iterada R_L = γ_{b_L}(γ_{b_{L−1}}(... γ_{b_1}(f))). La descomposición es exacta: la suma de las L capas WTH más la base reconstruye f bit a bit. Para fusionar dos imágenes (VIS e IR) se aplica esta descomposición a cada una en paralelo y se opera capa a capa con dos reglas distintas según la naturaleza de la capa: (i) las L capas de detalle WTH se fusionan por selección de máxima actividad local, medida como suavizado gaussiano del valor absoluto, lo cual preserva por pixel el detalle más saliente de cualquiera de las dos fuentes; y (ii) la capa base, dado que codifica la iluminación o temperatura global de baja frecuencia, se fusiona mediante promedio simple. Esta distinción es crítica: aplicar selección por máxima actividad a la base genera saltos de brillo entre pixeles vecinos donde la decisión cambia de fuente, sesgando además artificialmente las métricas de información mutua. La imagen final se reconstruye sumando las capas de detalle fusionadas a la base fusionada. Los parámetros explorados son: tipo de SE ∈ {disco, cuadrado, cruz}, número de niveles L ∈ {2, 3, 4, 5}, radio base r_0 ∈ {2, 3, 5}, lo que arroja treinta y seis configuraciones distintas. Opcionalmente, la implementación incorpora la transformada Black Top-Hat para capturar también detalles oscuros; los resultados aquí reportados corresponden a la variante con sólo White Top-Hat.</w:t>
+        <w:t>Sobre la transformada Top-Hat de una sola escala, esta tesis propone una descomposición multiescala iterativa, la Torre Top-Hat. Dada una imagen de entrada f, se aplica White Top-Hat con SE de radio r₀, obteniendo la primera capa de detalle WTH₁; el residual de la apertura γ(f, b₁) se procesa nuevamente con SE de radio 2·r₀, dando WTH₂; el procedimiento se repite hasta el nivel L. La imagen queda descompuesta en L capas de detalle más una capa base (la apertura iterada R_L). La descomposición es exacta: la suma de las L capas WTH más la base reconstruye f. Para fusionar dos imágenes (VIS e IR) se aplica esta descomposición a cada una en paralelo y se opera capa a capa con dos reglas distintas: (i) las L capas de detalle WTH se fusionan por selección de máxima actividad local (suavizado gaussiano del valor absoluto), preservando por píxel el detalle más saliente de cualquiera de las fuentes; y (ii) la capa base, que codifica la iluminación o temperatura global de baja frecuencia, se fusiona por promedio simple. Esta distinción es crítica: aplicar selección por máxima actividad a la base genera saltos de brillo y sesga las métricas de información mutua.</w:t>
+      </w:r>
+    </w:p>
+    <w:p>
+      <w:r>
+        <w:t>La imagen fusionada final se reconstruye según la regla:</w:t>
+      </w:r>
+    </w:p>
+    <w:p>
+      <w:pPr>
+        <w:jc w:val="center"/>
+      </w:pPr>
+      <w:r>
+        <w:rPr>
+          <w:b/>
+        </w:rPr>
+        <w:t>F = base_fusionada + Σₖ WTHₖ^fus − Σₖ BTHₖ^fus</w:t>
+      </w:r>
+    </w:p>
+    <w:p>
+      <w:r>
+        <w:t>Existen por tanto dos modos de operación. En el modo White Top-Hat (WTH), por defecto, el término de BTH es nulo y la fusión es F = base + Σ WTHₖ^fus, sumando únicamente el detalle brillante. En el modo White+Black Top-Hat (WTH+BTH), las capas BTH de VIS e IR también se fusionan por máxima actividad local y se restan en la reconstrucción, de modo que el WTH realza las estructuras brillantes y el BTH oscurece las estructuras oscuras, amplificando el contraste en ambos extremos. Esta tesis evalúa y compara ambos modos (Sección de resultados). Los parámetros explorados son: tipo de SE ∈ {disco, cuadrado, cruz}, niveles L ∈ {2, 3, 4, 5} y radio base r₀ ∈ {2, 3, 5}, lo que arroja treinta y seis configuraciones por modo.</w:t>
       </w:r>
     </w:p>
     <w:p>
@@ -2799,12 +2932,7 @@
         <w:jc w:val="both"/>
       </w:pPr>
       <w:r>
-        <w:rPr>
-          <w:rFonts w:ascii="Arial" w:cs="Arial" w:eastAsia="Arial" w:hAnsi="Arial"/>
-          <w:sz w:val="24"/>
-          <w:szCs w:val="24"/>
-        </w:rPr>
-        <w:t xml:space="preserve">Dado que no existe una imagen de referencia óptima, la evaluación se realiza con seis métricas sin referencia ampliamente usadas en la literatura.</w:t>
+        <w:t>Dado que no existe una imagen de referencia óptima, la evaluación se realiza con doce métricas sin referencia. Seis son métricas clásicas de actividad e información (EN, SD, FE, MG, MI_vis, MI_ir) y seis son métricas estandar de calidad de fusión ampliamente exigidas en la literatura reciente (SF, Qabf, Nabf, SSIM, SCD, VIF). Estas últimas evaluan directamente la fidelidad de la fusión a sus fuentes y la generación de artefactos, dimensiones que las métricas clásicas —todas de tipo «mayor es mejor»— no capturan.</w:t>
       </w:r>
     </w:p>
     <w:tbl>
@@ -3538,6 +3666,258 @@
           </w:p>
         </w:tc>
       </w:tr>
+      <w:tr>
+        <w:tc>
+          <w:tcPr>
+            <w:tcW w:type="dxa" w:w="1700"/>
+          </w:tcPr>
+          <w:p>
+            <w:r>
+              <w:t>SF</w:t>
+            </w:r>
+          </w:p>
+        </w:tc>
+        <w:tc>
+          <w:tcPr>
+            <w:tcW w:type="dxa" w:w="3500"/>
+          </w:tcPr>
+          <w:p>
+            <w:r>
+              <w:t>Frecuencia espacial: actividad espacial global (filas y columnas)</w:t>
+            </w:r>
+          </w:p>
+        </w:tc>
+        <w:tc>
+          <w:tcPr>
+            <w:tcW w:type="dxa" w:w="3000"/>
+          </w:tcPr>
+          <w:p>
+            <w:r>
+              <w:t>Detalle y textura global</w:t>
+            </w:r>
+          </w:p>
+        </w:tc>
+        <w:tc>
+          <w:tcPr>
+            <w:tcW w:type="dxa" w:w="1160"/>
+          </w:tcPr>
+          <w:p>
+            <w:r>
+              <w:t>↑</w:t>
+            </w:r>
+          </w:p>
+        </w:tc>
+      </w:tr>
+      <w:tr>
+        <w:tc>
+          <w:tcPr>
+            <w:tcW w:type="dxa" w:w="1700"/>
+          </w:tcPr>
+          <w:p>
+            <w:r>
+              <w:t>Qabf</w:t>
+            </w:r>
+          </w:p>
+        </w:tc>
+        <w:tc>
+          <w:tcPr>
+            <w:tcW w:type="dxa" w:w="3500"/>
+          </w:tcPr>
+          <w:p>
+            <w:r>
+              <w:t>Información de borde de las fuentes transferida a la fusión (Xydeas-Petrovic)</w:t>
+            </w:r>
+          </w:p>
+        </w:tc>
+        <w:tc>
+          <w:tcPr>
+            <w:tcW w:type="dxa" w:w="3000"/>
+          </w:tcPr>
+          <w:p>
+            <w:r>
+              <w:t>Preservación de bordes</w:t>
+            </w:r>
+          </w:p>
+        </w:tc>
+        <w:tc>
+          <w:tcPr>
+            <w:tcW w:type="dxa" w:w="1160"/>
+          </w:tcPr>
+          <w:p>
+            <w:r>
+              <w:t>↑</w:t>
+            </w:r>
+          </w:p>
+        </w:tc>
+      </w:tr>
+      <w:tr>
+        <w:tc>
+          <w:tcPr>
+            <w:tcW w:type="dxa" w:w="1700"/>
+          </w:tcPr>
+          <w:p>
+            <w:r>
+              <w:t>Nabf</w:t>
+            </w:r>
+          </w:p>
+        </w:tc>
+        <w:tc>
+          <w:tcPr>
+            <w:tcW w:type="dxa" w:w="3500"/>
+          </w:tcPr>
+          <w:p>
+            <w:r>
+              <w:t>Bordes/ruido añadidos por la fusión inexistentes en las fuentes</w:t>
+            </w:r>
+          </w:p>
+        </w:tc>
+        <w:tc>
+          <w:tcPr>
+            <w:tcW w:type="dxa" w:w="3000"/>
+          </w:tcPr>
+          <w:p>
+            <w:r>
+              <w:t>Artefactos (menor es mejor)</w:t>
+            </w:r>
+          </w:p>
+        </w:tc>
+        <w:tc>
+          <w:tcPr>
+            <w:tcW w:type="dxa" w:w="1160"/>
+          </w:tcPr>
+          <w:p>
+            <w:r>
+              <w:t>↓</w:t>
+            </w:r>
+          </w:p>
+        </w:tc>
+      </w:tr>
+      <w:tr>
+        <w:tc>
+          <w:tcPr>
+            <w:tcW w:type="dxa" w:w="1700"/>
+          </w:tcPr>
+          <w:p>
+            <w:r>
+              <w:t>SSIM</w:t>
+            </w:r>
+          </w:p>
+        </w:tc>
+        <w:tc>
+          <w:tcPr>
+            <w:tcW w:type="dxa" w:w="3500"/>
+          </w:tcPr>
+          <w:p>
+            <w:r>
+              <w:t>Similitud estructural promedio respecto a VIS e IR</w:t>
+            </w:r>
+          </w:p>
+        </w:tc>
+        <w:tc>
+          <w:tcPr>
+            <w:tcW w:type="dxa" w:w="3000"/>
+          </w:tcPr>
+          <w:p>
+            <w:r>
+              <w:t>Fidelidad estructural</w:t>
+            </w:r>
+          </w:p>
+        </w:tc>
+        <w:tc>
+          <w:tcPr>
+            <w:tcW w:type="dxa" w:w="1160"/>
+          </w:tcPr>
+          <w:p>
+            <w:r>
+              <w:t>↑</w:t>
+            </w:r>
+          </w:p>
+        </w:tc>
+      </w:tr>
+      <w:tr>
+        <w:tc>
+          <w:tcPr>
+            <w:tcW w:type="dxa" w:w="1700"/>
+          </w:tcPr>
+          <w:p>
+            <w:r>
+              <w:t>SCD</w:t>
+            </w:r>
+          </w:p>
+        </w:tc>
+        <w:tc>
+          <w:tcPr>
+            <w:tcW w:type="dxa" w:w="3500"/>
+          </w:tcPr>
+          <w:p>
+            <w:r>
+              <w:t>Suma de correlaciones de las diferencias (Aslantas-Bendes)</w:t>
+            </w:r>
+          </w:p>
+        </w:tc>
+        <w:tc>
+          <w:tcPr>
+            <w:tcW w:type="dxa" w:w="3000"/>
+          </w:tcPr>
+          <w:p>
+            <w:r>
+              <w:t>Información de fuente retenida</w:t>
+            </w:r>
+          </w:p>
+        </w:tc>
+        <w:tc>
+          <w:tcPr>
+            <w:tcW w:type="dxa" w:w="1160"/>
+          </w:tcPr>
+          <w:p>
+            <w:r>
+              <w:t>↑</w:t>
+            </w:r>
+          </w:p>
+        </w:tc>
+      </w:tr>
+      <w:tr>
+        <w:tc>
+          <w:tcPr>
+            <w:tcW w:type="dxa" w:w="1700"/>
+          </w:tcPr>
+          <w:p>
+            <w:r>
+              <w:t>VIF</w:t>
+            </w:r>
+          </w:p>
+        </w:tc>
+        <w:tc>
+          <w:tcPr>
+            <w:tcW w:type="dxa" w:w="3500"/>
+          </w:tcPr>
+          <w:p>
+            <w:r>
+              <w:t>Fidelidad de información visual promedio (Sheikh-Bovik)</w:t>
+            </w:r>
+          </w:p>
+        </w:tc>
+        <w:tc>
+          <w:tcPr>
+            <w:tcW w:type="dxa" w:w="3000"/>
+          </w:tcPr>
+          <w:p>
+            <w:r>
+              <w:t>Fidelidad perceptual</w:t>
+            </w:r>
+          </w:p>
+        </w:tc>
+        <w:tc>
+          <w:tcPr>
+            <w:tcW w:type="dxa" w:w="1160"/>
+          </w:tcPr>
+          <w:p>
+            <w:r>
+              <w:t>↑</w:t>
+            </w:r>
+          </w:p>
+        </w:tc>
+      </w:tr>
     </w:tbl>
     <w:p>
       <w:pPr>
@@ -3680,6 +4060,19 @@
     <w:p>
       <w:pPr>
         <w:pStyle w:val="Heading2"/>
+      </w:pPr>
+      <w:r>
+        <w:t>Black Top-Hat (BTH)</w:t>
+      </w:r>
+    </w:p>
+    <w:p>
+      <w:r>
+        <w:t>Operador morfológico dual del WTH, definido como la diferencia entre el cierre de la imagen y la imagen original: BTH(f, b) = φ(f, b) − f. Aísla las estructuras oscuras locales (valles) menores que el SE. Incorporarlo permite capturar simultáneamente el detalle brillante (vía WTH) y el detalle oscuro (vía BTH) de cada escala.</w:t>
+      </w:r>
+    </w:p>
+    <w:p>
+      <w:pPr>
+        <w:pStyle w:val="Heading2"/>
         <w:spacing w:after="120" w:before="240"/>
       </w:pPr>
       <w:r>
@@ -3927,12 +4320,7 @@
         <w:jc w:val="both"/>
       </w:pPr>
       <w:r>
-        <w:rPr>
-          <w:rFonts w:ascii="Arial" w:cs="Arial" w:eastAsia="Arial" w:hAnsi="Arial"/>
-          <w:sz w:val="24"/>
-          <w:szCs w:val="24"/>
-        </w:rPr>
-        <w:t xml:space="preserve">El diseño es factorial 3 × 4 × 3 sobre el método propuesto (3 elementos estructurantes × 4 niveles × 3 radios base = 36 configuraciones), aplicado a cada uno de los 20 pares del dataset, totalizando 720 mediciones por métrica. Adicionalmente, se aplica una comparación de 7 métodos (3 baselines + 4 configuraciones representativas Top-Hat) sobre los mismos 20 pares, lo que arroja 140 mediciones adicionales por métrica. El total de evaluaciones es de 860 × 6 = 5.160 puntos de medición.</w:t>
+        <w:t>El diseño es factorial 3 × 4 × 3 sobre el método propuesto (3 elementos estructurantes × 4 niveles × 3 radios base = 36 configuraciones), aplicado a cada uno de los 20 pares del dataset, totalizando 720 fusiones del benchmark exhaustivo (evaluadas con las seis métricas clásicas). Adicionalmente, se compara un conjunto de 11 métodos (3 baselines, 4 configuraciones White Top-Hat y 4 variantes con Black Top-Hat) sobre los mismos 20 pares, lo que arroja 220 fusiones evaluadas con las doce métricas, base del análisis estadístico inter-método.</w:t>
       </w:r>
     </w:p>
     <w:p>
@@ -5165,12 +5553,7 @@
         <w:jc w:val="both"/>
       </w:pPr>
       <w:r>
-        <w:rPr>
-          <w:rFonts w:ascii="Arial" w:cs="Arial" w:eastAsia="Arial" w:hAnsi="Arial"/>
-          <w:sz w:val="24"/>
-          <w:szCs w:val="24"/>
-        </w:rPr>
-        <w:t xml:space="preserve">Se aplicaron tres procedimientos no paramétricos. Primero, la prueba de Friedman global por métrica, considerando las imágenes como bloques y los métodos como tratamientos, contrasta la hipótesis nula de que todos los métodos producen distribuciones idénticas. Segundo, la prueba de Wilcoxon de rangos signados se aplica de manera pareada entre cada configuración Top-Hat representativa y cada baseline, controlando por imagen. Tercero, se calcula el ranking promedio por método y métrica (1 = mejor), promediando luego entre métricas para obtener un ranking global. Todos los cálculos utilizan scipy.stats con un nivel de significación α = 0,05.</w:t>
+        <w:t>Se aplicaron tres procedimientos no paramétricos. Primero, la prueba de Friedman global por métrica, considerando las imágenes como bloques y los métodos como tratamientos, contrasta la hipótesis nula de que todos los métodos producen distribuciones idénticas. Segundo, la prueba de Wilcoxon de rangos signados se aplica de manera pareada entre cada configuración Top-Hat (WTH y WTH+BTH) y cada baseline, controlando por imagen; dado el elevado número de contrastes se aplica corrección de Holm por métrica y se reporta el tamaño de efecto rank-biserial. Tercero, se calcula el ranking promedio por método y métrica (1 = mejor), respetando la dirección de cada una (en Nabf, menor es mejor) y promediando entre métricas para obtener un ranking global. Todos los cálculos utilizan scipy.stats con α = 0,05.</w:t>
       </w:r>
     </w:p>
     <w:p>
@@ -5335,12 +5718,7 @@
         <w:jc w:val="both"/>
       </w:pPr>
       <w:r>
-        <w:rPr>
-          <w:rFonts w:ascii="Arial" w:cs="Arial" w:eastAsia="Arial" w:hAnsi="Arial"/>
-          <w:sz w:val="24"/>
-          <w:szCs w:val="24"/>
-        </w:rPr>
-        <w:t xml:space="preserve">La Tabla 3 presenta los promedios de cada métrica sobre los 20 pares para los 7 métodos evaluados. La pirámide de Laplace alcanza los valores más altos de entropía (6,8350), desviación estándar (0,1548) y eficiencia de fusión (1,0792), confirmando su solidez como baseline canónico. Dentro de la familia Top-Hat, la configuración disco con L = 5 lidera en EN, SD, FE y MG. Curiosamente, el promedio simple, pese a su pobre desempeño en métricas de imagen (EN, SD, MG), exhibe la mayor información mutua con ambas fuentes, lo cual es esperable aritméticamente: la combinación lineal F = (V + I) / 2 contiene por construcción contenido de ambas modalidades, y por ende su MI con cada fuente es naturalmente alta. Los métodos multiescala (Laplace, Curvelet, Top-Hat) reorganizan la información en bandas de frecuencia y esa reorganización erosiona la similitud directa con las fuentes individuales.</w:t>
+        <w:t>La Tabla 3 presenta los promedios de las seis métricas clásicas y la Tabla 3b los de las seis métricas estándar de calidad, sobre los 20 pares para los 11 métodos evaluados (3 baselines, 4 configuraciones White Top-Hat y 4 con White+Black Top-Hat). En las métricas clásicas la pirámide de Laplace lidera en EN, SD y FE, y las variantes +BTH maximizan EN, SD, MG y SF al inyectar energía de detalle. Sin embargo, el panorama cambia en las métricas estándar: las configuraciones Top-Hat WTH alcanzan los mejores valores de SSIM y SCD —incluso por encima de la pirámide de Laplace— y la menor generación de artefactos (Nabf) entre los métodos multiescala, mientras que las variantes +BTH disparan el Nabf. El promedio simple, pese a su pobre desempeño en calidad de imagen, exhibe alta MI y SSIM por construcción (la combinación lineal preserva trivialmente contenido de ambas fuentes).</w:t>
       </w:r>
     </w:p>
     <w:tbl>
@@ -5385,13 +5763,9 @@
             </w:pPr>
             <w:r>
               <w:rPr>
-                <w:rFonts w:ascii="Arial" w:cs="Arial" w:eastAsia="Arial" w:hAnsi="Arial"/>
                 <w:b/>
-                <w:bCs/>
-                <w:sz w:val="22"/>
-                <w:szCs w:val="22"/>
-              </w:rPr>
-              <w:t xml:space="preserve">Método</w:t>
+              </w:rPr>
+              <w:t>Método</w:t>
             </w:r>
           </w:p>
         </w:tc>
@@ -5412,13 +5786,9 @@
             </w:pPr>
             <w:r>
               <w:rPr>
-                <w:rFonts w:ascii="Arial" w:cs="Arial" w:eastAsia="Arial" w:hAnsi="Arial"/>
                 <w:b/>
-                <w:bCs/>
-                <w:sz w:val="22"/>
-                <w:szCs w:val="22"/>
-              </w:rPr>
-              <w:t xml:space="preserve">EN</w:t>
+              </w:rPr>
+              <w:t>EN</w:t>
             </w:r>
           </w:p>
         </w:tc>
@@ -5439,13 +5809,9 @@
             </w:pPr>
             <w:r>
               <w:rPr>
-                <w:rFonts w:ascii="Arial" w:cs="Arial" w:eastAsia="Arial" w:hAnsi="Arial"/>
                 <w:b/>
-                <w:bCs/>
-                <w:sz w:val="22"/>
-                <w:szCs w:val="22"/>
-              </w:rPr>
-              <w:t xml:space="preserve">SD</w:t>
+              </w:rPr>
+              <w:t>SD</w:t>
             </w:r>
           </w:p>
         </w:tc>
@@ -5466,13 +5832,9 @@
             </w:pPr>
             <w:r>
               <w:rPr>
-                <w:rFonts w:ascii="Arial" w:cs="Arial" w:eastAsia="Arial" w:hAnsi="Arial"/>
                 <w:b/>
-                <w:bCs/>
-                <w:sz w:val="22"/>
-                <w:szCs w:val="22"/>
-              </w:rPr>
-              <w:t xml:space="preserve">FE</w:t>
+              </w:rPr>
+              <w:t>FE</w:t>
             </w:r>
           </w:p>
         </w:tc>
@@ -5493,13 +5855,9 @@
             </w:pPr>
             <w:r>
               <w:rPr>
-                <w:rFonts w:ascii="Arial" w:cs="Arial" w:eastAsia="Arial" w:hAnsi="Arial"/>
                 <w:b/>
-                <w:bCs/>
-                <w:sz w:val="22"/>
-                <w:szCs w:val="22"/>
-              </w:rPr>
-              <w:t xml:space="preserve">MG</w:t>
+              </w:rPr>
+              <w:t>MG</w:t>
             </w:r>
           </w:p>
         </w:tc>
@@ -5520,13 +5878,9 @@
             </w:pPr>
             <w:r>
               <w:rPr>
-                <w:rFonts w:ascii="Arial" w:cs="Arial" w:eastAsia="Arial" w:hAnsi="Arial"/>
                 <w:b/>
-                <w:bCs/>
-                <w:sz w:val="22"/>
-                <w:szCs w:val="22"/>
-              </w:rPr>
-              <w:t xml:space="preserve">MI_vis</w:t>
+              </w:rPr>
+              <w:t>MI_vis</w:t>
             </w:r>
           </w:p>
         </w:tc>
@@ -5547,13 +5901,9 @@
             </w:pPr>
             <w:r>
               <w:rPr>
-                <w:rFonts w:ascii="Arial" w:cs="Arial" w:eastAsia="Arial" w:hAnsi="Arial"/>
                 <w:b/>
-                <w:bCs/>
-                <w:sz w:val="22"/>
-                <w:szCs w:val="22"/>
-              </w:rPr>
-              <w:t xml:space="preserve">MI_ir</w:t>
+              </w:rPr>
+              <w:t>MI_ir</w:t>
             </w:r>
           </w:p>
         </w:tc>
@@ -5574,12 +5924,7 @@
               <w:jc w:val="left"/>
             </w:pPr>
             <w:r>
-              <w:rPr>
-                <w:rFonts w:ascii="Arial" w:cs="Arial" w:eastAsia="Arial" w:hAnsi="Arial"/>
-                <w:sz w:val="22"/>
-                <w:szCs w:val="22"/>
-              </w:rPr>
-              <w:t xml:space="preserve">Promedio</w:t>
+              <w:t>Promedio</w:t>
             </w:r>
           </w:p>
         </w:tc>
@@ -5598,12 +5943,7 @@
               <w:jc w:val="center"/>
             </w:pPr>
             <w:r>
-              <w:rPr>
-                <w:rFonts w:ascii="Arial" w:cs="Arial" w:eastAsia="Arial" w:hAnsi="Arial"/>
-                <w:sz w:val="22"/>
-                <w:szCs w:val="22"/>
-              </w:rPr>
-              <w:t xml:space="preserve">6.5178</w:t>
+              <w:t>6.5178</w:t>
             </w:r>
           </w:p>
         </w:tc>
@@ -5622,12 +5962,7 @@
               <w:jc w:val="center"/>
             </w:pPr>
             <w:r>
-              <w:rPr>
-                <w:rFonts w:ascii="Arial" w:cs="Arial" w:eastAsia="Arial" w:hAnsi="Arial"/>
-                <w:sz w:val="22"/>
-                <w:szCs w:val="22"/>
-              </w:rPr>
-              <w:t xml:space="preserve">0.1092</w:t>
+              <w:t>0.1092</w:t>
             </w:r>
           </w:p>
         </w:tc>
@@ -5646,12 +5981,7 @@
               <w:jc w:val="center"/>
             </w:pPr>
             <w:r>
-              <w:rPr>
-                <w:rFonts w:ascii="Arial" w:cs="Arial" w:eastAsia="Arial" w:hAnsi="Arial"/>
-                <w:sz w:val="22"/>
-                <w:szCs w:val="22"/>
-              </w:rPr>
-              <w:t xml:space="preserve">1.029</w:t>
+              <w:t>1.0290</w:t>
             </w:r>
           </w:p>
         </w:tc>
@@ -5670,12 +6000,7 @@
               <w:jc w:val="center"/>
             </w:pPr>
             <w:r>
-              <w:rPr>
-                <w:rFonts w:ascii="Arial" w:cs="Arial" w:eastAsia="Arial" w:hAnsi="Arial"/>
-                <w:sz w:val="22"/>
-                <w:szCs w:val="22"/>
-              </w:rPr>
-              <w:t xml:space="preserve">0.0144</w:t>
+              <w:t>0.0144</w:t>
             </w:r>
           </w:p>
         </w:tc>
@@ -5694,12 +6019,7 @@
               <w:jc w:val="center"/>
             </w:pPr>
             <w:r>
-              <w:rPr>
-                <w:rFonts w:ascii="Arial" w:cs="Arial" w:eastAsia="Arial" w:hAnsi="Arial"/>
-                <w:sz w:val="22"/>
-                <w:szCs w:val="22"/>
-              </w:rPr>
-              <w:t xml:space="preserve">1.5119</w:t>
+              <w:t>1.5119</w:t>
             </w:r>
           </w:p>
         </w:tc>
@@ -5718,12 +6038,7 @@
               <w:jc w:val="center"/>
             </w:pPr>
             <w:r>
-              <w:rPr>
-                <w:rFonts w:ascii="Arial" w:cs="Arial" w:eastAsia="Arial" w:hAnsi="Arial"/>
-                <w:sz w:val="22"/>
-                <w:szCs w:val="22"/>
-              </w:rPr>
-              <w:t xml:space="preserve">1.0637</w:t>
+              <w:t>1.0637</w:t>
             </w:r>
           </w:p>
         </w:tc>
@@ -5745,12 +6060,7 @@
               <w:jc w:val="left"/>
             </w:pPr>
             <w:r>
-              <w:rPr>
-                <w:rFonts w:ascii="Arial" w:cs="Arial" w:eastAsia="Arial" w:hAnsi="Arial"/>
-                <w:sz w:val="22"/>
-                <w:szCs w:val="22"/>
-              </w:rPr>
-              <w:t xml:space="preserve">Curvelet</w:t>
+              <w:t>Pirámide Laplace</w:t>
             </w:r>
           </w:p>
         </w:tc>
@@ -5770,12 +6080,7 @@
               <w:jc w:val="center"/>
             </w:pPr>
             <w:r>
-              <w:rPr>
-                <w:rFonts w:ascii="Arial" w:cs="Arial" w:eastAsia="Arial" w:hAnsi="Arial"/>
-                <w:sz w:val="22"/>
-                <w:szCs w:val="22"/>
-              </w:rPr>
-              <w:t xml:space="preserve">6.6645</w:t>
+              <w:t>6.8350</w:t>
             </w:r>
           </w:p>
         </w:tc>
@@ -5795,12 +6100,7 @@
               <w:jc w:val="center"/>
             </w:pPr>
             <w:r>
-              <w:rPr>
-                <w:rFonts w:ascii="Arial" w:cs="Arial" w:eastAsia="Arial" w:hAnsi="Arial"/>
-                <w:sz w:val="22"/>
-                <w:szCs w:val="22"/>
-              </w:rPr>
-              <w:t xml:space="preserve">0.1167</w:t>
+              <w:t>0.1548</w:t>
             </w:r>
           </w:p>
         </w:tc>
@@ -5820,12 +6120,7 @@
               <w:jc w:val="center"/>
             </w:pPr>
             <w:r>
-              <w:rPr>
-                <w:rFonts w:ascii="Arial" w:cs="Arial" w:eastAsia="Arial" w:hAnsi="Arial"/>
-                <w:sz w:val="22"/>
-                <w:szCs w:val="22"/>
-              </w:rPr>
-              <w:t xml:space="preserve">1.0529</w:t>
+              <w:t>1.0792</w:t>
             </w:r>
           </w:p>
         </w:tc>
@@ -5845,12 +6140,7 @@
               <w:jc w:val="center"/>
             </w:pPr>
             <w:r>
-              <w:rPr>
-                <w:rFonts w:ascii="Arial" w:cs="Arial" w:eastAsia="Arial" w:hAnsi="Arial"/>
-                <w:sz w:val="22"/>
-                <w:szCs w:val="22"/>
-              </w:rPr>
-              <w:t xml:space="preserve">0.0256</w:t>
+              <w:t>0.0248</w:t>
             </w:r>
           </w:p>
         </w:tc>
@@ -5870,12 +6160,7 @@
               <w:jc w:val="center"/>
             </w:pPr>
             <w:r>
-              <w:rPr>
-                <w:rFonts w:ascii="Arial" w:cs="Arial" w:eastAsia="Arial" w:hAnsi="Arial"/>
-                <w:sz w:val="22"/>
-                <w:szCs w:val="22"/>
-              </w:rPr>
-              <w:t xml:space="preserve">1.3038</w:t>
+              <w:t>2.1183</w:t>
             </w:r>
           </w:p>
         </w:tc>
@@ -5895,12 +6180,7 @@
               <w:jc w:val="center"/>
             </w:pPr>
             <w:r>
-              <w:rPr>
-                <w:rFonts w:ascii="Arial" w:cs="Arial" w:eastAsia="Arial" w:hAnsi="Arial"/>
-                <w:sz w:val="22"/>
-                <w:szCs w:val="22"/>
-              </w:rPr>
-              <w:t xml:space="preserve">0.8843</w:t>
+              <w:t>1.0717</w:t>
             </w:r>
           </w:p>
         </w:tc>
@@ -5921,12 +6201,7 @@
               <w:jc w:val="left"/>
             </w:pPr>
             <w:r>
-              <w:rPr>
-                <w:rFonts w:ascii="Arial" w:cs="Arial" w:eastAsia="Arial" w:hAnsi="Arial"/>
-                <w:sz w:val="22"/>
-                <w:szCs w:val="22"/>
-              </w:rPr>
-              <w:t xml:space="preserve">Pirámide Laplace</w:t>
+              <w:t>Curvelet</w:t>
             </w:r>
           </w:p>
         </w:tc>
@@ -5945,12 +6220,7 @@
               <w:jc w:val="center"/>
             </w:pPr>
             <w:r>
-              <w:rPr>
-                <w:rFonts w:ascii="Arial" w:cs="Arial" w:eastAsia="Arial" w:hAnsi="Arial"/>
-                <w:sz w:val="22"/>
-                <w:szCs w:val="22"/>
-              </w:rPr>
-              <w:t xml:space="preserve">6.835</w:t>
+              <w:t>6.6645</w:t>
             </w:r>
           </w:p>
         </w:tc>
@@ -5969,12 +6239,7 @@
               <w:jc w:val="center"/>
             </w:pPr>
             <w:r>
-              <w:rPr>
-                <w:rFonts w:ascii="Arial" w:cs="Arial" w:eastAsia="Arial" w:hAnsi="Arial"/>
-                <w:sz w:val="22"/>
-                <w:szCs w:val="22"/>
-              </w:rPr>
-              <w:t xml:space="preserve">0.1548</w:t>
+              <w:t>0.1167</w:t>
             </w:r>
           </w:p>
         </w:tc>
@@ -5993,12 +6258,7 @@
               <w:jc w:val="center"/>
             </w:pPr>
             <w:r>
-              <w:rPr>
-                <w:rFonts w:ascii="Arial" w:cs="Arial" w:eastAsia="Arial" w:hAnsi="Arial"/>
-                <w:sz w:val="22"/>
-                <w:szCs w:val="22"/>
-              </w:rPr>
-              <w:t xml:space="preserve">1.0792</w:t>
+              <w:t>1.0529</w:t>
             </w:r>
           </w:p>
         </w:tc>
@@ -6017,12 +6277,7 @@
               <w:jc w:val="center"/>
             </w:pPr>
             <w:r>
-              <w:rPr>
-                <w:rFonts w:ascii="Arial" w:cs="Arial" w:eastAsia="Arial" w:hAnsi="Arial"/>
-                <w:sz w:val="22"/>
-                <w:szCs w:val="22"/>
-              </w:rPr>
-              <w:t xml:space="preserve">0.0248</w:t>
+              <w:t>0.0256</w:t>
             </w:r>
           </w:p>
         </w:tc>
@@ -6041,12 +6296,7 @@
               <w:jc w:val="center"/>
             </w:pPr>
             <w:r>
-              <w:rPr>
-                <w:rFonts w:ascii="Arial" w:cs="Arial" w:eastAsia="Arial" w:hAnsi="Arial"/>
-                <w:sz w:val="22"/>
-                <w:szCs w:val="22"/>
-              </w:rPr>
-              <w:t xml:space="preserve">2.1183</w:t>
+              <w:t>1.3038</w:t>
             </w:r>
           </w:p>
         </w:tc>
@@ -6065,12 +6315,7 @@
               <w:jc w:val="center"/>
             </w:pPr>
             <w:r>
-              <w:rPr>
-                <w:rFonts w:ascii="Arial" w:cs="Arial" w:eastAsia="Arial" w:hAnsi="Arial"/>
-                <w:sz w:val="22"/>
-                <w:szCs w:val="22"/>
-              </w:rPr>
-              <w:t xml:space="preserve">1.0717</w:t>
+              <w:t>0.8843</w:t>
             </w:r>
           </w:p>
         </w:tc>
@@ -6092,12 +6337,7 @@
               <w:jc w:val="left"/>
             </w:pPr>
             <w:r>
-              <w:rPr>
-                <w:rFonts w:ascii="Arial" w:cs="Arial" w:eastAsia="Arial" w:hAnsi="Arial"/>
-                <w:sz w:val="22"/>
-                <w:szCs w:val="22"/>
-              </w:rPr>
-              <w:t xml:space="preserve">Top-Hat disco L=3</w:t>
+              <w:t>Top-Hat disco L3 (WTH)</w:t>
             </w:r>
           </w:p>
         </w:tc>
@@ -6117,12 +6357,7 @@
               <w:jc w:val="center"/>
             </w:pPr>
             <w:r>
-              <w:rPr>
-                <w:rFonts w:ascii="Arial" w:cs="Arial" w:eastAsia="Arial" w:hAnsi="Arial"/>
-                <w:sz w:val="22"/>
-                <w:szCs w:val="22"/>
-              </w:rPr>
-              <w:t xml:space="preserve">6.6765</w:t>
+              <w:t>6.6765</w:t>
             </w:r>
           </w:p>
         </w:tc>
@@ -6142,12 +6377,7 @@
               <w:jc w:val="center"/>
             </w:pPr>
             <w:r>
-              <w:rPr>
-                <w:rFonts w:ascii="Arial" w:cs="Arial" w:eastAsia="Arial" w:hAnsi="Arial"/>
-                <w:sz w:val="22"/>
-                <w:szCs w:val="22"/>
-              </w:rPr>
-              <w:t xml:space="preserve">0.1197</w:t>
+              <w:t>0.1197</w:t>
             </w:r>
           </w:p>
         </w:tc>
@@ -6167,12 +6397,7 @@
               <w:jc w:val="center"/>
             </w:pPr>
             <w:r>
-              <w:rPr>
-                <w:rFonts w:ascii="Arial" w:cs="Arial" w:eastAsia="Arial" w:hAnsi="Arial"/>
-                <w:sz w:val="22"/>
-                <w:szCs w:val="22"/>
-              </w:rPr>
-              <w:t xml:space="preserve">1.0546</w:t>
+              <w:t>1.0546</w:t>
             </w:r>
           </w:p>
         </w:tc>
@@ -6192,12 +6417,7 @@
               <w:jc w:val="center"/>
             </w:pPr>
             <w:r>
-              <w:rPr>
-                <w:rFonts w:ascii="Arial" w:cs="Arial" w:eastAsia="Arial" w:hAnsi="Arial"/>
-                <w:sz w:val="22"/>
-                <w:szCs w:val="22"/>
-              </w:rPr>
-              <w:t xml:space="preserve">0.023</w:t>
+              <w:t>0.0230</w:t>
             </w:r>
           </w:p>
         </w:tc>
@@ -6217,12 +6437,7 @@
               <w:jc w:val="center"/>
             </w:pPr>
             <w:r>
-              <w:rPr>
-                <w:rFonts w:ascii="Arial" w:cs="Arial" w:eastAsia="Arial" w:hAnsi="Arial"/>
-                <w:sz w:val="22"/>
-                <w:szCs w:val="22"/>
-              </w:rPr>
-              <w:t xml:space="preserve">1.3954</w:t>
+              <w:t>1.3954</w:t>
             </w:r>
           </w:p>
         </w:tc>
@@ -6242,12 +6457,7 @@
               <w:jc w:val="center"/>
             </w:pPr>
             <w:r>
-              <w:rPr>
-                <w:rFonts w:ascii="Arial" w:cs="Arial" w:eastAsia="Arial" w:hAnsi="Arial"/>
-                <w:sz w:val="22"/>
-                <w:szCs w:val="22"/>
-              </w:rPr>
-              <w:t xml:space="preserve">0.9182</w:t>
+              <w:t>0.9182</w:t>
             </w:r>
           </w:p>
         </w:tc>
@@ -6268,12 +6478,7 @@
               <w:jc w:val="left"/>
             </w:pPr>
             <w:r>
-              <w:rPr>
-                <w:rFonts w:ascii="Arial" w:cs="Arial" w:eastAsia="Arial" w:hAnsi="Arial"/>
-                <w:sz w:val="22"/>
-                <w:szCs w:val="22"/>
-              </w:rPr>
-              <w:t xml:space="preserve">Top-Hat cuadrado L=3</w:t>
+              <w:t>Top-Hat cuadrado L3 (WTH)</w:t>
             </w:r>
           </w:p>
         </w:tc>
@@ -6292,12 +6497,7 @@
               <w:jc w:val="center"/>
             </w:pPr>
             <w:r>
-              <w:rPr>
-                <w:rFonts w:ascii="Arial" w:cs="Arial" w:eastAsia="Arial" w:hAnsi="Arial"/>
-                <w:sz w:val="22"/>
-                <w:szCs w:val="22"/>
-              </w:rPr>
-              <w:t xml:space="preserve">6.6901</w:t>
+              <w:t>6.6901</w:t>
             </w:r>
           </w:p>
         </w:tc>
@@ -6316,12 +6516,7 @@
               <w:jc w:val="center"/>
             </w:pPr>
             <w:r>
-              <w:rPr>
-                <w:rFonts w:ascii="Arial" w:cs="Arial" w:eastAsia="Arial" w:hAnsi="Arial"/>
-                <w:sz w:val="22"/>
-                <w:szCs w:val="22"/>
-              </w:rPr>
-              <w:t xml:space="preserve">0.1209</w:t>
+              <w:t>0.1209</w:t>
             </w:r>
           </w:p>
         </w:tc>
@@ -6340,12 +6535,7 @@
               <w:jc w:val="center"/>
             </w:pPr>
             <w:r>
-              <w:rPr>
-                <w:rFonts w:ascii="Arial" w:cs="Arial" w:eastAsia="Arial" w:hAnsi="Arial"/>
-                <w:sz w:val="22"/>
-                <w:szCs w:val="22"/>
-              </w:rPr>
-              <w:t xml:space="preserve">1.0568</w:t>
+              <w:t>1.0568</w:t>
             </w:r>
           </w:p>
         </w:tc>
@@ -6364,12 +6554,7 @@
               <w:jc w:val="center"/>
             </w:pPr>
             <w:r>
-              <w:rPr>
-                <w:rFonts w:ascii="Arial" w:cs="Arial" w:eastAsia="Arial" w:hAnsi="Arial"/>
-                <w:sz w:val="22"/>
-                <w:szCs w:val="22"/>
-              </w:rPr>
-              <w:t xml:space="preserve">0.0231</w:t>
+              <w:t>0.0231</w:t>
             </w:r>
           </w:p>
         </w:tc>
@@ -6388,12 +6573,7 @@
               <w:jc w:val="center"/>
             </w:pPr>
             <w:r>
-              <w:rPr>
-                <w:rFonts w:ascii="Arial" w:cs="Arial" w:eastAsia="Arial" w:hAnsi="Arial"/>
-                <w:sz w:val="22"/>
-                <w:szCs w:val="22"/>
-              </w:rPr>
-              <w:t xml:space="preserve">1.3906</w:t>
+              <w:t>1.3906</w:t>
             </w:r>
           </w:p>
         </w:tc>
@@ -6412,12 +6592,7 @@
               <w:jc w:val="center"/>
             </w:pPr>
             <w:r>
-              <w:rPr>
-                <w:rFonts w:ascii="Arial" w:cs="Arial" w:eastAsia="Arial" w:hAnsi="Arial"/>
-                <w:sz w:val="22"/>
-                <w:szCs w:val="22"/>
-              </w:rPr>
-              <w:t xml:space="preserve">0.9145</w:t>
+              <w:t>0.9145</w:t>
             </w:r>
           </w:p>
         </w:tc>
@@ -6439,12 +6614,7 @@
               <w:jc w:val="left"/>
             </w:pPr>
             <w:r>
-              <w:rPr>
-                <w:rFonts w:ascii="Arial" w:cs="Arial" w:eastAsia="Arial" w:hAnsi="Arial"/>
-                <w:sz w:val="22"/>
-                <w:szCs w:val="22"/>
-              </w:rPr>
-              <w:t xml:space="preserve">Top-Hat cruz L=3</w:t>
+              <w:t>Top-Hat cruz L3 (WTH)</w:t>
             </w:r>
           </w:p>
         </w:tc>
@@ -6464,12 +6634,7 @@
               <w:jc w:val="center"/>
             </w:pPr>
             <w:r>
-              <w:rPr>
-                <w:rFonts w:ascii="Arial" w:cs="Arial" w:eastAsia="Arial" w:hAnsi="Arial"/>
-                <w:sz w:val="22"/>
-                <w:szCs w:val="22"/>
-              </w:rPr>
-              <w:t xml:space="preserve">6.6632</w:t>
+              <w:t>6.6632</w:t>
             </w:r>
           </w:p>
         </w:tc>
@@ -6489,12 +6654,7 @@
               <w:jc w:val="center"/>
             </w:pPr>
             <w:r>
-              <w:rPr>
-                <w:rFonts w:ascii="Arial" w:cs="Arial" w:eastAsia="Arial" w:hAnsi="Arial"/>
-                <w:sz w:val="22"/>
-                <w:szCs w:val="22"/>
-              </w:rPr>
-              <w:t xml:space="preserve">0.1187</w:t>
+              <w:t>0.1187</w:t>
             </w:r>
           </w:p>
         </w:tc>
@@ -6514,12 +6674,7 @@
               <w:jc w:val="center"/>
             </w:pPr>
             <w:r>
-              <w:rPr>
-                <w:rFonts w:ascii="Arial" w:cs="Arial" w:eastAsia="Arial" w:hAnsi="Arial"/>
-                <w:sz w:val="22"/>
-                <w:szCs w:val="22"/>
-              </w:rPr>
-              <w:t xml:space="preserve">1.0525</w:t>
+              <w:t>1.0525</w:t>
             </w:r>
           </w:p>
         </w:tc>
@@ -6539,12 +6694,7 @@
               <w:jc w:val="center"/>
             </w:pPr>
             <w:r>
-              <w:rPr>
-                <w:rFonts w:ascii="Arial" w:cs="Arial" w:eastAsia="Arial" w:hAnsi="Arial"/>
-                <w:sz w:val="22"/>
-                <w:szCs w:val="22"/>
-              </w:rPr>
-              <w:t xml:space="preserve">0.0226</w:t>
+              <w:t>0.0226</w:t>
             </w:r>
           </w:p>
         </w:tc>
@@ -6564,12 +6714,7 @@
               <w:jc w:val="center"/>
             </w:pPr>
             <w:r>
-              <w:rPr>
-                <w:rFonts w:ascii="Arial" w:cs="Arial" w:eastAsia="Arial" w:hAnsi="Arial"/>
-                <w:sz w:val="22"/>
-                <w:szCs w:val="22"/>
-              </w:rPr>
-              <w:t xml:space="preserve">1.383</w:t>
+              <w:t>1.3830</w:t>
             </w:r>
           </w:p>
         </w:tc>
@@ -6589,12 +6734,7 @@
               <w:jc w:val="center"/>
             </w:pPr>
             <w:r>
-              <w:rPr>
-                <w:rFonts w:ascii="Arial" w:cs="Arial" w:eastAsia="Arial" w:hAnsi="Arial"/>
-                <w:sz w:val="22"/>
-                <w:szCs w:val="22"/>
-              </w:rPr>
-              <w:t xml:space="preserve">0.9381</w:t>
+              <w:t>0.9381</w:t>
             </w:r>
           </w:p>
         </w:tc>
@@ -6615,12 +6755,7 @@
               <w:jc w:val="left"/>
             </w:pPr>
             <w:r>
-              <w:rPr>
-                <w:rFonts w:ascii="Arial" w:cs="Arial" w:eastAsia="Arial" w:hAnsi="Arial"/>
-                <w:sz w:val="22"/>
-                <w:szCs w:val="22"/>
-              </w:rPr>
-              <w:t xml:space="preserve">Top-Hat disco L=5</w:t>
+              <w:t>Top-Hat disco L5 (WTH)</w:t>
             </w:r>
           </w:p>
         </w:tc>
@@ -6639,12 +6774,7 @@
               <w:jc w:val="center"/>
             </w:pPr>
             <w:r>
-              <w:rPr>
-                <w:rFonts w:ascii="Arial" w:cs="Arial" w:eastAsia="Arial" w:hAnsi="Arial"/>
-                <w:sz w:val="22"/>
-                <w:szCs w:val="22"/>
-              </w:rPr>
-              <w:t xml:space="preserve">6.7217</w:t>
+              <w:t>6.7217</w:t>
             </w:r>
           </w:p>
         </w:tc>
@@ -6663,12 +6793,7 @@
               <w:jc w:val="center"/>
             </w:pPr>
             <w:r>
-              <w:rPr>
-                <w:rFonts w:ascii="Arial" w:cs="Arial" w:eastAsia="Arial" w:hAnsi="Arial"/>
-                <w:sz w:val="22"/>
-                <w:szCs w:val="22"/>
-              </w:rPr>
-              <w:t xml:space="preserve">0.1246</w:t>
+              <w:t>0.1246</w:t>
             </w:r>
           </w:p>
         </w:tc>
@@ -6687,12 +6812,7 @@
               <w:jc w:val="center"/>
             </w:pPr>
             <w:r>
-              <w:rPr>
-                <w:rFonts w:ascii="Arial" w:cs="Arial" w:eastAsia="Arial" w:hAnsi="Arial"/>
-                <w:sz w:val="22"/>
-                <w:szCs w:val="22"/>
-              </w:rPr>
-              <w:t xml:space="preserve">1.0618</w:t>
+              <w:t>1.0618</w:t>
             </w:r>
           </w:p>
         </w:tc>
@@ -6711,12 +6831,7 @@
               <w:jc w:val="center"/>
             </w:pPr>
             <w:r>
-              <w:rPr>
-                <w:rFonts w:ascii="Arial" w:cs="Arial" w:eastAsia="Arial" w:hAnsi="Arial"/>
-                <w:sz w:val="22"/>
-                <w:szCs w:val="22"/>
-              </w:rPr>
-              <w:t xml:space="preserve">0.0235</w:t>
+              <w:t>0.0235</w:t>
             </w:r>
           </w:p>
         </w:tc>
@@ -6735,12 +6850,7 @@
               <w:jc w:val="center"/>
             </w:pPr>
             <w:r>
-              <w:rPr>
-                <w:rFonts w:ascii="Arial" w:cs="Arial" w:eastAsia="Arial" w:hAnsi="Arial"/>
-                <w:sz w:val="22"/>
-                <w:szCs w:val="22"/>
-              </w:rPr>
-              <w:t xml:space="preserve">1.3628</w:t>
+              <w:t>1.3628</w:t>
             </w:r>
           </w:p>
         </w:tc>
@@ -6759,18 +6869,1206 @@
               <w:jc w:val="center"/>
             </w:pPr>
             <w:r>
-              <w:rPr>
-                <w:rFonts w:ascii="Arial" w:cs="Arial" w:eastAsia="Arial" w:hAnsi="Arial"/>
-                <w:sz w:val="22"/>
-                <w:szCs w:val="22"/>
-              </w:rPr>
-              <w:t xml:space="preserve">0.914</w:t>
+              <w:t>0.9140</w:t>
+            </w:r>
+          </w:p>
+        </w:tc>
+      </w:tr>
+      <w:tr>
+        <w:tc>
+          <w:tcPr>
+            <w:tcW w:type="dxa" w:w="2400"/>
+          </w:tcPr>
+          <w:p>
+            <w:r>
+              <w:t>Top-Hat disco L3 +BTH</w:t>
+            </w:r>
+          </w:p>
+        </w:tc>
+        <w:tc>
+          <w:tcPr>
+            <w:tcW w:type="dxa" w:w="1160"/>
+          </w:tcPr>
+          <w:p>
+            <w:r>
+              <w:t>6.9721</w:t>
+            </w:r>
+          </w:p>
+        </w:tc>
+        <w:tc>
+          <w:tcPr>
+            <w:tcW w:type="dxa" w:w="1160"/>
+          </w:tcPr>
+          <w:p>
+            <w:r>
+              <w:t>0.1430</w:t>
+            </w:r>
+          </w:p>
+        </w:tc>
+        <w:tc>
+          <w:tcPr>
+            <w:tcW w:type="dxa" w:w="1160"/>
+          </w:tcPr>
+          <w:p>
+            <w:r>
+              <w:t>1.1022</w:t>
+            </w:r>
+          </w:p>
+        </w:tc>
+        <w:tc>
+          <w:tcPr>
+            <w:tcW w:type="dxa" w:w="1160"/>
+          </w:tcPr>
+          <w:p>
+            <w:r>
+              <w:t>0.0444</w:t>
+            </w:r>
+          </w:p>
+        </w:tc>
+        <w:tc>
+          <w:tcPr>
+            <w:tcW w:type="dxa" w:w="1160"/>
+          </w:tcPr>
+          <w:p>
+            <w:r>
+              <w:t>0.8758</w:t>
+            </w:r>
+          </w:p>
+        </w:tc>
+        <w:tc>
+          <w:tcPr>
+            <w:tcW w:type="dxa" w:w="1160"/>
+          </w:tcPr>
+          <w:p>
+            <w:r>
+              <w:t>0.6181</w:t>
+            </w:r>
+          </w:p>
+        </w:tc>
+      </w:tr>
+      <w:tr>
+        <w:tc>
+          <w:tcPr>
+            <w:tcW w:type="dxa" w:w="2400"/>
+          </w:tcPr>
+          <w:p>
+            <w:r>
+              <w:t>Top-Hat cuadrado L3 +BTH</w:t>
+            </w:r>
+          </w:p>
+        </w:tc>
+        <w:tc>
+          <w:tcPr>
+            <w:tcW w:type="dxa" w:w="1160"/>
+          </w:tcPr>
+          <w:p>
+            <w:r>
+              <w:t>6.9970</w:t>
+            </w:r>
+          </w:p>
+        </w:tc>
+        <w:tc>
+          <w:tcPr>
+            <w:tcW w:type="dxa" w:w="1160"/>
+          </w:tcPr>
+          <w:p>
+            <w:r>
+              <w:t>0.1459</w:t>
+            </w:r>
+          </w:p>
+        </w:tc>
+        <w:tc>
+          <w:tcPr>
+            <w:tcW w:type="dxa" w:w="1160"/>
+          </w:tcPr>
+          <w:p>
+            <w:r>
+              <w:t>1.1062</w:t>
+            </w:r>
+          </w:p>
+        </w:tc>
+        <w:tc>
+          <w:tcPr>
+            <w:tcW w:type="dxa" w:w="1160"/>
+          </w:tcPr>
+          <w:p>
+            <w:r>
+              <w:t>0.0440</w:t>
+            </w:r>
+          </w:p>
+        </w:tc>
+        <w:tc>
+          <w:tcPr>
+            <w:tcW w:type="dxa" w:w="1160"/>
+          </w:tcPr>
+          <w:p>
+            <w:r>
+              <w:t>0.8578</w:t>
+            </w:r>
+          </w:p>
+        </w:tc>
+        <w:tc>
+          <w:tcPr>
+            <w:tcW w:type="dxa" w:w="1160"/>
+          </w:tcPr>
+          <w:p>
+            <w:r>
+              <w:t>0.6123</w:t>
+            </w:r>
+          </w:p>
+        </w:tc>
+      </w:tr>
+      <w:tr>
+        <w:tc>
+          <w:tcPr>
+            <w:tcW w:type="dxa" w:w="2400"/>
+          </w:tcPr>
+          <w:p>
+            <w:r>
+              <w:t>Top-Hat cruz L3 +BTH</w:t>
+            </w:r>
+          </w:p>
+        </w:tc>
+        <w:tc>
+          <w:tcPr>
+            <w:tcW w:type="dxa" w:w="1160"/>
+          </w:tcPr>
+          <w:p>
+            <w:r>
+              <w:t>6.9762</w:t>
+            </w:r>
+          </w:p>
+        </w:tc>
+        <w:tc>
+          <w:tcPr>
+            <w:tcW w:type="dxa" w:w="1160"/>
+          </w:tcPr>
+          <w:p>
+            <w:r>
+              <w:t>0.1433</w:t>
+            </w:r>
+          </w:p>
+        </w:tc>
+        <w:tc>
+          <w:tcPr>
+            <w:tcW w:type="dxa" w:w="1160"/>
+          </w:tcPr>
+          <w:p>
+            <w:r>
+              <w:t>1.1031</w:t>
+            </w:r>
+          </w:p>
+        </w:tc>
+        <w:tc>
+          <w:tcPr>
+            <w:tcW w:type="dxa" w:w="1160"/>
+          </w:tcPr>
+          <w:p>
+            <w:r>
+              <w:t>0.0444</w:t>
+            </w:r>
+          </w:p>
+        </w:tc>
+        <w:tc>
+          <w:tcPr>
+            <w:tcW w:type="dxa" w:w="1160"/>
+          </w:tcPr>
+          <w:p>
+            <w:r>
+              <w:t>0.8859</w:t>
+            </w:r>
+          </w:p>
+        </w:tc>
+        <w:tc>
+          <w:tcPr>
+            <w:tcW w:type="dxa" w:w="1160"/>
+          </w:tcPr>
+          <w:p>
+            <w:r>
+              <w:t>0.6336</w:t>
+            </w:r>
+          </w:p>
+        </w:tc>
+      </w:tr>
+      <w:tr>
+        <w:tc>
+          <w:tcPr>
+            <w:tcW w:type="dxa" w:w="2400"/>
+          </w:tcPr>
+          <w:p>
+            <w:r>
+              <w:t>Top-Hat disco L5 +BTH</w:t>
+            </w:r>
+          </w:p>
+        </w:tc>
+        <w:tc>
+          <w:tcPr>
+            <w:tcW w:type="dxa" w:w="1160"/>
+          </w:tcPr>
+          <w:p>
+            <w:r>
+              <w:t>7.1065</w:t>
+            </w:r>
+          </w:p>
+        </w:tc>
+        <w:tc>
+          <w:tcPr>
+            <w:tcW w:type="dxa" w:w="1160"/>
+          </w:tcPr>
+          <w:p>
+            <w:r>
+              <w:t>0.1610</w:t>
+            </w:r>
+          </w:p>
+        </w:tc>
+        <w:tc>
+          <w:tcPr>
+            <w:tcW w:type="dxa" w:w="1160"/>
+          </w:tcPr>
+          <w:p>
+            <w:r>
+              <w:t>1.1240</w:t>
+            </w:r>
+          </w:p>
+        </w:tc>
+        <w:tc>
+          <w:tcPr>
+            <w:tcW w:type="dxa" w:w="1160"/>
+          </w:tcPr>
+          <w:p>
+            <w:r>
+              <w:t>0.0473</w:t>
+            </w:r>
+          </w:p>
+        </w:tc>
+        <w:tc>
+          <w:tcPr>
+            <w:tcW w:type="dxa" w:w="1160"/>
+          </w:tcPr>
+          <w:p>
+            <w:r>
+              <w:t>0.7729</w:t>
+            </w:r>
+          </w:p>
+        </w:tc>
+        <w:tc>
+          <w:tcPr>
+            <w:tcW w:type="dxa" w:w="1160"/>
+          </w:tcPr>
+          <w:p>
+            <w:r>
+              <w:t>0.5949</w:t>
             </w:r>
           </w:p>
         </w:tc>
       </w:tr>
     </w:tbl>
     <w:p>
+      <w:r>
+        <w:t>Tabla 3b. Promedios de las seis métricas estándar de calidad de fusión por método (n = 20 pares).</w:t>
+      </w:r>
+    </w:p>
+    <w:tbl>
+      <w:tblPr>
+        <w:tblW w:type="auto" w:w="0"/>
+        <w:tblLook w:firstColumn="1" w:firstRow="1" w:lastColumn="0" w:lastRow="0" w:noHBand="0" w:noVBand="1" w:val="04A0"/>
+      </w:tblPr>
+      <w:tblGrid>
+        <w:gridCol w:w="1300"/>
+        <w:gridCol w:w="1300"/>
+        <w:gridCol w:w="1300"/>
+        <w:gridCol w:w="1300"/>
+        <w:gridCol w:w="1300"/>
+        <w:gridCol w:w="1300"/>
+        <w:gridCol w:w="1300"/>
+      </w:tblGrid>
+      <w:tr>
+        <w:tc>
+          <w:tcPr>
+            <w:tcW w:type="dxa" w:w="1300"/>
+          </w:tcPr>
+          <w:p>
+            <w:r>
+              <w:rPr>
+                <w:b/>
+              </w:rPr>
+              <w:t>Método</w:t>
+            </w:r>
+          </w:p>
+        </w:tc>
+        <w:tc>
+          <w:tcPr>
+            <w:tcW w:type="dxa" w:w="1300"/>
+          </w:tcPr>
+          <w:p>
+            <w:r>
+              <w:rPr>
+                <w:b/>
+              </w:rPr>
+              <w:t>SF</w:t>
+            </w:r>
+          </w:p>
+        </w:tc>
+        <w:tc>
+          <w:tcPr>
+            <w:tcW w:type="dxa" w:w="1300"/>
+          </w:tcPr>
+          <w:p>
+            <w:r>
+              <w:rPr>
+                <w:b/>
+              </w:rPr>
+              <w:t>Qabf</w:t>
+            </w:r>
+          </w:p>
+        </w:tc>
+        <w:tc>
+          <w:tcPr>
+            <w:tcW w:type="dxa" w:w="1300"/>
+          </w:tcPr>
+          <w:p>
+            <w:r>
+              <w:rPr>
+                <w:b/>
+              </w:rPr>
+              <w:t>Nabf</w:t>
+            </w:r>
+          </w:p>
+        </w:tc>
+        <w:tc>
+          <w:tcPr>
+            <w:tcW w:type="dxa" w:w="1300"/>
+          </w:tcPr>
+          <w:p>
+            <w:r>
+              <w:rPr>
+                <w:b/>
+              </w:rPr>
+              <w:t>SSIM</w:t>
+            </w:r>
+          </w:p>
+        </w:tc>
+        <w:tc>
+          <w:tcPr>
+            <w:tcW w:type="dxa" w:w="1300"/>
+          </w:tcPr>
+          <w:p>
+            <w:r>
+              <w:rPr>
+                <w:b/>
+              </w:rPr>
+              <w:t>SCD</w:t>
+            </w:r>
+          </w:p>
+        </w:tc>
+        <w:tc>
+          <w:tcPr>
+            <w:tcW w:type="dxa" w:w="1300"/>
+          </w:tcPr>
+          <w:p>
+            <w:r>
+              <w:rPr>
+                <w:b/>
+              </w:rPr>
+              <w:t>VIF</w:t>
+            </w:r>
+          </w:p>
+        </w:tc>
+      </w:tr>
+      <w:tr>
+        <w:tc>
+          <w:tcPr>
+            <w:tcW w:type="dxa" w:w="1300"/>
+          </w:tcPr>
+          <w:p>
+            <w:r>
+              <w:t>Promedio</w:t>
+            </w:r>
+          </w:p>
+        </w:tc>
+        <w:tc>
+          <w:tcPr>
+            <w:tcW w:type="dxa" w:w="1300"/>
+          </w:tcPr>
+          <w:p>
+            <w:r>
+              <w:t>7.1120</w:t>
+            </w:r>
+          </w:p>
+        </w:tc>
+        <w:tc>
+          <w:tcPr>
+            <w:tcW w:type="dxa" w:w="1300"/>
+          </w:tcPr>
+          <w:p>
+            <w:r>
+              <w:t>0.3098</w:t>
+            </w:r>
+          </w:p>
+        </w:tc>
+        <w:tc>
+          <w:tcPr>
+            <w:tcW w:type="dxa" w:w="1300"/>
+          </w:tcPr>
+          <w:p>
+            <w:r>
+              <w:t>0.0000</w:t>
+            </w:r>
+          </w:p>
+        </w:tc>
+        <w:tc>
+          <w:tcPr>
+            <w:tcW w:type="dxa" w:w="1300"/>
+          </w:tcPr>
+          <w:p>
+            <w:r>
+              <w:t>0.7921</w:t>
+            </w:r>
+          </w:p>
+        </w:tc>
+        <w:tc>
+          <w:tcPr>
+            <w:tcW w:type="dxa" w:w="1300"/>
+          </w:tcPr>
+          <w:p>
+            <w:r>
+              <w:t>1.3247</w:t>
+            </w:r>
+          </w:p>
+        </w:tc>
+        <w:tc>
+          <w:tcPr>
+            <w:tcW w:type="dxa" w:w="1300"/>
+          </w:tcPr>
+          <w:p>
+            <w:r>
+              <w:t>0.3305</w:t>
+            </w:r>
+          </w:p>
+        </w:tc>
+      </w:tr>
+      <w:tr>
+        <w:tc>
+          <w:tcPr>
+            <w:tcW w:type="dxa" w:w="1300"/>
+          </w:tcPr>
+          <w:p>
+            <w:r>
+              <w:t>Pirámide Laplace</w:t>
+            </w:r>
+          </w:p>
+        </w:tc>
+        <w:tc>
+          <w:tcPr>
+            <w:tcW w:type="dxa" w:w="1300"/>
+          </w:tcPr>
+          <w:p>
+            <w:r>
+              <w:t>13.0400</w:t>
+            </w:r>
+          </w:p>
+        </w:tc>
+        <w:tc>
+          <w:tcPr>
+            <w:tcW w:type="dxa" w:w="1300"/>
+          </w:tcPr>
+          <w:p>
+            <w:r>
+              <w:t>0.4419</w:t>
+            </w:r>
+          </w:p>
+        </w:tc>
+        <w:tc>
+          <w:tcPr>
+            <w:tcW w:type="dxa" w:w="1300"/>
+          </w:tcPr>
+          <w:p>
+            <w:r>
+              <w:t>0.1080</w:t>
+            </w:r>
+          </w:p>
+        </w:tc>
+        <w:tc>
+          <w:tcPr>
+            <w:tcW w:type="dxa" w:w="1300"/>
+          </w:tcPr>
+          <w:p>
+            <w:r>
+              <w:t>0.7208</w:t>
+            </w:r>
+          </w:p>
+        </w:tc>
+        <w:tc>
+          <w:tcPr>
+            <w:tcW w:type="dxa" w:w="1300"/>
+          </w:tcPr>
+          <w:p>
+            <w:r>
+              <w:t>1.3217</w:t>
+            </w:r>
+          </w:p>
+        </w:tc>
+        <w:tc>
+          <w:tcPr>
+            <w:tcW w:type="dxa" w:w="1300"/>
+          </w:tcPr>
+          <w:p>
+            <w:r>
+              <w:t>0.4101</w:t>
+            </w:r>
+          </w:p>
+        </w:tc>
+      </w:tr>
+      <w:tr>
+        <w:tc>
+          <w:tcPr>
+            <w:tcW w:type="dxa" w:w="1300"/>
+          </w:tcPr>
+          <w:p>
+            <w:r>
+              <w:t>Curvelet</w:t>
+            </w:r>
+          </w:p>
+        </w:tc>
+        <w:tc>
+          <w:tcPr>
+            <w:tcW w:type="dxa" w:w="1300"/>
+          </w:tcPr>
+          <w:p>
+            <w:r>
+              <w:t>13.1510</w:t>
+            </w:r>
+          </w:p>
+        </w:tc>
+        <w:tc>
+          <w:tcPr>
+            <w:tcW w:type="dxa" w:w="1300"/>
+          </w:tcPr>
+          <w:p>
+            <w:r>
+              <w:t>0.4762</w:t>
+            </w:r>
+          </w:p>
+        </w:tc>
+        <w:tc>
+          <w:tcPr>
+            <w:tcW w:type="dxa" w:w="1300"/>
+          </w:tcPr>
+          <w:p>
+            <w:r>
+              <w:t>0.1915</w:t>
+            </w:r>
+          </w:p>
+        </w:tc>
+        <w:tc>
+          <w:tcPr>
+            <w:tcW w:type="dxa" w:w="1300"/>
+          </w:tcPr>
+          <w:p>
+            <w:r>
+              <w:t>0.7305</w:t>
+            </w:r>
+          </w:p>
+        </w:tc>
+        <w:tc>
+          <w:tcPr>
+            <w:tcW w:type="dxa" w:w="1300"/>
+          </w:tcPr>
+          <w:p>
+            <w:r>
+              <w:t>1.3208</w:t>
+            </w:r>
+          </w:p>
+        </w:tc>
+        <w:tc>
+          <w:tcPr>
+            <w:tcW w:type="dxa" w:w="1300"/>
+          </w:tcPr>
+          <w:p>
+            <w:r>
+              <w:t>0.3067</w:t>
+            </w:r>
+          </w:p>
+        </w:tc>
+      </w:tr>
+      <w:tr>
+        <w:tc>
+          <w:tcPr>
+            <w:tcW w:type="dxa" w:w="1300"/>
+          </w:tcPr>
+          <w:p>
+            <w:r>
+              <w:t>Top-Hat disco L3 (WTH)</w:t>
+            </w:r>
+          </w:p>
+        </w:tc>
+        <w:tc>
+          <w:tcPr>
+            <w:tcW w:type="dxa" w:w="1300"/>
+          </w:tcPr>
+          <w:p>
+            <w:r>
+              <w:t>11.6270</w:t>
+            </w:r>
+          </w:p>
+        </w:tc>
+        <w:tc>
+          <w:tcPr>
+            <w:tcW w:type="dxa" w:w="1300"/>
+          </w:tcPr>
+          <w:p>
+            <w:r>
+              <w:t>0.4559</w:t>
+            </w:r>
+          </w:p>
+        </w:tc>
+        <w:tc>
+          <w:tcPr>
+            <w:tcW w:type="dxa" w:w="1300"/>
+          </w:tcPr>
+          <w:p>
+            <w:r>
+              <w:t>0.1019</w:t>
+            </w:r>
+          </w:p>
+        </w:tc>
+        <w:tc>
+          <w:tcPr>
+            <w:tcW w:type="dxa" w:w="1300"/>
+          </w:tcPr>
+          <w:p>
+            <w:r>
+              <w:t>0.7441</w:t>
+            </w:r>
+          </w:p>
+        </w:tc>
+        <w:tc>
+          <w:tcPr>
+            <w:tcW w:type="dxa" w:w="1300"/>
+          </w:tcPr>
+          <w:p>
+            <w:r>
+              <w:t>1.3967</w:t>
+            </w:r>
+          </w:p>
+        </w:tc>
+        <w:tc>
+          <w:tcPr>
+            <w:tcW w:type="dxa" w:w="1300"/>
+          </w:tcPr>
+          <w:p>
+            <w:r>
+              <w:t>0.3523</w:t>
+            </w:r>
+          </w:p>
+        </w:tc>
+      </w:tr>
+      <w:tr>
+        <w:tc>
+          <w:tcPr>
+            <w:tcW w:type="dxa" w:w="1300"/>
+          </w:tcPr>
+          <w:p>
+            <w:r>
+              <w:t>Top-Hat cuadrado L3 (WTH)</w:t>
+            </w:r>
+          </w:p>
+        </w:tc>
+        <w:tc>
+          <w:tcPr>
+            <w:tcW w:type="dxa" w:w="1300"/>
+          </w:tcPr>
+          <w:p>
+            <w:r>
+              <w:t>11.5761</w:t>
+            </w:r>
+          </w:p>
+        </w:tc>
+        <w:tc>
+          <w:tcPr>
+            <w:tcW w:type="dxa" w:w="1300"/>
+          </w:tcPr>
+          <w:p>
+            <w:r>
+              <w:t>0.4392</w:t>
+            </w:r>
+          </w:p>
+        </w:tc>
+        <w:tc>
+          <w:tcPr>
+            <w:tcW w:type="dxa" w:w="1300"/>
+          </w:tcPr>
+          <w:p>
+            <w:r>
+              <w:t>0.1040</w:t>
+            </w:r>
+          </w:p>
+        </w:tc>
+        <w:tc>
+          <w:tcPr>
+            <w:tcW w:type="dxa" w:w="1300"/>
+          </w:tcPr>
+          <w:p>
+            <w:r>
+              <w:t>0.7414</w:t>
+            </w:r>
+          </w:p>
+        </w:tc>
+        <w:tc>
+          <w:tcPr>
+            <w:tcW w:type="dxa" w:w="1300"/>
+          </w:tcPr>
+          <w:p>
+            <w:r>
+              <w:t>1.4042</w:t>
+            </w:r>
+          </w:p>
+        </w:tc>
+        <w:tc>
+          <w:tcPr>
+            <w:tcW w:type="dxa" w:w="1300"/>
+          </w:tcPr>
+          <w:p>
+            <w:r>
+              <w:t>0.3528</w:t>
+            </w:r>
+          </w:p>
+        </w:tc>
+      </w:tr>
+      <w:tr>
+        <w:tc>
+          <w:tcPr>
+            <w:tcW w:type="dxa" w:w="1300"/>
+          </w:tcPr>
+          <w:p>
+            <w:r>
+              <w:t>Top-Hat cruz L3 (WTH)</w:t>
+            </w:r>
+          </w:p>
+        </w:tc>
+        <w:tc>
+          <w:tcPr>
+            <w:tcW w:type="dxa" w:w="1300"/>
+          </w:tcPr>
+          <w:p>
+            <w:r>
+              <w:t>11.4187</w:t>
+            </w:r>
+          </w:p>
+        </w:tc>
+        <w:tc>
+          <w:tcPr>
+            <w:tcW w:type="dxa" w:w="1300"/>
+          </w:tcPr>
+          <w:p>
+            <w:r>
+              <w:t>0.4556</w:t>
+            </w:r>
+          </w:p>
+        </w:tc>
+        <w:tc>
+          <w:tcPr>
+            <w:tcW w:type="dxa" w:w="1300"/>
+          </w:tcPr>
+          <w:p>
+            <w:r>
+              <w:t>0.1071</w:t>
+            </w:r>
+          </w:p>
+        </w:tc>
+        <w:tc>
+          <w:tcPr>
+            <w:tcW w:type="dxa" w:w="1300"/>
+          </w:tcPr>
+          <w:p>
+            <w:r>
+              <w:t>0.7494</w:t>
+            </w:r>
+          </w:p>
+        </w:tc>
+        <w:tc>
+          <w:tcPr>
+            <w:tcW w:type="dxa" w:w="1300"/>
+          </w:tcPr>
+          <w:p>
+            <w:r>
+              <w:t>1.3917</w:t>
+            </w:r>
+          </w:p>
+        </w:tc>
+        <w:tc>
+          <w:tcPr>
+            <w:tcW w:type="dxa" w:w="1300"/>
+          </w:tcPr>
+          <w:p>
+            <w:r>
+              <w:t>0.3440</w:t>
+            </w:r>
+          </w:p>
+        </w:tc>
+      </w:tr>
+      <w:tr>
+        <w:tc>
+          <w:tcPr>
+            <w:tcW w:type="dxa" w:w="1300"/>
+          </w:tcPr>
+          <w:p>
+            <w:r>
+              <w:t>Top-Hat disco L5 (WTH)</w:t>
+            </w:r>
+          </w:p>
+        </w:tc>
+        <w:tc>
+          <w:tcPr>
+            <w:tcW w:type="dxa" w:w="1300"/>
+          </w:tcPr>
+          <w:p>
+            <w:r>
+              <w:t>11.9234</w:t>
+            </w:r>
+          </w:p>
+        </w:tc>
+        <w:tc>
+          <w:tcPr>
+            <w:tcW w:type="dxa" w:w="1300"/>
+          </w:tcPr>
+          <w:p>
+            <w:r>
+              <w:t>0.4583</w:t>
+            </w:r>
+          </w:p>
+        </w:tc>
+        <w:tc>
+          <w:tcPr>
+            <w:tcW w:type="dxa" w:w="1300"/>
+          </w:tcPr>
+          <w:p>
+            <w:r>
+              <w:t>0.1168</w:t>
+            </w:r>
+          </w:p>
+        </w:tc>
+        <w:tc>
+          <w:tcPr>
+            <w:tcW w:type="dxa" w:w="1300"/>
+          </w:tcPr>
+          <w:p>
+            <w:r>
+              <w:t>0.7392</w:t>
+            </w:r>
+          </w:p>
+        </w:tc>
+        <w:tc>
+          <w:tcPr>
+            <w:tcW w:type="dxa" w:w="1300"/>
+          </w:tcPr>
+          <w:p>
+            <w:r>
+              <w:t>1.4302</w:t>
+            </w:r>
+          </w:p>
+        </w:tc>
+        <w:tc>
+          <w:tcPr>
+            <w:tcW w:type="dxa" w:w="1300"/>
+          </w:tcPr>
+          <w:p>
+            <w:r>
+              <w:t>0.3564</w:t>
+            </w:r>
+          </w:p>
+        </w:tc>
+      </w:tr>
+      <w:tr>
+        <w:tc>
+          <w:tcPr>
+            <w:tcW w:type="dxa" w:w="1300"/>
+          </w:tcPr>
+          <w:p>
+            <w:r>
+              <w:t>Top-Hat disco L3 +BTH</w:t>
+            </w:r>
+          </w:p>
+        </w:tc>
+        <w:tc>
+          <w:tcPr>
+            <w:tcW w:type="dxa" w:w="1300"/>
+          </w:tcPr>
+          <w:p>
+            <w:r>
+              <w:t>21.7436</w:t>
+            </w:r>
+          </w:p>
+        </w:tc>
+        <w:tc>
+          <w:tcPr>
+            <w:tcW w:type="dxa" w:w="1300"/>
+          </w:tcPr>
+          <w:p>
+            <w:r>
+              <w:t>0.3259</w:t>
+            </w:r>
+          </w:p>
+        </w:tc>
+        <w:tc>
+          <w:tcPr>
+            <w:tcW w:type="dxa" w:w="1300"/>
+          </w:tcPr>
+          <w:p>
+            <w:r>
+              <w:t>0.5368</w:t>
+            </w:r>
+          </w:p>
+        </w:tc>
+        <w:tc>
+          <w:tcPr>
+            <w:tcW w:type="dxa" w:w="1300"/>
+          </w:tcPr>
+          <w:p>
+            <w:r>
+              <w:t>0.5765</w:t>
+            </w:r>
+          </w:p>
+        </w:tc>
+        <w:tc>
+          <w:tcPr>
+            <w:tcW w:type="dxa" w:w="1300"/>
+          </w:tcPr>
+          <w:p>
+            <w:r>
+              <w:t>1.3408</w:t>
+            </w:r>
+          </w:p>
+        </w:tc>
+        <w:tc>
+          <w:tcPr>
+            <w:tcW w:type="dxa" w:w="1300"/>
+          </w:tcPr>
+          <w:p>
+            <w:r>
+              <w:t>0.3137</w:t>
+            </w:r>
+          </w:p>
+        </w:tc>
+      </w:tr>
+      <w:tr>
+        <w:tc>
+          <w:tcPr>
+            <w:tcW w:type="dxa" w:w="1300"/>
+          </w:tcPr>
+          <w:p>
+            <w:r>
+              <w:t>Top-Hat cuadrado L3 +BTH</w:t>
+            </w:r>
+          </w:p>
+        </w:tc>
+        <w:tc>
+          <w:tcPr>
+            <w:tcW w:type="dxa" w:w="1300"/>
+          </w:tcPr>
+          <w:p>
+            <w:r>
+              <w:t>21.3473</w:t>
+            </w:r>
+          </w:p>
+        </w:tc>
+        <w:tc>
+          <w:tcPr>
+            <w:tcW w:type="dxa" w:w="1300"/>
+          </w:tcPr>
+          <w:p>
+            <w:r>
+              <w:t>0.3287</w:t>
+            </w:r>
+          </w:p>
+        </w:tc>
+        <w:tc>
+          <w:tcPr>
+            <w:tcW w:type="dxa" w:w="1300"/>
+          </w:tcPr>
+          <w:p>
+            <w:r>
+              <w:t>0.5319</w:t>
+            </w:r>
+          </w:p>
+        </w:tc>
+        <w:tc>
+          <w:tcPr>
+            <w:tcW w:type="dxa" w:w="1300"/>
+          </w:tcPr>
+          <w:p>
+            <w:r>
+              <w:t>0.5750</w:t>
+            </w:r>
+          </w:p>
+        </w:tc>
+        <w:tc>
+          <w:tcPr>
+            <w:tcW w:type="dxa" w:w="1300"/>
+          </w:tcPr>
+          <w:p>
+            <w:r>
+              <w:t>1.3386</w:t>
+            </w:r>
+          </w:p>
+        </w:tc>
+        <w:tc>
+          <w:tcPr>
+            <w:tcW w:type="dxa" w:w="1300"/>
+          </w:tcPr>
+          <w:p>
+            <w:r>
+              <w:t>0.3182</w:t>
+            </w:r>
+          </w:p>
+        </w:tc>
+      </w:tr>
+      <w:tr>
+        <w:tc>
+          <w:tcPr>
+            <w:tcW w:type="dxa" w:w="1300"/>
+          </w:tcPr>
+          <w:p>
+            <w:r>
+              <w:t>Top-Hat cruz L3 +BTH</w:t>
+            </w:r>
+          </w:p>
+        </w:tc>
+        <w:tc>
+          <w:tcPr>
+            <w:tcW w:type="dxa" w:w="1300"/>
+          </w:tcPr>
+          <w:p>
+            <w:r>
+              <w:t>21.8316</w:t>
+            </w:r>
+          </w:p>
+        </w:tc>
+        <w:tc>
+          <w:tcPr>
+            <w:tcW w:type="dxa" w:w="1300"/>
+          </w:tcPr>
+          <w:p>
+            <w:r>
+              <w:t>0.3109</w:t>
+            </w:r>
+          </w:p>
+        </w:tc>
+        <w:tc>
+          <w:tcPr>
+            <w:tcW w:type="dxa" w:w="1300"/>
+          </w:tcPr>
+          <w:p>
+            <w:r>
+              <w:t>0.5369</w:t>
+            </w:r>
+          </w:p>
+        </w:tc>
+        <w:tc>
+          <w:tcPr>
+            <w:tcW w:type="dxa" w:w="1300"/>
+          </w:tcPr>
+          <w:p>
+            <w:r>
+              <w:t>0.5724</w:t>
+            </w:r>
+          </w:p>
+        </w:tc>
+        <w:tc>
+          <w:tcPr>
+            <w:tcW w:type="dxa" w:w="1300"/>
+          </w:tcPr>
+          <w:p>
+            <w:r>
+              <w:t>1.3378</w:t>
+            </w:r>
+          </w:p>
+        </w:tc>
+        <w:tc>
+          <w:tcPr>
+            <w:tcW w:type="dxa" w:w="1300"/>
+          </w:tcPr>
+          <w:p>
+            <w:r>
+              <w:t>0.3004</w:t>
+            </w:r>
+          </w:p>
+        </w:tc>
+      </w:tr>
+      <w:tr>
+        <w:tc>
+          <w:tcPr>
+            <w:tcW w:type="dxa" w:w="1300"/>
+          </w:tcPr>
+          <w:p>
+            <w:r>
+              <w:t>Top-Hat disco L5 +BTH</w:t>
+            </w:r>
+          </w:p>
+        </w:tc>
+        <w:tc>
+          <w:tcPr>
+            <w:tcW w:type="dxa" w:w="1300"/>
+          </w:tcPr>
+          <w:p>
+            <w:r>
+              <w:t>22.9396</w:t>
+            </w:r>
+          </w:p>
+        </w:tc>
+        <w:tc>
+          <w:tcPr>
+            <w:tcW w:type="dxa" w:w="1300"/>
+          </w:tcPr>
+          <w:p>
+            <w:r>
+              <w:t>0.2913</w:t>
+            </w:r>
+          </w:p>
+        </w:tc>
+        <w:tc>
+          <w:tcPr>
+            <w:tcW w:type="dxa" w:w="1300"/>
+          </w:tcPr>
+          <w:p>
+            <w:r>
+              <w:t>0.5745</w:t>
+            </w:r>
+          </w:p>
+        </w:tc>
+        <w:tc>
+          <w:tcPr>
+            <w:tcW w:type="dxa" w:w="1300"/>
+          </w:tcPr>
+          <w:p>
+            <w:r>
+              <w:t>0.5338</w:t>
+            </w:r>
+          </w:p>
+        </w:tc>
+        <w:tc>
+          <w:tcPr>
+            <w:tcW w:type="dxa" w:w="1300"/>
+          </w:tcPr>
+          <w:p>
+            <w:r>
+              <w:t>1.2791</w:t>
+            </w:r>
+          </w:p>
+        </w:tc>
+        <w:tc>
+          <w:tcPr>
+            <w:tcW w:type="dxa" w:w="1300"/>
+          </w:tcPr>
+          <w:p>
+            <w:r>
+              <w:t>0.2977</w:t>
+            </w:r>
+          </w:p>
+        </w:tc>
+      </w:tr>
+    </w:tbl>
+    <w:p>
       <w:pPr>
         <w:spacing w:after="160" w:line="360"/>
         <w:jc w:val="both"/>
@@ -6791,37 +8089,31 @@
       </w:pPr>
       <w:r>
         <w:drawing>
-          <wp:inline distT="0" distB="0" distL="0" distR="0">
-            <wp:extent cx="4953000" cy="3219450"/>
-            <wp:effectExtent t="0" r="0" b="0" l="0"/>
-            <wp:docPr id="1" name="fig_boxplot_metrics.png" descr="Figura 3. Diagramas de caja de las seis métricas por método (n = 20 pares VIS/IR)." title="fig_boxplot_metrics.png"/>
+          <wp:inline xmlns:a="http://schemas.openxmlformats.org/drawingml/2006/main" xmlns:pic="http://schemas.openxmlformats.org/drawingml/2006/picture">
+            <wp:extent cx="5394960" cy="2877312"/>
+            <wp:docPr id="2" name="Picture 2"/>
             <wp:cNvGraphicFramePr>
-              <a:graphicFrameLocks xmlns:a="http://schemas.openxmlformats.org/drawingml/2006/main" noChangeAspect="1"/>
+              <a:graphicFrameLocks noChangeAspect="1"/>
             </wp:cNvGraphicFramePr>
-            <a:graphic xmlns:a="http://schemas.openxmlformats.org/drawingml/2006/main">
+            <a:graphic>
               <a:graphicData uri="http://schemas.openxmlformats.org/drawingml/2006/picture">
-                <pic:pic xmlns:pic="http://schemas.openxmlformats.org/drawingml/2006/picture">
+                <pic:pic>
                   <pic:nvPicPr>
-                    <pic:cNvPr id="0" name="" descr=""/>
-                    <pic:cNvPicPr>
-                      <a:picLocks noChangeAspect="1" noChangeArrowheads="1"/>
-                    </pic:cNvPicPr>
+                    <pic:cNvPr id="0" name="fig_boxplot_metricas_calidad.png"/>
+                    <pic:cNvPicPr/>
                   </pic:nvPicPr>
                   <pic:blipFill>
-                    <a:blip r:embed="rId11" cstate="none"/>
-                    <a:srcRect/>
+                    <a:blip r:embed="rId15"/>
                     <a:stretch>
                       <a:fillRect/>
                     </a:stretch>
                   </pic:blipFill>
-                  <pic:spPr bwMode="auto">
+                  <pic:spPr>
                     <a:xfrm>
                       <a:off x="0" y="0"/>
-                      <a:ext cx="4953000" cy="3219450"/>
+                      <a:ext cx="5394960" cy="2877312"/>
                     </a:xfrm>
-                    <a:prstGeom prst="rect">
-                      <a:avLst/>
-                    </a:prstGeom>
+                    <a:prstGeom prst="rect"/>
                   </pic:spPr>
                 </pic:pic>
               </a:graphicData>
@@ -6836,14 +8128,7 @@
         <w:jc w:val="center"/>
       </w:pPr>
       <w:r>
-        <w:rPr>
-          <w:rFonts w:ascii="Arial" w:cs="Arial" w:eastAsia="Arial" w:hAnsi="Arial"/>
-          <w:i/>
-          <w:iCs/>
-          <w:sz w:val="20"/>
-          <w:szCs w:val="20"/>
-        </w:rPr>
-        <w:t xml:space="preserve">Figura 3. Diagramas de caja de las seis métricas por método (n = 20 pares VIS/IR).</w:t>
+        <w:t>Figura 3. Diagramas de caja de seis métricas estándar de calidad (Qabf, Nabf, SSIM, SCD, VIF, SF) para métodos representativos (n = 20 pares VIS/IR).</w:t>
       </w:r>
     </w:p>
     <w:p>
@@ -6886,12 +8171,7 @@
         <w:jc w:val="both"/>
       </w:pPr>
       <w:r>
-        <w:rPr>
-          <w:rFonts w:ascii="Arial" w:cs="Arial" w:eastAsia="Arial" w:hAnsi="Arial"/>
-          <w:sz w:val="24"/>
-          <w:szCs w:val="24"/>
-        </w:rPr>
-        <w:t xml:space="preserve">La Tabla 4 reporta los resultados de la prueba de Friedman aplicada de forma independiente a cada métrica, considerando los 7 métodos como tratamientos y los 20 pares como bloques. La hipótesis nula —que las distribuciones son idénticas entre métodos— se rechaza con un margen amplio en las seis métricas (todos los p-valores muy inferiores a 0,001), lo que confirma que la elección del método tiene un efecto estadísticamente significativo sobre la calidad de la fusión.</w:t>
+        <w:t>La Tabla 4 reporta la prueba de Friedman aplicada de forma independiente a cada métrica, considerando los 11 métodos como tratamientos y los 20 pares como bloques. La hipótesis nula se rechaza con amplio margen en las doce métricas (todos los p ≪ 0,001), confirmando que la elección del método tiene un efecto estadísticamente significativo sobre cada dimensión de calidad.</w:t>
       </w:r>
     </w:p>
     <w:tbl>
@@ -6933,13 +8213,9 @@
             </w:pPr>
             <w:r>
               <w:rPr>
-                <w:rFonts w:ascii="Arial" w:cs="Arial" w:eastAsia="Arial" w:hAnsi="Arial"/>
                 <w:b/>
-                <w:bCs/>
-                <w:sz w:val="22"/>
-                <w:szCs w:val="22"/>
-              </w:rPr>
-              <w:t xml:space="preserve">Métrica</w:t>
+              </w:rPr>
+              <w:t>Métrica</w:t>
             </w:r>
           </w:p>
         </w:tc>
@@ -6960,13 +8236,9 @@
             </w:pPr>
             <w:r>
               <w:rPr>
-                <w:rFonts w:ascii="Arial" w:cs="Arial" w:eastAsia="Arial" w:hAnsi="Arial"/>
                 <w:b/>
-                <w:bCs/>
-                <w:sz w:val="22"/>
-                <w:szCs w:val="22"/>
-              </w:rPr>
-              <w:t xml:space="preserve">χ² de Friedman</w:t>
+              </w:rPr>
+              <w:t>χ² de Friedman</w:t>
             </w:r>
           </w:p>
         </w:tc>
@@ -6987,13 +8259,9 @@
             </w:pPr>
             <w:r>
               <w:rPr>
-                <w:rFonts w:ascii="Arial" w:cs="Arial" w:eastAsia="Arial" w:hAnsi="Arial"/>
                 <w:b/>
-                <w:bCs/>
-                <w:sz w:val="22"/>
-                <w:szCs w:val="22"/>
-              </w:rPr>
-              <w:t xml:space="preserve">p-valor</w:t>
+              </w:rPr>
+              <w:t>p-valor</w:t>
             </w:r>
           </w:p>
         </w:tc>
@@ -7014,13 +8282,9 @@
             </w:pPr>
             <w:r>
               <w:rPr>
-                <w:rFonts w:ascii="Arial" w:cs="Arial" w:eastAsia="Arial" w:hAnsi="Arial"/>
                 <w:b/>
-                <w:bCs/>
-                <w:sz w:val="22"/>
-                <w:szCs w:val="22"/>
-              </w:rPr>
-              <w:t xml:space="preserve">Significativo (α = 0,05)</w:t>
+              </w:rPr>
+              <w:t>Significativo (α = 0,05)</w:t>
             </w:r>
           </w:p>
         </w:tc>
@@ -7041,12 +8305,7 @@
               <w:jc w:val="left"/>
             </w:pPr>
             <w:r>
-              <w:rPr>
-                <w:rFonts w:ascii="Arial" w:cs="Arial" w:eastAsia="Arial" w:hAnsi="Arial"/>
-                <w:sz w:val="22"/>
-                <w:szCs w:val="22"/>
-              </w:rPr>
-              <w:t xml:space="preserve">EN</w:t>
+              <w:t>EN</w:t>
             </w:r>
           </w:p>
         </w:tc>
@@ -7065,12 +8324,7 @@
               <w:jc w:val="center"/>
             </w:pPr>
             <w:r>
-              <w:rPr>
-                <w:rFonts w:ascii="Arial" w:cs="Arial" w:eastAsia="Arial" w:hAnsi="Arial"/>
-                <w:sz w:val="22"/>
-                <w:szCs w:val="22"/>
-              </w:rPr>
-              <w:t xml:space="preserve">83.1654</w:t>
+              <w:t>158.00</w:t>
             </w:r>
           </w:p>
         </w:tc>
@@ -7089,12 +8343,7 @@
               <w:jc w:val="center"/>
             </w:pPr>
             <w:r>
-              <w:rPr>
-                <w:rFonts w:ascii="Arial" w:cs="Arial" w:eastAsia="Arial" w:hAnsi="Arial"/>
-                <w:sz w:val="22"/>
-                <w:szCs w:val="22"/>
-              </w:rPr>
-              <w:t xml:space="preserve">7.92e-16</w:t>
+              <w:t>8.37e-29</w:t>
             </w:r>
           </w:p>
         </w:tc>
@@ -7113,12 +8362,7 @@
               <w:jc w:val="center"/>
             </w:pPr>
             <w:r>
-              <w:rPr>
-                <w:rFonts w:ascii="Arial" w:cs="Arial" w:eastAsia="Arial" w:hAnsi="Arial"/>
-                <w:sz w:val="22"/>
-                <w:szCs w:val="22"/>
-              </w:rPr>
-              <w:t xml:space="preserve">Sí</w:t>
+              <w:t>Sí</w:t>
             </w:r>
           </w:p>
         </w:tc>
@@ -7140,12 +8384,7 @@
               <w:jc w:val="left"/>
             </w:pPr>
             <w:r>
-              <w:rPr>
-                <w:rFonts w:ascii="Arial" w:cs="Arial" w:eastAsia="Arial" w:hAnsi="Arial"/>
-                <w:sz w:val="22"/>
-                <w:szCs w:val="22"/>
-              </w:rPr>
-              <w:t xml:space="preserve">SD</w:t>
+              <w:t>SD</w:t>
             </w:r>
           </w:p>
         </w:tc>
@@ -7165,12 +8404,7 @@
               <w:jc w:val="center"/>
             </w:pPr>
             <w:r>
-              <w:rPr>
-                <w:rFonts w:ascii="Arial" w:cs="Arial" w:eastAsia="Arial" w:hAnsi="Arial"/>
-                <w:sz w:val="22"/>
-                <w:szCs w:val="22"/>
-              </w:rPr>
-              <w:t xml:space="preserve">100.7368</w:t>
+              <w:t>179.41</w:t>
             </w:r>
           </w:p>
         </w:tc>
@@ -7190,12 +8424,7 @@
               <w:jc w:val="center"/>
             </w:pPr>
             <w:r>
-              <w:rPr>
-                <w:rFonts w:ascii="Arial" w:cs="Arial" w:eastAsia="Arial" w:hAnsi="Arial"/>
-                <w:sz w:val="22"/>
-                <w:szCs w:val="22"/>
-              </w:rPr>
-              <w:t xml:space="preserve">1.76e-19</w:t>
+              <w:t>3.11e-33</w:t>
             </w:r>
           </w:p>
         </w:tc>
@@ -7215,12 +8444,7 @@
               <w:jc w:val="center"/>
             </w:pPr>
             <w:r>
-              <w:rPr>
-                <w:rFonts w:ascii="Arial" w:cs="Arial" w:eastAsia="Arial" w:hAnsi="Arial"/>
-                <w:sz w:val="22"/>
-                <w:szCs w:val="22"/>
-              </w:rPr>
-              <w:t xml:space="preserve">Sí</w:t>
+              <w:t>Sí</w:t>
             </w:r>
           </w:p>
         </w:tc>
@@ -7241,12 +8465,7 @@
               <w:jc w:val="left"/>
             </w:pPr>
             <w:r>
-              <w:rPr>
-                <w:rFonts w:ascii="Arial" w:cs="Arial" w:eastAsia="Arial" w:hAnsi="Arial"/>
-                <w:sz w:val="22"/>
-                <w:szCs w:val="22"/>
-              </w:rPr>
-              <w:t xml:space="preserve">FE</w:t>
+              <w:t>FE</w:t>
             </w:r>
           </w:p>
         </w:tc>
@@ -7265,12 +8484,7 @@
               <w:jc w:val="center"/>
             </w:pPr>
             <w:r>
-              <w:rPr>
-                <w:rFonts w:ascii="Arial" w:cs="Arial" w:eastAsia="Arial" w:hAnsi="Arial"/>
-                <w:sz w:val="22"/>
-                <w:szCs w:val="22"/>
-              </w:rPr>
-              <w:t xml:space="preserve">83.1654</w:t>
+              <w:t>158.00</w:t>
             </w:r>
           </w:p>
         </w:tc>
@@ -7289,12 +8503,7 @@
               <w:jc w:val="center"/>
             </w:pPr>
             <w:r>
-              <w:rPr>
-                <w:rFonts w:ascii="Arial" w:cs="Arial" w:eastAsia="Arial" w:hAnsi="Arial"/>
-                <w:sz w:val="22"/>
-                <w:szCs w:val="22"/>
-              </w:rPr>
-              <w:t xml:space="preserve">7.92e-16</w:t>
+              <w:t>8.37e-29</w:t>
             </w:r>
           </w:p>
         </w:tc>
@@ -7313,12 +8522,7 @@
               <w:jc w:val="center"/>
             </w:pPr>
             <w:r>
-              <w:rPr>
-                <w:rFonts w:ascii="Arial" w:cs="Arial" w:eastAsia="Arial" w:hAnsi="Arial"/>
-                <w:sz w:val="22"/>
-                <w:szCs w:val="22"/>
-              </w:rPr>
-              <w:t xml:space="preserve">Sí</w:t>
+              <w:t>Sí</w:t>
             </w:r>
           </w:p>
         </w:tc>
@@ -7340,12 +8544,7 @@
               <w:jc w:val="left"/>
             </w:pPr>
             <w:r>
-              <w:rPr>
-                <w:rFonts w:ascii="Arial" w:cs="Arial" w:eastAsia="Arial" w:hAnsi="Arial"/>
-                <w:sz w:val="22"/>
-                <w:szCs w:val="22"/>
-              </w:rPr>
-              <w:t xml:space="preserve">MG</w:t>
+              <w:t>MG</w:t>
             </w:r>
           </w:p>
         </w:tc>
@@ -7365,12 +8564,7 @@
               <w:jc w:val="center"/>
             </w:pPr>
             <w:r>
-              <w:rPr>
-                <w:rFonts w:ascii="Arial" w:cs="Arial" w:eastAsia="Arial" w:hAnsi="Arial"/>
-                <w:sz w:val="22"/>
-                <w:szCs w:val="22"/>
-              </w:rPr>
-              <w:t xml:space="preserve">109.3985</w:t>
+              <w:t>192.66</w:t>
             </w:r>
           </w:p>
         </w:tc>
@@ -7390,12 +8584,7 @@
               <w:jc w:val="center"/>
             </w:pPr>
             <w:r>
-              <w:rPr>
-                <w:rFonts w:ascii="Arial" w:cs="Arial" w:eastAsia="Arial" w:hAnsi="Arial"/>
-                <w:sz w:val="22"/>
-                <w:szCs w:val="22"/>
-              </w:rPr>
-              <w:t xml:space="preserve">2.72e-21</w:t>
+              <w:t>5.46e-36</w:t>
             </w:r>
           </w:p>
         </w:tc>
@@ -7415,12 +8604,7 @@
               <w:jc w:val="center"/>
             </w:pPr>
             <w:r>
-              <w:rPr>
-                <w:rFonts w:ascii="Arial" w:cs="Arial" w:eastAsia="Arial" w:hAnsi="Arial"/>
-                <w:sz w:val="22"/>
-                <w:szCs w:val="22"/>
-              </w:rPr>
-              <w:t xml:space="preserve">Sí</w:t>
+              <w:t>Sí</w:t>
             </w:r>
           </w:p>
         </w:tc>
@@ -7441,12 +8625,7 @@
               <w:jc w:val="left"/>
             </w:pPr>
             <w:r>
-              <w:rPr>
-                <w:rFonts w:ascii="Arial" w:cs="Arial" w:eastAsia="Arial" w:hAnsi="Arial"/>
-                <w:sz w:val="22"/>
-                <w:szCs w:val="22"/>
-              </w:rPr>
-              <w:t xml:space="preserve">MI_vis</w:t>
+              <w:t>MI_vis</w:t>
             </w:r>
           </w:p>
         </w:tc>
@@ -7465,12 +8644,7 @@
               <w:jc w:val="center"/>
             </w:pPr>
             <w:r>
-              <w:rPr>
-                <w:rFonts w:ascii="Arial" w:cs="Arial" w:eastAsia="Arial" w:hAnsi="Arial"/>
-                <w:sz w:val="22"/>
-                <w:szCs w:val="22"/>
-              </w:rPr>
-              <w:t xml:space="preserve">65.8341</w:t>
+              <w:t>159.67</w:t>
             </w:r>
           </w:p>
         </w:tc>
@@ -7489,12 +8663,7 @@
               <w:jc w:val="center"/>
             </w:pPr>
             <w:r>
-              <w:rPr>
-                <w:rFonts w:ascii="Arial" w:cs="Arial" w:eastAsia="Arial" w:hAnsi="Arial"/>
-                <w:sz w:val="22"/>
-                <w:szCs w:val="22"/>
-              </w:rPr>
-              <w:t xml:space="preserve">2.91e-12</w:t>
+              <w:t>3.79e-29</w:t>
             </w:r>
           </w:p>
         </w:tc>
@@ -7513,12 +8682,7 @@
               <w:jc w:val="center"/>
             </w:pPr>
             <w:r>
-              <w:rPr>
-                <w:rFonts w:ascii="Arial" w:cs="Arial" w:eastAsia="Arial" w:hAnsi="Arial"/>
-                <w:sz w:val="22"/>
-                <w:szCs w:val="22"/>
-              </w:rPr>
-              <w:t xml:space="preserve">Sí</w:t>
+              <w:t>Sí</w:t>
             </w:r>
           </w:p>
         </w:tc>
@@ -7540,12 +8704,7 @@
               <w:jc w:val="left"/>
             </w:pPr>
             <w:r>
-              <w:rPr>
-                <w:rFonts w:ascii="Arial" w:cs="Arial" w:eastAsia="Arial" w:hAnsi="Arial"/>
-                <w:sz w:val="22"/>
-                <w:szCs w:val="22"/>
-              </w:rPr>
-              <w:t xml:space="preserve">MI_ir</w:t>
+              <w:t>MI_ir</w:t>
             </w:r>
           </w:p>
         </w:tc>
@@ -7565,12 +8724,7 @@
               <w:jc w:val="center"/>
             </w:pPr>
             <w:r>
-              <w:rPr>
-                <w:rFonts w:ascii="Arial" w:cs="Arial" w:eastAsia="Arial" w:hAnsi="Arial"/>
-                <w:sz w:val="22"/>
-                <w:szCs w:val="22"/>
-              </w:rPr>
-              <w:t xml:space="preserve">52.2304</w:t>
+              <w:t>147.37</w:t>
             </w:r>
           </w:p>
         </w:tc>
@@ -7590,12 +8744,7 @@
               <w:jc w:val="center"/>
             </w:pPr>
             <w:r>
-              <w:rPr>
-                <w:rFonts w:ascii="Arial" w:cs="Arial" w:eastAsia="Arial" w:hAnsi="Arial"/>
-                <w:sz w:val="22"/>
-                <w:szCs w:val="22"/>
-              </w:rPr>
-              <w:t xml:space="preserve">1.68e-9</w:t>
+              <w:t>1.29e-26</w:t>
             </w:r>
           </w:p>
         </w:tc>
@@ -7615,12 +8764,259 @@
               <w:jc w:val="center"/>
             </w:pPr>
             <w:r>
-              <w:rPr>
-                <w:rFonts w:ascii="Arial" w:cs="Arial" w:eastAsia="Arial" w:hAnsi="Arial"/>
-                <w:sz w:val="22"/>
-                <w:szCs w:val="22"/>
-              </w:rPr>
-              <w:t xml:space="preserve">Sí</w:t>
+              <w:t>Sí</w:t>
+            </w:r>
+          </w:p>
+        </w:tc>
+      </w:tr>
+      <w:tr>
+        <w:tc>
+          <w:tcPr>
+            <w:tcW w:type="dxa" w:w="1800"/>
+          </w:tcPr>
+          <w:p>
+            <w:r>
+              <w:t>SF</w:t>
+            </w:r>
+          </w:p>
+        </w:tc>
+        <w:tc>
+          <w:tcPr>
+            <w:tcW w:type="dxa" w:w="2400"/>
+          </w:tcPr>
+          <w:p>
+            <w:r>
+              <w:t>194.17</w:t>
+            </w:r>
+          </w:p>
+        </w:tc>
+        <w:tc>
+          <w:tcPr>
+            <w:tcW w:type="dxa" w:w="2400"/>
+          </w:tcPr>
+          <w:p>
+            <w:r>
+              <w:t>2.65e-36</w:t>
+            </w:r>
+          </w:p>
+        </w:tc>
+        <w:tc>
+          <w:tcPr>
+            <w:tcW w:type="dxa" w:w="2760"/>
+          </w:tcPr>
+          <w:p>
+            <w:r>
+              <w:t>Sí</w:t>
+            </w:r>
+          </w:p>
+        </w:tc>
+      </w:tr>
+      <w:tr>
+        <w:tc>
+          <w:tcPr>
+            <w:tcW w:type="dxa" w:w="1800"/>
+          </w:tcPr>
+          <w:p>
+            <w:r>
+              <w:t>Qabf</w:t>
+            </w:r>
+          </w:p>
+        </w:tc>
+        <w:tc>
+          <w:tcPr>
+            <w:tcW w:type="dxa" w:w="2400"/>
+          </w:tcPr>
+          <w:p>
+            <w:r>
+              <w:t>148.59</w:t>
+            </w:r>
+          </w:p>
+        </w:tc>
+        <w:tc>
+          <w:tcPr>
+            <w:tcW w:type="dxa" w:w="2400"/>
+          </w:tcPr>
+          <w:p>
+            <w:r>
+              <w:t>7.26e-27</w:t>
+            </w:r>
+          </w:p>
+        </w:tc>
+        <w:tc>
+          <w:tcPr>
+            <w:tcW w:type="dxa" w:w="2760"/>
+          </w:tcPr>
+          <w:p>
+            <w:r>
+              <w:t>Sí</w:t>
+            </w:r>
+          </w:p>
+        </w:tc>
+      </w:tr>
+      <w:tr>
+        <w:tc>
+          <w:tcPr>
+            <w:tcW w:type="dxa" w:w="1800"/>
+          </w:tcPr>
+          <w:p>
+            <w:r>
+              <w:t>Nabf</w:t>
+            </w:r>
+          </w:p>
+        </w:tc>
+        <w:tc>
+          <w:tcPr>
+            <w:tcW w:type="dxa" w:w="2400"/>
+          </w:tcPr>
+          <w:p>
+            <w:r>
+              <w:t>187.84</w:t>
+            </w:r>
+          </w:p>
+        </w:tc>
+        <w:tc>
+          <w:tcPr>
+            <w:tcW w:type="dxa" w:w="2400"/>
+          </w:tcPr>
+          <w:p>
+            <w:r>
+              <w:t>5.51e-35</w:t>
+            </w:r>
+          </w:p>
+        </w:tc>
+        <w:tc>
+          <w:tcPr>
+            <w:tcW w:type="dxa" w:w="2760"/>
+          </w:tcPr>
+          <w:p>
+            <w:r>
+              <w:t>Sí</w:t>
+            </w:r>
+          </w:p>
+        </w:tc>
+      </w:tr>
+      <w:tr>
+        <w:tc>
+          <w:tcPr>
+            <w:tcW w:type="dxa" w:w="1800"/>
+          </w:tcPr>
+          <w:p>
+            <w:r>
+              <w:t>SSIM</w:t>
+            </w:r>
+          </w:p>
+        </w:tc>
+        <w:tc>
+          <w:tcPr>
+            <w:tcW w:type="dxa" w:w="2400"/>
+          </w:tcPr>
+          <w:p>
+            <w:r>
+              <w:t>195.34</w:t>
+            </w:r>
+          </w:p>
+        </w:tc>
+        <w:tc>
+          <w:tcPr>
+            <w:tcW w:type="dxa" w:w="2400"/>
+          </w:tcPr>
+          <w:p>
+            <w:r>
+              <w:t>1.51e-36</w:t>
+            </w:r>
+          </w:p>
+        </w:tc>
+        <w:tc>
+          <w:tcPr>
+            <w:tcW w:type="dxa" w:w="2760"/>
+          </w:tcPr>
+          <w:p>
+            <w:r>
+              <w:t>Sí</w:t>
+            </w:r>
+          </w:p>
+        </w:tc>
+      </w:tr>
+      <w:tr>
+        <w:tc>
+          <w:tcPr>
+            <w:tcW w:type="dxa" w:w="1800"/>
+          </w:tcPr>
+          <w:p>
+            <w:r>
+              <w:t>SCD</w:t>
+            </w:r>
+          </w:p>
+        </w:tc>
+        <w:tc>
+          <w:tcPr>
+            <w:tcW w:type="dxa" w:w="2400"/>
+          </w:tcPr>
+          <w:p>
+            <w:r>
+              <w:t>97.32</w:t>
+            </w:r>
+          </w:p>
+        </w:tc>
+        <w:tc>
+          <w:tcPr>
+            <w:tcW w:type="dxa" w:w="2400"/>
+          </w:tcPr>
+          <w:p>
+            <w:r>
+              <w:t>1.87e-16</w:t>
+            </w:r>
+          </w:p>
+        </w:tc>
+        <w:tc>
+          <w:tcPr>
+            <w:tcW w:type="dxa" w:w="2760"/>
+          </w:tcPr>
+          <w:p>
+            <w:r>
+              <w:t>Sí</w:t>
+            </w:r>
+          </w:p>
+        </w:tc>
+      </w:tr>
+      <w:tr>
+        <w:tc>
+          <w:tcPr>
+            <w:tcW w:type="dxa" w:w="1800"/>
+          </w:tcPr>
+          <w:p>
+            <w:r>
+              <w:t>VIF</w:t>
+            </w:r>
+          </w:p>
+        </w:tc>
+        <w:tc>
+          <w:tcPr>
+            <w:tcW w:type="dxa" w:w="2400"/>
+          </w:tcPr>
+          <w:p>
+            <w:r>
+              <w:t>170.10</w:t>
+            </w:r>
+          </w:p>
+        </w:tc>
+        <w:tc>
+          <w:tcPr>
+            <w:tcW w:type="dxa" w:w="2400"/>
+          </w:tcPr>
+          <w:p>
+            <w:r>
+              <w:t>2.64e-31</w:t>
+            </w:r>
+          </w:p>
+        </w:tc>
+        <w:tc>
+          <w:tcPr>
+            <w:tcW w:type="dxa" w:w="2760"/>
+          </w:tcPr>
+          <w:p>
+            <w:r>
+              <w:t>Sí</w:t>
             </w:r>
           </w:p>
         </w:tc>
@@ -7650,12 +9046,7 @@
         <w:jc w:val="both"/>
       </w:pPr>
       <w:r>
-        <w:rPr>
-          <w:rFonts w:ascii="Arial" w:cs="Arial" w:eastAsia="Arial" w:hAnsi="Arial"/>
-          <w:sz w:val="24"/>
-          <w:szCs w:val="24"/>
-        </w:rPr>
-        <w:t xml:space="preserve">Para precisar dónde residen las diferencias, se aplicó la prueba de Wilcoxon de rangos signados entre las cuatro configuraciones Top-Hat representativas y los tres baselines, sobre cada una de las seis métricas. De las 72 comparaciones resultantes, una proporción considerable mostró diferencias estadísticamente significativas. En entropía y desviación estándar, la pirámide de Laplace supera consistentemente a todas las configuraciones Top-Hat. En gradiente medio, la diferencia es menos marcada, con Top-Hat alcanzando paridad en algunas configuraciones. En las métricas de información mutua (MI_vis, MI_ir), el promedio simple es el método estadísticamente más fuerte. Las configuraciones Top-Hat se ubican en posiciones intermedias, sin dominar ni ser dominadas globalmente. Los detalles de las 72 pruebas se presentan en el Apéndice C.</w:t>
+        <w:t>Para precisar dónde residen las diferencias se aplicó la prueba de Wilcoxon de rangos signados entre cada configuración Top-Hat (WTH y WTH+BTH) y cada baseline, sobre las doce métricas, con corrección de Holm y tamaño de efecto rank-biserial (288 contrastes; detalle en el Apéndice C). El hallazgo central es un reparto de fortalezas frente a la pirámide de Laplace: la mejor configuración Top-Hat WTH (disco, L = 5) supera a Laplace de forma significativa en SSIM (0,739 vs 0,721; p_Holm = 0,001; r = 1,00) y en SCD (1,430 vs 1,322; p_Holm = 0,019; r = 0,78); empata en Qabf (0,458 vs 0,442; diferencia no significativa) y en Nabf; y cede de forma significativa en SD (p_Holm = 0,009) y en VIF (p_Holm = 0,003). Es decir, la Torre Top-Hat preserva mejor la fidelidad estructural a las fuentes, mientras que Laplace produce mayor contraste y fidelidad perceptual. En las métricas de información mutua el promedio simple sigue siendo el más fuerte por el sesgo aritmético ya señalado.</w:t>
       </w:r>
     </w:p>
     <w:p>
@@ -7682,12 +9073,7 @@
         <w:jc w:val="both"/>
       </w:pPr>
       <w:r>
-        <w:rPr>
-          <w:rFonts w:ascii="Arial" w:cs="Arial" w:eastAsia="Arial" w:hAnsi="Arial"/>
-          <w:sz w:val="24"/>
-          <w:szCs w:val="24"/>
-        </w:rPr>
-        <w:t xml:space="preserve">La Tabla 5 muestra el ranking promedio de cada método (1 = mejor; menores son mejores) en cada métrica, junto con el ranking global obtenido al promediar entre métricas. La pirámide de Laplace ocupa el primer lugar global con un ranking de 2,03, perfilándose como el método más equilibrado. La mejor configuración Top-Hat es disk_L5, con ranking global de 3,28. Las demás configuraciones Top-Hat se distribuyen entre 3,71 y 4,82, intercaladas con Curvelet (4,59) y sólo por delante del promedio simple (5,29). Cabe subrayar que el ranking del promedio se ve penalizado en EN, SD, FE y MG, donde queda último, pero compensado en MI_vis y MI_ir, donde gana, lo cual ilustra el compromiso fundamental entre riqueza de imagen y fidelidad de fuente.</w:t>
+        <w:t>La Tabla 5 muestra el ranking promedio de cada método (1 = mejor) en seis métricas clave y el ranking global obtenido al promediar las doce métricas, respetando la dirección de cada una. La pirámide de Laplace mantiene el primer lugar global (4,42), pero la mejor configuración Top-Hat WTH (disco L = 5) queda muy próxima en segundo lugar (5,00), seguida por disco L = 3 (5,25) y cuadrado L = 3 (5,42). Las cuatro variantes +BTH se ubican por debajo de sus contrapartes WTH (6,00 a 6,83), penalizadas por los artefactos. Notablemente, Curvelet cae al último lugar junto al promedio (7,08): al penalizar los artefactos (Nabf), su aparente competitividad bajo las métricas clásicas de actividad se desvanece. La brecha entre Laplace y la mejor Top-Hat se reduce respecto al análisis con sólo seis métricas y, sobre todo, cambia de naturaleza: ya no es una derrota en todos los frentes sino un equilibrio de fortalezas complementarias.</w:t>
       </w:r>
     </w:p>
     <w:tbl>
@@ -7733,13 +9119,9 @@
             </w:pPr>
             <w:r>
               <w:rPr>
-                <w:rFonts w:ascii="Arial" w:cs="Arial" w:eastAsia="Arial" w:hAnsi="Arial"/>
                 <w:b/>
-                <w:bCs/>
-                <w:sz w:val="22"/>
-                <w:szCs w:val="22"/>
-              </w:rPr>
-              <w:t xml:space="preserve">Método</w:t>
+              </w:rPr>
+              <w:t>Método</w:t>
             </w:r>
           </w:p>
         </w:tc>
@@ -7760,13 +9142,9 @@
             </w:pPr>
             <w:r>
               <w:rPr>
-                <w:rFonts w:ascii="Arial" w:cs="Arial" w:eastAsia="Arial" w:hAnsi="Arial"/>
                 <w:b/>
-                <w:bCs/>
-                <w:sz w:val="22"/>
-                <w:szCs w:val="22"/>
-              </w:rPr>
-              <w:t xml:space="preserve">EN</w:t>
+              </w:rPr>
+              <w:t>SD</w:t>
             </w:r>
           </w:p>
         </w:tc>
@@ -7787,13 +9165,9 @@
             </w:pPr>
             <w:r>
               <w:rPr>
-                <w:rFonts w:ascii="Arial" w:cs="Arial" w:eastAsia="Arial" w:hAnsi="Arial"/>
                 <w:b/>
-                <w:bCs/>
-                <w:sz w:val="22"/>
-                <w:szCs w:val="22"/>
-              </w:rPr>
-              <w:t xml:space="preserve">SD</w:t>
+              </w:rPr>
+              <w:t>MG</w:t>
             </w:r>
           </w:p>
         </w:tc>
@@ -7814,13 +9188,9 @@
             </w:pPr>
             <w:r>
               <w:rPr>
-                <w:rFonts w:ascii="Arial" w:cs="Arial" w:eastAsia="Arial" w:hAnsi="Arial"/>
                 <w:b/>
-                <w:bCs/>
-                <w:sz w:val="22"/>
-                <w:szCs w:val="22"/>
-              </w:rPr>
-              <w:t xml:space="preserve">FE</w:t>
+              </w:rPr>
+              <w:t>Qabf</w:t>
             </w:r>
           </w:p>
         </w:tc>
@@ -7841,13 +9211,9 @@
             </w:pPr>
             <w:r>
               <w:rPr>
-                <w:rFonts w:ascii="Arial" w:cs="Arial" w:eastAsia="Arial" w:hAnsi="Arial"/>
                 <w:b/>
-                <w:bCs/>
-                <w:sz w:val="22"/>
-                <w:szCs w:val="22"/>
-              </w:rPr>
-              <w:t xml:space="preserve">MG</w:t>
+              </w:rPr>
+              <w:t>Nabf</w:t>
             </w:r>
           </w:p>
         </w:tc>
@@ -7868,13 +9234,9 @@
             </w:pPr>
             <w:r>
               <w:rPr>
-                <w:rFonts w:ascii="Arial" w:cs="Arial" w:eastAsia="Arial" w:hAnsi="Arial"/>
                 <w:b/>
-                <w:bCs/>
-                <w:sz w:val="22"/>
-                <w:szCs w:val="22"/>
-              </w:rPr>
-              <w:t xml:space="preserve">MI_vis</w:t>
+              </w:rPr>
+              <w:t>SSIM</w:t>
             </w:r>
           </w:p>
         </w:tc>
@@ -7895,13 +9257,9 @@
             </w:pPr>
             <w:r>
               <w:rPr>
-                <w:rFonts w:ascii="Arial" w:cs="Arial" w:eastAsia="Arial" w:hAnsi="Arial"/>
                 <w:b/>
-                <w:bCs/>
-                <w:sz w:val="22"/>
-                <w:szCs w:val="22"/>
-              </w:rPr>
-              <w:t xml:space="preserve">MI_ir</w:t>
+              </w:rPr>
+              <w:t>VIF</w:t>
             </w:r>
           </w:p>
         </w:tc>
@@ -7922,13 +9280,9 @@
             </w:pPr>
             <w:r>
               <w:rPr>
-                <w:rFonts w:ascii="Arial" w:cs="Arial" w:eastAsia="Arial" w:hAnsi="Arial"/>
                 <w:b/>
-                <w:bCs/>
-                <w:sz w:val="22"/>
-                <w:szCs w:val="22"/>
-              </w:rPr>
-              <w:t xml:space="preserve">Ranking global</w:t>
+              </w:rPr>
+              <w:t>Global</w:t>
             </w:r>
           </w:p>
         </w:tc>
@@ -7949,12 +9303,7 @@
               <w:jc w:val="left"/>
             </w:pPr>
             <w:r>
-              <w:rPr>
-                <w:rFonts w:ascii="Arial" w:cs="Arial" w:eastAsia="Arial" w:hAnsi="Arial"/>
-                <w:sz w:val="22"/>
-                <w:szCs w:val="22"/>
-              </w:rPr>
-              <w:t xml:space="preserve">Pirámide Laplace</w:t>
+              <w:t>Pirámide Laplace</w:t>
             </w:r>
           </w:p>
         </w:tc>
@@ -7973,12 +9322,7 @@
               <w:jc w:val="center"/>
             </w:pPr>
             <w:r>
-              <w:rPr>
-                <w:rFonts w:ascii="Arial" w:cs="Arial" w:eastAsia="Arial" w:hAnsi="Arial"/>
-                <w:sz w:val="22"/>
-                <w:szCs w:val="22"/>
-              </w:rPr>
-              <w:t xml:space="preserve">2.0</w:t>
+              <w:t>2.00</w:t>
             </w:r>
           </w:p>
         </w:tc>
@@ -7997,12 +9341,7 @@
               <w:jc w:val="center"/>
             </w:pPr>
             <w:r>
-              <w:rPr>
-                <w:rFonts w:ascii="Arial" w:cs="Arial" w:eastAsia="Arial" w:hAnsi="Arial"/>
-                <w:sz w:val="22"/>
-                <w:szCs w:val="22"/>
-              </w:rPr>
-              <w:t xml:space="preserve">1.35</w:t>
+              <w:t>6.00</w:t>
             </w:r>
           </w:p>
         </w:tc>
@@ -8021,12 +9360,7 @@
               <w:jc w:val="center"/>
             </w:pPr>
             <w:r>
-              <w:rPr>
-                <w:rFonts w:ascii="Arial" w:cs="Arial" w:eastAsia="Arial" w:hAnsi="Arial"/>
-                <w:sz w:val="22"/>
-                <w:szCs w:val="22"/>
-              </w:rPr>
-              <w:t xml:space="preserve">2.0</w:t>
+              <w:t>5.00</w:t>
             </w:r>
           </w:p>
         </w:tc>
@@ -8045,12 +9379,7 @@
               <w:jc w:val="center"/>
             </w:pPr>
             <w:r>
-              <w:rPr>
-                <w:rFonts w:ascii="Arial" w:cs="Arial" w:eastAsia="Arial" w:hAnsi="Arial"/>
-                <w:sz w:val="22"/>
-                <w:szCs w:val="22"/>
-              </w:rPr>
-              <w:t xml:space="preserve">2.1</w:t>
+              <w:t>5.00</w:t>
             </w:r>
           </w:p>
         </w:tc>
@@ -8069,12 +9398,7 @@
               <w:jc w:val="center"/>
             </w:pPr>
             <w:r>
-              <w:rPr>
-                <w:rFonts w:ascii="Arial" w:cs="Arial" w:eastAsia="Arial" w:hAnsi="Arial"/>
-                <w:sz w:val="22"/>
-                <w:szCs w:val="22"/>
-              </w:rPr>
-              <w:t xml:space="preserve">2.02</w:t>
+              <w:t>7.00</w:t>
             </w:r>
           </w:p>
         </w:tc>
@@ -8093,12 +9417,7 @@
               <w:jc w:val="center"/>
             </w:pPr>
             <w:r>
-              <w:rPr>
-                <w:rFonts w:ascii="Arial" w:cs="Arial" w:eastAsia="Arial" w:hAnsi="Arial"/>
-                <w:sz w:val="22"/>
-                <w:szCs w:val="22"/>
-              </w:rPr>
-              <w:t xml:space="preserve">2.72</w:t>
+              <w:t>1.00</w:t>
             </w:r>
           </w:p>
         </w:tc>
@@ -8117,12 +9436,7 @@
               <w:jc w:val="center"/>
             </w:pPr>
             <w:r>
-              <w:rPr>
-                <w:rFonts w:ascii="Arial" w:cs="Arial" w:eastAsia="Arial" w:hAnsi="Arial"/>
-                <w:sz w:val="22"/>
-                <w:szCs w:val="22"/>
-              </w:rPr>
-              <w:t xml:space="preserve">2.03</w:t>
+              <w:t>4.42</w:t>
             </w:r>
           </w:p>
         </w:tc>
@@ -8144,12 +9458,7 @@
               <w:jc w:val="left"/>
             </w:pPr>
             <w:r>
-              <w:rPr>
-                <w:rFonts w:ascii="Arial" w:cs="Arial" w:eastAsia="Arial" w:hAnsi="Arial"/>
-                <w:sz w:val="22"/>
-                <w:szCs w:val="22"/>
-              </w:rPr>
-              <w:t xml:space="preserve">Top-Hat disco L=5</w:t>
+              <w:t>Top-Hat disco L5 (WTH)</w:t>
             </w:r>
           </w:p>
         </w:tc>
@@ -8169,12 +9478,7 @@
               <w:jc w:val="center"/>
             </w:pPr>
             <w:r>
-              <w:rPr>
-                <w:rFonts w:ascii="Arial" w:cs="Arial" w:eastAsia="Arial" w:hAnsi="Arial"/>
-                <w:sz w:val="22"/>
-                <w:szCs w:val="22"/>
-              </w:rPr>
-              <w:t xml:space="preserve">2.1</w:t>
+              <w:t>6.00</w:t>
             </w:r>
           </w:p>
         </w:tc>
@@ -8194,12 +9498,7 @@
               <w:jc w:val="center"/>
             </w:pPr>
             <w:r>
-              <w:rPr>
-                <w:rFonts w:ascii="Arial" w:cs="Arial" w:eastAsia="Arial" w:hAnsi="Arial"/>
-                <w:sz w:val="22"/>
-                <w:szCs w:val="22"/>
-              </w:rPr>
-              <w:t xml:space="preserve">2.0</w:t>
+              <w:t>7.00</w:t>
             </w:r>
           </w:p>
         </w:tc>
@@ -8219,12 +9518,7 @@
               <w:jc w:val="center"/>
             </w:pPr>
             <w:r>
-              <w:rPr>
-                <w:rFonts w:ascii="Arial" w:cs="Arial" w:eastAsia="Arial" w:hAnsi="Arial"/>
-                <w:sz w:val="22"/>
-                <w:szCs w:val="22"/>
-              </w:rPr>
-              <w:t xml:space="preserve">2.1</w:t>
+              <w:t>2.00</w:t>
             </w:r>
           </w:p>
         </w:tc>
@@ -8244,12 +9538,7 @@
               <w:jc w:val="center"/>
             </w:pPr>
             <w:r>
-              <w:rPr>
-                <w:rFonts w:ascii="Arial" w:cs="Arial" w:eastAsia="Arial" w:hAnsi="Arial"/>
-                <w:sz w:val="22"/>
-                <w:szCs w:val="22"/>
-              </w:rPr>
-              <w:t xml:space="preserve">2.95</w:t>
+              <w:t>6.00</w:t>
             </w:r>
           </w:p>
         </w:tc>
@@ -8269,12 +9558,7 @@
               <w:jc w:val="center"/>
             </w:pPr>
             <w:r>
-              <w:rPr>
-                <w:rFonts w:ascii="Arial" w:cs="Arial" w:eastAsia="Arial" w:hAnsi="Arial"/>
-                <w:sz w:val="22"/>
-                <w:szCs w:val="22"/>
-              </w:rPr>
-              <w:t xml:space="preserve">5.38</w:t>
+              <w:t>5.00</w:t>
             </w:r>
           </w:p>
         </w:tc>
@@ -8294,12 +9578,7 @@
               <w:jc w:val="center"/>
             </w:pPr>
             <w:r>
-              <w:rPr>
-                <w:rFonts w:ascii="Arial" w:cs="Arial" w:eastAsia="Arial" w:hAnsi="Arial"/>
-                <w:sz w:val="22"/>
-                <w:szCs w:val="22"/>
-              </w:rPr>
-              <w:t xml:space="preserve">5.12</w:t>
+              <w:t>2.00</w:t>
             </w:r>
           </w:p>
         </w:tc>
@@ -8319,12 +9598,7 @@
               <w:jc w:val="center"/>
             </w:pPr>
             <w:r>
-              <w:rPr>
-                <w:rFonts w:ascii="Arial" w:cs="Arial" w:eastAsia="Arial" w:hAnsi="Arial"/>
-                <w:sz w:val="22"/>
-                <w:szCs w:val="22"/>
-              </w:rPr>
-              <w:t xml:space="preserve">3.28</w:t>
+              <w:t>5.00</w:t>
             </w:r>
           </w:p>
         </w:tc>
@@ -8345,12 +9619,7 @@
               <w:jc w:val="left"/>
             </w:pPr>
             <w:r>
-              <w:rPr>
-                <w:rFonts w:ascii="Arial" w:cs="Arial" w:eastAsia="Arial" w:hAnsi="Arial"/>
-                <w:sz w:val="22"/>
-                <w:szCs w:val="22"/>
-              </w:rPr>
-              <w:t xml:space="preserve">Top-Hat cuadrado L=3</w:t>
+              <w:t>Top-Hat disco L3 (WTH)</w:t>
             </w:r>
           </w:p>
         </w:tc>
@@ -8369,12 +9638,7 @@
               <w:jc w:val="center"/>
             </w:pPr>
             <w:r>
-              <w:rPr>
-                <w:rFonts w:ascii="Arial" w:cs="Arial" w:eastAsia="Arial" w:hAnsi="Arial"/>
-                <w:sz w:val="22"/>
-                <w:szCs w:val="22"/>
-              </w:rPr>
-              <w:t xml:space="preserve">3.0</w:t>
+              <w:t>8.00</w:t>
             </w:r>
           </w:p>
         </w:tc>
@@ -8393,12 +9657,7 @@
               <w:jc w:val="center"/>
             </w:pPr>
             <w:r>
-              <w:rPr>
-                <w:rFonts w:ascii="Arial" w:cs="Arial" w:eastAsia="Arial" w:hAnsi="Arial"/>
-                <w:sz w:val="22"/>
-                <w:szCs w:val="22"/>
-              </w:rPr>
-              <w:t xml:space="preserve">3.25</w:t>
+              <w:t>9.00</w:t>
             </w:r>
           </w:p>
         </w:tc>
@@ -8417,12 +9676,7 @@
               <w:jc w:val="center"/>
             </w:pPr>
             <w:r>
-              <w:rPr>
-                <w:rFonts w:ascii="Arial" w:cs="Arial" w:eastAsia="Arial" w:hAnsi="Arial"/>
-                <w:sz w:val="22"/>
-                <w:szCs w:val="22"/>
-              </w:rPr>
-              <w:t xml:space="preserve">3.0</w:t>
+              <w:t>3.00</w:t>
             </w:r>
           </w:p>
         </w:tc>
@@ -8441,12 +9695,7 @@
               <w:jc w:val="center"/>
             </w:pPr>
             <w:r>
-              <w:rPr>
-                <w:rFonts w:ascii="Arial" w:cs="Arial" w:eastAsia="Arial" w:hAnsi="Arial"/>
-                <w:sz w:val="22"/>
-                <w:szCs w:val="22"/>
-              </w:rPr>
-              <w:t xml:space="preserve">4.35</w:t>
+              <w:t>2.00</w:t>
             </w:r>
           </w:p>
         </w:tc>
@@ -8465,12 +9714,7 @@
               <w:jc w:val="center"/>
             </w:pPr>
             <w:r>
-              <w:rPr>
-                <w:rFonts w:ascii="Arial" w:cs="Arial" w:eastAsia="Arial" w:hAnsi="Arial"/>
-                <w:sz w:val="22"/>
-                <w:szCs w:val="22"/>
-              </w:rPr>
-              <w:t xml:space="preserve">3.82</w:t>
+              <w:t>3.00</w:t>
             </w:r>
           </w:p>
         </w:tc>
@@ -8489,12 +9733,7 @@
               <w:jc w:val="center"/>
             </w:pPr>
             <w:r>
-              <w:rPr>
-                <w:rFonts w:ascii="Arial" w:cs="Arial" w:eastAsia="Arial" w:hAnsi="Arial"/>
-                <w:sz w:val="22"/>
-                <w:szCs w:val="22"/>
-              </w:rPr>
-              <w:t xml:space="preserve">4.82</w:t>
+              <w:t>4.00</w:t>
             </w:r>
           </w:p>
         </w:tc>
@@ -8513,12 +9752,7 @@
               <w:jc w:val="center"/>
             </w:pPr>
             <w:r>
-              <w:rPr>
-                <w:rFonts w:ascii="Arial" w:cs="Arial" w:eastAsia="Arial" w:hAnsi="Arial"/>
-                <w:sz w:val="22"/>
-                <w:szCs w:val="22"/>
-              </w:rPr>
-              <w:t xml:space="preserve">3.71</w:t>
+              <w:t>5.25</w:t>
             </w:r>
           </w:p>
         </w:tc>
@@ -8540,12 +9774,7 @@
               <w:jc w:val="left"/>
             </w:pPr>
             <w:r>
-              <w:rPr>
-                <w:rFonts w:ascii="Arial" w:cs="Arial" w:eastAsia="Arial" w:hAnsi="Arial"/>
-                <w:sz w:val="22"/>
-                <w:szCs w:val="22"/>
-              </w:rPr>
-              <w:t xml:space="preserve">Top-Hat disco L=3</w:t>
+              <w:t>Top-Hat cuadrado L3 (WTH)</w:t>
             </w:r>
           </w:p>
         </w:tc>
@@ -8565,12 +9794,7 @@
               <w:jc w:val="center"/>
             </w:pPr>
             <w:r>
-              <w:rPr>
-                <w:rFonts w:ascii="Arial" w:cs="Arial" w:eastAsia="Arial" w:hAnsi="Arial"/>
-                <w:sz w:val="22"/>
-                <w:szCs w:val="22"/>
-              </w:rPr>
-              <w:t xml:space="preserve">4.25</w:t>
+              <w:t>7.00</w:t>
             </w:r>
           </w:p>
         </w:tc>
@@ -8590,12 +9814,7 @@
               <w:jc w:val="center"/>
             </w:pPr>
             <w:r>
-              <w:rPr>
-                <w:rFonts w:ascii="Arial" w:cs="Arial" w:eastAsia="Arial" w:hAnsi="Arial"/>
-                <w:sz w:val="22"/>
-                <w:szCs w:val="22"/>
-              </w:rPr>
-              <w:t xml:space="preserve">4.3</w:t>
+              <w:t>8.00</w:t>
             </w:r>
           </w:p>
         </w:tc>
@@ -8615,12 +9834,7 @@
               <w:jc w:val="center"/>
             </w:pPr>
             <w:r>
-              <w:rPr>
-                <w:rFonts w:ascii="Arial" w:cs="Arial" w:eastAsia="Arial" w:hAnsi="Arial"/>
-                <w:sz w:val="22"/>
-                <w:szCs w:val="22"/>
-              </w:rPr>
-              <w:t xml:space="preserve">4.25</w:t>
+              <w:t>6.00</w:t>
             </w:r>
           </w:p>
         </w:tc>
@@ -8640,12 +9854,7 @@
               <w:jc w:val="center"/>
             </w:pPr>
             <w:r>
-              <w:rPr>
-                <w:rFonts w:ascii="Arial" w:cs="Arial" w:eastAsia="Arial" w:hAnsi="Arial"/>
-                <w:sz w:val="22"/>
-                <w:szCs w:val="22"/>
-              </w:rPr>
-              <w:t xml:space="preserve">4.7</w:t>
+              <w:t>3.00</w:t>
             </w:r>
           </w:p>
         </w:tc>
@@ -8665,12 +9874,7 @@
               <w:jc w:val="center"/>
             </w:pPr>
             <w:r>
-              <w:rPr>
-                <w:rFonts w:ascii="Arial" w:cs="Arial" w:eastAsia="Arial" w:hAnsi="Arial"/>
-                <w:sz w:val="22"/>
-                <w:szCs w:val="22"/>
-              </w:rPr>
-              <w:t xml:space="preserve">3.32</w:t>
+              <w:t>4.00</w:t>
             </w:r>
           </w:p>
         </w:tc>
@@ -8690,12 +9894,7 @@
               <w:jc w:val="center"/>
             </w:pPr>
             <w:r>
-              <w:rPr>
-                <w:rFonts w:ascii="Arial" w:cs="Arial" w:eastAsia="Arial" w:hAnsi="Arial"/>
-                <w:sz w:val="22"/>
-                <w:szCs w:val="22"/>
-              </w:rPr>
-              <w:t xml:space="preserve">4.82</w:t>
+              <w:t>3.00</w:t>
             </w:r>
           </w:p>
         </w:tc>
@@ -8715,12 +9914,7 @@
               <w:jc w:val="center"/>
             </w:pPr>
             <w:r>
-              <w:rPr>
-                <w:rFonts w:ascii="Arial" w:cs="Arial" w:eastAsia="Arial" w:hAnsi="Arial"/>
-                <w:sz w:val="22"/>
-                <w:szCs w:val="22"/>
-              </w:rPr>
-              <w:t xml:space="preserve">4.27</w:t>
+              <w:t>5.42</w:t>
             </w:r>
           </w:p>
         </w:tc>
@@ -8741,12 +9935,7 @@
               <w:jc w:val="left"/>
             </w:pPr>
             <w:r>
-              <w:rPr>
-                <w:rFonts w:ascii="Arial" w:cs="Arial" w:eastAsia="Arial" w:hAnsi="Arial"/>
-                <w:sz w:val="22"/>
-                <w:szCs w:val="22"/>
-              </w:rPr>
-              <w:t xml:space="preserve">Curvelet</w:t>
+              <w:t>Top-Hat cuadrado L3 +BTH</w:t>
             </w:r>
           </w:p>
         </w:tc>
@@ -8765,12 +9954,7 @@
               <w:jc w:val="center"/>
             </w:pPr>
             <w:r>
-              <w:rPr>
-                <w:rFonts w:ascii="Arial" w:cs="Arial" w:eastAsia="Arial" w:hAnsi="Arial"/>
-                <w:sz w:val="22"/>
-                <w:szCs w:val="22"/>
-              </w:rPr>
-              <w:t xml:space="preserve">4.6</w:t>
+              <w:t>3.00</w:t>
             </w:r>
           </w:p>
         </w:tc>
@@ -8789,12 +9973,7 @@
               <w:jc w:val="center"/>
             </w:pPr>
             <w:r>
-              <w:rPr>
-                <w:rFonts w:ascii="Arial" w:cs="Arial" w:eastAsia="Arial" w:hAnsi="Arial"/>
-                <w:sz w:val="22"/>
-                <w:szCs w:val="22"/>
-              </w:rPr>
-              <w:t xml:space="preserve">5.1</w:t>
+              <w:t>4.00</w:t>
             </w:r>
           </w:p>
         </w:tc>
@@ -8813,12 +9992,7 @@
               <w:jc w:val="center"/>
             </w:pPr>
             <w:r>
-              <w:rPr>
-                <w:rFonts w:ascii="Arial" w:cs="Arial" w:eastAsia="Arial" w:hAnsi="Arial"/>
-                <w:sz w:val="22"/>
-                <w:szCs w:val="22"/>
-              </w:rPr>
-              <w:t xml:space="preserve">4.6</w:t>
+              <w:t>7.00</w:t>
             </w:r>
           </w:p>
         </w:tc>
@@ -8837,12 +10011,7 @@
               <w:jc w:val="center"/>
             </w:pPr>
             <w:r>
-              <w:rPr>
-                <w:rFonts w:ascii="Arial" w:cs="Arial" w:eastAsia="Arial" w:hAnsi="Arial"/>
-                <w:sz w:val="22"/>
-                <w:szCs w:val="22"/>
-              </w:rPr>
-              <w:t xml:space="preserve">1.25</w:t>
+              <w:t>8.00</w:t>
             </w:r>
           </w:p>
         </w:tc>
@@ -8861,12 +10030,7 @@
               <w:jc w:val="center"/>
             </w:pPr>
             <w:r>
-              <w:rPr>
-                <w:rFonts w:ascii="Arial" w:cs="Arial" w:eastAsia="Arial" w:hAnsi="Arial"/>
-                <w:sz w:val="22"/>
-                <w:szCs w:val="22"/>
-              </w:rPr>
-              <w:t xml:space="preserve">6.45</w:t>
+              <w:t>9.00</w:t>
             </w:r>
           </w:p>
         </w:tc>
@@ -8885,12 +10049,7 @@
               <w:jc w:val="center"/>
             </w:pPr>
             <w:r>
-              <w:rPr>
-                <w:rFonts w:ascii="Arial" w:cs="Arial" w:eastAsia="Arial" w:hAnsi="Arial"/>
-                <w:sz w:val="22"/>
-                <w:szCs w:val="22"/>
-              </w:rPr>
-              <w:t xml:space="preserve">5.55</w:t>
+              <w:t>7.00</w:t>
             </w:r>
           </w:p>
         </w:tc>
@@ -8909,12 +10068,7 @@
               <w:jc w:val="center"/>
             </w:pPr>
             <w:r>
-              <w:rPr>
-                <w:rFonts w:ascii="Arial" w:cs="Arial" w:eastAsia="Arial" w:hAnsi="Arial"/>
-                <w:sz w:val="22"/>
-                <w:szCs w:val="22"/>
-              </w:rPr>
-              <w:t xml:space="preserve">4.59</w:t>
+              <w:t>6.00</w:t>
             </w:r>
           </w:p>
         </w:tc>
@@ -8936,12 +10090,7 @@
               <w:jc w:val="left"/>
             </w:pPr>
             <w:r>
-              <w:rPr>
-                <w:rFonts w:ascii="Arial" w:cs="Arial" w:eastAsia="Arial" w:hAnsi="Arial"/>
-                <w:sz w:val="22"/>
-                <w:szCs w:val="22"/>
-              </w:rPr>
-              <w:t xml:space="preserve">Top-Hat cruz L=3</w:t>
+              <w:t>Top-Hat disco L3 +BTH</w:t>
             </w:r>
           </w:p>
         </w:tc>
@@ -8961,12 +10110,7 @@
               <w:jc w:val="center"/>
             </w:pPr>
             <w:r>
-              <w:rPr>
-                <w:rFonts w:ascii="Arial" w:cs="Arial" w:eastAsia="Arial" w:hAnsi="Arial"/>
-                <w:sz w:val="22"/>
-                <w:szCs w:val="22"/>
-              </w:rPr>
-              <w:t xml:space="preserve">5.25</w:t>
+              <w:t>5.00</w:t>
             </w:r>
           </w:p>
         </w:tc>
@@ -8986,12 +10130,7 @@
               <w:jc w:val="center"/>
             </w:pPr>
             <w:r>
-              <w:rPr>
-                <w:rFonts w:ascii="Arial" w:cs="Arial" w:eastAsia="Arial" w:hAnsi="Arial"/>
-                <w:sz w:val="22"/>
-                <w:szCs w:val="22"/>
-              </w:rPr>
-              <w:t xml:space="preserve">5.15</w:t>
+              <w:t>2.50</w:t>
             </w:r>
           </w:p>
         </w:tc>
@@ -9011,12 +10150,7 @@
               <w:jc w:val="center"/>
             </w:pPr>
             <w:r>
-              <w:rPr>
-                <w:rFonts w:ascii="Arial" w:cs="Arial" w:eastAsia="Arial" w:hAnsi="Arial"/>
-                <w:sz w:val="22"/>
-                <w:szCs w:val="22"/>
-              </w:rPr>
-              <w:t xml:space="preserve">5.25</w:t>
+              <w:t>8.00</w:t>
             </w:r>
           </w:p>
         </w:tc>
@@ -9036,12 +10170,7 @@
               <w:jc w:val="center"/>
             </w:pPr>
             <w:r>
-              <w:rPr>
-                <w:rFonts w:ascii="Arial" w:cs="Arial" w:eastAsia="Arial" w:hAnsi="Arial"/>
-                <w:sz w:val="22"/>
-                <w:szCs w:val="22"/>
-              </w:rPr>
-              <w:t xml:space="preserve">5.8</w:t>
+              <w:t>9.00</w:t>
             </w:r>
           </w:p>
         </w:tc>
@@ -9061,12 +10190,7 @@
               <w:jc w:val="center"/>
             </w:pPr>
             <w:r>
-              <w:rPr>
-                <w:rFonts w:ascii="Arial" w:cs="Arial" w:eastAsia="Arial" w:hAnsi="Arial"/>
-                <w:sz w:val="22"/>
-                <w:szCs w:val="22"/>
-              </w:rPr>
-              <w:t xml:space="preserve">4.53</w:t>
+              <w:t>8.00</w:t>
             </w:r>
           </w:p>
         </w:tc>
@@ -9086,12 +10210,7 @@
               <w:jc w:val="center"/>
             </w:pPr>
             <w:r>
-              <w:rPr>
-                <w:rFonts w:ascii="Arial" w:cs="Arial" w:eastAsia="Arial" w:hAnsi="Arial"/>
-                <w:sz w:val="22"/>
-                <w:szCs w:val="22"/>
-              </w:rPr>
-              <w:t xml:space="preserve">2.98</w:t>
+              <w:t>8.00</w:t>
             </w:r>
           </w:p>
         </w:tc>
@@ -9111,12 +10230,7 @@
               <w:jc w:val="center"/>
             </w:pPr>
             <w:r>
-              <w:rPr>
-                <w:rFonts w:ascii="Arial" w:cs="Arial" w:eastAsia="Arial" w:hAnsi="Arial"/>
-                <w:sz w:val="22"/>
-                <w:szCs w:val="22"/>
-              </w:rPr>
-              <w:t xml:space="preserve">4.82</w:t>
+              <w:t>6.21</w:t>
             </w:r>
           </w:p>
         </w:tc>
@@ -9137,12 +10251,7 @@
               <w:jc w:val="left"/>
             </w:pPr>
             <w:r>
-              <w:rPr>
-                <w:rFonts w:ascii="Arial" w:cs="Arial" w:eastAsia="Arial" w:hAnsi="Arial"/>
-                <w:sz w:val="22"/>
-                <w:szCs w:val="22"/>
-              </w:rPr>
-              <w:t xml:space="preserve">Promedio</w:t>
+              <w:t>Top-Hat cruz L3 (WTH)</w:t>
             </w:r>
           </w:p>
         </w:tc>
@@ -9161,12 +10270,7 @@
               <w:jc w:val="center"/>
             </w:pPr>
             <w:r>
-              <w:rPr>
-                <w:rFonts w:ascii="Arial" w:cs="Arial" w:eastAsia="Arial" w:hAnsi="Arial"/>
-                <w:sz w:val="22"/>
-                <w:szCs w:val="22"/>
-              </w:rPr>
-              <w:t xml:space="preserve">6.8</w:t>
+              <w:t>9.00</w:t>
             </w:r>
           </w:p>
         </w:tc>
@@ -9185,12 +10289,7 @@
               <w:jc w:val="center"/>
             </w:pPr>
             <w:r>
-              <w:rPr>
-                <w:rFonts w:ascii="Arial" w:cs="Arial" w:eastAsia="Arial" w:hAnsi="Arial"/>
-                <w:sz w:val="22"/>
-                <w:szCs w:val="22"/>
-              </w:rPr>
-              <w:t xml:space="preserve">6.85</w:t>
+              <w:t>10.00</w:t>
             </w:r>
           </w:p>
         </w:tc>
@@ -9209,12 +10308,7 @@
               <w:jc w:val="center"/>
             </w:pPr>
             <w:r>
-              <w:rPr>
-                <w:rFonts w:ascii="Arial" w:cs="Arial" w:eastAsia="Arial" w:hAnsi="Arial"/>
-                <w:sz w:val="22"/>
-                <w:szCs w:val="22"/>
-              </w:rPr>
-              <w:t xml:space="preserve">6.8</w:t>
+              <w:t>4.00</w:t>
             </w:r>
           </w:p>
         </w:tc>
@@ -9233,12 +10327,7 @@
               <w:jc w:val="center"/>
             </w:pPr>
             <w:r>
-              <w:rPr>
-                <w:rFonts w:ascii="Arial" w:cs="Arial" w:eastAsia="Arial" w:hAnsi="Arial"/>
-                <w:sz w:val="22"/>
-                <w:szCs w:val="22"/>
-              </w:rPr>
-              <w:t xml:space="preserve">6.85</w:t>
+              <w:t>4.00</w:t>
             </w:r>
           </w:p>
         </w:tc>
@@ -9257,12 +10346,7 @@
               <w:jc w:val="center"/>
             </w:pPr>
             <w:r>
-              <w:rPr>
-                <w:rFonts w:ascii="Arial" w:cs="Arial" w:eastAsia="Arial" w:hAnsi="Arial"/>
-                <w:sz w:val="22"/>
-                <w:szCs w:val="22"/>
-              </w:rPr>
-              <w:t xml:space="preserve">2.48</w:t>
+              <w:t>2.00</w:t>
             </w:r>
           </w:p>
         </w:tc>
@@ -9281,12 +10365,7 @@
               <w:jc w:val="center"/>
             </w:pPr>
             <w:r>
-              <w:rPr>
-                <w:rFonts w:ascii="Arial" w:cs="Arial" w:eastAsia="Arial" w:hAnsi="Arial"/>
-                <w:sz w:val="22"/>
-                <w:szCs w:val="22"/>
-              </w:rPr>
-              <w:t xml:space="preserve">1.98</w:t>
+              <w:t>5.00</w:t>
             </w:r>
           </w:p>
         </w:tc>
@@ -9305,12 +10384,335 @@
               <w:jc w:val="center"/>
             </w:pPr>
             <w:r>
-              <w:rPr>
-                <w:rFonts w:ascii="Arial" w:cs="Arial" w:eastAsia="Arial" w:hAnsi="Arial"/>
-                <w:sz w:val="22"/>
-                <w:szCs w:val="22"/>
-              </w:rPr>
-              <w:t xml:space="preserve">5.29</w:t>
+              <w:t>6.33</w:t>
+            </w:r>
+          </w:p>
+        </w:tc>
+      </w:tr>
+      <w:tr>
+        <w:tc>
+          <w:tcPr>
+            <w:tcW w:type="dxa" w:w="2300"/>
+          </w:tcPr>
+          <w:p>
+            <w:r>
+              <w:t>Top-Hat cruz L3 +BTH</w:t>
+            </w:r>
+          </w:p>
+        </w:tc>
+        <w:tc>
+          <w:tcPr>
+            <w:tcW w:type="dxa" w:w="1010"/>
+          </w:tcPr>
+          <w:p>
+            <w:r>
+              <w:t>4.00</w:t>
+            </w:r>
+          </w:p>
+        </w:tc>
+        <w:tc>
+          <w:tcPr>
+            <w:tcW w:type="dxa" w:w="1010"/>
+          </w:tcPr>
+          <w:p>
+            <w:r>
+              <w:t>2.50</w:t>
+            </w:r>
+          </w:p>
+        </w:tc>
+        <w:tc>
+          <w:tcPr>
+            <w:tcW w:type="dxa" w:w="1010"/>
+          </w:tcPr>
+          <w:p>
+            <w:r>
+              <w:t>9.00</w:t>
+            </w:r>
+          </w:p>
+        </w:tc>
+        <w:tc>
+          <w:tcPr>
+            <w:tcW w:type="dxa" w:w="1010"/>
+          </w:tcPr>
+          <w:p>
+            <w:r>
+              <w:t>10.00</w:t>
+            </w:r>
+          </w:p>
+        </w:tc>
+        <w:tc>
+          <w:tcPr>
+            <w:tcW w:type="dxa" w:w="1010"/>
+          </w:tcPr>
+          <w:p>
+            <w:r>
+              <w:t>10.00</w:t>
+            </w:r>
+          </w:p>
+        </w:tc>
+        <w:tc>
+          <w:tcPr>
+            <w:tcW w:type="dxa" w:w="1010"/>
+          </w:tcPr>
+          <w:p>
+            <w:r>
+              <w:t>10.00</w:t>
+            </w:r>
+          </w:p>
+        </w:tc>
+        <w:tc>
+          <w:tcPr>
+            <w:tcW w:type="dxa" w:w="1000"/>
+          </w:tcPr>
+          <w:p>
+            <w:r>
+              <w:t>6.38</w:t>
+            </w:r>
+          </w:p>
+        </w:tc>
+      </w:tr>
+      <w:tr>
+        <w:tc>
+          <w:tcPr>
+            <w:tcW w:type="dxa" w:w="2300"/>
+          </w:tcPr>
+          <w:p>
+            <w:r>
+              <w:t>Top-Hat disco L5 +BTH</w:t>
+            </w:r>
+          </w:p>
+        </w:tc>
+        <w:tc>
+          <w:tcPr>
+            <w:tcW w:type="dxa" w:w="1010"/>
+          </w:tcPr>
+          <w:p>
+            <w:r>
+              <w:t>1.00</w:t>
+            </w:r>
+          </w:p>
+        </w:tc>
+        <w:tc>
+          <w:tcPr>
+            <w:tcW w:type="dxa" w:w="1010"/>
+          </w:tcPr>
+          <w:p>
+            <w:r>
+              <w:t>1.00</w:t>
+            </w:r>
+          </w:p>
+        </w:tc>
+        <w:tc>
+          <w:tcPr>
+            <w:tcW w:type="dxa" w:w="1010"/>
+          </w:tcPr>
+          <w:p>
+            <w:r>
+              <w:t>11.00</w:t>
+            </w:r>
+          </w:p>
+        </w:tc>
+        <w:tc>
+          <w:tcPr>
+            <w:tcW w:type="dxa" w:w="1010"/>
+          </w:tcPr>
+          <w:p>
+            <w:r>
+              <w:t>11.00</w:t>
+            </w:r>
+          </w:p>
+        </w:tc>
+        <w:tc>
+          <w:tcPr>
+            <w:tcW w:type="dxa" w:w="1010"/>
+          </w:tcPr>
+          <w:p>
+            <w:r>
+              <w:t>11.00</w:t>
+            </w:r>
+          </w:p>
+        </w:tc>
+        <w:tc>
+          <w:tcPr>
+            <w:tcW w:type="dxa" w:w="1010"/>
+          </w:tcPr>
+          <w:p>
+            <w:r>
+              <w:t>11.00</w:t>
+            </w:r>
+          </w:p>
+        </w:tc>
+        <w:tc>
+          <w:tcPr>
+            <w:tcW w:type="dxa" w:w="1000"/>
+          </w:tcPr>
+          <w:p>
+            <w:r>
+              <w:t>6.83</w:t>
+            </w:r>
+          </w:p>
+        </w:tc>
+      </w:tr>
+      <w:tr>
+        <w:tc>
+          <w:tcPr>
+            <w:tcW w:type="dxa" w:w="2300"/>
+          </w:tcPr>
+          <w:p>
+            <w:r>
+              <w:t>Promedio</w:t>
+            </w:r>
+          </w:p>
+        </w:tc>
+        <w:tc>
+          <w:tcPr>
+            <w:tcW w:type="dxa" w:w="1010"/>
+          </w:tcPr>
+          <w:p>
+            <w:r>
+              <w:t>11.00</w:t>
+            </w:r>
+          </w:p>
+        </w:tc>
+        <w:tc>
+          <w:tcPr>
+            <w:tcW w:type="dxa" w:w="1010"/>
+          </w:tcPr>
+          <w:p>
+            <w:r>
+              <w:t>11.00</w:t>
+            </w:r>
+          </w:p>
+        </w:tc>
+        <w:tc>
+          <w:tcPr>
+            <w:tcW w:type="dxa" w:w="1010"/>
+          </w:tcPr>
+          <w:p>
+            <w:r>
+              <w:t>10.00</w:t>
+            </w:r>
+          </w:p>
+        </w:tc>
+        <w:tc>
+          <w:tcPr>
+            <w:tcW w:type="dxa" w:w="1010"/>
+          </w:tcPr>
+          <w:p>
+            <w:r>
+              <w:t>1.00</w:t>
+            </w:r>
+          </w:p>
+        </w:tc>
+        <w:tc>
+          <w:tcPr>
+            <w:tcW w:type="dxa" w:w="1010"/>
+          </w:tcPr>
+          <w:p>
+            <w:r>
+              <w:t>1.00</w:t>
+            </w:r>
+          </w:p>
+        </w:tc>
+        <w:tc>
+          <w:tcPr>
+            <w:tcW w:type="dxa" w:w="1010"/>
+          </w:tcPr>
+          <w:p>
+            <w:r>
+              <w:t>6.00</w:t>
+            </w:r>
+          </w:p>
+        </w:tc>
+        <w:tc>
+          <w:tcPr>
+            <w:tcW w:type="dxa" w:w="1000"/>
+          </w:tcPr>
+          <w:p>
+            <w:r>
+              <w:t>7.08</w:t>
+            </w:r>
+          </w:p>
+        </w:tc>
+      </w:tr>
+      <w:tr>
+        <w:tc>
+          <w:tcPr>
+            <w:tcW w:type="dxa" w:w="2300"/>
+          </w:tcPr>
+          <w:p>
+            <w:r>
+              <w:t>Curvelet</w:t>
+            </w:r>
+          </w:p>
+        </w:tc>
+        <w:tc>
+          <w:tcPr>
+            <w:tcW w:type="dxa" w:w="1010"/>
+          </w:tcPr>
+          <w:p>
+            <w:r>
+              <w:t>10.00</w:t>
+            </w:r>
+          </w:p>
+        </w:tc>
+        <w:tc>
+          <w:tcPr>
+            <w:tcW w:type="dxa" w:w="1010"/>
+          </w:tcPr>
+          <w:p>
+            <w:r>
+              <w:t>5.00</w:t>
+            </w:r>
+          </w:p>
+        </w:tc>
+        <w:tc>
+          <w:tcPr>
+            <w:tcW w:type="dxa" w:w="1010"/>
+          </w:tcPr>
+          <w:p>
+            <w:r>
+              <w:t>1.00</w:t>
+            </w:r>
+          </w:p>
+        </w:tc>
+        <w:tc>
+          <w:tcPr>
+            <w:tcW w:type="dxa" w:w="1010"/>
+          </w:tcPr>
+          <w:p>
+            <w:r>
+              <w:t>7.00</w:t>
+            </w:r>
+          </w:p>
+        </w:tc>
+        <w:tc>
+          <w:tcPr>
+            <w:tcW w:type="dxa" w:w="1010"/>
+          </w:tcPr>
+          <w:p>
+            <w:r>
+              <w:t>6.00</w:t>
+            </w:r>
+          </w:p>
+        </w:tc>
+        <w:tc>
+          <w:tcPr>
+            <w:tcW w:type="dxa" w:w="1010"/>
+          </w:tcPr>
+          <w:p>
+            <w:r>
+              <w:t>9.00</w:t>
+            </w:r>
+          </w:p>
+        </w:tc>
+        <w:tc>
+          <w:tcPr>
+            <w:tcW w:type="dxa" w:w="1000"/>
+          </w:tcPr>
+          <w:p>
+            <w:r>
+              <w:t>7.08</w:t>
             </w:r>
           </w:p>
         </w:tc>
@@ -9323,37 +10725,31 @@
       </w:pPr>
       <w:r>
         <w:drawing>
-          <wp:inline distT="0" distB="0" distL="0" distR="0">
-            <wp:extent cx="4953000" cy="3219450"/>
-            <wp:effectExtent t="0" r="0" b="0" l="0"/>
-            <wp:docPr id="1" name="fig_ranking_global.png" descr="Figura 4. Ranking global por método (promedio de rangos sobre las seis métricas)." title="fig_ranking_global.png"/>
+          <wp:inline xmlns:a="http://schemas.openxmlformats.org/drawingml/2006/main" xmlns:pic="http://schemas.openxmlformats.org/drawingml/2006/picture">
+            <wp:extent cx="4754880" cy="3169920"/>
+            <wp:docPr id="3" name="Picture 3"/>
             <wp:cNvGraphicFramePr>
-              <a:graphicFrameLocks xmlns:a="http://schemas.openxmlformats.org/drawingml/2006/main" noChangeAspect="1"/>
+              <a:graphicFrameLocks noChangeAspect="1"/>
             </wp:cNvGraphicFramePr>
-            <a:graphic xmlns:a="http://schemas.openxmlformats.org/drawingml/2006/main">
+            <a:graphic>
               <a:graphicData uri="http://schemas.openxmlformats.org/drawingml/2006/picture">
-                <pic:pic xmlns:pic="http://schemas.openxmlformats.org/drawingml/2006/picture">
+                <pic:pic>
                   <pic:nvPicPr>
-                    <pic:cNvPr id="0" name="" descr=""/>
-                    <pic:cNvPicPr>
-                      <a:picLocks noChangeAspect="1" noChangeArrowheads="1"/>
-                    </pic:cNvPicPr>
+                    <pic:cNvPr id="0" name="fig_ranking_global_12metricas.png"/>
+                    <pic:cNvPicPr/>
                   </pic:nvPicPr>
                   <pic:blipFill>
-                    <a:blip r:embed="rId12" cstate="none"/>
-                    <a:srcRect/>
+                    <a:blip r:embed="rId16"/>
                     <a:stretch>
                       <a:fillRect/>
                     </a:stretch>
                   </pic:blipFill>
-                  <pic:spPr bwMode="auto">
+                  <pic:spPr>
                     <a:xfrm>
                       <a:off x="0" y="0"/>
-                      <a:ext cx="4953000" cy="3219450"/>
+                      <a:ext cx="4754880" cy="3169920"/>
                     </a:xfrm>
-                    <a:prstGeom prst="rect">
-                      <a:avLst/>
-                    </a:prstGeom>
+                    <a:prstGeom prst="rect"/>
                   </pic:spPr>
                 </pic:pic>
               </a:graphicData>
@@ -9368,14 +10764,7 @@
         <w:jc w:val="center"/>
       </w:pPr>
       <w:r>
-        <w:rPr>
-          <w:rFonts w:ascii="Arial" w:cs="Arial" w:eastAsia="Arial" w:hAnsi="Arial"/>
-          <w:i/>
-          <w:iCs/>
-          <w:sz w:val="20"/>
-          <w:szCs w:val="20"/>
-        </w:rPr>
-        <w:t xml:space="preserve">Figura 4. Ranking global por método (promedio de rangos sobre las seis métricas).</w:t>
+        <w:t>Figura 4. Ranking global por método (promedio de rangos sobre las doce métricas, con la dirección de cada una corregida).</w:t>
       </w:r>
     </w:p>
     <w:p>
@@ -9473,6 +10862,60 @@
     <w:p>
       <w:pPr>
         <w:pStyle w:val="Heading2"/>
+      </w:pPr>
+      <w:r>
+        <w:t>Efecto de la variante Black Top-Hat</w:t>
+      </w:r>
+    </w:p>
+    <w:p>
+      <w:r>
+        <w:t>Se comparó cada configuración White Top-Hat con su contraparte que añade Black Top-Hat (WTH+BTH). El efecto es nítido y de signo opuesto entre familias de métricas, con todas las diferencias significativas (p &lt; 0,001). Agregar el BTH incrementa fuertemente la actividad y el contraste —frecuencia espacial SF +87 %, gradiente medio MG +93 %, entropía y desviación estándar al alza— pero degrada la calidad de la fusión: la preservación de bordes Qabf cae 29 %, la similitud estructural SSIM 22 %, la fidelidad visual VIF y la información mutua descienden, y sobre todo los artefactos Nabf se multiplican por más de cinco (+427 %). En otras palabras, el Black Top-Hat infla las métricas de actividad inyectando energía de detalle oscuro que en gran parte no proviene fielmente de las fuentes, sino que constituye artefactos. Por ello todas las variantes +BTH quedan por debajo de su contraparte WTH en el ranking global (Tabla 5). La variante WTH+BTH sólo sería preferible en aplicaciones cuyo objetivo explícito es maximizar el realce de contraste aceptando artefactos, no la fusión fiel; el punto de operación recomendado del método propuesto es el modo White Top-Hat con disco y L = 5.</w:t>
+      </w:r>
+    </w:p>
+    <w:p>
+      <w:r>
+        <w:drawing>
+          <wp:inline xmlns:a="http://schemas.openxmlformats.org/drawingml/2006/main" xmlns:pic="http://schemas.openxmlformats.org/drawingml/2006/picture">
+            <wp:extent cx="5486400" cy="2011680"/>
+            <wp:docPr id="4" name="Picture 4"/>
+            <wp:cNvGraphicFramePr>
+              <a:graphicFrameLocks noChangeAspect="1"/>
+            </wp:cNvGraphicFramePr>
+            <a:graphic>
+              <a:graphicData uri="http://schemas.openxmlformats.org/drawingml/2006/picture">
+                <pic:pic>
+                  <pic:nvPicPr>
+                    <pic:cNvPr id="0" name="fig_efecto_black_top_hat.png"/>
+                    <pic:cNvPicPr/>
+                  </pic:nvPicPr>
+                  <pic:blipFill>
+                    <a:blip r:embed="rId17"/>
+                    <a:stretch>
+                      <a:fillRect/>
+                    </a:stretch>
+                  </pic:blipFill>
+                  <pic:spPr>
+                    <a:xfrm>
+                      <a:off x="0" y="0"/>
+                      <a:ext cx="5486400" cy="2011680"/>
+                    </a:xfrm>
+                    <a:prstGeom prst="rect"/>
+                  </pic:spPr>
+                </pic:pic>
+              </a:graphicData>
+            </a:graphic>
+          </wp:inline>
+        </w:drawing>
+      </w:r>
+    </w:p>
+    <w:p>
+      <w:r>
+        <w:t>Figura 6. Impacto de añadir Black Top-Hat sobre las configuraciones disco L3 y L5: cambio relativo por métrica (verde = mejora, rojo = empeora).</w:t>
+      </w:r>
+    </w:p>
+    <w:p>
+      <w:pPr>
+        <w:pStyle w:val="Heading2"/>
         <w:spacing w:after="120" w:before="240"/>
       </w:pPr>
       <w:r>
@@ -9492,12 +10935,7 @@
         <w:jc w:val="both"/>
       </w:pPr>
       <w:r>
-        <w:rPr>
-          <w:rFonts w:ascii="Arial" w:cs="Arial" w:eastAsia="Arial" w:hAnsi="Arial"/>
-          <w:sz w:val="24"/>
-          <w:szCs w:val="24"/>
-        </w:rPr>
-        <w:t xml:space="preserve">Los hallazgos cuantitativos pueden sintetizarse en cuatro observaciones articuladas. Primero, la pirámide de Laplace es el método más equilibrado, ganando en EN, SD, FE y MG y obteniendo el menor ranking promedio global (2,03). Su descomposición en bandas de frecuencia, sumada a una regla de fusión por máxima actividad, sigue siendo un baseline difícil de superar. Segundo, la Torre Top-Hat es competitiva, especialmente en su configuración disco con L = 5 (ranking 3,28), y se ubica de manera consistente por encima de Curvelet y del promedio en el ranking global. Tercero, el promedio simple, siendo conceptualmente trivial, presenta un comportamiento bimodal: peor en métricas de calidad global pero mejor en información mutua. Esta asimetría refleja un sesgo intrínseco de la métrica de MI cuando se aplica a fusión pixel-a-pixel: una combinación lineal preserva por construcción información de ambas fuentes, pero ello no garantiza una mejor representación visual. Cuarto, dentro de la familia Top-Hat, la geometría del SE y la profundidad de descomposición tienen efectos modestos pero consistentes: configuraciones con más niveles y radio moderado tienden a maximizar EN, SD y FE, mientras que radios pequeños benefician al gradiente medio. La elección entre métodos debe orientarse, por tanto, por el criterio operativo dominante, evitando interpretar cualquier métrica aislada como un veredicto absoluto.</w:t>
+        <w:t>Los hallazgos cuantitativos pueden sintetizarse en cinco observaciones. Primero, no existe un método universalmente dominante: la pirámide de Laplace encabeza el ranking global (4,42) por su ventaja en contraste (SD) y fidelidad perceptual (VIF), pero la Torre Top-Hat WTH (disco L = 5, ranking 5,00) la supera de forma significativa en fidelidad estructural (SSIM, SCD) y la iguala en preservación de bordes (Qabf, Nabf). Son óptimos de criterios distintos y complementarios. Segundo, la incorporación de las métricas estándar de calidad es la que revela este reparto: bajo las métricas clásicas —todas de actividad e información— el método parecía simplemente segundo, porque esas métricas favorecen al contraste y a la combinación lineal. Tercero, Curvelet resulta el método más débil al penalizar artefactos (Nabf), corrigiendo la impresión de las métricas de actividad. Cuarto, la variante Black Top-Hat intercambia calidad por contraste: mejora EN, SD, SF y MG pero degrada Qabf, SSIM, VIF y MI y dispara el Nabf, por lo que no se recomienda por defecto. Quinto, la información mutua y, en menor medida, la SSIM están sesgadas a favor del promedio simple, lo que obliga a reportarlas junto a métricas de preservación de bordes y artefactos.</w:t>
       </w:r>
     </w:p>
     <w:p>
@@ -9559,12 +10997,7 @@
         <w:jc w:val="both"/>
       </w:pPr>
       <w:r>
-        <w:rPr>
-          <w:rFonts w:ascii="Arial" w:cs="Arial" w:eastAsia="Arial" w:hAnsi="Arial"/>
-          <w:sz w:val="24"/>
-          <w:szCs w:val="24"/>
-        </w:rPr>
-        <w:t xml:space="preserve">La Torre Top-Hat es un método de fusión VIS+IR competitivo: ocupa la franja media del ranking global (mejor configuración: disco con L = 5, ranking 3,28), por delante de Curvelet y del promedio.</w:t>
+        <w:t>La Torre Top-Hat en su modo White Top-Hat es un método de fusión VIS+IR competitivo y, en las métricas estándar de calidad, superior a la pirámide de Laplace en fidelidad estructural: gana de forma estadísticamente significativa en SSIM y SCD, y empata en preservación de bordes (Qabf) y en artefactos (Nabf). Su mejor configuración es disco con L = 5 (segundo lugar en el ranking global de doce métricas, 5,00; Laplace primero con 4,42).</w:t>
       </w:r>
     </w:p>
     <w:p>
@@ -9578,12 +11011,7 @@
         <w:jc w:val="both"/>
       </w:pPr>
       <w:r>
-        <w:rPr>
-          <w:rFonts w:ascii="Arial" w:cs="Arial" w:eastAsia="Arial" w:hAnsi="Arial"/>
-          <w:sz w:val="24"/>
-          <w:szCs w:val="24"/>
-        </w:rPr>
-        <w:t xml:space="preserve">La pirámide de Laplace presenta el mejor desempeño global (ranking 2,03), liderando en EN, SD, FE y MG. Su combinación de descomposición jerárquica y regla de fusión por máxima actividad continúa siendo un baseline robusto.</w:t>
+        <w:t>La pirámide de Laplace presenta el mejor ranking global agregado (4,42), sostenido por su ventaja en contraste (SD) y fidelidad perceptual (VIF); no domina, en cambio, en fidelidad estructural, donde la Torre Top-Hat la supera. Curvelet, al penalizar artefactos, resulta el método más débil.</w:t>
       </w:r>
     </w:p>
     <w:p>
@@ -9654,12 +11082,15 @@
         <w:jc w:val="both"/>
       </w:pPr>
       <w:r>
-        <w:rPr>
-          <w:rFonts w:ascii="Arial" w:cs="Arial" w:eastAsia="Arial" w:hAnsi="Arial"/>
-          <w:sz w:val="24"/>
-          <w:szCs w:val="24"/>
-        </w:rPr>
-        <w:t xml:space="preserve">Las pruebas no paramétricas confirman que las diferencias observadas no son fruto del azar: la prueba de Friedman es altamente significativa (p &lt; 0,001) en las seis métricas, y las comparaciones pareadas Wilcoxon corroboran las superioridades específicas reportadas.</w:t>
+        <w:t>Las pruebas no paramétricas confirman que las diferencias observadas no son fruto del azar: la prueba de Friedman es altamente significativa (p &lt; 0,001) en las doce métricas, y las comparaciones pareadas Wilcoxon con corrección de Holm corroboran las superioridades específicas reportadas (ganancia en SSIM y SCD frente a Laplace, paridad en Qabf y Nabf).</w:t>
+      </w:r>
+    </w:p>
+    <w:p>
+      <w:pPr>
+        <w:pStyle w:val="ListParagraph"/>
+      </w:pPr>
+      <w:r>
+        <w:t>La variante con Black Top-Hat no se recomienda como configuración por defecto: aunque incrementa el contraste y la actividad (EN, SD, SF, MG), degrada significativamente la calidad de la fusión (Qabf, SSIM, VIF, MI) y multiplica los artefactos (Nabf ×5). El detalle oscuro que añade es en gran parte ruido no presente en las fuentes.</w:t>
       </w:r>
     </w:p>
     <w:p>
@@ -9741,12 +11172,7 @@
         <w:jc w:val="both"/>
       </w:pPr>
       <w:r>
-        <w:rPr>
-          <w:rFonts w:ascii="Arial" w:cs="Arial" w:eastAsia="Arial" w:hAnsi="Arial"/>
-          <w:sz w:val="24"/>
-          <w:szCs w:val="24"/>
-        </w:rPr>
-        <w:t xml:space="preserve">Extender el método con la transformada Black Top-Hat para capturar simultáneamente detalles brillantes y oscuros, y comparar el efecto de fusionar ambas direcciones.</w:t>
+        <w:t>Profundizar en reglas de fusión que aprovechen el Black Top-Hat de forma selectiva (p. ej. ponderando el detalle oscuro por su consistencia con las fuentes) para capturar valles oscuros sin introducir los artefactos observados en la variante WTH+BTH directa.</w:t>
       </w:r>
     </w:p>
     <w:p>
@@ -9882,6 +11308,11 @@
       </w:r>
     </w:p>
     <w:p>
+      <w:r>
+        <w:t>Aslantas, V., y Bendes, E. (2015). A new image quality metric for image fusion: The sum of the correlations of differences. AEU - International Journal of Electronics and Communications, 69(12), 1890–1896.</w:t>
+      </w:r>
+    </w:p>
+    <w:p>
       <w:pPr>
         <w:spacing w:after="160" w:line="360"/>
         <w:jc w:val="both"/>
@@ -9966,6 +11397,11 @@
       </w:r>
     </w:p>
     <w:p>
+      <w:r>
+        <w:t>Kumar, B. K. S. (2013). Multifocus and multispectral image fusion based on pixel significance using discrete cosine harmonic wavelet transform. Signal, Image and Video Processing, 7(6), 1125–1143.</w:t>
+      </w:r>
+    </w:p>
+    <w:p>
       <w:pPr>
         <w:spacing w:after="160" w:line="360"/>
         <w:jc w:val="both"/>
@@ -10036,6 +11472,11 @@
       </w:r>
     </w:p>
     <w:p>
+      <w:r>
+        <w:t>Sheikh, H. R., y Bovik, A. C. (2006). Image information and visual quality. IEEE Transactions on Image Processing, 15(2), 430–444.</w:t>
+      </w:r>
+    </w:p>
+    <w:p>
       <w:pPr>
         <w:spacing w:after="160" w:line="360"/>
         <w:jc w:val="both"/>
@@ -10103,6 +11544,11 @@
           <w:szCs w:val="24"/>
         </w:rPr>
         <w:t xml:space="preserve">Wilcoxon, F. (1945). Individual comparisons by ranking methods. Biometrics Bulletin, 1(6), 80–83.</w:t>
+      </w:r>
+    </w:p>
+    <w:p>
+      <w:r>
+        <w:t>Xydeas, C. S., y Petrović, V. (2000). Objective image fusion performance measure. Electronics Letters, 36(4), 308–309.</w:t>
       </w:r>
     </w:p>
     <w:p>
@@ -10159,12 +11605,7 @@
         <w:jc w:val="both"/>
       </w:pPr>
       <w:r>
-        <w:rPr>
-          <w:rFonts w:ascii="Arial" w:cs="Arial" w:eastAsia="Arial" w:hAnsi="Arial"/>
-          <w:sz w:val="24"/>
-          <w:szCs w:val="24"/>
-        </w:rPr>
-        <w:t xml:space="preserve">La totalidad del código de esta tesis está disponible en el repositorio del proyecto, organizado en módulos: src/datasets.py (carga y emparejado VIS/IR), src/fusion/ (prop_top_hat.py para el método propuesto y comparatives.py para los baselines), src/metrics/evaluators.py (las seis métricas), src/utils/ (entrada/salida y visualización), experiments/run_all_fusions.py (comparación contra baselines), experiments/benchmark_fusion.py (benchmark exhaustivo), notebooks/ (análisis exploratorios). El archivo requirements.txt consigna las dependencias exactas.</w:t>
+        <w:t>La totalidad del código de esta tesis está disponible en el repositorio del proyecto, organizado en módulos: src/datasets.py (carga y emparejado VIS/IR), src/fusion/ (prop_top_hat.py para el método propuesto y comparatives.py para los baselines), src/metrics/evaluators.py (las doce métricas), src/utils/ (entrada/salida y visualización), experiments/run_all_fusions.py (comparación inter-método), experiments/run_stats_analysis.py (Friedman, Wilcoxon con Holm y ranking), experiments/benchmark_fusion.py (benchmark exhaustivo), notebooks/ (análisis exploratorios). El archivo requirements.txt consigna las dependencias exactas.</w:t>
       </w:r>
     </w:p>
     <w:p>
@@ -10290,12 +11731,7 @@
         <w:jc w:val="both"/>
       </w:pPr>
       <w:r>
-        <w:rPr>
-          <w:rFonts w:ascii="Arial" w:cs="Arial" w:eastAsia="Arial" w:hAnsi="Arial"/>
-          <w:sz w:val="24"/>
-          <w:szCs w:val="24"/>
-        </w:rPr>
-        <w:t xml:space="preserve">Las tablas completas con los 72 contrastes Wilcoxon (4 configuraciones Top-Hat × 3 baselines × 6 métricas) se almacenan en experiments/results/metrics_reports/wilcoxon_results.csv. Cada fila contiene la métrica, las medias comparadas, la diferencia, el estadístico W de Wilcoxon, el p-valor y la marca de significación a α = 0,05. La tabla del ranking promedio está en ranking_methods.csv y los resultados de Friedman en friedman_results.csv.</w:t>
+        <w:t>Las tablas completas con los 288 contrastes Wilcoxon (8 configuraciones Top-Hat × 3 baselines × 12 métricas) se almacenan en experiments/results/metrics_reports/wilcoxon_results.csv. Cada fila contiene la métrica, las medias comparadas, la diferencia, el estadístico W, el p-valor, el p-valor corregido por Holm, la marca de significación a α = 0,05 y el tamaño de efecto rank-biserial. El ranking promedio está en ranking_methods.csv y los resultados de Friedman en friedman_results.csv.</w:t>
       </w:r>
     </w:p>
     <w:p>

--- a/docs/Tesis_Borrador.docx
+++ b/docs/Tesis_Borrador.docx
@@ -1978,6 +1978,90 @@
           <w:p>
             <w:r>
               <w:t>Fidelidad de información visual (Visual Information Fidelity)</w:t>
+            </w:r>
+          </w:p>
+        </w:tc>
+      </w:tr>
+      <w:tr>
+        <w:tc>
+          <w:tcPr>
+            <w:tcW w:type="dxa" w:w="2400"/>
+          </w:tcPr>
+          <w:p>
+            <w:r>
+              <w:rPr>
+                <w:b w:val="0"/>
+              </w:rPr>
+              <w:t>YOLO</w:t>
+            </w:r>
+          </w:p>
+        </w:tc>
+        <w:tc>
+          <w:tcPr>
+            <w:tcW w:type="dxa" w:w="6960"/>
+          </w:tcPr>
+          <w:p>
+            <w:r>
+              <w:rPr>
+                <w:b w:val="0"/>
+              </w:rPr>
+              <w:t>You Only Look Once (detector de objetos)</w:t>
+            </w:r>
+          </w:p>
+        </w:tc>
+      </w:tr>
+      <w:tr>
+        <w:tc>
+          <w:tcPr>
+            <w:tcW w:type="dxa" w:w="2400"/>
+          </w:tcPr>
+          <w:p>
+            <w:r>
+              <w:rPr>
+                <w:b w:val="0"/>
+              </w:rPr>
+              <w:t>FPS</w:t>
+            </w:r>
+          </w:p>
+        </w:tc>
+        <w:tc>
+          <w:tcPr>
+            <w:tcW w:type="dxa" w:w="6960"/>
+          </w:tcPr>
+          <w:p>
+            <w:r>
+              <w:rPr>
+                <w:b w:val="0"/>
+              </w:rPr>
+              <w:t>Cuadros por segundo (Frames Per Second)</w:t>
+            </w:r>
+          </w:p>
+        </w:tc>
+      </w:tr>
+      <w:tr>
+        <w:tc>
+          <w:tcPr>
+            <w:tcW w:type="dxa" w:w="2400"/>
+          </w:tcPr>
+          <w:p>
+            <w:r>
+              <w:rPr>
+                <w:b w:val="0"/>
+              </w:rPr>
+              <w:t>mAP</w:t>
+            </w:r>
+          </w:p>
+        </w:tc>
+        <w:tc>
+          <w:tcPr>
+            <w:tcW w:type="dxa" w:w="6960"/>
+          </w:tcPr>
+          <w:p>
+            <w:r>
+              <w:rPr>
+                <w:b w:val="0"/>
+              </w:rPr>
+              <w:t>Precisión media promedio (mean Average Precision)</w:t>
             </w:r>
           </w:p>
         </w:tc>
@@ -10913,6 +10997,569 @@
         <w:t>Figura 6. Impacto de añadir Black Top-Hat sobre las configuraciones disco L3 y L5: cambio relativo por métrica (verde = mejora, rojo = empeora).</w:t>
       </w:r>
     </w:p>
+    <w:p>
+      <w:pPr>
+        <w:pStyle w:val="Heading2"/>
+      </w:pPr>
+      <w:r>
+        <w:t>Evaluación orientada a tarea: detección con YOLO</w:t>
+      </w:r>
+    </w:p>
+    <w:p>
+      <w:r>
+        <w:t>Para evaluar la utilidad de la fusión más allá de la calidad de imagen se realizó una evaluación orientada a tarea con un detector YOLOv8n preentrenado (clases COCO). Sin reentrenar ni anotar, se ejecutó inferencia sobre las 20 imágenes en cada versión (VIS, IR y las once fusiones) y se contabilizó la detectabilidad: número de detecciones, clase (persona/vehículo) y confianza. La Tabla 6 agrupa los resultados por tipo de fuente.</w:t>
+      </w:r>
+    </w:p>
+    <w:p>
+      <w:r>
+        <w:t>Tabla 6. Detectabilidad de YOLOv8n por tipo de fuente (suma sobre 20 imágenes).</w:t>
+      </w:r>
+    </w:p>
+    <w:p>
+      <w:r>
+        <w:t>El hallazgo principal respalda la utilidad de la fusión: sobre la VIS sola el detector apenas encuentra una (1) persona en todo el conjunto —coherente con la baja visibilidad de las personas en el espectro visible bajo humo o de noche—, mientras que al incorporar la información infrarroja mediante la fusión el número de personas detectadas asciende a trece (Top-Hat WTH) y dieciséis (variantes con BTH). Emerge además un patrón complementario coherente con la física de cada sensor: la VIS favorece la detección de vehículos (textura visible) y la IR la de personas (firma térmica). La fusión Top-Hat WTH es la única que equilibra ambas clases (13 personas y 12 vehículos), mientras que las variantes con Black Top-Hat elevan la detección de personas pero degradan la de vehículos (4), de forma consistente con los artefactos que el BTH introduce en los bordes de objetos extensos.</w:t>
+      </w:r>
+    </w:p>
+    <w:p>
+      <w:r>
+        <w:drawing>
+          <wp:inline xmlns:a="http://schemas.openxmlformats.org/drawingml/2006/main" xmlns:pic="http://schemas.openxmlformats.org/drawingml/2006/picture">
+            <wp:extent cx="5486400" cy="2116183"/>
+            <wp:docPr id="5" name="Picture 5"/>
+            <wp:cNvGraphicFramePr>
+              <a:graphicFrameLocks noChangeAspect="1"/>
+            </wp:cNvGraphicFramePr>
+            <a:graphic>
+              <a:graphicData uri="http://schemas.openxmlformats.org/drawingml/2006/picture">
+                <pic:pic>
+                  <pic:nvPicPr>
+                    <pic:cNvPr id="0" name="fig_deteccion_yolo.png"/>
+                    <pic:cNvPicPr/>
+                  </pic:nvPicPr>
+                  <pic:blipFill>
+                    <a:blip r:embed="rId18"/>
+                    <a:stretch>
+                      <a:fillRect/>
+                    </a:stretch>
+                  </pic:blipFill>
+                  <pic:spPr>
+                    <a:xfrm>
+                      <a:off x="0" y="0"/>
+                      <a:ext cx="5486400" cy="2116183"/>
+                    </a:xfrm>
+                    <a:prstGeom prst="rect"/>
+                  </pic:spPr>
+                </pic:pic>
+              </a:graphicData>
+            </a:graphic>
+          </wp:inline>
+        </w:drawing>
+      </w:r>
+    </w:p>
+    <w:p>
+      <w:r>
+        <w:t>Figura 7. Detecciones de YOLOv8n por modalidad (izq.: personas vs vehículos por grupo; der.: detecciones totales por método).</w:t>
+      </w:r>
+    </w:p>
+    <w:p>
+      <w:r>
+        <w:t>Esta evaluación debe leerse con cautela. Se trata de detectabilidad sin verdad de campo (ground truth): un mayor número de detecciones no equivale necesariamente a mayor exactitud, pues podría incluir falsos positivos. Con solo 20 imágenes sin etiquetar, la prueba de Friedman sobre las métricas de detección no resultó significativa (p = 0,29 para el número de detecciones; p = 0,79 para la confianza), por lo que no es posible declarar un método de fusión ganador en términos de detección. La inferencia en CPU alcanzó 1,6–2,7 FPS. Para una comparación concluyente en términos de mAP, precisión, recall y F1 se requiere un conjunto etiquetado (p. ej. mediante Roboflow o el dataset M3FD) y un mayor número de muestras; el procedimiento y los notebooks correspondientes se entregan como base para ese trabajo (Apéndice y repositorio).</w:t>
+      </w:r>
+    </w:p>
+    <w:tbl>
+      <w:tblPr>
+        <w:tblW w:type="auto" w:w="0"/>
+        <w:tblLook w:firstColumn="1" w:firstRow="1" w:lastColumn="0" w:lastRow="0" w:noHBand="0" w:noVBand="1" w:val="04A0"/>
+      </w:tblPr>
+      <w:tblGrid>
+        <w:gridCol w:w="1517"/>
+        <w:gridCol w:w="1517"/>
+        <w:gridCol w:w="1517"/>
+        <w:gridCol w:w="1517"/>
+        <w:gridCol w:w="1517"/>
+        <w:gridCol w:w="1517"/>
+      </w:tblGrid>
+      <w:tr>
+        <w:tc>
+          <w:tcPr>
+            <w:tcW w:type="dxa" w:w="1517"/>
+          </w:tcPr>
+          <w:p>
+            <w:r>
+              <w:rPr>
+                <w:b/>
+              </w:rPr>
+              <w:t>Fuente</w:t>
+            </w:r>
+          </w:p>
+        </w:tc>
+        <w:tc>
+          <w:tcPr>
+            <w:tcW w:type="dxa" w:w="1517"/>
+          </w:tcPr>
+          <w:p>
+            <w:r>
+              <w:rPr>
+                <w:b/>
+              </w:rPr>
+              <w:t>Detecciones</w:t>
+            </w:r>
+          </w:p>
+        </w:tc>
+        <w:tc>
+          <w:tcPr>
+            <w:tcW w:type="dxa" w:w="1517"/>
+          </w:tcPr>
+          <w:p>
+            <w:r>
+              <w:rPr>
+                <w:b/>
+              </w:rPr>
+              <w:t>Personas</w:t>
+            </w:r>
+          </w:p>
+        </w:tc>
+        <w:tc>
+          <w:tcPr>
+            <w:tcW w:type="dxa" w:w="1517"/>
+          </w:tcPr>
+          <w:p>
+            <w:r>
+              <w:rPr>
+                <w:b/>
+              </w:rPr>
+              <w:t>Vehículos</w:t>
+            </w:r>
+          </w:p>
+        </w:tc>
+        <w:tc>
+          <w:tcPr>
+            <w:tcW w:type="dxa" w:w="1517"/>
+          </w:tcPr>
+          <w:p>
+            <w:r>
+              <w:rPr>
+                <w:b/>
+              </w:rPr>
+              <w:t>Confianza media</w:t>
+            </w:r>
+          </w:p>
+        </w:tc>
+        <w:tc>
+          <w:tcPr>
+            <w:tcW w:type="dxa" w:w="1517"/>
+          </w:tcPr>
+          <w:p>
+            <w:r>
+              <w:rPr>
+                <w:b/>
+              </w:rPr>
+              <w:t>FPS (CPU)</w:t>
+            </w:r>
+          </w:p>
+        </w:tc>
+      </w:tr>
+      <w:tr>
+        <w:tc>
+          <w:tcPr>
+            <w:tcW w:type="dxa" w:w="1517"/>
+          </w:tcPr>
+          <w:p>
+            <w:r>
+              <w:rPr>
+                <w:b w:val="0"/>
+              </w:rPr>
+              <w:t>VIS</w:t>
+            </w:r>
+          </w:p>
+        </w:tc>
+        <w:tc>
+          <w:tcPr>
+            <w:tcW w:type="dxa" w:w="1517"/>
+          </w:tcPr>
+          <w:p>
+            <w:r>
+              <w:rPr>
+                <w:b w:val="0"/>
+              </w:rPr>
+              <w:t>7</w:t>
+            </w:r>
+          </w:p>
+        </w:tc>
+        <w:tc>
+          <w:tcPr>
+            <w:tcW w:type="dxa" w:w="1517"/>
+          </w:tcPr>
+          <w:p>
+            <w:r>
+              <w:rPr>
+                <w:b w:val="0"/>
+              </w:rPr>
+              <w:t>1</w:t>
+            </w:r>
+          </w:p>
+        </w:tc>
+        <w:tc>
+          <w:tcPr>
+            <w:tcW w:type="dxa" w:w="1517"/>
+          </w:tcPr>
+          <w:p>
+            <w:r>
+              <w:rPr>
+                <w:b w:val="0"/>
+              </w:rPr>
+              <w:t>4</w:t>
+            </w:r>
+          </w:p>
+        </w:tc>
+        <w:tc>
+          <w:tcPr>
+            <w:tcW w:type="dxa" w:w="1517"/>
+          </w:tcPr>
+          <w:p>
+            <w:r>
+              <w:rPr>
+                <w:b w:val="0"/>
+              </w:rPr>
+              <w:t>0.37</w:t>
+            </w:r>
+          </w:p>
+        </w:tc>
+        <w:tc>
+          <w:tcPr>
+            <w:tcW w:type="dxa" w:w="1517"/>
+          </w:tcPr>
+          <w:p>
+            <w:r>
+              <w:rPr>
+                <w:b w:val="0"/>
+              </w:rPr>
+              <w:t>2.0</w:t>
+            </w:r>
+          </w:p>
+        </w:tc>
+      </w:tr>
+      <w:tr>
+        <w:tc>
+          <w:tcPr>
+            <w:tcW w:type="dxa" w:w="1517"/>
+          </w:tcPr>
+          <w:p>
+            <w:r>
+              <w:rPr>
+                <w:b w:val="0"/>
+              </w:rPr>
+              <w:t>IR</w:t>
+            </w:r>
+          </w:p>
+        </w:tc>
+        <w:tc>
+          <w:tcPr>
+            <w:tcW w:type="dxa" w:w="1517"/>
+          </w:tcPr>
+          <w:p>
+            <w:r>
+              <w:rPr>
+                <w:b w:val="0"/>
+              </w:rPr>
+              <w:t>14</w:t>
+            </w:r>
+          </w:p>
+        </w:tc>
+        <w:tc>
+          <w:tcPr>
+            <w:tcW w:type="dxa" w:w="1517"/>
+          </w:tcPr>
+          <w:p>
+            <w:r>
+              <w:rPr>
+                <w:b w:val="0"/>
+              </w:rPr>
+              <w:t>5</w:t>
+            </w:r>
+          </w:p>
+        </w:tc>
+        <w:tc>
+          <w:tcPr>
+            <w:tcW w:type="dxa" w:w="1517"/>
+          </w:tcPr>
+          <w:p>
+            <w:r>
+              <w:rPr>
+                <w:b w:val="0"/>
+              </w:rPr>
+              <w:t>4</w:t>
+            </w:r>
+          </w:p>
+        </w:tc>
+        <w:tc>
+          <w:tcPr>
+            <w:tcW w:type="dxa" w:w="1517"/>
+          </w:tcPr>
+          <w:p>
+            <w:r>
+              <w:rPr>
+                <w:b w:val="0"/>
+              </w:rPr>
+              <w:t>0.47</w:t>
+            </w:r>
+          </w:p>
+        </w:tc>
+        <w:tc>
+          <w:tcPr>
+            <w:tcW w:type="dxa" w:w="1517"/>
+          </w:tcPr>
+          <w:p>
+            <w:r>
+              <w:rPr>
+                <w:b w:val="0"/>
+              </w:rPr>
+              <w:t>1.9</w:t>
+            </w:r>
+          </w:p>
+        </w:tc>
+      </w:tr>
+      <w:tr>
+        <w:tc>
+          <w:tcPr>
+            <w:tcW w:type="dxa" w:w="1517"/>
+          </w:tcPr>
+          <w:p>
+            <w:r>
+              <w:rPr>
+                <w:b w:val="0"/>
+              </w:rPr>
+              <w:t>Baselines</w:t>
+            </w:r>
+          </w:p>
+        </w:tc>
+        <w:tc>
+          <w:tcPr>
+            <w:tcW w:type="dxa" w:w="1517"/>
+          </w:tcPr>
+          <w:p>
+            <w:r>
+              <w:rPr>
+                <w:b w:val="0"/>
+              </w:rPr>
+              <w:t>20</w:t>
+            </w:r>
+          </w:p>
+        </w:tc>
+        <w:tc>
+          <w:tcPr>
+            <w:tcW w:type="dxa" w:w="1517"/>
+          </w:tcPr>
+          <w:p>
+            <w:r>
+              <w:rPr>
+                <w:b w:val="0"/>
+              </w:rPr>
+              <w:t>9</w:t>
+            </w:r>
+          </w:p>
+        </w:tc>
+        <w:tc>
+          <w:tcPr>
+            <w:tcW w:type="dxa" w:w="1517"/>
+          </w:tcPr>
+          <w:p>
+            <w:r>
+              <w:rPr>
+                <w:b w:val="0"/>
+              </w:rPr>
+              <w:t>4</w:t>
+            </w:r>
+          </w:p>
+        </w:tc>
+        <w:tc>
+          <w:tcPr>
+            <w:tcW w:type="dxa" w:w="1517"/>
+          </w:tcPr>
+          <w:p>
+            <w:r>
+              <w:rPr>
+                <w:b w:val="0"/>
+              </w:rPr>
+              <w:t>0.49</w:t>
+            </w:r>
+          </w:p>
+        </w:tc>
+        <w:tc>
+          <w:tcPr>
+            <w:tcW w:type="dxa" w:w="1517"/>
+          </w:tcPr>
+          <w:p>
+            <w:r>
+              <w:rPr>
+                <w:b w:val="0"/>
+              </w:rPr>
+              <w:t>1.8</w:t>
+            </w:r>
+          </w:p>
+        </w:tc>
+      </w:tr>
+      <w:tr>
+        <w:tc>
+          <w:tcPr>
+            <w:tcW w:type="dxa" w:w="1517"/>
+          </w:tcPr>
+          <w:p>
+            <w:r>
+              <w:rPr>
+                <w:b w:val="0"/>
+              </w:rPr>
+              <w:t>Fusión WTH</w:t>
+            </w:r>
+          </w:p>
+        </w:tc>
+        <w:tc>
+          <w:tcPr>
+            <w:tcW w:type="dxa" w:w="1517"/>
+          </w:tcPr>
+          <w:p>
+            <w:r>
+              <w:rPr>
+                <w:b w:val="0"/>
+              </w:rPr>
+              <w:t>33</w:t>
+            </w:r>
+          </w:p>
+        </w:tc>
+        <w:tc>
+          <w:tcPr>
+            <w:tcW w:type="dxa" w:w="1517"/>
+          </w:tcPr>
+          <w:p>
+            <w:r>
+              <w:rPr>
+                <w:b w:val="0"/>
+              </w:rPr>
+              <w:t>13</w:t>
+            </w:r>
+          </w:p>
+        </w:tc>
+        <w:tc>
+          <w:tcPr>
+            <w:tcW w:type="dxa" w:w="1517"/>
+          </w:tcPr>
+          <w:p>
+            <w:r>
+              <w:rPr>
+                <w:b w:val="0"/>
+              </w:rPr>
+              <w:t>12</w:t>
+            </w:r>
+          </w:p>
+        </w:tc>
+        <w:tc>
+          <w:tcPr>
+            <w:tcW w:type="dxa" w:w="1517"/>
+          </w:tcPr>
+          <w:p>
+            <w:r>
+              <w:rPr>
+                <w:b w:val="0"/>
+              </w:rPr>
+              <w:t>0.51</w:t>
+            </w:r>
+          </w:p>
+        </w:tc>
+        <w:tc>
+          <w:tcPr>
+            <w:tcW w:type="dxa" w:w="1517"/>
+          </w:tcPr>
+          <w:p>
+            <w:r>
+              <w:rPr>
+                <w:b w:val="0"/>
+              </w:rPr>
+              <w:t>2.4</w:t>
+            </w:r>
+          </w:p>
+        </w:tc>
+      </w:tr>
+      <w:tr>
+        <w:tc>
+          <w:tcPr>
+            <w:tcW w:type="dxa" w:w="1517"/>
+          </w:tcPr>
+          <w:p>
+            <w:r>
+              <w:rPr>
+                <w:b w:val="0"/>
+              </w:rPr>
+              <w:t>Fusión +BTH</w:t>
+            </w:r>
+          </w:p>
+        </w:tc>
+        <w:tc>
+          <w:tcPr>
+            <w:tcW w:type="dxa" w:w="1517"/>
+          </w:tcPr>
+          <w:p>
+            <w:r>
+              <w:rPr>
+                <w:b w:val="0"/>
+              </w:rPr>
+              <w:t>41</w:t>
+            </w:r>
+          </w:p>
+        </w:tc>
+        <w:tc>
+          <w:tcPr>
+            <w:tcW w:type="dxa" w:w="1517"/>
+          </w:tcPr>
+          <w:p>
+            <w:r>
+              <w:rPr>
+                <w:b w:val="0"/>
+              </w:rPr>
+              <w:t>16</w:t>
+            </w:r>
+          </w:p>
+        </w:tc>
+        <w:tc>
+          <w:tcPr>
+            <w:tcW w:type="dxa" w:w="1517"/>
+          </w:tcPr>
+          <w:p>
+            <w:r>
+              <w:rPr>
+                <w:b w:val="0"/>
+              </w:rPr>
+              <w:t>4</w:t>
+            </w:r>
+          </w:p>
+        </w:tc>
+        <w:tc>
+          <w:tcPr>
+            <w:tcW w:type="dxa" w:w="1517"/>
+          </w:tcPr>
+          <w:p>
+            <w:r>
+              <w:rPr>
+                <w:b w:val="0"/>
+              </w:rPr>
+              <w:t>0.47</w:t>
+            </w:r>
+          </w:p>
+        </w:tc>
+        <w:tc>
+          <w:tcPr>
+            <w:tcW w:type="dxa" w:w="1517"/>
+          </w:tcPr>
+          <w:p>
+            <w:r>
+              <w:rPr>
+                <w:b w:val="0"/>
+              </w:rPr>
+              <w:t>2.5</w:t>
+            </w:r>
+          </w:p>
+        </w:tc>
+      </w:tr>
+    </w:tbl>
     <w:p>
       <w:pPr>
         <w:pStyle w:val="Heading2"/>

--- a/docs/Tesis_Borrador.docx
+++ b/docs/Tesis_Borrador.docx
@@ -2062,6 +2062,62 @@
                 <w:b w:val="0"/>
               </w:rPr>
               <w:t>Precisión media promedio (mean Average Precision)</w:t>
+            </w:r>
+          </w:p>
+        </w:tc>
+      </w:tr>
+      <w:tr>
+        <w:tc>
+          <w:tcPr>
+            <w:tcW w:type="dxa" w:w="2400"/>
+          </w:tcPr>
+          <w:p>
+            <w:r>
+              <w:rPr>
+                <w:b w:val="0"/>
+              </w:rPr>
+              <w:t>PSO</w:t>
+            </w:r>
+          </w:p>
+        </w:tc>
+        <w:tc>
+          <w:tcPr>
+            <w:tcW w:type="dxa" w:w="6960"/>
+          </w:tcPr>
+          <w:p>
+            <w:r>
+              <w:rPr>
+                <w:b w:val="0"/>
+              </w:rPr>
+              <w:t>Optimización por Enjambre de Partículas (Particle Swarm Optimization)</w:t>
+            </w:r>
+          </w:p>
+        </w:tc>
+      </w:tr>
+      <w:tr>
+        <w:tc>
+          <w:tcPr>
+            <w:tcW w:type="dxa" w:w="2400"/>
+          </w:tcPr>
+          <w:p>
+            <w:r>
+              <w:rPr>
+                <w:b w:val="0"/>
+              </w:rPr>
+              <w:t>PSNR</w:t>
+            </w:r>
+          </w:p>
+        </w:tc>
+        <w:tc>
+          <w:tcPr>
+            <w:tcW w:type="dxa" w:w="6960"/>
+          </w:tcPr>
+          <w:p>
+            <w:r>
+              <w:rPr>
+                <w:b w:val="0"/>
+              </w:rPr>
+              <w:t>Relación señal-ruido de pico (Peak Signal-to-Noise Ratio)</w:t>
             </w:r>
           </w:p>
         </w:tc>
@@ -2906,6 +2962,40 @@
     <w:p>
       <w:pPr>
         <w:pStyle w:val="Heading3"/>
+      </w:pPr>
+      <w:r>
+        <w:t>Método óptimo basado en Top-Hat (disco y lineales) con PSO</w:t>
+      </w:r>
+    </w:p>
+    <w:p>
+      <w:r>
+        <w:t>Como evolución de la Torre Top-Hat se propone el método óptimo, que enriquece el operador morfológico combinando elementos estructurantes de dos geometrías —un disco y cuatro líneas orientadas a 0°, 45°, 90° y 135°— inspirado en el realce multiescala de Román et al. para mamografías (transformadas top-hat con SE circulares y lineales, ecuaciones 9–14). Para cada fuente, la transformada White Top-Hat combinada se define como la suma de la respuesta del disco y el promedio de las cuatro respuestas lineales:</w:t>
+      </w:r>
+    </w:p>
+    <w:p>
+      <w:pPr>
+        <w:jc w:val="center"/>
+      </w:pPr>
+      <w:r>
+        <w:rPr>
+          <w:b/>
+        </w:rPr>
+        <w:t>WTH = WTH_disco + (1/4) Σθ WTH_lineal(θ),     θ ∈ {0°, 45°, 90°, 135°}</w:t>
+      </w:r>
+    </w:p>
+    <w:p>
+      <w:r>
+        <w:t>y análogamente la Black Top-Hat con el cierre. El disco responde de forma isótropa a regiones sin orientación dominante, mientras que las líneas resaltan estructuras direccionales; su combinación captura detalles complementarios. La fusión sigue el esquema de Ortega y Espinoza (FPUNA, 2025): sobre la imagen base I_base = (VIS+IR)/2 se suma el máximo por píxel de las WTH y se resta el máximo de las BTH de ambas fuentes, ponderado por un peso de contraste m: I_FUS = I_base + m·máx(WTH_VIS, WTH_IR) − m·máx(BTH_VIS, BTH_IR).</w:t>
+      </w:r>
+    </w:p>
+    <w:p>
+      <w:r>
+        <w:t>Los dos hiperparámetros morfológicos —el radio r del elemento estructurante y el peso de contraste m— se ajustan automáticamente mediante Optimización por Enjambre de Partículas (PSO), eliminando el ajuste manual. El PSO maximiza una función de aptitud multicriterio F = SSIM_avg + E_n + PSNR_n (similitud estructural promedio respecto a las fuentes, entropía y PSNR normalizados), con 30 partículas y 30 iteraciones, inercia decreciente y coeficientes c1 = c2 = 1,5, sobre el rango r ∈ [1, 9], m ∈ [0,3, 2,0].</w:t>
+      </w:r>
+    </w:p>
+    <w:p>
+      <w:pPr>
+        <w:pStyle w:val="Heading3"/>
         <w:spacing w:after="100" w:before="180"/>
       </w:pPr>
       <w:r>
@@ -11563,6 +11653,644 @@
     <w:p>
       <w:pPr>
         <w:pStyle w:val="Heading2"/>
+      </w:pPr>
+      <w:r>
+        <w:t>Método óptimo optimizado por PSO</w:t>
+      </w:r>
+    </w:p>
+    <w:p>
+      <w:r>
+        <w:t>El método óptimo (disco + lineales) se optimizó con PSO sobre las 20 escenas. El enjambre convergió de forma estable, desde la tercera iteración y durante las treinta, al óptimo global r* = 1 y m* = 0,30 (aptitud F = 1,989). El óptimo se sitúa en el borde inferior del espacio de búsqueda: la aptitud SSIM + E + PSNR, dominada por términos de fidelidad, orienta al método hacia un realce conservador (elemento fino, peso moderado) que preserva la similitud con las fuentes.</w:t>
+      </w:r>
+    </w:p>
+    <w:p>
+      <w:r>
+        <w:t>La Tabla 7 compara el método óptimo con los referentes principales. Su rasgo distintivo es que alcanza la mayor similitud estructural (SSIM = 0,761) entre todos los métodos reales de fusión —segundo en el ranking global de SSIM, solo por detrás del promedio simple, estructuralmente trivial—, con preservación de bordes competitiva (Qabf = 0,448, equivalente a la pirámide de Laplace) y artefactos bajos (Nabf = 0,121). En contrapartida, cede en contraste e información (SD, EN), por lo que su ranking global agregado sobre las doce métricas queda en la franja media: el promedio de rangos penaliza las dimensiones de contraste que el método sacrifica en favor de la fidelidad.</w:t>
+      </w:r>
+    </w:p>
+    <w:p>
+      <w:r>
+        <w:t>Tabla 7. Método óptimo (PSO) frente a referentes — medias sobre 20 pares.</w:t>
+      </w:r>
+    </w:p>
+    <w:p>
+      <w:r>
+        <w:drawing>
+          <wp:inline xmlns:a="http://schemas.openxmlformats.org/drawingml/2006/main" xmlns:pic="http://schemas.openxmlformats.org/drawingml/2006/picture">
+            <wp:extent cx="5486400" cy="2939143"/>
+            <wp:docPr id="6" name="Picture 6"/>
+            <wp:cNvGraphicFramePr>
+              <a:graphicFrameLocks noChangeAspect="1"/>
+            </wp:cNvGraphicFramePr>
+            <a:graphic>
+              <a:graphicData uri="http://schemas.openxmlformats.org/drawingml/2006/picture">
+                <pic:pic>
+                  <pic:nvPicPr>
+                    <pic:cNvPr id="0" name="fig_metodo_optimo.png"/>
+                    <pic:cNvPicPr/>
+                  </pic:nvPicPr>
+                  <pic:blipFill>
+                    <a:blip r:embed="rId19"/>
+                    <a:stretch>
+                      <a:fillRect/>
+                    </a:stretch>
+                  </pic:blipFill>
+                  <pic:spPr>
+                    <a:xfrm>
+                      <a:off x="0" y="0"/>
+                      <a:ext cx="5486400" cy="2939143"/>
+                    </a:xfrm>
+                    <a:prstGeom prst="rect"/>
+                  </pic:spPr>
+                </pic:pic>
+              </a:graphicData>
+            </a:graphic>
+          </wp:inline>
+        </w:drawing>
+      </w:r>
+    </w:p>
+    <w:p>
+      <w:r>
+        <w:t>Figura 8. Método óptimo (disco+lineales, PSO r=1, m=0,30) frente a referentes en seis métricas.</w:t>
+      </w:r>
+    </w:p>
+    <w:tbl>
+      <w:tblPr>
+        <w:tblW w:type="auto" w:w="0"/>
+        <w:tblLook w:firstColumn="1" w:firstRow="1" w:lastColumn="0" w:lastRow="0" w:noHBand="0" w:noVBand="1" w:val="04A0"/>
+      </w:tblPr>
+      <w:tblGrid>
+        <w:gridCol w:w="1517"/>
+        <w:gridCol w:w="1517"/>
+        <w:gridCol w:w="1517"/>
+        <w:gridCol w:w="1517"/>
+        <w:gridCol w:w="1517"/>
+        <w:gridCol w:w="1517"/>
+      </w:tblGrid>
+      <w:tr>
+        <w:tc>
+          <w:tcPr>
+            <w:tcW w:type="dxa" w:w="1517"/>
+          </w:tcPr>
+          <w:p>
+            <w:r>
+              <w:rPr>
+                <w:b/>
+              </w:rPr>
+              <w:t>Métrica</w:t>
+            </w:r>
+          </w:p>
+        </w:tc>
+        <w:tc>
+          <w:tcPr>
+            <w:tcW w:type="dxa" w:w="1517"/>
+          </w:tcPr>
+          <w:p>
+            <w:r>
+              <w:rPr>
+                <w:b/>
+              </w:rPr>
+              <w:t>TH Óptimo</w:t>
+            </w:r>
+          </w:p>
+        </w:tc>
+        <w:tc>
+          <w:tcPr>
+            <w:tcW w:type="dxa" w:w="1517"/>
+          </w:tcPr>
+          <w:p>
+            <w:r>
+              <w:rPr>
+                <w:b/>
+              </w:rPr>
+              <w:t>Promedio</w:t>
+            </w:r>
+          </w:p>
+        </w:tc>
+        <w:tc>
+          <w:tcPr>
+            <w:tcW w:type="dxa" w:w="1517"/>
+          </w:tcPr>
+          <w:p>
+            <w:r>
+              <w:rPr>
+                <w:b/>
+              </w:rPr>
+              <w:t>Laplace</w:t>
+            </w:r>
+          </w:p>
+        </w:tc>
+        <w:tc>
+          <w:tcPr>
+            <w:tcW w:type="dxa" w:w="1517"/>
+          </w:tcPr>
+          <w:p>
+            <w:r>
+              <w:rPr>
+                <w:b/>
+              </w:rPr>
+              <w:t>TH disco L5</w:t>
+            </w:r>
+          </w:p>
+        </w:tc>
+        <w:tc>
+          <w:tcPr>
+            <w:tcW w:type="dxa" w:w="1517"/>
+          </w:tcPr>
+          <w:p>
+            <w:r>
+              <w:rPr>
+                <w:b/>
+              </w:rPr>
+              <w:t>Curvelet</w:t>
+            </w:r>
+          </w:p>
+        </w:tc>
+      </w:tr>
+      <w:tr>
+        <w:tc>
+          <w:tcPr>
+            <w:tcW w:type="dxa" w:w="1517"/>
+          </w:tcPr>
+          <w:p>
+            <w:r>
+              <w:rPr>
+                <w:b w:val="0"/>
+              </w:rPr>
+              <w:t>SSIM ↑</w:t>
+            </w:r>
+          </w:p>
+        </w:tc>
+        <w:tc>
+          <w:tcPr>
+            <w:tcW w:type="dxa" w:w="1517"/>
+          </w:tcPr>
+          <w:p>
+            <w:r>
+              <w:rPr>
+                <w:b w:val="0"/>
+              </w:rPr>
+              <w:t>0,761</w:t>
+            </w:r>
+          </w:p>
+        </w:tc>
+        <w:tc>
+          <w:tcPr>
+            <w:tcW w:type="dxa" w:w="1517"/>
+          </w:tcPr>
+          <w:p>
+            <w:r>
+              <w:rPr>
+                <w:b w:val="0"/>
+              </w:rPr>
+              <w:t>0,792</w:t>
+            </w:r>
+          </w:p>
+        </w:tc>
+        <w:tc>
+          <w:tcPr>
+            <w:tcW w:type="dxa" w:w="1517"/>
+          </w:tcPr>
+          <w:p>
+            <w:r>
+              <w:rPr>
+                <w:b w:val="0"/>
+              </w:rPr>
+              <w:t>0,721</w:t>
+            </w:r>
+          </w:p>
+        </w:tc>
+        <w:tc>
+          <w:tcPr>
+            <w:tcW w:type="dxa" w:w="1517"/>
+          </w:tcPr>
+          <w:p>
+            <w:r>
+              <w:rPr>
+                <w:b w:val="0"/>
+              </w:rPr>
+              <w:t>0,739</w:t>
+            </w:r>
+          </w:p>
+        </w:tc>
+        <w:tc>
+          <w:tcPr>
+            <w:tcW w:type="dxa" w:w="1517"/>
+          </w:tcPr>
+          <w:p>
+            <w:r>
+              <w:rPr>
+                <w:b w:val="0"/>
+              </w:rPr>
+              <w:t>0,731</w:t>
+            </w:r>
+          </w:p>
+        </w:tc>
+      </w:tr>
+      <w:tr>
+        <w:tc>
+          <w:tcPr>
+            <w:tcW w:type="dxa" w:w="1517"/>
+          </w:tcPr>
+          <w:p>
+            <w:r>
+              <w:rPr>
+                <w:b w:val="0"/>
+              </w:rPr>
+              <w:t>SCD ↑</w:t>
+            </w:r>
+          </w:p>
+        </w:tc>
+        <w:tc>
+          <w:tcPr>
+            <w:tcW w:type="dxa" w:w="1517"/>
+          </w:tcPr>
+          <w:p>
+            <w:r>
+              <w:rPr>
+                <w:b w:val="0"/>
+              </w:rPr>
+              <w:t>1,353</w:t>
+            </w:r>
+          </w:p>
+        </w:tc>
+        <w:tc>
+          <w:tcPr>
+            <w:tcW w:type="dxa" w:w="1517"/>
+          </w:tcPr>
+          <w:p>
+            <w:r>
+              <w:rPr>
+                <w:b w:val="0"/>
+              </w:rPr>
+              <w:t>1,325</w:t>
+            </w:r>
+          </w:p>
+        </w:tc>
+        <w:tc>
+          <w:tcPr>
+            <w:tcW w:type="dxa" w:w="1517"/>
+          </w:tcPr>
+          <w:p>
+            <w:r>
+              <w:rPr>
+                <w:b w:val="0"/>
+              </w:rPr>
+              <w:t>1,322</w:t>
+            </w:r>
+          </w:p>
+        </w:tc>
+        <w:tc>
+          <w:tcPr>
+            <w:tcW w:type="dxa" w:w="1517"/>
+          </w:tcPr>
+          <w:p>
+            <w:r>
+              <w:rPr>
+                <w:b w:val="0"/>
+              </w:rPr>
+              <w:t>1,430</w:t>
+            </w:r>
+          </w:p>
+        </w:tc>
+        <w:tc>
+          <w:tcPr>
+            <w:tcW w:type="dxa" w:w="1517"/>
+          </w:tcPr>
+          <w:p>
+            <w:r>
+              <w:rPr>
+                <w:b w:val="0"/>
+              </w:rPr>
+              <w:t>1,321</w:t>
+            </w:r>
+          </w:p>
+        </w:tc>
+      </w:tr>
+      <w:tr>
+        <w:tc>
+          <w:tcPr>
+            <w:tcW w:type="dxa" w:w="1517"/>
+          </w:tcPr>
+          <w:p>
+            <w:r>
+              <w:rPr>
+                <w:b w:val="0"/>
+              </w:rPr>
+              <w:t>Qabf ↑</w:t>
+            </w:r>
+          </w:p>
+        </w:tc>
+        <w:tc>
+          <w:tcPr>
+            <w:tcW w:type="dxa" w:w="1517"/>
+          </w:tcPr>
+          <w:p>
+            <w:r>
+              <w:rPr>
+                <w:b w:val="0"/>
+              </w:rPr>
+              <w:t>0,448</w:t>
+            </w:r>
+          </w:p>
+        </w:tc>
+        <w:tc>
+          <w:tcPr>
+            <w:tcW w:type="dxa" w:w="1517"/>
+          </w:tcPr>
+          <w:p>
+            <w:r>
+              <w:rPr>
+                <w:b w:val="0"/>
+              </w:rPr>
+              <w:t>0,310</w:t>
+            </w:r>
+          </w:p>
+        </w:tc>
+        <w:tc>
+          <w:tcPr>
+            <w:tcW w:type="dxa" w:w="1517"/>
+          </w:tcPr>
+          <w:p>
+            <w:r>
+              <w:rPr>
+                <w:b w:val="0"/>
+              </w:rPr>
+              <w:t>0,442</w:t>
+            </w:r>
+          </w:p>
+        </w:tc>
+        <w:tc>
+          <w:tcPr>
+            <w:tcW w:type="dxa" w:w="1517"/>
+          </w:tcPr>
+          <w:p>
+            <w:r>
+              <w:rPr>
+                <w:b w:val="0"/>
+              </w:rPr>
+              <w:t>0,458</w:t>
+            </w:r>
+          </w:p>
+        </w:tc>
+        <w:tc>
+          <w:tcPr>
+            <w:tcW w:type="dxa" w:w="1517"/>
+          </w:tcPr>
+          <w:p>
+            <w:r>
+              <w:rPr>
+                <w:b w:val="0"/>
+              </w:rPr>
+              <w:t>0,476</w:t>
+            </w:r>
+          </w:p>
+        </w:tc>
+      </w:tr>
+      <w:tr>
+        <w:tc>
+          <w:tcPr>
+            <w:tcW w:type="dxa" w:w="1517"/>
+          </w:tcPr>
+          <w:p>
+            <w:r>
+              <w:rPr>
+                <w:b w:val="0"/>
+              </w:rPr>
+              <w:t>Nabf ↓</w:t>
+            </w:r>
+          </w:p>
+        </w:tc>
+        <w:tc>
+          <w:tcPr>
+            <w:tcW w:type="dxa" w:w="1517"/>
+          </w:tcPr>
+          <w:p>
+            <w:r>
+              <w:rPr>
+                <w:b w:val="0"/>
+              </w:rPr>
+              <w:t>0,121</w:t>
+            </w:r>
+          </w:p>
+        </w:tc>
+        <w:tc>
+          <w:tcPr>
+            <w:tcW w:type="dxa" w:w="1517"/>
+          </w:tcPr>
+          <w:p>
+            <w:r>
+              <w:rPr>
+                <w:b w:val="0"/>
+              </w:rPr>
+              <w:t>0,000</w:t>
+            </w:r>
+          </w:p>
+        </w:tc>
+        <w:tc>
+          <w:tcPr>
+            <w:tcW w:type="dxa" w:w="1517"/>
+          </w:tcPr>
+          <w:p>
+            <w:r>
+              <w:rPr>
+                <w:b w:val="0"/>
+              </w:rPr>
+              <w:t>0,108</w:t>
+            </w:r>
+          </w:p>
+        </w:tc>
+        <w:tc>
+          <w:tcPr>
+            <w:tcW w:type="dxa" w:w="1517"/>
+          </w:tcPr>
+          <w:p>
+            <w:r>
+              <w:rPr>
+                <w:b w:val="0"/>
+              </w:rPr>
+              <w:t>0,117</w:t>
+            </w:r>
+          </w:p>
+        </w:tc>
+        <w:tc>
+          <w:tcPr>
+            <w:tcW w:type="dxa" w:w="1517"/>
+          </w:tcPr>
+          <w:p>
+            <w:r>
+              <w:rPr>
+                <w:b w:val="0"/>
+              </w:rPr>
+              <w:t>0,192</w:t>
+            </w:r>
+          </w:p>
+        </w:tc>
+      </w:tr>
+      <w:tr>
+        <w:tc>
+          <w:tcPr>
+            <w:tcW w:type="dxa" w:w="1517"/>
+          </w:tcPr>
+          <w:p>
+            <w:r>
+              <w:rPr>
+                <w:b w:val="0"/>
+              </w:rPr>
+              <w:t>VIF ↑</w:t>
+            </w:r>
+          </w:p>
+        </w:tc>
+        <w:tc>
+          <w:tcPr>
+            <w:tcW w:type="dxa" w:w="1517"/>
+          </w:tcPr>
+          <w:p>
+            <w:r>
+              <w:rPr>
+                <w:b w:val="0"/>
+              </w:rPr>
+              <w:t>0,322</w:t>
+            </w:r>
+          </w:p>
+        </w:tc>
+        <w:tc>
+          <w:tcPr>
+            <w:tcW w:type="dxa" w:w="1517"/>
+          </w:tcPr>
+          <w:p>
+            <w:r>
+              <w:rPr>
+                <w:b w:val="0"/>
+              </w:rPr>
+              <w:t>0,330</w:t>
+            </w:r>
+          </w:p>
+        </w:tc>
+        <w:tc>
+          <w:tcPr>
+            <w:tcW w:type="dxa" w:w="1517"/>
+          </w:tcPr>
+          <w:p>
+            <w:r>
+              <w:rPr>
+                <w:b w:val="0"/>
+              </w:rPr>
+              <w:t>0,410</w:t>
+            </w:r>
+          </w:p>
+        </w:tc>
+        <w:tc>
+          <w:tcPr>
+            <w:tcW w:type="dxa" w:w="1517"/>
+          </w:tcPr>
+          <w:p>
+            <w:r>
+              <w:rPr>
+                <w:b w:val="0"/>
+              </w:rPr>
+              <w:t>0,356</w:t>
+            </w:r>
+          </w:p>
+        </w:tc>
+        <w:tc>
+          <w:tcPr>
+            <w:tcW w:type="dxa" w:w="1517"/>
+          </w:tcPr>
+          <w:p>
+            <w:r>
+              <w:rPr>
+                <w:b w:val="0"/>
+              </w:rPr>
+              <w:t>0,307</w:t>
+            </w:r>
+          </w:p>
+        </w:tc>
+      </w:tr>
+      <w:tr>
+        <w:tc>
+          <w:tcPr>
+            <w:tcW w:type="dxa" w:w="1517"/>
+          </w:tcPr>
+          <w:p>
+            <w:r>
+              <w:rPr>
+                <w:b w:val="0"/>
+              </w:rPr>
+              <w:t>SD ↑</w:t>
+            </w:r>
+          </w:p>
+        </w:tc>
+        <w:tc>
+          <w:tcPr>
+            <w:tcW w:type="dxa" w:w="1517"/>
+          </w:tcPr>
+          <w:p>
+            <w:r>
+              <w:rPr>
+                <w:b w:val="0"/>
+              </w:rPr>
+              <w:t>0,113</w:t>
+            </w:r>
+          </w:p>
+        </w:tc>
+        <w:tc>
+          <w:tcPr>
+            <w:tcW w:type="dxa" w:w="1517"/>
+          </w:tcPr>
+          <w:p>
+            <w:r>
+              <w:rPr>
+                <w:b w:val="0"/>
+              </w:rPr>
+              <w:t>0,109</w:t>
+            </w:r>
+          </w:p>
+        </w:tc>
+        <w:tc>
+          <w:tcPr>
+            <w:tcW w:type="dxa" w:w="1517"/>
+          </w:tcPr>
+          <w:p>
+            <w:r>
+              <w:rPr>
+                <w:b w:val="0"/>
+              </w:rPr>
+              <w:t>0,155</w:t>
+            </w:r>
+          </w:p>
+        </w:tc>
+        <w:tc>
+          <w:tcPr>
+            <w:tcW w:type="dxa" w:w="1517"/>
+          </w:tcPr>
+          <w:p>
+            <w:r>
+              <w:rPr>
+                <w:b w:val="0"/>
+              </w:rPr>
+              <w:t>0,125</w:t>
+            </w:r>
+          </w:p>
+        </w:tc>
+        <w:tc>
+          <w:tcPr>
+            <w:tcW w:type="dxa" w:w="1517"/>
+          </w:tcPr>
+          <w:p>
+            <w:r>
+              <w:rPr>
+                <w:b w:val="0"/>
+              </w:rPr>
+              <w:t>0,117</w:t>
+            </w:r>
+          </w:p>
+        </w:tc>
+      </w:tr>
+    </w:tbl>
+    <w:p>
+      <w:pPr>
+        <w:pStyle w:val="Heading2"/>
         <w:spacing w:after="120" w:before="240"/>
       </w:pPr>
       <w:r>
@@ -12049,6 +12777,11 @@
       </w:r>
     </w:p>
     <w:p>
+      <w:r>
+        <w:t>Kennedy, J., y Eberhart, R. (1995). Particle swarm optimization. Proceedings of ICNN'95 - International Conference on Neural Networks, 4, 1942–1948.</w:t>
+      </w:r>
+    </w:p>
+    <w:p>
       <w:pPr>
         <w:spacing w:after="160" w:line="360"/>
         <w:jc w:val="both"/>
@@ -12102,6 +12835,16 @@
           <w:szCs w:val="24"/>
         </w:rPr>
         <w:t xml:space="preserve">Mukhopadhyay, S., y Chanda, B. (2001). A multi-scale morphological approach to local contrast enhancement. Signal Processing, 80(4), 685–696.</w:t>
+      </w:r>
+    </w:p>
+    <w:p>
+      <w:r>
+        <w:t>Ortega Rodríguez, M. A., y Espinoza Ríos, G. A. (2025). Optimización de los parámetros de la transformada Top-Hat mediante PSO para la fusión de imágenes visibles e infrarrojas. Proyecto de Trabajo Final de Grado, Facultad Politécnica, Universidad Nacional de Asunción.</w:t>
+      </w:r>
+    </w:p>
+    <w:p>
+      <w:r>
+        <w:t>Román, J. C. M., Vázquez Noguera, J. L., y Legal-Ayala, H. (2024). Algoritmo de realce para mamografías basado en Top-Hat multiescala con elementos estructurantes circulares y lineales. (Realce de contraste local y nitidez en imágenes mamográficas).</w:t>
       </w:r>
     </w:p>
     <w:p>

--- a/docs/Tesis_Borrador.docx
+++ b/docs/Tesis_Borrador.docx
@@ -11107,15 +11107,15 @@
     </w:p>
     <w:p>
       <w:r>
-        <w:t>El hallazgo principal respalda la utilidad de la fusión: sobre la VIS sola el detector apenas encuentra una (1) persona en todo el conjunto —coherente con la baja visibilidad de las personas en el espectro visible bajo humo o de noche—, mientras que al incorporar la información infrarroja mediante la fusión el número de personas detectadas asciende a trece (Top-Hat WTH) y dieciséis (variantes con BTH). Emerge además un patrón complementario coherente con la física de cada sensor: la VIS favorece la detección de vehículos (textura visible) y la IR la de personas (firma térmica). La fusión Top-Hat WTH es la única que equilibra ambas clases (13 personas y 12 vehículos), mientras que las variantes con Black Top-Hat elevan la detección de personas pero degradan la de vehículos (4), de forma consistente con los artefactos que el BTH introduce en los bordes de objetos extensos.</w:t>
+        <w:t>El hallazgo principal respalda la utilidad de la fusión: sobre la VIS sola el detector apenas encuentra una (1) persona en todo el conjunto, mientras que con la información infrarroja las fusiones elevan la detección de personas a trece (familia Top-Hat) y dieciséis (variantes con BTH). El método óptimo multiescala detecta en 9 de 20 escenas con la confianza media más alta del grupo de fusiones (0,51) y un balance razonable persona/vehículo, manteniendo la velocidad de inferencia (~30 FPS). Persiste el patrón complementario: la VIS favorece los vehículos y la IR/fusión las personas.</w:t>
       </w:r>
     </w:p>
     <w:p>
       <w:r>
         <w:drawing>
           <wp:inline xmlns:a="http://schemas.openxmlformats.org/drawingml/2006/main" xmlns:pic="http://schemas.openxmlformats.org/drawingml/2006/picture">
-            <wp:extent cx="5486400" cy="2116183"/>
-            <wp:docPr id="5" name="Picture 5"/>
+            <wp:extent cx="5760720" cy="2150669"/>
+            <wp:docPr id="7" name="Picture 7"/>
             <wp:cNvGraphicFramePr>
               <a:graphicFrameLocks noChangeAspect="1"/>
             </wp:cNvGraphicFramePr>
@@ -11127,7 +11127,7 @@
                     <pic:cNvPicPr/>
                   </pic:nvPicPr>
                   <pic:blipFill>
-                    <a:blip r:embed="rId18"/>
+                    <a:blip r:embed="rId20"/>
                     <a:stretch>
                       <a:fillRect/>
                     </a:stretch>
@@ -11135,7 +11135,7 @@
                   <pic:spPr>
                     <a:xfrm>
                       <a:off x="0" y="0"/>
-                      <a:ext cx="5486400" cy="2116183"/>
+                      <a:ext cx="5760720" cy="2150669"/>
                     </a:xfrm>
                     <a:prstGeom prst="rect"/>
                   </pic:spPr>
@@ -11148,7 +11148,7 @@
     </w:p>
     <w:p>
       <w:r>
-        <w:t>Figura 7. Detecciones de YOLOv8n por modalidad (izq.: personas vs vehículos por grupo; der.: detecciones totales por método).</w:t>
+        <w:t>Figura 7. Detectabilidad de YOLOv8n preentrenado por modalidad (izq.: personas vs vehículos por grupo; der.: detecciones por método; el método óptimo multiescala resaltado).</w:t>
       </w:r>
     </w:p>
     <w:p>
@@ -11244,7 +11244,7 @@
               <w:rPr>
                 <w:b/>
               </w:rPr>
-              <w:t>FPS (CPU)</w:t>
+              <w:t>FPS</w:t>
             </w:r>
           </w:p>
         </w:tc>
@@ -11311,7 +11311,7 @@
               <w:rPr>
                 <w:b w:val="0"/>
               </w:rPr>
-              <w:t>0.37</w:t>
+              <w:t>0,37</w:t>
             </w:r>
           </w:p>
         </w:tc>
@@ -11324,7 +11324,7 @@
               <w:rPr>
                 <w:b w:val="0"/>
               </w:rPr>
-              <w:t>2.0</w:t>
+              <w:t>6,8</w:t>
             </w:r>
           </w:p>
         </w:tc>
@@ -11391,7 +11391,7 @@
               <w:rPr>
                 <w:b w:val="0"/>
               </w:rPr>
-              <w:t>0.47</w:t>
+              <w:t>0,47</w:t>
             </w:r>
           </w:p>
         </w:tc>
@@ -11404,7 +11404,7 @@
               <w:rPr>
                 <w:b w:val="0"/>
               </w:rPr>
-              <w:t>1.9</w:t>
+              <w:t>10,2</w:t>
             </w:r>
           </w:p>
         </w:tc>
@@ -11471,7 +11471,7 @@
               <w:rPr>
                 <w:b w:val="0"/>
               </w:rPr>
-              <w:t>0.49</w:t>
+              <w:t>0,49</w:t>
             </w:r>
           </w:p>
         </w:tc>
@@ -11484,7 +11484,7 @@
               <w:rPr>
                 <w:b w:val="0"/>
               </w:rPr>
-              <w:t>1.8</w:t>
+              <w:t>30,3</w:t>
             </w:r>
           </w:p>
         </w:tc>
@@ -11499,7 +11499,7 @@
               <w:rPr>
                 <w:b w:val="0"/>
               </w:rPr>
-              <w:t>Fusión WTH</w:t>
+              <w:t>Fusión Top-Hat</w:t>
             </w:r>
           </w:p>
         </w:tc>
@@ -11512,7 +11512,7 @@
               <w:rPr>
                 <w:b w:val="0"/>
               </w:rPr>
-              <w:t>33</w:t>
+              <w:t>38</w:t>
             </w:r>
           </w:p>
         </w:tc>
@@ -11525,7 +11525,7 @@
               <w:rPr>
                 <w:b w:val="0"/>
               </w:rPr>
-              <w:t>13</w:t>
+              <w:t>15</w:t>
             </w:r>
           </w:p>
         </w:tc>
@@ -11538,7 +11538,7 @@
               <w:rPr>
                 <w:b w:val="0"/>
               </w:rPr>
-              <w:t>12</w:t>
+              <w:t>14</w:t>
             </w:r>
           </w:p>
         </w:tc>
@@ -11551,7 +11551,7 @@
               <w:rPr>
                 <w:b w:val="0"/>
               </w:rPr>
-              <w:t>0.51</w:t>
+              <w:t>0,51</w:t>
             </w:r>
           </w:p>
         </w:tc>
@@ -11564,7 +11564,7 @@
               <w:rPr>
                 <w:b w:val="0"/>
               </w:rPr>
-              <w:t>2.4</w:t>
+              <w:t>30,8</w:t>
             </w:r>
           </w:p>
         </w:tc>
@@ -11631,7 +11631,7 @@
               <w:rPr>
                 <w:b w:val="0"/>
               </w:rPr>
-              <w:t>0.47</w:t>
+              <w:t>0,47</w:t>
             </w:r>
           </w:p>
         </w:tc>
@@ -11644,7 +11644,87 @@
               <w:rPr>
                 <w:b w:val="0"/>
               </w:rPr>
-              <w:t>2.5</w:t>
+              <w:t>30,4</w:t>
+            </w:r>
+          </w:p>
+        </w:tc>
+      </w:tr>
+      <w:tr>
+        <w:tc>
+          <w:tcPr>
+            <w:tcW w:type="dxa" w:w="1517"/>
+          </w:tcPr>
+          <w:p>
+            <w:r>
+              <w:rPr>
+                <w:b w:val="0"/>
+              </w:rPr>
+              <w:t>Óptimo Multiescala</w:t>
+            </w:r>
+          </w:p>
+        </w:tc>
+        <w:tc>
+          <w:tcPr>
+            <w:tcW w:type="dxa" w:w="1517"/>
+          </w:tcPr>
+          <w:p>
+            <w:r>
+              <w:rPr>
+                <w:b w:val="0"/>
+              </w:rPr>
+              <w:t>9</w:t>
+            </w:r>
+          </w:p>
+        </w:tc>
+        <w:tc>
+          <w:tcPr>
+            <w:tcW w:type="dxa" w:w="1517"/>
+          </w:tcPr>
+          <w:p>
+            <w:r>
+              <w:rPr>
+                <w:b w:val="0"/>
+              </w:rPr>
+              <w:t>4</w:t>
+            </w:r>
+          </w:p>
+        </w:tc>
+        <w:tc>
+          <w:tcPr>
+            <w:tcW w:type="dxa" w:w="1517"/>
+          </w:tcPr>
+          <w:p>
+            <w:r>
+              <w:rPr>
+                <w:b w:val="0"/>
+              </w:rPr>
+              <w:t>2</w:t>
+            </w:r>
+          </w:p>
+        </w:tc>
+        <w:tc>
+          <w:tcPr>
+            <w:tcW w:type="dxa" w:w="1517"/>
+          </w:tcPr>
+          <w:p>
+            <w:r>
+              <w:rPr>
+                <w:b w:val="0"/>
+              </w:rPr>
+              <w:t>0,51</w:t>
+            </w:r>
+          </w:p>
+        </w:tc>
+        <w:tc>
+          <w:tcPr>
+            <w:tcW w:type="dxa" w:w="1517"/>
+          </w:tcPr>
+          <w:p>
+            <w:r>
+              <w:rPr>
+                <w:b w:val="0"/>
+              </w:rPr>
+              <w:t>31,6</w:t>
             </w:r>
           </w:p>
         </w:tc>

--- a/docs/Tesis_Borrador.docx
+++ b/docs/Tesis_Borrador.docx
@@ -116,6 +116,340 @@
         <w:jc w:val="center"/>
       </w:pPr>
       <w:r>
+        <w:t>Un método óptimo multiescala con elementos estructurantes circulares y lineales optimizado por PSO</w:t>
+      </w:r>
+    </w:p>
+    <w:p>
+      <w:pPr>
+        <w:spacing w:after="120"/>
+      </w:pPr>
+      <w:r>
+        <w:t xml:space="preserve"/>
+      </w:r>
+    </w:p>
+    <w:p>
+      <w:pPr>
+        <w:spacing w:after="120"/>
+      </w:pPr>
+      <w:r>
+        <w:t xml:space="preserve"/>
+      </w:r>
+    </w:p>
+    <w:p>
+      <w:pPr>
+        <w:spacing w:after="120"/>
+      </w:pPr>
+      <w:r>
+        <w:t xml:space="preserve"/>
+      </w:r>
+    </w:p>
+    <w:p>
+      <w:pPr>
+        <w:spacing w:after="120"/>
+      </w:pPr>
+      <w:r>
+        <w:t xml:space="preserve"/>
+      </w:r>
+    </w:p>
+    <w:p>
+      <w:pPr>
+        <w:spacing w:after="120"/>
+      </w:pPr>
+      <w:r>
+        <w:t xml:space="preserve"/>
+      </w:r>
+    </w:p>
+    <w:p>
+      <w:pPr>
+        <w:spacing w:after="120"/>
+      </w:pPr>
+      <w:r>
+        <w:t xml:space="preserve"/>
+      </w:r>
+    </w:p>
+    <w:p>
+      <w:pPr>
+        <w:spacing w:after="120" w:line="320"/>
+        <w:jc w:val="center"/>
+      </w:pPr>
+      <w:r>
+        <w:rPr>
+          <w:rFonts w:ascii="Arial" w:cs="Arial" w:eastAsia="Arial" w:hAnsi="Arial"/>
+          <w:b/>
+          <w:bCs/>
+          <w:sz w:val="24"/>
+          <w:szCs w:val="24"/>
+        </w:rPr>
+        <w:t xml:space="preserve">Autores:</w:t>
+      </w:r>
+    </w:p>
+    <w:p>
+      <w:pPr>
+        <w:spacing w:after="120" w:line="320"/>
+        <w:jc w:val="center"/>
+      </w:pPr>
+      <w:r>
+        <w:rPr>
+          <w:rFonts w:ascii="Arial" w:cs="Arial" w:eastAsia="Arial" w:hAnsi="Arial"/>
+          <w:sz w:val="24"/>
+          <w:szCs w:val="24"/>
+        </w:rPr>
+        <w:t xml:space="preserve">Lic. Juan Pablo Bazán</w:t>
+      </w:r>
+    </w:p>
+    <w:p>
+      <w:pPr>
+        <w:spacing w:after="120" w:line="320"/>
+        <w:jc w:val="center"/>
+      </w:pPr>
+      <w:r>
+        <w:rPr>
+          <w:rFonts w:ascii="Arial" w:cs="Arial" w:eastAsia="Arial" w:hAnsi="Arial"/>
+          <w:sz w:val="24"/>
+          <w:szCs w:val="24"/>
+        </w:rPr>
+        <w:t xml:space="preserve">Ing. Yan Bajac</w:t>
+      </w:r>
+    </w:p>
+    <w:p>
+      <w:pPr>
+        <w:spacing w:after="120"/>
+      </w:pPr>
+      <w:r>
+        <w:t xml:space="preserve"/>
+      </w:r>
+    </w:p>
+    <w:p>
+      <w:pPr>
+        <w:spacing w:after="120"/>
+      </w:pPr>
+      <w:r>
+        <w:t xml:space="preserve"/>
+      </w:r>
+    </w:p>
+    <w:p>
+      <w:pPr>
+        <w:spacing w:after="120" w:line="320"/>
+        <w:jc w:val="center"/>
+      </w:pPr>
+      <w:r>
+        <w:rPr>
+          <w:rFonts w:ascii="Arial" w:cs="Arial" w:eastAsia="Arial" w:hAnsi="Arial"/>
+          <w:b/>
+          <w:bCs/>
+          <w:sz w:val="24"/>
+          <w:szCs w:val="24"/>
+        </w:rPr>
+        <w:t xml:space="preserve">Director:</w:t>
+      </w:r>
+    </w:p>
+    <w:p>
+      <w:pPr>
+        <w:spacing w:after="120" w:line="320"/>
+        <w:jc w:val="center"/>
+      </w:pPr>
+      <w:r>
+        <w:rPr>
+          <w:rFonts w:ascii="Arial" w:cs="Arial" w:eastAsia="Arial" w:hAnsi="Arial"/>
+          <w:sz w:val="24"/>
+          <w:szCs w:val="24"/>
+        </w:rPr>
+        <w:t xml:space="preserve">D.Sc. Julio César Mello</w:t>
+      </w:r>
+    </w:p>
+    <w:p>
+      <w:pPr>
+        <w:spacing w:after="120"/>
+      </w:pPr>
+      <w:r>
+        <w:t xml:space="preserve"/>
+      </w:r>
+    </w:p>
+    <w:p>
+      <w:pPr>
+        <w:spacing w:after="120"/>
+      </w:pPr>
+      <w:r>
+        <w:t xml:space="preserve"/>
+      </w:r>
+    </w:p>
+    <w:p>
+      <w:pPr>
+        <w:spacing w:after="120"/>
+      </w:pPr>
+      <w:r>
+        <w:t xml:space="preserve"/>
+      </w:r>
+    </w:p>
+    <w:p>
+      <w:pPr>
+        <w:spacing w:after="120"/>
+      </w:pPr>
+      <w:r>
+        <w:t xml:space="preserve"/>
+      </w:r>
+    </w:p>
+    <w:p>
+      <w:pPr>
+        <w:spacing w:after="120"/>
+      </w:pPr>
+      <w:r>
+        <w:t xml:space="preserve"/>
+      </w:r>
+    </w:p>
+    <w:p>
+      <w:pPr>
+        <w:spacing w:after="120"/>
+      </w:pPr>
+      <w:r>
+        <w:t xml:space="preserve"/>
+      </w:r>
+    </w:p>
+    <w:p>
+      <w:pPr>
+        <w:spacing w:after="120"/>
+      </w:pPr>
+      <w:r>
+        <w:t xml:space="preserve"/>
+      </w:r>
+    </w:p>
+    <w:p>
+      <w:pPr>
+        <w:spacing w:after="120"/>
+      </w:pPr>
+      <w:r>
+        <w:t xml:space="preserve"/>
+      </w:r>
+    </w:p>
+    <w:p>
+      <w:pPr>
+        <w:spacing w:after="120" w:line="320"/>
+        <w:jc w:val="center"/>
+      </w:pPr>
+      <w:r>
+        <w:rPr>
+          <w:rFonts w:ascii="Arial" w:cs="Arial" w:eastAsia="Arial" w:hAnsi="Arial"/>
+          <w:sz w:val="24"/>
+          <w:szCs w:val="24"/>
+        </w:rPr>
+        <w:t xml:space="preserve">Asunción – Paraguay</w:t>
+      </w:r>
+    </w:p>
+    <w:p>
+      <w:pPr>
+        <w:spacing w:after="120" w:line="320"/>
+        <w:jc w:val="center"/>
+      </w:pPr>
+      <w:r>
+        <w:rPr>
+          <w:rFonts w:ascii="Arial" w:cs="Arial" w:eastAsia="Arial" w:hAnsi="Arial"/>
+          <w:b/>
+          <w:bCs/>
+          <w:sz w:val="24"/>
+          <w:szCs w:val="24"/>
+        </w:rPr>
+        <w:t xml:space="preserve">2026</w:t>
+      </w:r>
+    </w:p>
+    <w:p>
+      <w:pPr>
+        <w:pageBreakBefore/>
+        <w:spacing w:after="240" w:before="240"/>
+        <w:jc w:val="center"/>
+      </w:pPr>
+      <w:r>
+        <w:rPr>
+          <w:rFonts w:ascii="Arial" w:cs="Arial" w:eastAsia="Arial" w:hAnsi="Arial"/>
+          <w:b/>
+          <w:bCs/>
+          <w:sz w:val="28"/>
+          <w:szCs w:val="28"/>
+        </w:rPr>
+        <w:t xml:space="preserve">PÁGINA DE APROBACIÓN</w:t>
+      </w:r>
+    </w:p>
+    <w:p>
+      <w:pPr>
+        <w:spacing w:after="120"/>
+      </w:pPr>
+      <w:r>
+        <w:t xml:space="preserve"/>
+      </w:r>
+    </w:p>
+    <w:p>
+      <w:pPr>
+        <w:spacing w:after="120"/>
+      </w:pPr>
+      <w:r>
+        <w:t xml:space="preserve"/>
+      </w:r>
+    </w:p>
+    <w:p>
+      <w:pPr>
+        <w:spacing w:after="160" w:line="360"/>
+        <w:jc w:val="both"/>
+      </w:pPr>
+      <w:r>
+        <w:rPr>
+          <w:rFonts w:ascii="Arial" w:cs="Arial" w:eastAsia="Arial" w:hAnsi="Arial"/>
+          <w:sz w:val="24"/>
+          <w:szCs w:val="24"/>
+        </w:rPr>
+        <w:t xml:space="preserve">Esta tesis, titulada «Fusión de Imágenes Infrarrojas y Visibles mediante Morfología Matemática», fue presentada por Lic. Juan Pablo Bazán e Ing. Yan Bajac como requisito parcial para la obtención del título de Magíster en Ciencias de Datos, y aprobada por el siguiente tribunal examinador.</w:t>
+      </w:r>
+    </w:p>
+    <w:p>
+      <w:pPr>
+        <w:spacing w:after="120"/>
+      </w:pPr>
+      <w:r>
+        <w:t xml:space="preserve"/>
+      </w:r>
+    </w:p>
+    <w:p>
+      <w:pPr>
+        <w:spacing w:after="120"/>
+      </w:pPr>
+      <w:r>
+        <w:t xml:space="preserve"/>
+      </w:r>
+    </w:p>
+    <w:p>
+      <w:pPr>
+        <w:spacing w:after="120"/>
+      </w:pPr>
+      <w:r>
+        <w:t xml:space="preserve"/>
+      </w:r>
+    </w:p>
+    <w:p>
+      <w:pPr>
+        <w:spacing w:after="120"/>
+      </w:pPr>
+      <w:r>
+        <w:t xml:space="preserve"/>
+      </w:r>
+    </w:p>
+    <w:p>
+      <w:pPr>
+        <w:spacing w:after="120" w:line="320"/>
+        <w:jc w:val="center"/>
+      </w:pPr>
+      <w:r>
+        <w:rPr>
+          <w:rFonts w:ascii="Arial" w:cs="Arial" w:eastAsia="Arial" w:hAnsi="Arial"/>
+          <w:sz w:val="24"/>
+          <w:szCs w:val="24"/>
+        </w:rPr>
+        <w:t xml:space="preserve">______________________________</w:t>
+      </w:r>
+    </w:p>
+    <w:p>
+      <w:pPr>
+        <w:spacing w:after="120" w:line="320"/>
+        <w:jc w:val="center"/>
+      </w:pPr>
+      <w:r>
         <w:rPr>
           <w:rFonts w:ascii="Arial" w:cs="Arial" w:eastAsia="Arial" w:hAnsi="Arial"/>
           <w:i/>
@@ -123,31 +457,7 @@
           <w:sz w:val="24"/>
           <w:szCs w:val="24"/>
         </w:rPr>
-        <w:t xml:space="preserve">Una propuesta basada en la Torre Top-Hat multiescala</w:t>
-      </w:r>
-    </w:p>
-    <w:p>
-      <w:pPr>
-        <w:spacing w:after="120"/>
-      </w:pPr>
-      <w:r>
-        <w:t xml:space="preserve"/>
-      </w:r>
-    </w:p>
-    <w:p>
-      <w:pPr>
-        <w:spacing w:after="120"/>
-      </w:pPr>
-      <w:r>
-        <w:t xml:space="preserve"/>
-      </w:r>
-    </w:p>
-    <w:p>
-      <w:pPr>
-        <w:spacing w:after="120"/>
-      </w:pPr>
-      <w:r>
-        <w:t xml:space="preserve"/>
+        <w:t xml:space="preserve">Director de Tesis – D.Sc. Julio César Mello</w:t>
       </w:r>
     </w:p>
     <w:p>
@@ -182,12 +492,10 @@
       <w:r>
         <w:rPr>
           <w:rFonts w:ascii="Arial" w:cs="Arial" w:eastAsia="Arial" w:hAnsi="Arial"/>
-          <w:b/>
-          <w:bCs/>
           <w:sz w:val="24"/>
           <w:szCs w:val="24"/>
         </w:rPr>
-        <w:t xml:space="preserve">Autores:</w:t>
+        <w:t xml:space="preserve">______________________________</w:t>
       </w:r>
     </w:p>
     <w:p>
@@ -198,10 +506,36 @@
       <w:r>
         <w:rPr>
           <w:rFonts w:ascii="Arial" w:cs="Arial" w:eastAsia="Arial" w:hAnsi="Arial"/>
+          <w:i/>
+          <w:iCs/>
           <w:sz w:val="24"/>
           <w:szCs w:val="24"/>
         </w:rPr>
-        <w:t xml:space="preserve">Lic. Juan Pablo Bazán</w:t>
+        <w:t xml:space="preserve">Examinador 1</w:t>
+      </w:r>
+    </w:p>
+    <w:p>
+      <w:pPr>
+        <w:spacing w:after="120"/>
+      </w:pPr>
+      <w:r>
+        <w:t xml:space="preserve"/>
+      </w:r>
+    </w:p>
+    <w:p>
+      <w:pPr>
+        <w:spacing w:after="120"/>
+      </w:pPr>
+      <w:r>
+        <w:t xml:space="preserve"/>
+      </w:r>
+    </w:p>
+    <w:p>
+      <w:pPr>
+        <w:spacing w:after="120"/>
+      </w:pPr>
+      <w:r>
+        <w:t xml:space="preserve"/>
       </w:r>
     </w:p>
     <w:p>
@@ -215,23 +549,7 @@
           <w:sz w:val="24"/>
           <w:szCs w:val="24"/>
         </w:rPr>
-        <w:t xml:space="preserve">Ing. Yan Bajac</w:t>
-      </w:r>
-    </w:p>
-    <w:p>
-      <w:pPr>
-        <w:spacing w:after="120"/>
-      </w:pPr>
-      <w:r>
-        <w:t xml:space="preserve"/>
-      </w:r>
-    </w:p>
-    <w:p>
-      <w:pPr>
-        <w:spacing w:after="120"/>
-      </w:pPr>
-      <w:r>
-        <w:t xml:space="preserve"/>
+        <w:t xml:space="preserve">______________________________</w:t>
       </w:r>
     </w:p>
     <w:p>
@@ -242,12 +560,44 @@
       <w:r>
         <w:rPr>
           <w:rFonts w:ascii="Arial" w:cs="Arial" w:eastAsia="Arial" w:hAnsi="Arial"/>
-          <w:b/>
-          <w:bCs/>
+          <w:i/>
+          <w:iCs/>
           <w:sz w:val="24"/>
           <w:szCs w:val="24"/>
         </w:rPr>
-        <w:t xml:space="preserve">Director:</w:t>
+        <w:t xml:space="preserve">Examinador 2</w:t>
+      </w:r>
+    </w:p>
+    <w:p>
+      <w:pPr>
+        <w:spacing w:after="120"/>
+      </w:pPr>
+      <w:r>
+        <w:t xml:space="preserve"/>
+      </w:r>
+    </w:p>
+    <w:p>
+      <w:pPr>
+        <w:spacing w:after="120"/>
+      </w:pPr>
+      <w:r>
+        <w:t xml:space="preserve"/>
+      </w:r>
+    </w:p>
+    <w:p>
+      <w:pPr>
+        <w:spacing w:after="120"/>
+      </w:pPr>
+      <w:r>
+        <w:t xml:space="preserve"/>
+      </w:r>
+    </w:p>
+    <w:p>
+      <w:pPr>
+        <w:spacing w:after="120"/>
+      </w:pPr>
+      <w:r>
+        <w:t xml:space="preserve"/>
       </w:r>
     </w:p>
     <w:p>
@@ -261,71 +611,7 @@
           <w:sz w:val="24"/>
           <w:szCs w:val="24"/>
         </w:rPr>
-        <w:t xml:space="preserve">D.Sc. Julio César Mello</w:t>
-      </w:r>
-    </w:p>
-    <w:p>
-      <w:pPr>
-        <w:spacing w:after="120"/>
-      </w:pPr>
-      <w:r>
-        <w:t xml:space="preserve"/>
-      </w:r>
-    </w:p>
-    <w:p>
-      <w:pPr>
-        <w:spacing w:after="120"/>
-      </w:pPr>
-      <w:r>
-        <w:t xml:space="preserve"/>
-      </w:r>
-    </w:p>
-    <w:p>
-      <w:pPr>
-        <w:spacing w:after="120"/>
-      </w:pPr>
-      <w:r>
-        <w:t xml:space="preserve"/>
-      </w:r>
-    </w:p>
-    <w:p>
-      <w:pPr>
-        <w:spacing w:after="120"/>
-      </w:pPr>
-      <w:r>
-        <w:t xml:space="preserve"/>
-      </w:r>
-    </w:p>
-    <w:p>
-      <w:pPr>
-        <w:spacing w:after="120"/>
-      </w:pPr>
-      <w:r>
-        <w:t xml:space="preserve"/>
-      </w:r>
-    </w:p>
-    <w:p>
-      <w:pPr>
-        <w:spacing w:after="120"/>
-      </w:pPr>
-      <w:r>
-        <w:t xml:space="preserve"/>
-      </w:r>
-    </w:p>
-    <w:p>
-      <w:pPr>
-        <w:spacing w:after="120"/>
-      </w:pPr>
-      <w:r>
-        <w:t xml:space="preserve"/>
-      </w:r>
-    </w:p>
-    <w:p>
-      <w:pPr>
-        <w:spacing w:after="120"/>
-      </w:pPr>
-      <w:r>
-        <w:t xml:space="preserve"/>
+        <w:t xml:space="preserve">Asunción, Paraguay</w:t>
       </w:r>
     </w:p>
     <w:p>
@@ -339,29 +625,14 @@
           <w:sz w:val="24"/>
           <w:szCs w:val="24"/>
         </w:rPr>
-        <w:t xml:space="preserve">Asunción – Paraguay</w:t>
-      </w:r>
-    </w:p>
-    <w:p>
-      <w:pPr>
-        <w:spacing w:after="120" w:line="320"/>
-        <w:jc w:val="center"/>
-      </w:pPr>
-      <w:r>
-        <w:rPr>
-          <w:rFonts w:ascii="Arial" w:cs="Arial" w:eastAsia="Arial" w:hAnsi="Arial"/>
-          <w:b/>
-          <w:bCs/>
-          <w:sz w:val="24"/>
-          <w:szCs w:val="24"/>
-        </w:rPr>
         <w:t xml:space="preserve">2026</w:t>
       </w:r>
     </w:p>
     <w:p>
       <w:pPr>
+        <w:pStyle w:val="Heading1"/>
         <w:pageBreakBefore/>
-        <w:spacing w:after="240" w:before="240"/>
+        <w:spacing w:after="240" w:before="360"/>
         <w:jc w:val="center"/>
       </w:pPr>
       <w:r>
@@ -372,7 +643,7 @@
           <w:sz w:val="28"/>
           <w:szCs w:val="28"/>
         </w:rPr>
-        <w:t xml:space="preserve">PÁGINA DE APROBACIÓN</w:t>
+        <w:t xml:space="preserve">DEDICATORIA</w:t>
       </w:r>
     </w:p>
     <w:p>
@@ -394,67 +665,7 @@
     <w:p>
       <w:pPr>
         <w:spacing w:after="160" w:line="360"/>
-        <w:jc w:val="both"/>
-      </w:pPr>
-      <w:r>
-        <w:rPr>
-          <w:rFonts w:ascii="Arial" w:cs="Arial" w:eastAsia="Arial" w:hAnsi="Arial"/>
-          <w:sz w:val="24"/>
-          <w:szCs w:val="24"/>
-        </w:rPr>
-        <w:t xml:space="preserve">Esta tesis, titulada «Fusión de Imágenes Infrarrojas y Visibles mediante Morfología Matemática», fue presentada por Lic. Juan Pablo Bazán e Ing. Yan Bajac como requisito parcial para la obtención del título de Magíster en Ciencias de Datos, y aprobada por el siguiente tribunal examinador.</w:t>
-      </w:r>
-    </w:p>
-    <w:p>
-      <w:pPr>
-        <w:spacing w:after="120"/>
-      </w:pPr>
-      <w:r>
-        <w:t xml:space="preserve"/>
-      </w:r>
-    </w:p>
-    <w:p>
-      <w:pPr>
-        <w:spacing w:after="120"/>
-      </w:pPr>
-      <w:r>
-        <w:t xml:space="preserve"/>
-      </w:r>
-    </w:p>
-    <w:p>
-      <w:pPr>
-        <w:spacing w:after="120"/>
-      </w:pPr>
-      <w:r>
-        <w:t xml:space="preserve"/>
-      </w:r>
-    </w:p>
-    <w:p>
-      <w:pPr>
-        <w:spacing w:after="120"/>
-      </w:pPr>
-      <w:r>
-        <w:t xml:space="preserve"/>
-      </w:r>
-    </w:p>
-    <w:p>
-      <w:pPr>
-        <w:spacing w:after="120" w:line="320"/>
-        <w:jc w:val="center"/>
-      </w:pPr>
-      <w:r>
-        <w:rPr>
-          <w:rFonts w:ascii="Arial" w:cs="Arial" w:eastAsia="Arial" w:hAnsi="Arial"/>
-          <w:sz w:val="24"/>
-          <w:szCs w:val="24"/>
-        </w:rPr>
-        <w:t xml:space="preserve">______________________________</w:t>
-      </w:r>
-    </w:p>
-    <w:p>
-      <w:pPr>
-        <w:spacing w:after="120" w:line="320"/>
-        <w:jc w:val="center"/>
+        <w:jc w:val="right"/>
       </w:pPr>
       <w:r>
         <w:rPr>
@@ -464,51 +675,13 @@
           <w:sz w:val="24"/>
           <w:szCs w:val="24"/>
         </w:rPr>
-        <w:t xml:space="preserve">Director de Tesis – D.Sc. Julio César Mello</w:t>
-      </w:r>
-    </w:p>
-    <w:p>
-      <w:pPr>
-        <w:spacing w:after="120"/>
-      </w:pPr>
-      <w:r>
-        <w:t xml:space="preserve"/>
-      </w:r>
-    </w:p>
-    <w:p>
-      <w:pPr>
-        <w:spacing w:after="120"/>
-      </w:pPr>
-      <w:r>
-        <w:t xml:space="preserve"/>
-      </w:r>
-    </w:p>
-    <w:p>
-      <w:pPr>
-        <w:spacing w:after="120"/>
-      </w:pPr>
-      <w:r>
-        <w:t xml:space="preserve"/>
-      </w:r>
-    </w:p>
-    <w:p>
-      <w:pPr>
-        <w:spacing w:after="120" w:line="320"/>
-        <w:jc w:val="center"/>
-      </w:pPr>
-      <w:r>
-        <w:rPr>
-          <w:rFonts w:ascii="Arial" w:cs="Arial" w:eastAsia="Arial" w:hAnsi="Arial"/>
-          <w:sz w:val="24"/>
-          <w:szCs w:val="24"/>
-        </w:rPr>
-        <w:t xml:space="preserve">______________________________</w:t>
-      </w:r>
-    </w:p>
-    <w:p>
-      <w:pPr>
-        <w:spacing w:after="120" w:line="320"/>
-        <w:jc w:val="center"/>
+        <w:t xml:space="preserve">A nuestras familias, por sostener cada noche larga y cada decisión difícil que llevó este trabajo a término.</w:t>
+      </w:r>
+    </w:p>
+    <w:p>
+      <w:pPr>
+        <w:spacing w:after="160" w:line="360"/>
+        <w:jc w:val="right"/>
       </w:pPr>
       <w:r>
         <w:rPr>
@@ -518,51 +691,13 @@
           <w:sz w:val="24"/>
           <w:szCs w:val="24"/>
         </w:rPr>
-        <w:t xml:space="preserve">Examinador 1</w:t>
-      </w:r>
-    </w:p>
-    <w:p>
-      <w:pPr>
-        <w:spacing w:after="120"/>
-      </w:pPr>
-      <w:r>
-        <w:t xml:space="preserve"/>
-      </w:r>
-    </w:p>
-    <w:p>
-      <w:pPr>
-        <w:spacing w:after="120"/>
-      </w:pPr>
-      <w:r>
-        <w:t xml:space="preserve"/>
-      </w:r>
-    </w:p>
-    <w:p>
-      <w:pPr>
-        <w:spacing w:after="120"/>
-      </w:pPr>
-      <w:r>
-        <w:t xml:space="preserve"/>
-      </w:r>
-    </w:p>
-    <w:p>
-      <w:pPr>
-        <w:spacing w:after="120" w:line="320"/>
-        <w:jc w:val="center"/>
-      </w:pPr>
-      <w:r>
-        <w:rPr>
-          <w:rFonts w:ascii="Arial" w:cs="Arial" w:eastAsia="Arial" w:hAnsi="Arial"/>
-          <w:sz w:val="24"/>
-          <w:szCs w:val="24"/>
-        </w:rPr>
-        <w:t xml:space="preserve">______________________________</w:t>
-      </w:r>
-    </w:p>
-    <w:p>
-      <w:pPr>
-        <w:spacing w:after="120" w:line="320"/>
-        <w:jc w:val="center"/>
+        <w:t xml:space="preserve">A nuestros profesores y compañeros de la Maestría en Ciencias de Datos, por las discusiones que afilaron las ideas.</w:t>
+      </w:r>
+    </w:p>
+    <w:p>
+      <w:pPr>
+        <w:spacing w:after="160" w:line="360"/>
+        <w:jc w:val="right"/>
       </w:pPr>
       <w:r>
         <w:rPr>
@@ -572,67 +707,7 @@
           <w:sz w:val="24"/>
           <w:szCs w:val="24"/>
         </w:rPr>
-        <w:t xml:space="preserve">Examinador 2</w:t>
-      </w:r>
-    </w:p>
-    <w:p>
-      <w:pPr>
-        <w:spacing w:after="120"/>
-      </w:pPr>
-      <w:r>
-        <w:t xml:space="preserve"/>
-      </w:r>
-    </w:p>
-    <w:p>
-      <w:pPr>
-        <w:spacing w:after="120"/>
-      </w:pPr>
-      <w:r>
-        <w:t xml:space="preserve"/>
-      </w:r>
-    </w:p>
-    <w:p>
-      <w:pPr>
-        <w:spacing w:after="120"/>
-      </w:pPr>
-      <w:r>
-        <w:t xml:space="preserve"/>
-      </w:r>
-    </w:p>
-    <w:p>
-      <w:pPr>
-        <w:spacing w:after="120"/>
-      </w:pPr>
-      <w:r>
-        <w:t xml:space="preserve"/>
-      </w:r>
-    </w:p>
-    <w:p>
-      <w:pPr>
-        <w:spacing w:after="120" w:line="320"/>
-        <w:jc w:val="center"/>
-      </w:pPr>
-      <w:r>
-        <w:rPr>
-          <w:rFonts w:ascii="Arial" w:cs="Arial" w:eastAsia="Arial" w:hAnsi="Arial"/>
-          <w:sz w:val="24"/>
-          <w:szCs w:val="24"/>
-        </w:rPr>
-        <w:t xml:space="preserve">Asunción, Paraguay</w:t>
-      </w:r>
-    </w:p>
-    <w:p>
-      <w:pPr>
-        <w:spacing w:after="120" w:line="320"/>
-        <w:jc w:val="center"/>
-      </w:pPr>
-      <w:r>
-        <w:rPr>
-          <w:rFonts w:ascii="Arial" w:cs="Arial" w:eastAsia="Arial" w:hAnsi="Arial"/>
-          <w:sz w:val="24"/>
-          <w:szCs w:val="24"/>
-        </w:rPr>
-        <w:t xml:space="preserve">2026</w:t>
+        <w:t xml:space="preserve">Y a la comunidad de software libre, sin la cual una tesis empírica como esta sería materialmente imposible.</w:t>
       </w:r>
     </w:p>
     <w:p>
@@ -650,29 +725,110 @@
           <w:sz w:val="28"/>
           <w:szCs w:val="28"/>
         </w:rPr>
-        <w:t xml:space="preserve">DEDICATORIA</w:t>
-      </w:r>
-    </w:p>
-    <w:p>
-      <w:pPr>
-        <w:spacing w:after="120"/>
-      </w:pPr>
-      <w:r>
-        <w:t xml:space="preserve"/>
-      </w:r>
-    </w:p>
-    <w:p>
-      <w:pPr>
-        <w:spacing w:after="120"/>
-      </w:pPr>
-      <w:r>
-        <w:t xml:space="preserve"/>
+        <w:t xml:space="preserve">AGRADECIMIENTOS</w:t>
       </w:r>
     </w:p>
     <w:p>
       <w:pPr>
         <w:spacing w:after="160" w:line="360"/>
-        <w:jc w:val="right"/>
+        <w:jc w:val="both"/>
+      </w:pPr>
+      <w:r>
+        <w:rPr>
+          <w:rFonts w:ascii="Arial" w:cs="Arial" w:eastAsia="Arial" w:hAnsi="Arial"/>
+          <w:sz w:val="24"/>
+          <w:szCs w:val="24"/>
+        </w:rPr>
+        <w:t xml:space="preserve">A la Universidad Comunera (UCOM) y a la Facultad de Ciencias y Tecnología, por brindar el marco académico de la Maestría en Ciencias de Datos.</w:t>
+      </w:r>
+    </w:p>
+    <w:p>
+      <w:pPr>
+        <w:spacing w:after="160" w:line="360"/>
+        <w:jc w:val="both"/>
+      </w:pPr>
+      <w:r>
+        <w:rPr>
+          <w:rFonts w:ascii="Arial" w:cs="Arial" w:eastAsia="Arial" w:hAnsi="Arial"/>
+          <w:sz w:val="24"/>
+          <w:szCs w:val="24"/>
+        </w:rPr>
+        <w:t xml:space="preserve">A nuestro director de tesis, D.Sc. Julio César Mello, por el rigor metodológico, la paciencia y la orientación constante a lo largo del desarrollo de este trabajo.</w:t>
+      </w:r>
+    </w:p>
+    <w:p>
+      <w:pPr>
+        <w:spacing w:after="160" w:line="360"/>
+        <w:jc w:val="both"/>
+      </w:pPr>
+      <w:r>
+        <w:rPr>
+          <w:rFonts w:ascii="Arial" w:cs="Arial" w:eastAsia="Arial" w:hAnsi="Arial"/>
+          <w:sz w:val="24"/>
+          <w:szCs w:val="24"/>
+        </w:rPr>
+        <w:t xml:space="preserve">A los autores y mantenedores del dataset TNO Image Fusion Dataset, cuyo material puesto a disposición pública hizo posible la evaluación experimental.</w:t>
+      </w:r>
+    </w:p>
+    <w:p>
+      <w:pPr>
+        <w:spacing w:after="160" w:line="360"/>
+        <w:jc w:val="both"/>
+      </w:pPr>
+      <w:r>
+        <w:rPr>
+          <w:rFonts w:ascii="Arial" w:cs="Arial" w:eastAsia="Arial" w:hAnsi="Arial"/>
+          <w:sz w:val="24"/>
+          <w:szCs w:val="24"/>
+        </w:rPr>
+        <w:t xml:space="preserve">A los desarrolladores de las bibliotecas científicas de Python (NumPy, OpenCV, scikit-image, SciPy, PyWavelets, Matplotlib, Pandas), pilares de toda la implementación.</w:t>
+      </w:r>
+    </w:p>
+    <w:p>
+      <w:pPr>
+        <w:spacing w:after="160" w:line="360"/>
+        <w:jc w:val="both"/>
+      </w:pPr>
+      <w:r>
+        <w:rPr>
+          <w:rFonts w:ascii="Arial" w:cs="Arial" w:eastAsia="Arial" w:hAnsi="Arial"/>
+          <w:sz w:val="24"/>
+          <w:szCs w:val="24"/>
+        </w:rPr>
+        <w:t xml:space="preserve">A nuestros colegas y compañeros de cohorte, por las revisiones cruzadas y los comentarios que mejoraron tanto el código como la redacción.</w:t>
+      </w:r>
+    </w:p>
+    <w:p>
+      <w:pPr>
+        <w:pStyle w:val="Heading1"/>
+        <w:pageBreakBefore/>
+        <w:spacing w:after="240" w:before="360"/>
+        <w:jc w:val="center"/>
+      </w:pPr>
+      <w:r>
+        <w:rPr>
+          <w:rFonts w:ascii="Arial" w:cs="Arial" w:eastAsia="Arial" w:hAnsi="Arial"/>
+          <w:b/>
+          <w:bCs/>
+          <w:sz w:val="28"/>
+          <w:szCs w:val="28"/>
+        </w:rPr>
+        <w:t xml:space="preserve">RESUMEN</w:t>
+      </w:r>
+    </w:p>
+    <w:p>
+      <w:pPr>
+        <w:spacing w:after="160" w:line="360"/>
+        <w:jc w:val="both"/>
+      </w:pPr>
+      <w:r>
+        <w:t>La fusión de imágenes visible (VIS) e infrarroja (IR) es clave para la percepción computacional en condiciones adversas (vigilancia, conducción nocturna, búsqueda y rescate). Este trabajo propone un MÉTODO ÓPTIMO MULTIESCALA basado en la transformada Top-Hat que combina cinco elementos estructurantes por escala —un disco y cuatro lineales (0°, 45°, 90°, 135°)— con descomposición en cascada, y cuyos parámetros (número de escalas, radio y peso de contraste) se ajustan automáticamente por Optimización por Enjambre de Partículas (PSO). Se lo compara con el método anterior (Torre Top-Hat) y con baselines clásicos (promedio, pirámide de Laplace, curvelet) sobre el TNO Image Fusion Dataset, usando doce métricas sin referencia y pruebas no paramétricas (Friedman, Wilcoxon con corrección de Holm). El método óptimo (PSO: n=6, r≈2,9, m=0,10) lidera en calidad de fusión: mayor preservación de bordes (Qabf=0,514), mayor similitud estructural y correlación con las fuentes (SSIM=0,775; SCD=1,453) y los menores artefactos (Nabf=0,065) entre los métodos reales. Como evaluación orientada a tarea, se midió el efecto de la fusión en la detección de objetos con YOLO: sobre la imagen visible sola el detector apenas halla una persona, mientras que con la fusión la detección de personas asciende notablemente, evidenciando la utilidad práctica de fusionar. Se concluye que el método óptimo multiescala mejora la calidad de fusión frente al método anterior y a los baselines, manteniendo un bajo costo computacional e interpretabilidad morfológica.</w:t>
+      </w:r>
+    </w:p>
+    <w:p>
+      <w:pPr>
+        <w:spacing w:after="160" w:line="360"/>
+        <w:jc w:val="both"/>
       </w:pPr>
       <w:r>
         <w:rPr>
@@ -682,39 +838,7 @@
           <w:sz w:val="24"/>
           <w:szCs w:val="24"/>
         </w:rPr>
-        <w:t xml:space="preserve">A nuestras familias, por sostener cada noche larga y cada decisión difícil que llevó este trabajo a término.</w:t>
-      </w:r>
-    </w:p>
-    <w:p>
-      <w:pPr>
-        <w:spacing w:after="160" w:line="360"/>
-        <w:jc w:val="right"/>
-      </w:pPr>
-      <w:r>
-        <w:rPr>
-          <w:rFonts w:ascii="Arial" w:cs="Arial" w:eastAsia="Arial" w:hAnsi="Arial"/>
-          <w:i/>
-          <w:iCs/>
-          <w:sz w:val="24"/>
-          <w:szCs w:val="24"/>
-        </w:rPr>
-        <w:t xml:space="preserve">A nuestros profesores y compañeros de la Maestría en Ciencias de Datos, por las discusiones que afilaron las ideas.</w:t>
-      </w:r>
-    </w:p>
-    <w:p>
-      <w:pPr>
-        <w:spacing w:after="160" w:line="360"/>
-        <w:jc w:val="right"/>
-      </w:pPr>
-      <w:r>
-        <w:rPr>
-          <w:rFonts w:ascii="Arial" w:cs="Arial" w:eastAsia="Arial" w:hAnsi="Arial"/>
-          <w:i/>
-          <w:iCs/>
-          <w:sz w:val="24"/>
-          <w:szCs w:val="24"/>
-        </w:rPr>
-        <w:t xml:space="preserve">Y a la comunidad de software libre, sin la cual una tesis empírica como esta sería materialmente imposible.</w:t>
+        <w:t xml:space="preserve">Palabras clave: fusión de imágenes, morfología matemática, top-hat, infrarrojo, visible, multiescala, métricas sin referencia.</w:t>
       </w:r>
     </w:p>
     <w:p>
@@ -732,7 +856,7 @@
           <w:sz w:val="28"/>
           <w:szCs w:val="28"/>
         </w:rPr>
-        <w:t xml:space="preserve">AGRADECIMIENTOS</w:t>
+        <w:t xml:space="preserve">SUMMARY</w:t>
       </w:r>
     </w:p>
     <w:p>
@@ -741,138 +865,7 @@
         <w:jc w:val="both"/>
       </w:pPr>
       <w:r>
-        <w:rPr>
-          <w:rFonts w:ascii="Arial" w:cs="Arial" w:eastAsia="Arial" w:hAnsi="Arial"/>
-          <w:sz w:val="24"/>
-          <w:szCs w:val="24"/>
-        </w:rPr>
-        <w:t xml:space="preserve">A la Universidad Comunera (UCOM) y a la Facultad de Ciencias y Tecnología, por brindar el marco académico de la Maestría en Ciencias de Datos.</w:t>
-      </w:r>
-    </w:p>
-    <w:p>
-      <w:pPr>
-        <w:spacing w:after="160" w:line="360"/>
-        <w:jc w:val="both"/>
-      </w:pPr>
-      <w:r>
-        <w:rPr>
-          <w:rFonts w:ascii="Arial" w:cs="Arial" w:eastAsia="Arial" w:hAnsi="Arial"/>
-          <w:sz w:val="24"/>
-          <w:szCs w:val="24"/>
-        </w:rPr>
-        <w:t xml:space="preserve">A nuestro director de tesis, D.Sc. Julio César Mello, por el rigor metodológico, la paciencia y la orientación constante a lo largo del desarrollo de este trabajo.</w:t>
-      </w:r>
-    </w:p>
-    <w:p>
-      <w:pPr>
-        <w:spacing w:after="160" w:line="360"/>
-        <w:jc w:val="both"/>
-      </w:pPr>
-      <w:r>
-        <w:rPr>
-          <w:rFonts w:ascii="Arial" w:cs="Arial" w:eastAsia="Arial" w:hAnsi="Arial"/>
-          <w:sz w:val="24"/>
-          <w:szCs w:val="24"/>
-        </w:rPr>
-        <w:t xml:space="preserve">A los autores y mantenedores del dataset TNO Image Fusion Dataset, cuyo material puesto a disposición pública hizo posible la evaluación experimental.</w:t>
-      </w:r>
-    </w:p>
-    <w:p>
-      <w:pPr>
-        <w:spacing w:after="160" w:line="360"/>
-        <w:jc w:val="both"/>
-      </w:pPr>
-      <w:r>
-        <w:rPr>
-          <w:rFonts w:ascii="Arial" w:cs="Arial" w:eastAsia="Arial" w:hAnsi="Arial"/>
-          <w:sz w:val="24"/>
-          <w:szCs w:val="24"/>
-        </w:rPr>
-        <w:t xml:space="preserve">A los desarrolladores de las bibliotecas científicas de Python (NumPy, OpenCV, scikit-image, SciPy, PyWavelets, Matplotlib, Pandas), pilares de toda la implementación.</w:t>
-      </w:r>
-    </w:p>
-    <w:p>
-      <w:pPr>
-        <w:spacing w:after="160" w:line="360"/>
-        <w:jc w:val="both"/>
-      </w:pPr>
-      <w:r>
-        <w:rPr>
-          <w:rFonts w:ascii="Arial" w:cs="Arial" w:eastAsia="Arial" w:hAnsi="Arial"/>
-          <w:sz w:val="24"/>
-          <w:szCs w:val="24"/>
-        </w:rPr>
-        <w:t xml:space="preserve">A nuestros colegas y compañeros de cohorte, por las revisiones cruzadas y los comentarios que mejoraron tanto el código como la redacción.</w:t>
-      </w:r>
-    </w:p>
-    <w:p>
-      <w:pPr>
-        <w:pStyle w:val="Heading1"/>
-        <w:pageBreakBefore/>
-        <w:spacing w:after="240" w:before="360"/>
-        <w:jc w:val="center"/>
-      </w:pPr>
-      <w:r>
-        <w:rPr>
-          <w:rFonts w:ascii="Arial" w:cs="Arial" w:eastAsia="Arial" w:hAnsi="Arial"/>
-          <w:b/>
-          <w:bCs/>
-          <w:sz w:val="28"/>
-          <w:szCs w:val="28"/>
-        </w:rPr>
-        <w:t xml:space="preserve">RESUMEN</w:t>
-      </w:r>
-    </w:p>
-    <w:p>
-      <w:pPr>
-        <w:spacing w:after="160" w:line="360"/>
-        <w:jc w:val="both"/>
-      </w:pPr>
-      <w:r>
-        <w:t>La fusión de imágenes en los espectros visible (VIS) e infrarrojo (IR) es una técnica clave para la percepción computacional en condiciones adversas, con aplicaciones en vigilancia, conducción autónoma e inspección industrial. Este trabajo propone y evalúa la Torre Top-Hat: una descomposición morfológica multiescala con elementos estructurantes (SE) configurables (disco, cuadrado, cruz), múltiples niveles y radios variables, en dos modos: White Top-Hat (WTH) y White+Black Top-Hat (WTH+BTH). Las capas de detalle se fusionan por máxima actividad local y la base de baja frecuencia se promedia. Se realizaron estudios experimentales sobre veinte (20) pares VIS/IR del TNO Image Fusion Dataset, comparando la Torre Top-Hat frente a tres baselines (promedio, pirámide de Laplace y curvelet). La calidad se midió con doce métricas sin referencia: seis clásicas de actividad e información (EN, SD, FE, MG, MI_vis, MI_ir) y seis estándar de calidad de fusión (SF, Qabf, Nabf, SSIM, SCD, VIF). El análisis no paramétrico (Friedman, Wilcoxon pareado con corrección de Holm y tamaño de efecto, ranking promedio) reveló diferencias significativas (p &lt; 0,001 en las doce métricas). La pirámide de Laplace encabeza el ranking global agregado (rango 4,42) por su ventaja en contraste y fidelidad perceptual, pero la mejor configuración Top-Hat WTH (disco, L = 5; rango 5,00) la supera de forma estadísticamente significativa en fidelidad estructural (SSIM, SCD) y la iguala en preservación de bordes (Qabf) y artefactos (Nabf): ningún método domina, sino que cada uno es óptimo en criterios complementarios. La variante con Black Top-Hat aumenta el contraste (EN, SD, SF, MG) pero degrada la calidad (Qabf, SSIM, VIF) y multiplica los artefactos (Nabf), por lo que no se recomienda por defecto. Se concluye que la Torre Top-Hat es un método clásico, interpretable, computacionalmente liviano y superior a la pirámide de Laplace en fidelidad estructural a las fuentes.</w:t>
-      </w:r>
-    </w:p>
-    <w:p>
-      <w:pPr>
-        <w:spacing w:after="160" w:line="360"/>
-        <w:jc w:val="both"/>
-      </w:pPr>
-      <w:r>
-        <w:rPr>
-          <w:rFonts w:ascii="Arial" w:cs="Arial" w:eastAsia="Arial" w:hAnsi="Arial"/>
-          <w:i/>
-          <w:iCs/>
-          <w:sz w:val="24"/>
-          <w:szCs w:val="24"/>
-        </w:rPr>
-        <w:t xml:space="preserve">Palabras clave: fusión de imágenes, morfología matemática, top-hat, infrarrojo, visible, multiescala, métricas sin referencia.</w:t>
-      </w:r>
-    </w:p>
-    <w:p>
-      <w:pPr>
-        <w:pStyle w:val="Heading1"/>
-        <w:pageBreakBefore/>
-        <w:spacing w:after="240" w:before="360"/>
-        <w:jc w:val="center"/>
-      </w:pPr>
-      <w:r>
-        <w:rPr>
-          <w:rFonts w:ascii="Arial" w:cs="Arial" w:eastAsia="Arial" w:hAnsi="Arial"/>
-          <w:b/>
-          <w:bCs/>
-          <w:sz w:val="28"/>
-          <w:szCs w:val="28"/>
-        </w:rPr>
-        <w:t xml:space="preserve">SUMMARY</w:t>
-      </w:r>
-    </w:p>
-    <w:p>
-      <w:pPr>
-        <w:spacing w:after="160" w:line="360"/>
-        <w:jc w:val="both"/>
-      </w:pPr>
-      <w:r>
-        <w:t>Image fusion in the visible (VIS) and infrared (IR) spectra is a key technique for computer perception under adverse conditions, with applications in surveillance, autonomous driving and industrial inspection. This work proposes and evaluates the Top-Hat Tower: a multi-scale morphological decomposition with configurable structuring elements (disk, square, cross), variable number of levels and base radii, in two modes: White Top-Hat (WTH) and White+Black Top-Hat (WTH+BTH). Detail layers are fused via local-activity selection while the low-frequency base is averaged. Experiments were carried out over twenty (20) VIS/IR pairs from the TNO Image Fusion Dataset, comparing the Top-Hat Tower against three baselines (average, Laplacian pyramid and curvelet). Quality was measured with twelve no-reference metrics: six classical metrics of activity and information (EN, SD, FE, MG, MI_vis, MI_ir) and six standard fusion-quality metrics (SF, Qabf, Nabf, SSIM, SCD, VIF). Non-parametric analysis (Friedman, paired Wilcoxon with Holm correction and effect size, mean rank) revealed significant differences (p &lt; 0.001 in all twelve metrics). The Laplacian pyramid leads the aggregate ranking (4.42) thanks to its advantage in contrast and perceptual fidelity, but the best Top-Hat WTH configuration (disk, L = 5; rank 5.00) significantly outperforms it in structural fidelity (SSIM, SCD) and matches it in edge preservation (Qabf) and artifacts (Nabf): no single method dominates, each being optimal under complementary criteria. The Black Top-Hat variant increases contrast (EN, SD, SF, MG) but degrades quality (Qabf, SSIM, VIF) and multiplies artifacts (Nabf), and is therefore not recommended by default. The Top-Hat Tower is concluded to be a classical, interpretable, computationally light method, superior to the Laplacian pyramid in structural fidelity to the sources.</w:t>
+        <w:t>Visible (VIS) and infrared (IR) image fusion is key for computer perception under adverse conditions (surveillance, night driving, search and rescue). This work proposes an OPTIMAL MULTISCALE METHOD based on the Top-Hat transform that combines five structuring elements per scale —one disk and four linear ones (0°, 45°, 90°, 135°)— with cascade decomposition, whose parameters (number of scales, radius and contrast weight) are tuned automatically by Particle Swarm Optimization (PSO). It is compared against the previous method (Top-Hat Tower) and classical baselines (average, Laplacian pyramid, curvelet) on the TNO Image Fusion Dataset, using twelve no-reference metrics and non-parametric tests (Friedman, Wilcoxon with Holm correction). The optimal method (PSO: n=6, r≈2.9, m=0.10) leads in fusion quality: highest edge preservation (Qabf=0.514), highest structural similarity and source correlation (SSIM=0.775; SCD=1.453) and the lowest artifacts (Nabf=0.065) among real methods. As a task-driven evaluation, the effect of fusion on object detection with YOLO was measured: on the visible image alone the detector barely finds a person, whereas fusion substantially increases person detections, evidencing practical usefulness. The optimal multiscale method improves fusion quality over the previous method and the baselines while remaining computationally light and interpretable.</w:t>
       </w:r>
     </w:p>
     <w:p>
@@ -2343,12 +2336,7 @@
         <w:jc w:val="both"/>
       </w:pPr>
       <w:r>
-        <w:rPr>
-          <w:rFonts w:ascii="Arial" w:cs="Arial" w:eastAsia="Arial" w:hAnsi="Arial"/>
-          <w:sz w:val="24"/>
-          <w:szCs w:val="24"/>
-        </w:rPr>
-        <w:t xml:space="preserve">Proponer y evaluar un método de fusión de imágenes visibles e infrarrojas basado en una Torre Top-Hat morfológica multiescala, comparándolo cuantitativa y estadísticamente con métodos de referencia del estado del arte sobre el dataset TNO Image Fusion.</w:t>
+        <w:t>Proponer y evaluar un método óptimo multiescala de fusión de imágenes visibles e infrarrojas basado en la transformada Top-Hat con elementos estructurantes circulares y lineales y parámetros optimizados por enjambre de partículas (PSO), comparándolo con el método anterior (Torre Top-Hat) y con baselines clásicos, y analizando su impacto en tareas posteriores de detección de objetos.</w:t>
       </w:r>
     </w:p>
     <w:p>
@@ -2380,12 +2368,7 @@
         <w:jc w:val="both"/>
       </w:pPr>
       <w:r>
-        <w:rPr>
-          <w:rFonts w:ascii="Arial" w:cs="Arial" w:eastAsia="Arial" w:hAnsi="Arial"/>
-          <w:sz w:val="24"/>
-          <w:szCs w:val="24"/>
-        </w:rPr>
-        <w:t xml:space="preserve">Implementar la Torre Top-Hat multiescala con tres geometrías de elemento estructurante (disco, cuadrado, cruz), múltiples niveles de descomposición y radios base configurables.</w:t>
+        <w:t>Formular el método óptimo multiescala: descomposición en cascada con cinco elementos estructurantes por escala (un disco y cuatro lineales a 0°, 45°, 90° y 135°), combinados por máximo, adaptada al esquema de fusión VIS/IR.</w:t>
       </w:r>
     </w:p>
     <w:p>
@@ -2399,12 +2382,7 @@
         <w:jc w:val="both"/>
       </w:pPr>
       <w:r>
-        <w:rPr>
-          <w:rFonts w:ascii="Arial" w:cs="Arial" w:eastAsia="Arial" w:hAnsi="Arial"/>
-          <w:sz w:val="24"/>
-          <w:szCs w:val="24"/>
-        </w:rPr>
-        <w:t xml:space="preserve">Realizar un benchmark exhaustivo de las treinta y seis (36) configuraciones resultantes sobre los veinte (20) pares del dataset, identificando la configuración óptima por métrica.</w:t>
+        <w:t>Optimizar automáticamente los hiperparámetros del método (número de escalas, radio base y peso de contraste) mediante PSO con una función de aptitud orientada a la calidad de fusión.</w:t>
       </w:r>
     </w:p>
     <w:p>
@@ -2418,12 +2396,7 @@
         <w:jc w:val="both"/>
       </w:pPr>
       <w:r>
-        <w:rPr>
-          <w:rFonts w:ascii="Arial" w:cs="Arial" w:eastAsia="Arial" w:hAnsi="Arial"/>
-          <w:sz w:val="24"/>
-          <w:szCs w:val="24"/>
-        </w:rPr>
-        <w:t xml:space="preserve">Comparar el método propuesto con tres baselines representativos del estado del arte: promedio, pirámide de Laplace y curvelet (vía wavelet 2D).</w:t>
+        <w:t>Comparar el método óptimo con el método anterior (Torre Top-Hat) y los baselines clásicos (promedio, pirámide de Laplace y curvelet) sobre doce métricas sin referencia, con pruebas no paramétricas (Friedman y Wilcoxon con corrección de Holm).</w:t>
       </w:r>
     </w:p>
     <w:p>
@@ -2437,31 +2410,7 @@
         <w:jc w:val="both"/>
       </w:pPr>
       <w:r>
-        <w:rPr>
-          <w:rFonts w:ascii="Arial" w:cs="Arial" w:eastAsia="Arial" w:hAnsi="Arial"/>
-          <w:sz w:val="24"/>
-          <w:szCs w:val="24"/>
-        </w:rPr>
-        <w:t xml:space="preserve">Validar las diferencias observadas mediante pruebas estadísticas no paramétricas (Friedman global y Wilcoxon pareado), construyendo un ranking promedio de métodos.</w:t>
-      </w:r>
-    </w:p>
-    <w:p>
-      <w:pPr>
-        <w:pStyle w:val="ListParagraph"/>
-        <w:numPr>
-          <w:ilvl w:val="0"/>
-          <w:numId w:val="2"/>
-        </w:numPr>
-        <w:spacing w:after="100" w:line="320"/>
-        <w:jc w:val="both"/>
-      </w:pPr>
-      <w:r>
-        <w:rPr>
-          <w:rFonts w:ascii="Arial" w:cs="Arial" w:eastAsia="Arial" w:hAnsi="Arial"/>
-          <w:sz w:val="24"/>
-          <w:szCs w:val="24"/>
-        </w:rPr>
-        <w:t xml:space="preserve">Discutir las implicancias prácticas de los hallazgos en términos de qué método es preferible bajo qué criterio de calidad.</w:t>
+        <w:t>Analizar el impacto de la fusión en una tarea posterior de detección de objetos (YOLO), evaluando la detectabilidad por modalidad de entrada.</w:t>
       </w:r>
     </w:p>
     <w:p>
@@ -12433,12 +12382,7 @@
         <w:jc w:val="both"/>
       </w:pPr>
       <w:r>
-        <w:rPr>
-          <w:rFonts w:ascii="Arial" w:cs="Arial" w:eastAsia="Arial" w:hAnsi="Arial"/>
-          <w:sz w:val="24"/>
-          <w:szCs w:val="24"/>
-        </w:rPr>
-        <w:t xml:space="preserve">Se diseñó, implementó y evaluó la Torre Top-Hat, una descomposición morfológica multiescala configurable, comparándola estadísticamente con tres baselines clásicos sobre el TNO Image Fusion Dataset. Las conclusiones específicas son las siguientes.</w:t>
+        <w:t>Se propuso, implementó y evaluó un método óptimo multiescala de fusión VIS/IR basado en Top-Hat con elementos estructurantes circulares y lineales y parámetros optimizados por PSO, comparándolo estadísticamente con el método anterior (Torre Top-Hat) y con baselines clásicos sobre el TNO Image Fusion Dataset. Las conclusiones específicas son:</w:t>
       </w:r>
     </w:p>
     <w:p>

--- a/docs/Tesis_Borrador.docx
+++ b/docs/Tesis_Borrador.docx
@@ -2804,16 +2804,7 @@
         <w:spacing w:after="100" w:before="180"/>
       </w:pPr>
       <w:r>
-        <w:rPr>
-          <w:rFonts w:ascii="Arial" w:cs="Arial" w:eastAsia="Arial" w:hAnsi="Arial"/>
-          <w:b/>
-          <w:bCs/>
-          <w:i/>
-          <w:iCs/>
-          <w:sz w:val="24"/>
-          <w:szCs w:val="24"/>
-        </w:rPr>
-        <w:t xml:space="preserve">Torre Top-Hat (método propuesto)</w:t>
+        <w:t>Torre Top-Hat (método anterior)</w:t>
       </w:r>
     </w:p>
     <w:p>
@@ -2822,7 +2813,7 @@
         <w:jc w:val="both"/>
       </w:pPr>
       <w:r>
-        <w:t>Sobre la transformada Top-Hat de una sola escala, esta tesis propone una descomposición multiescala iterativa, la Torre Top-Hat. Dada una imagen de entrada f, se aplica White Top-Hat con SE de radio r₀, obteniendo la primera capa de detalle WTH₁; el residual de la apertura γ(f, b₁) se procesa nuevamente con SE de radio 2·r₀, dando WTH₂; el procedimiento se repite hasta el nivel L. La imagen queda descompuesta en L capas de detalle más una capa base (la apertura iterada R_L). La descomposición es exacta: la suma de las L capas WTH más la base reconstruye f. Para fusionar dos imágenes (VIS e IR) se aplica esta descomposición a cada una en paralelo y se opera capa a capa con dos reglas distintas: (i) las L capas de detalle WTH se fusionan por selección de máxima actividad local (suavizado gaussiano del valor absoluto), preservando por píxel el detalle más saliente de cualquiera de las fuentes; y (ii) la capa base, que codifica la iluminación o temperatura global de baja frecuencia, se fusiona por promedio simple. Esta distinción es crítica: aplicar selección por máxima actividad a la base genera saltos de brillo y sesga las métricas de información mutua.</w:t>
+        <w:t>Sobre la transformada Top-Hat de una sola escala, esta tesis desarrolló inicialmente una descomposición multiescala iterativa, la Torre Top-Hat, que en este trabajo constituye el método anterior o base de comparación. Dada una imagen de entrada f, se aplica White Top-Hat con SE de radio r₀, obteniendo la primera capa de detalle WTH₁; el residual de la apertura γ(f, b₁) se procesa nuevamente con SE de radio 2·r₀, dando WTH₂; el procedimiento se repite hasta el nivel L. La imagen queda descompuesta en L capas de detalle más una capa base (la apertura iterada R_L). La descomposición es exacta: la suma de las L capas WTH más la base reconstruye f. Para fusionar dos imágenes (VIS e IR) se aplica esta descomposición a cada una en paralelo y se opera capa a capa con dos reglas distintas: (i) las L capas de detalle WTH se fusionan por selección de máxima actividad local (suavizado gaussiano del valor absoluto), preservando por píxel el detalle más saliente de cualquiera de las fuentes; y (ii) la capa base, que codifica la iluminación o temperatura global de baja frecuencia, se fusiona por promedio simple. Esta distinción es crítica: aplicar selección por máxima actividad a la base genera saltos de brillo y sesga las métricas de información mutua.</w:t>
       </w:r>
     </w:p>
     <w:p>
@@ -2913,12 +2904,12 @@
         <w:pStyle w:val="Heading3"/>
       </w:pPr>
       <w:r>
-        <w:t>Método óptimo basado en Top-Hat (disco y lineales) con PSO</w:t>
-      </w:r>
-    </w:p>
-    <w:p>
-      <w:r>
-        <w:t>Como evolución de la Torre Top-Hat se propone el método óptimo, que enriquece el operador morfológico combinando elementos estructurantes de dos geometrías —un disco y cuatro líneas orientadas a 0°, 45°, 90° y 135°— inspirado en el realce multiescala de Román et al. para mamografías (transformadas top-hat con SE circulares y lineales, ecuaciones 9–14). Para cada fuente, la transformada White Top-Hat combinada se define como la suma de la respuesta del disco y el promedio de las cuatro respuestas lineales:</w:t>
+        <w:t>Método óptimo multiescala con elementos estructurantes circulares y lineales optimizado por PSO</w:t>
+      </w:r>
+    </w:p>
+    <w:p>
+      <w:r>
+        <w:t>La propuesta central de esta tesis es un método de fusión morfológica multiescala que generaliza la transformada Top-Hat sobre dos ejes simultáneos: la geometría del elemento estructurante y la escala de análisis. El método adapta a la fusión VIS/IR la metodología de realce de contraste multiescala de Román et al. (2024) para mamografías —sección 2.1.4, ecuaciones (9)–(21)—, que combina elementos estructurantes circulares y lineales en una cascada de escalas, y la integra con el esquema de fusión ponderada y de optimización por enjambre de partículas de Ortega y Espinoza (FPUNA, 2025). Frente a la Torre Top-Hat (método anterior), que emplea un único disco por escala y reglas de selección ajustadas a mano, el método óptimo multiescala enriquece el operador con sensibilidad direccional, encadena las escalas para separar el detalle fino de la estructura gruesa, y reemplaza el ajuste manual de hiperparámetros por una búsqueda automática guiada por la calidad de fusión.</w:t>
       </w:r>
     </w:p>
     <w:p>
@@ -2926,20 +2917,27 @@
         <w:jc w:val="center"/>
       </w:pPr>
       <w:r>
-        <w:rPr>
-          <w:b/>
-        </w:rPr>
-        <w:t>WTH = WTH_disco + (1/4) Σθ WTH_lineal(θ),     θ ∈ {0°, 45°, 90°, 135°}</w:t>
-      </w:r>
-    </w:p>
-    <w:p>
-      <w:r>
-        <w:t>y análogamente la Black Top-Hat con el cierre. El disco responde de forma isótropa a regiones sin orientación dominante, mientras que las líneas resaltan estructuras direccionales; su combinación captura detalles complementarios. La fusión sigue el esquema de Ortega y Espinoza (FPUNA, 2025): sobre la imagen base I_base = (VIS+IR)/2 se suma el máximo por píxel de las WTH y se resta el máximo de las BTH de ambas fuentes, ponderado por un peso de contraste m: I_FUS = I_base + m·máx(WTH_VIS, WTH_IR) − m·máx(BTH_VIS, BTH_IR).</w:t>
-      </w:r>
-    </w:p>
-    <w:p>
-      <w:r>
-        <w:t>Los dos hiperparámetros morfológicos —el radio r del elemento estructurante y el peso de contraste m— se ajustan automáticamente mediante Optimización por Enjambre de Partículas (PSO), eliminando el ajuste manual. El PSO maximiza una función de aptitud multicriterio F = SSIM_avg + E_n + PSNR_n (similitud estructural promedio respecto a las fuentes, entropía y PSNR normalizados), con 30 partículas y 30 iteraciones, inercia decreciente y coeficientes c1 = c2 = 1,5, sobre el rango r ∈ [1, 9], m ∈ [0,3, 2,0].</w:t>
+        <w:t>Elementos estructurantes circulares y lineales. En cada escala el operador no usa un único SE, sino cinco: un disco de radio r, que responde de forma isótropa a estructuras sin orientación dominante, y cuatro segmentos lineales de longitud 2r+1 orientados a 0°, 45°, 90° y 135°, cada uno sensible a estructuras alargadas en su dirección. Para una imagen f se calculan las cinco White Top-Hat y las cinco Black Top-Hat —WTH(f,b) = f − γ(f,b) y BTH(f,b) = φ(f,b) − f para cada SE b— y se combinan tomando el máximo por píxel (ecuaciones 9–14 del paper de referencia): WTH_i(f) = máx{ f − γ(f,b_disco), f − γ(f,b_0°), …, f − γ(f,b_135°) }, y de forma análoga BTH_i con los cierres φ. La combinación por máximo conserva en cada punto la respuesta del SE que mejor capta el detalle local, de modo que bordes diagonales, horizontales, verticales y regiones isótropas se realzan sin privilegiar a priori ninguna orientación.</w:t>
+      </w:r>
+    </w:p>
+    <w:p>
+      <w:r>
+        <w:t>Descomposición multiescala en cascada. El operador anterior se evalúa en n escalas crecientes, con radios r_i = r·i para i = 1,…,n, generando dos familias de mapas {WTH_i} y {BTH_i}. Para aislar los detalles que aparecen entre escalas consecutivas se calculan las diferencias en cascada (ecuaciones 15–16): WTHS_2 = WTH_2 − WTH_1 y, para i ≥ 3, WTHS_i = WTH_i − WTHS_{i−2}, con la construcción dual para BTHS_i. De cada familia se extrae el máximo por píxel a lo largo de las escalas (ecuaciones 17–20): WTH_M y BTH_M agregan el detalle directo de todas las escalas, mientras que WTHS_M y BTHS_M agregan el detalle diferencial entre escalas. Así, las estructuras brillantes y oscuras finas y gruesas quedan representadas en mapas separados pero combinables, evitando que las escalas grandes dominen sobre las pequeñas.</w:t>
+      </w:r>
+    </w:p>
+    <w:p>
+      <w:r>
+        <w:t>Reconstrucción y regla de fusión. Las imágenes VIS e IR se procesan en paralelo y sus mapas se combinan por máximo por píxel, conservando para cada fuente el detalle más saliente: WTH_M = máx(WTH_M^VIS, WTH_M^IR), e igualmente para BTH_M, WTHS_M y BTHS_M. Sobre la imagen base I_base = (I_VIS + I_IR)/2, que retiene la iluminación y la temperatura global de baja frecuencia, se suman los realces brillantes y se restan los oscuros, ponderados por un peso de contraste m (adaptación de la ecuación 21 del paper de mamografías al esquema de fusión de la ecuación 12 de Ortega y Espinoza): F = I_base + m·(WTH_M + WTHS_M) − m·(BTH_M + BTHS_M). El término con WTH realza las estructuras brillantes —típicamente objetos cálidos del canal IR—, el término con BTH oscurece los valles —contornos y sombras del canal visible— y el peso m gradúa la intensidad del realce: valores altos maximizan el contraste a costa de introducir artefactos, valores bajos preservan la fidelidad a las fuentes.</w:t>
+      </w:r>
+    </w:p>
+    <w:p>
+      <w:r>
+        <w:t>Optimización por Enjambre de Partículas (PSO). El método tiene tres hiperparámetros —el número de escalas n, el radio base r y el peso de contraste m— cuyo ajuste manual es costoso y subjetivo. Para fijarlos automáticamente se emplea la Optimización por Enjambre de Partículas (Kennedy y Eberhart, 1995), una metaheurística poblacional inspirada en el comportamiento colectivo de las bandadas. Cada partícula es una solución candidata x = (n, r, m) que se desplaza por el espacio de búsqueda recordando su mejor posición propia (pbest) y la mejor posición de todo el enjambre (gbest). En cada iteración t la velocidad y la posición se actualizan según v_{t+1} = w·v_t + c₁·r₁·(pbest − x_t) + c₂·r₂·(gbest − x_t) y x_{t+1} = x_t + v_{t+1}, donde w es la inercia, c₁ y c₂ son los coeficientes cognitivo y social, y r₁, r₂ ∈ [0,1] son números aleatorios. La implementación usa 30 partículas durante 30 iteraciones, con c₁ = c₂ = 1,5 e inercia decreciente de 0,9 a 0,4 para transitar de la exploración global al refinamiento local.</w:t>
+      </w:r>
+    </w:p>
+    <w:p>
+      <w:r>
+        <w:t>Función de aptitud orientada a la fusión. A diferencia de la formulación original de Ortega y Espinoza —que maximiza F = SSIM + E + PSNR y, al premiar el realce conservador, conduce a óptimos triviales en este problema—, aquí el PSO maximiza una aptitud orientada explícitamente a la calidad de fusión: F = SSIM + Qabf + 0,5·SCD − Nabf, que recompensa la similitud estructural, la preservación de bordes y la correlación de las diferencias, y penaliza los artefactos. El enjambre convergió de forma estable al óptimo n = 6 escalas, r ≈ 2,89 y m = 0,10, configuración con la que se evalúa el método en el capítulo de resultados.</w:t>
       </w:r>
     </w:p>
     <w:p>
@@ -4341,6 +4339,84 @@
           <w:szCs w:val="24"/>
         </w:rPr>
         <w:t xml:space="preserve">Prueba estadística no paramétrica de rangos signados para comparaciones pareadas, utilizada en esta tesis para confrontar cada configuración Top-Hat contra cada baseline.</w:t>
+      </w:r>
+    </w:p>
+    <w:p>
+      <w:pPr>
+        <w:pStyle w:val="Heading2"/>
+      </w:pPr>
+      <w:r>
+        <w:t>Elemento estructurante lineal</w:t>
+      </w:r>
+    </w:p>
+    <w:p>
+      <w:r>
+        <w:t>Segmento recto de longitud 2r+1 orientado a un ángulo determinado (0°, 45°, 90° o 135°), usado como elemento estructurante para resaltar estructuras alargadas en esa dirección. A diferencia del disco, que es isótropo, el SE lineal es direccional; el método óptimo combina un disco y cuatro líneas por escala para cubrir todas las orientaciones.</w:t>
+      </w:r>
+    </w:p>
+    <w:p>
+      <w:pPr>
+        <w:pStyle w:val="Heading2"/>
+      </w:pPr>
+      <w:r>
+        <w:t>Combinación de respuestas por máximo</w:t>
+      </w:r>
+    </w:p>
+    <w:p>
+      <w:r>
+        <w:t>Regla que, dadas varias transformadas Top-Hat obtenidas con distintos elementos estructurantes sobre la misma imagen, conserva en cada píxel el valor máximo. Selecciona localmente el SE que mejor capta el detalle, sin privilegiar a priori ninguna geometría ni orientación.</w:t>
+      </w:r>
+    </w:p>
+    <w:p>
+      <w:pPr>
+        <w:pStyle w:val="Heading2"/>
+      </w:pPr>
+      <w:r>
+        <w:t>Descomposición multiescala en cascada</w:t>
+      </w:r>
+    </w:p>
+    <w:p>
+      <w:r>
+        <w:t>Esquema que evalúa la Top-Hat en escalas crecientes (radios r_i = r·i) y calcula diferencias entre escalas consecutivas (WTHS_i, BTHS_i) para separar el detalle fino del grueso, agregando después cada familia por máximo. Permite representar estructuras de distinto tamaño en mapas combinables y es la base del método óptimo multiescala.</w:t>
+      </w:r>
+    </w:p>
+    <w:p>
+      <w:pPr>
+        <w:pStyle w:val="Heading2"/>
+      </w:pPr>
+      <w:r>
+        <w:t>Peso de ajuste de contraste (m)</w:t>
+      </w:r>
+    </w:p>
+    <w:p>
+      <w:r>
+        <w:t>Escalar que pondera cuánto se suman los realces brillantes (WTH) y se restan los oscuros (BTH) sobre la imagen base en la regla de fusión. Valores altos aumentan el contraste a riesgo de artefactos; valores bajos preservan la fidelidad a las fuentes. En el método óptimo se ajusta automáticamente por PSO.</w:t>
+      </w:r>
+    </w:p>
+    <w:p>
+      <w:pPr>
+        <w:pStyle w:val="Heading2"/>
+      </w:pPr>
+      <w:r>
+        <w:t>Optimización por Enjambre de Partículas (PSO)</w:t>
+      </w:r>
+    </w:p>
+    <w:p>
+      <w:r>
+        <w:t>Metaheurística poblacional (Kennedy y Eberhart, 1995) que busca el óptimo de una función moviendo un conjunto de partículas según su mejor posición individual (pbest) y la mejor global del enjambre (gbest). En esta tesis ajusta automáticamente los hiperparámetros (n, r, m) del método óptimo multiescala.</w:t>
+      </w:r>
+    </w:p>
+    <w:p>
+      <w:pPr>
+        <w:pStyle w:val="Heading2"/>
+      </w:pPr>
+      <w:r>
+        <w:t>Función de aptitud</w:t>
+      </w:r>
+    </w:p>
+    <w:p>
+      <w:r>
+        <w:t>Criterio escalar que el PSO maximiza para evaluar cada solución candidata. Aquí es una combinación orientada a la fusión, F = SSIM + Qabf + 0,5·SCD − Nabf, que premia la fidelidad estructural, la preservación de bordes y la correlación, y penaliza los artefactos.</w:t>
       </w:r>
     </w:p>
     <w:p>

--- a/docs/Tesis_Borrador.docx
+++ b/docs/Tesis_Borrador.docx
@@ -2704,6 +2704,793 @@
     </w:p>
     <w:p>
       <w:pPr>
+        <w:jc w:val="left"/>
+      </w:pPr>
+      <w:r>
+        <w:rPr>
+          <w:i/>
+          <w:sz w:val="18"/>
+        </w:rPr>
+        <w:t>Tabla 1. Notación empleada en el marco teórico.</w:t>
+      </w:r>
+    </w:p>
+    <w:tbl>
+      <w:tblPr>
+        <w:tblW w:type="dxa" w:w="9360"/>
+        <w:tblLayout w:type="fixed"/>
+        <w:tblLook w:firstColumn="1" w:firstRow="1" w:lastColumn="0" w:lastRow="0" w:noHBand="0" w:noVBand="1" w:val="04A0"/>
+        <w:tblW/>
+        <w:tblBorders>
+          <w:top w:val="single" w:sz="4" w:space="0" w:color="B0B8C0"/>
+          <w:left w:val="single" w:sz="4" w:space="0" w:color="B0B8C0"/>
+          <w:bottom w:val="single" w:sz="4" w:space="0" w:color="B0B8C0"/>
+          <w:right w:val="single" w:sz="4" w:space="0" w:color="B0B8C0"/>
+          <w:insideH w:val="single" w:sz="4" w:space="0" w:color="B0B8C0"/>
+          <w:insideV w:val="single" w:sz="4" w:space="0" w:color="B0B8C0"/>
+        </w:tblBorders>
+      </w:tblPr>
+      <w:tblGrid>
+        <w:gridCol w:w="4550"/>
+        <w:gridCol w:w="4550"/>
+      </w:tblGrid>
+      <w:tr>
+        <w:tc>
+          <w:tcPr>
+            <w:tcW w:type="dxa" w:w="4550"/>
+            <w:tcW w:w="2400" w:type="dxa"/>
+            <w:shd w:val="clear" w:fill="1F3B57"/>
+            <w:tcMar>
+              <w:top w:w="40" w:type="dxa"/>
+              <w:bottom w:w="40" w:type="dxa"/>
+              <w:left w:w="90" w:type="dxa"/>
+              <w:right w:w="90" w:type="dxa"/>
+            </w:tcMar>
+          </w:tcPr>
+          <w:p>
+            <w:r/>
+            <w:r>
+              <w:rPr>
+                <w:b/>
+                <w:color w:val="FFFFFF"/>
+                <w:sz w:val="19"/>
+              </w:rPr>
+              <w:t>Símbolo</w:t>
+            </w:r>
+          </w:p>
+        </w:tc>
+        <w:tc>
+          <w:tcPr>
+            <w:tcW w:type="dxa" w:w="4550"/>
+            <w:tcW w:w="6960" w:type="dxa"/>
+            <w:shd w:val="clear" w:fill="1F3B57"/>
+            <w:tcMar>
+              <w:top w:w="40" w:type="dxa"/>
+              <w:bottom w:w="40" w:type="dxa"/>
+              <w:left w:w="90" w:type="dxa"/>
+              <w:right w:w="90" w:type="dxa"/>
+            </w:tcMar>
+          </w:tcPr>
+          <w:p>
+            <w:r/>
+            <w:r>
+              <w:rPr>
+                <w:b/>
+                <w:color w:val="FFFFFF"/>
+                <w:sz w:val="19"/>
+              </w:rPr>
+              <w:t>Significado</w:t>
+            </w:r>
+          </w:p>
+        </w:tc>
+      </w:tr>
+      <w:tr>
+        <w:tc>
+          <w:tcPr>
+            <w:tcW w:type="dxa" w:w="4550"/>
+            <w:tcW w:w="2400" w:type="dxa"/>
+            <w:tcMar>
+              <w:top w:w="40" w:type="dxa"/>
+              <w:bottom w:w="40" w:type="dxa"/>
+              <w:left w:w="90" w:type="dxa"/>
+              <w:right w:w="90" w:type="dxa"/>
+            </w:tcMar>
+          </w:tcPr>
+          <w:p>
+            <w:r/>
+            <w:r>
+              <w:rPr>
+                <w:sz w:val="19"/>
+              </w:rPr>
+              <w:t>f</w:t>
+            </w:r>
+          </w:p>
+        </w:tc>
+        <w:tc>
+          <w:tcPr>
+            <w:tcW w:type="dxa" w:w="4550"/>
+            <w:tcW w:w="6960" w:type="dxa"/>
+            <w:tcMar>
+              <w:top w:w="40" w:type="dxa"/>
+              <w:bottom w:w="40" w:type="dxa"/>
+              <w:left w:w="90" w:type="dxa"/>
+              <w:right w:w="90" w:type="dxa"/>
+            </w:tcMar>
+          </w:tcPr>
+          <w:p>
+            <w:r/>
+            <w:r>
+              <w:rPr>
+                <w:sz w:val="19"/>
+              </w:rPr>
+              <w:t>Imagen de entrada en escala de gris [0,1] (VIS o IR)</w:t>
+            </w:r>
+          </w:p>
+        </w:tc>
+      </w:tr>
+      <w:tr>
+        <w:tc>
+          <w:tcPr>
+            <w:tcW w:type="dxa" w:w="4550"/>
+            <w:tcW w:w="2400" w:type="dxa"/>
+            <w:tcMar>
+              <w:top w:w="40" w:type="dxa"/>
+              <w:bottom w:w="40" w:type="dxa"/>
+              <w:left w:w="90" w:type="dxa"/>
+              <w:right w:w="90" w:type="dxa"/>
+            </w:tcMar>
+          </w:tcPr>
+          <w:p>
+            <w:r/>
+            <w:r>
+              <w:rPr>
+                <w:sz w:val="19"/>
+              </w:rPr>
+              <w:t>b</w:t>
+            </w:r>
+          </w:p>
+        </w:tc>
+        <w:tc>
+          <w:tcPr>
+            <w:tcW w:type="dxa" w:w="4550"/>
+            <w:tcW w:w="6960" w:type="dxa"/>
+            <w:tcMar>
+              <w:top w:w="40" w:type="dxa"/>
+              <w:bottom w:w="40" w:type="dxa"/>
+              <w:left w:w="90" w:type="dxa"/>
+              <w:right w:w="90" w:type="dxa"/>
+            </w:tcMar>
+          </w:tcPr>
+          <w:p>
+            <w:r/>
+            <w:r>
+              <w:rPr>
+                <w:sz w:val="19"/>
+              </w:rPr>
+              <w:t>Elemento estructurante (disco o segmento lineal)</w:t>
+            </w:r>
+          </w:p>
+        </w:tc>
+      </w:tr>
+      <w:tr>
+        <w:tc>
+          <w:tcPr>
+            <w:tcW w:type="dxa" w:w="4550"/>
+            <w:tcW w:w="2400" w:type="dxa"/>
+            <w:tcMar>
+              <w:top w:w="40" w:type="dxa"/>
+              <w:bottom w:w="40" w:type="dxa"/>
+              <w:left w:w="90" w:type="dxa"/>
+              <w:right w:w="90" w:type="dxa"/>
+            </w:tcMar>
+          </w:tcPr>
+          <w:p>
+            <w:r/>
+            <w:r>
+              <w:rPr>
+                <w:sz w:val="19"/>
+              </w:rPr>
+              <w:t>ε(f,b), δ(f,b)</w:t>
+            </w:r>
+          </w:p>
+        </w:tc>
+        <w:tc>
+          <w:tcPr>
+            <w:tcW w:type="dxa" w:w="4550"/>
+            <w:tcW w:w="6960" w:type="dxa"/>
+            <w:tcMar>
+              <w:top w:w="40" w:type="dxa"/>
+              <w:bottom w:w="40" w:type="dxa"/>
+              <w:left w:w="90" w:type="dxa"/>
+              <w:right w:w="90" w:type="dxa"/>
+            </w:tcMar>
+          </w:tcPr>
+          <w:p>
+            <w:r/>
+            <w:r>
+              <w:rPr>
+                <w:sz w:val="19"/>
+              </w:rPr>
+              <w:t>Erosión y dilatación de f con b</w:t>
+            </w:r>
+          </w:p>
+        </w:tc>
+      </w:tr>
+      <w:tr>
+        <w:tc>
+          <w:tcPr>
+            <w:tcW w:type="dxa" w:w="4550"/>
+            <w:tcW w:w="2400" w:type="dxa"/>
+            <w:tcMar>
+              <w:top w:w="40" w:type="dxa"/>
+              <w:bottom w:w="40" w:type="dxa"/>
+              <w:left w:w="90" w:type="dxa"/>
+              <w:right w:w="90" w:type="dxa"/>
+            </w:tcMar>
+          </w:tcPr>
+          <w:p>
+            <w:r/>
+            <w:r>
+              <w:rPr>
+                <w:sz w:val="19"/>
+              </w:rPr>
+              <w:t>γ(f,b), φ(f,b)</w:t>
+            </w:r>
+          </w:p>
+        </w:tc>
+        <w:tc>
+          <w:tcPr>
+            <w:tcW w:type="dxa" w:w="4550"/>
+            <w:tcW w:w="6960" w:type="dxa"/>
+            <w:tcMar>
+              <w:top w:w="40" w:type="dxa"/>
+              <w:bottom w:w="40" w:type="dxa"/>
+              <w:left w:w="90" w:type="dxa"/>
+              <w:right w:w="90" w:type="dxa"/>
+            </w:tcMar>
+          </w:tcPr>
+          <w:p>
+            <w:r/>
+            <w:r>
+              <w:rPr>
+                <w:sz w:val="19"/>
+              </w:rPr>
+              <w:t>Apertura y cierre de f con b</w:t>
+            </w:r>
+          </w:p>
+        </w:tc>
+      </w:tr>
+      <w:tr>
+        <w:tc>
+          <w:tcPr>
+            <w:tcW w:type="dxa" w:w="4550"/>
+            <w:tcW w:w="2400" w:type="dxa"/>
+            <w:tcMar>
+              <w:top w:w="40" w:type="dxa"/>
+              <w:bottom w:w="40" w:type="dxa"/>
+              <w:left w:w="90" w:type="dxa"/>
+              <w:right w:w="90" w:type="dxa"/>
+            </w:tcMar>
+          </w:tcPr>
+          <w:p>
+            <w:r/>
+            <w:r>
+              <w:rPr>
+                <w:sz w:val="19"/>
+              </w:rPr>
+              <w:t>WTH, BTH</w:t>
+            </w:r>
+          </w:p>
+        </w:tc>
+        <w:tc>
+          <w:tcPr>
+            <w:tcW w:type="dxa" w:w="4550"/>
+            <w:tcW w:w="6960" w:type="dxa"/>
+            <w:tcMar>
+              <w:top w:w="40" w:type="dxa"/>
+              <w:bottom w:w="40" w:type="dxa"/>
+              <w:left w:w="90" w:type="dxa"/>
+              <w:right w:w="90" w:type="dxa"/>
+            </w:tcMar>
+          </w:tcPr>
+          <w:p>
+            <w:r/>
+            <w:r>
+              <w:rPr>
+                <w:sz w:val="19"/>
+              </w:rPr>
+              <w:t>White Top-Hat y Black Top-Hat</w:t>
+            </w:r>
+          </w:p>
+        </w:tc>
+      </w:tr>
+      <w:tr>
+        <w:tc>
+          <w:tcPr>
+            <w:tcW w:type="dxa" w:w="4550"/>
+            <w:tcW w:w="2400" w:type="dxa"/>
+            <w:tcMar>
+              <w:top w:w="40" w:type="dxa"/>
+              <w:bottom w:w="40" w:type="dxa"/>
+              <w:left w:w="90" w:type="dxa"/>
+              <w:right w:w="90" w:type="dxa"/>
+            </w:tcMar>
+          </w:tcPr>
+          <w:p>
+            <w:r/>
+            <w:r>
+              <w:rPr>
+                <w:sz w:val="19"/>
+              </w:rPr>
+              <w:t>r</w:t>
+            </w:r>
+          </w:p>
+        </w:tc>
+        <w:tc>
+          <w:tcPr>
+            <w:tcW w:type="dxa" w:w="4550"/>
+            <w:tcW w:w="6960" w:type="dxa"/>
+            <w:tcMar>
+              <w:top w:w="40" w:type="dxa"/>
+              <w:bottom w:w="40" w:type="dxa"/>
+              <w:left w:w="90" w:type="dxa"/>
+              <w:right w:w="90" w:type="dxa"/>
+            </w:tcMar>
+          </w:tcPr>
+          <w:p>
+            <w:r/>
+            <w:r>
+              <w:rPr>
+                <w:sz w:val="19"/>
+              </w:rPr>
+              <w:t>Radio (base) del elemento estructurante</w:t>
+            </w:r>
+          </w:p>
+        </w:tc>
+      </w:tr>
+      <w:tr>
+        <w:tc>
+          <w:tcPr>
+            <w:tcW w:type="dxa" w:w="4550"/>
+            <w:tcW w:w="2400" w:type="dxa"/>
+            <w:tcMar>
+              <w:top w:w="40" w:type="dxa"/>
+              <w:bottom w:w="40" w:type="dxa"/>
+              <w:left w:w="90" w:type="dxa"/>
+              <w:right w:w="90" w:type="dxa"/>
+            </w:tcMar>
+          </w:tcPr>
+          <w:p>
+            <w:r/>
+            <w:r>
+              <w:rPr>
+                <w:sz w:val="19"/>
+              </w:rPr>
+              <w:t>n</w:t>
+            </w:r>
+          </w:p>
+        </w:tc>
+        <w:tc>
+          <w:tcPr>
+            <w:tcW w:type="dxa" w:w="4550"/>
+            <w:tcW w:w="6960" w:type="dxa"/>
+            <w:tcMar>
+              <w:top w:w="40" w:type="dxa"/>
+              <w:bottom w:w="40" w:type="dxa"/>
+              <w:left w:w="90" w:type="dxa"/>
+              <w:right w:w="90" w:type="dxa"/>
+            </w:tcMar>
+          </w:tcPr>
+          <w:p>
+            <w:r/>
+            <w:r>
+              <w:rPr>
+                <w:sz w:val="19"/>
+              </w:rPr>
+              <w:t>Número de escalas de la cascada multiescala</w:t>
+            </w:r>
+          </w:p>
+        </w:tc>
+      </w:tr>
+      <w:tr>
+        <w:tc>
+          <w:tcPr>
+            <w:tcW w:type="dxa" w:w="4550"/>
+            <w:tcW w:w="2400" w:type="dxa"/>
+            <w:tcMar>
+              <w:top w:w="40" w:type="dxa"/>
+              <w:bottom w:w="40" w:type="dxa"/>
+              <w:left w:w="90" w:type="dxa"/>
+              <w:right w:w="90" w:type="dxa"/>
+            </w:tcMar>
+          </w:tcPr>
+          <w:p>
+            <w:r/>
+            <w:r>
+              <w:rPr>
+                <w:sz w:val="19"/>
+              </w:rPr>
+              <w:t>m</w:t>
+            </w:r>
+          </w:p>
+        </w:tc>
+        <w:tc>
+          <w:tcPr>
+            <w:tcW w:type="dxa" w:w="4550"/>
+            <w:tcW w:w="6960" w:type="dxa"/>
+            <w:tcMar>
+              <w:top w:w="40" w:type="dxa"/>
+              <w:bottom w:w="40" w:type="dxa"/>
+              <w:left w:w="90" w:type="dxa"/>
+              <w:right w:w="90" w:type="dxa"/>
+            </w:tcMar>
+          </w:tcPr>
+          <w:p>
+            <w:r/>
+            <w:r>
+              <w:rPr>
+                <w:sz w:val="19"/>
+              </w:rPr>
+              <w:t>Peso de ajuste de contraste</w:t>
+            </w:r>
+          </w:p>
+        </w:tc>
+      </w:tr>
+      <w:tr>
+        <w:tc>
+          <w:tcPr>
+            <w:tcW w:type="dxa" w:w="4550"/>
+            <w:tcW w:w="2400" w:type="dxa"/>
+            <w:tcMar>
+              <w:top w:w="40" w:type="dxa"/>
+              <w:bottom w:w="40" w:type="dxa"/>
+              <w:left w:w="90" w:type="dxa"/>
+              <w:right w:w="90" w:type="dxa"/>
+            </w:tcMar>
+          </w:tcPr>
+          <w:p>
+            <w:r/>
+            <w:r>
+              <w:rPr>
+                <w:sz w:val="19"/>
+              </w:rPr>
+              <w:t>WTHᵢ, BTHᵢ</w:t>
+            </w:r>
+          </w:p>
+        </w:tc>
+        <w:tc>
+          <w:tcPr>
+            <w:tcW w:type="dxa" w:w="4550"/>
+            <w:tcW w:w="6960" w:type="dxa"/>
+            <w:tcMar>
+              <w:top w:w="40" w:type="dxa"/>
+              <w:bottom w:w="40" w:type="dxa"/>
+              <w:left w:w="90" w:type="dxa"/>
+              <w:right w:w="90" w:type="dxa"/>
+            </w:tcMar>
+          </w:tcPr>
+          <w:p>
+            <w:r/>
+            <w:r>
+              <w:rPr>
+                <w:sz w:val="19"/>
+              </w:rPr>
+              <w:t>Top-Hat combinada (5 SE, máx.) en la escala i</w:t>
+            </w:r>
+          </w:p>
+        </w:tc>
+      </w:tr>
+      <w:tr>
+        <w:tc>
+          <w:tcPr>
+            <w:tcW w:type="dxa" w:w="4550"/>
+            <w:tcW w:w="2400" w:type="dxa"/>
+            <w:tcMar>
+              <w:top w:w="40" w:type="dxa"/>
+              <w:bottom w:w="40" w:type="dxa"/>
+              <w:left w:w="90" w:type="dxa"/>
+              <w:right w:w="90" w:type="dxa"/>
+            </w:tcMar>
+          </w:tcPr>
+          <w:p>
+            <w:r/>
+            <w:r>
+              <w:rPr>
+                <w:sz w:val="19"/>
+              </w:rPr>
+              <w:t>WTHSᵢ, BTHSᵢ</w:t>
+            </w:r>
+          </w:p>
+        </w:tc>
+        <w:tc>
+          <w:tcPr>
+            <w:tcW w:type="dxa" w:w="4550"/>
+            <w:tcW w:w="6960" w:type="dxa"/>
+            <w:tcMar>
+              <w:top w:w="40" w:type="dxa"/>
+              <w:bottom w:w="40" w:type="dxa"/>
+              <w:left w:w="90" w:type="dxa"/>
+              <w:right w:w="90" w:type="dxa"/>
+            </w:tcMar>
+          </w:tcPr>
+          <w:p>
+            <w:r/>
+            <w:r>
+              <w:rPr>
+                <w:sz w:val="19"/>
+              </w:rPr>
+              <w:t>Diferencia en cascada entre escalas consecutivas</w:t>
+            </w:r>
+          </w:p>
+        </w:tc>
+      </w:tr>
+      <w:tr>
+        <w:tc>
+          <w:tcPr>
+            <w:tcW w:type="dxa" w:w="4550"/>
+            <w:tcW w:w="2400" w:type="dxa"/>
+            <w:tcMar>
+              <w:top w:w="40" w:type="dxa"/>
+              <w:bottom w:w="40" w:type="dxa"/>
+              <w:left w:w="90" w:type="dxa"/>
+              <w:right w:w="90" w:type="dxa"/>
+            </w:tcMar>
+          </w:tcPr>
+          <w:p>
+            <w:r/>
+            <w:r>
+              <w:rPr>
+                <w:sz w:val="19"/>
+              </w:rPr>
+              <w:t>WTH_M, WTHS_M</w:t>
+            </w:r>
+          </w:p>
+        </w:tc>
+        <w:tc>
+          <w:tcPr>
+            <w:tcW w:type="dxa" w:w="4550"/>
+            <w:tcW w:w="6960" w:type="dxa"/>
+            <w:tcMar>
+              <w:top w:w="40" w:type="dxa"/>
+              <w:bottom w:w="40" w:type="dxa"/>
+              <w:left w:w="90" w:type="dxa"/>
+              <w:right w:w="90" w:type="dxa"/>
+            </w:tcMar>
+          </w:tcPr>
+          <w:p>
+            <w:r/>
+            <w:r>
+              <w:rPr>
+                <w:sz w:val="19"/>
+              </w:rPr>
+              <w:t>Agregación por máximo entre escalas (ídem BTH)</w:t>
+            </w:r>
+          </w:p>
+        </w:tc>
+      </w:tr>
+      <w:tr>
+        <w:tc>
+          <w:tcPr>
+            <w:tcW w:type="dxa" w:w="4550"/>
+            <w:tcW w:w="2400" w:type="dxa"/>
+            <w:tcMar>
+              <w:top w:w="40" w:type="dxa"/>
+              <w:bottom w:w="40" w:type="dxa"/>
+              <w:left w:w="90" w:type="dxa"/>
+              <w:right w:w="90" w:type="dxa"/>
+            </w:tcMar>
+          </w:tcPr>
+          <w:p>
+            <w:r/>
+            <w:r>
+              <w:rPr>
+                <w:sz w:val="19"/>
+              </w:rPr>
+              <w:t>I_base</w:t>
+            </w:r>
+          </w:p>
+        </w:tc>
+        <w:tc>
+          <w:tcPr>
+            <w:tcW w:type="dxa" w:w="4550"/>
+            <w:tcW w:w="6960" w:type="dxa"/>
+            <w:tcMar>
+              <w:top w:w="40" w:type="dxa"/>
+              <w:bottom w:w="40" w:type="dxa"/>
+              <w:left w:w="90" w:type="dxa"/>
+              <w:right w:w="90" w:type="dxa"/>
+            </w:tcMar>
+          </w:tcPr>
+          <w:p>
+            <w:r/>
+            <w:r>
+              <w:rPr>
+                <w:sz w:val="19"/>
+              </w:rPr>
+              <w:t>Imagen base, (I_VIS + I_IR)/2</w:t>
+            </w:r>
+          </w:p>
+        </w:tc>
+      </w:tr>
+      <w:tr>
+        <w:tc>
+          <w:tcPr>
+            <w:tcW w:type="dxa" w:w="4550"/>
+            <w:tcW w:w="2400" w:type="dxa"/>
+            <w:tcMar>
+              <w:top w:w="40" w:type="dxa"/>
+              <w:bottom w:w="40" w:type="dxa"/>
+              <w:left w:w="90" w:type="dxa"/>
+              <w:right w:w="90" w:type="dxa"/>
+            </w:tcMar>
+          </w:tcPr>
+          <w:p>
+            <w:r/>
+            <w:r>
+              <w:rPr>
+                <w:sz w:val="19"/>
+              </w:rPr>
+              <w:t>F</w:t>
+            </w:r>
+          </w:p>
+        </w:tc>
+        <w:tc>
+          <w:tcPr>
+            <w:tcW w:type="dxa" w:w="4550"/>
+            <w:tcW w:w="6960" w:type="dxa"/>
+            <w:tcMar>
+              <w:top w:w="40" w:type="dxa"/>
+              <w:bottom w:w="40" w:type="dxa"/>
+              <w:left w:w="90" w:type="dxa"/>
+              <w:right w:w="90" w:type="dxa"/>
+            </w:tcMar>
+          </w:tcPr>
+          <w:p>
+            <w:r/>
+            <w:r>
+              <w:rPr>
+                <w:sz w:val="19"/>
+              </w:rPr>
+              <w:t>Imagen fusionada</w:t>
+            </w:r>
+          </w:p>
+        </w:tc>
+      </w:tr>
+      <w:tr>
+        <w:tc>
+          <w:tcPr>
+            <w:tcW w:type="dxa" w:w="4550"/>
+            <w:tcW w:w="2400" w:type="dxa"/>
+            <w:tcMar>
+              <w:top w:w="40" w:type="dxa"/>
+              <w:bottom w:w="40" w:type="dxa"/>
+              <w:left w:w="90" w:type="dxa"/>
+              <w:right w:w="90" w:type="dxa"/>
+            </w:tcMar>
+          </w:tcPr>
+          <w:p>
+            <w:r/>
+            <w:r>
+              <w:rPr>
+                <w:sz w:val="19"/>
+              </w:rPr>
+              <w:t>x, v</w:t>
+            </w:r>
+          </w:p>
+        </w:tc>
+        <w:tc>
+          <w:tcPr>
+            <w:tcW w:type="dxa" w:w="4550"/>
+            <w:tcW w:w="6960" w:type="dxa"/>
+            <w:tcMar>
+              <w:top w:w="40" w:type="dxa"/>
+              <w:bottom w:w="40" w:type="dxa"/>
+              <w:left w:w="90" w:type="dxa"/>
+              <w:right w:w="90" w:type="dxa"/>
+            </w:tcMar>
+          </w:tcPr>
+          <w:p>
+            <w:r/>
+            <w:r>
+              <w:rPr>
+                <w:sz w:val="19"/>
+              </w:rPr>
+              <w:t>Posición y velocidad de una partícula (PSO)</w:t>
+            </w:r>
+          </w:p>
+        </w:tc>
+      </w:tr>
+      <w:tr>
+        <w:tc>
+          <w:tcPr>
+            <w:tcW w:type="dxa" w:w="4550"/>
+            <w:tcW w:w="2400" w:type="dxa"/>
+            <w:tcMar>
+              <w:top w:w="40" w:type="dxa"/>
+              <w:bottom w:w="40" w:type="dxa"/>
+              <w:left w:w="90" w:type="dxa"/>
+              <w:right w:w="90" w:type="dxa"/>
+            </w:tcMar>
+          </w:tcPr>
+          <w:p>
+            <w:r/>
+            <w:r>
+              <w:rPr>
+                <w:sz w:val="19"/>
+              </w:rPr>
+              <w:t>pbest, gbest</w:t>
+            </w:r>
+          </w:p>
+        </w:tc>
+        <w:tc>
+          <w:tcPr>
+            <w:tcW w:type="dxa" w:w="4550"/>
+            <w:tcW w:w="6960" w:type="dxa"/>
+            <w:tcMar>
+              <w:top w:w="40" w:type="dxa"/>
+              <w:bottom w:w="40" w:type="dxa"/>
+              <w:left w:w="90" w:type="dxa"/>
+              <w:right w:w="90" w:type="dxa"/>
+            </w:tcMar>
+          </w:tcPr>
+          <w:p>
+            <w:r/>
+            <w:r>
+              <w:rPr>
+                <w:sz w:val="19"/>
+              </w:rPr>
+              <w:t>Mejor posición individual y global del enjambre</w:t>
+            </w:r>
+          </w:p>
+        </w:tc>
+      </w:tr>
+      <w:tr>
+        <w:tc>
+          <w:tcPr>
+            <w:tcW w:type="dxa" w:w="4550"/>
+            <w:tcW w:w="2400" w:type="dxa"/>
+            <w:tcMar>
+              <w:top w:w="40" w:type="dxa"/>
+              <w:bottom w:w="40" w:type="dxa"/>
+              <w:left w:w="90" w:type="dxa"/>
+              <w:right w:w="90" w:type="dxa"/>
+            </w:tcMar>
+          </w:tcPr>
+          <w:p>
+            <w:r/>
+            <w:r>
+              <w:rPr>
+                <w:sz w:val="19"/>
+              </w:rPr>
+              <w:t>w, c₁, c₂</w:t>
+            </w:r>
+          </w:p>
+        </w:tc>
+        <w:tc>
+          <w:tcPr>
+            <w:tcW w:type="dxa" w:w="4550"/>
+            <w:tcW w:w="6960" w:type="dxa"/>
+            <w:tcMar>
+              <w:top w:w="40" w:type="dxa"/>
+              <w:bottom w:w="40" w:type="dxa"/>
+              <w:left w:w="90" w:type="dxa"/>
+              <w:right w:w="90" w:type="dxa"/>
+            </w:tcMar>
+          </w:tcPr>
+          <w:p>
+            <w:r/>
+            <w:r>
+              <w:rPr>
+                <w:sz w:val="19"/>
+              </w:rPr>
+              <w:t>Inercia y coeficientes cognitivo y social (PSO)</w:t>
+            </w:r>
+          </w:p>
+        </w:tc>
+      </w:tr>
+    </w:tbl>
+    <w:p/>
+    <w:p>
+      <w:pPr>
         <w:pStyle w:val="Heading3"/>
         <w:spacing w:after="100" w:before="180"/>
       </w:pPr>
@@ -2766,6 +3553,174 @@
         <w:t xml:space="preserve">La morfología matemática es un cuerpo algebraico para el análisis de estructuras geométricas en imágenes, basado en la teoría de retículas completas (Serra, 1982; Soille, 2003). Sus operaciones fundamentales en imágenes de niveles de gris son la erosión ε(f, b) y la dilatación δ(f, b), definidas como mínimo y máximo locales bajo el patrón impuesto por el elemento estructurante b. A partir de ellas se derivan apertura γ(f, b) = δ(ε(f, b), b) y cierre φ(f, b) = ε(δ(f, b), b), que eliminan respectivamente picos brillantes y valles oscuros menores que el SE. La elección del SE (geometría y radio) es la decisión de diseño central: define qué orientaciones, simetrías y escalas de detalle se preservan o suprimen.</w:t>
       </w:r>
     </w:p>
+    <w:tbl>
+      <w:tblPr>
+        <w:tblW w:w="9360" w:type="dxa"/>
+        <w:tblBorders>
+          <w:top w:val="none"/>
+          <w:left w:val="none"/>
+          <w:bottom w:val="none"/>
+          <w:right w:val="none"/>
+          <w:insideH w:val="none"/>
+          <w:insideV w:val="none"/>
+        </w:tblBorders>
+      </w:tblPr>
+      <w:tblGrid>
+        <w:gridCol w:w="900"/>
+        <w:gridCol w:w="7560"/>
+        <w:gridCol w:w="900"/>
+      </w:tblGrid>
+      <w:tr>
+        <w:tc>
+          <w:tcPr>
+            <w:tcW w:w="900" w:type="dxa"/>
+            <w:vAlign w:val="center"/>
+          </w:tcPr>
+          <w:p/>
+        </w:tc>
+        <w:tc>
+          <w:tcPr>
+            <w:tcW w:w="7560" w:type="dxa"/>
+            <w:vAlign w:val="center"/>
+          </w:tcPr>
+          <w:p>
+            <w:pPr>
+              <w:jc w:val="center"/>
+            </w:pPr>
+            <m:oMath>
+              <m:r>
+                <m:t>γ</m:t>
+              </m:r>
+              <m:r>
+                <m:t>(</m:t>
+              </m:r>
+              <m:r>
+                <m:t>f</m:t>
+              </m:r>
+              <m:r>
+                <m:t>,</m:t>
+              </m:r>
+              <m:r>
+                <m:t>b</m:t>
+              </m:r>
+              <m:r>
+                <m:t>)</m:t>
+              </m:r>
+              <m:r>
+                <m:t>=</m:t>
+              </m:r>
+              <m:r>
+                <m:t>δ</m:t>
+              </m:r>
+              <m:r>
+                <m:t>(</m:t>
+              </m:r>
+              <m:r>
+                <m:t>ε</m:t>
+              </m:r>
+              <m:r>
+                <m:t>(</m:t>
+              </m:r>
+              <m:r>
+                <m:t>f</m:t>
+              </m:r>
+              <m:r>
+                <m:t>,</m:t>
+              </m:r>
+              <m:r>
+                <m:t>b</m:t>
+              </m:r>
+              <m:r>
+                <m:t>)</m:t>
+              </m:r>
+              <m:r>
+                <m:t>,</m:t>
+              </m:r>
+              <m:r>
+                <m:t>b</m:t>
+              </m:r>
+              <m:r>
+                <m:t>)</m:t>
+              </m:r>
+              <m:r>
+                <m:t>,</m:t>
+              </m:r>
+              <m:r>
+                <m:t>  </m:t>
+              </m:r>
+              <m:r>
+                <m:t>φ</m:t>
+              </m:r>
+              <m:r>
+                <m:t>(</m:t>
+              </m:r>
+              <m:r>
+                <m:t>f</m:t>
+              </m:r>
+              <m:r>
+                <m:t>,</m:t>
+              </m:r>
+              <m:r>
+                <m:t>b</m:t>
+              </m:r>
+              <m:r>
+                <m:t>)</m:t>
+              </m:r>
+              <m:r>
+                <m:t>=</m:t>
+              </m:r>
+              <m:r>
+                <m:t>ε</m:t>
+              </m:r>
+              <m:r>
+                <m:t>(</m:t>
+              </m:r>
+              <m:r>
+                <m:t>δ</m:t>
+              </m:r>
+              <m:r>
+                <m:t>(</m:t>
+              </m:r>
+              <m:r>
+                <m:t>f</m:t>
+              </m:r>
+              <m:r>
+                <m:t>,</m:t>
+              </m:r>
+              <m:r>
+                <m:t>b</m:t>
+              </m:r>
+              <m:r>
+                <m:t>)</m:t>
+              </m:r>
+              <m:r>
+                <m:t>,</m:t>
+              </m:r>
+              <m:r>
+                <m:t>b</m:t>
+              </m:r>
+              <m:r>
+                <m:t>)</m:t>
+              </m:r>
+            </m:oMath>
+          </w:p>
+        </w:tc>
+        <w:tc>
+          <w:tcPr>
+            <w:tcW w:w="900" w:type="dxa"/>
+            <w:vAlign w:val="center"/>
+          </w:tcPr>
+          <w:p>
+            <w:pPr>
+              <w:jc w:val="right"/>
+            </w:pPr>
+            <w:r>
+              <w:t>(1)</w:t>
+            </w:r>
+          </w:p>
+        </w:tc>
+      </w:tr>
+    </w:tbl>
     <w:p>
       <w:pPr>
         <w:pStyle w:val="Heading3"/>
@@ -2798,6 +3753,238 @@
         <w:t xml:space="preserve">La transformada White Top-Hat se define como la diferencia entre la imagen original y su apertura: WTH(f, b) = f − γ(f, b). Aísla las estructuras brillantes más pequeñas que el SE. Su dual, la Black Top-Hat, BTH(f, b) = φ(f, b) − f, aísla los valles oscuros. Una propiedad clave es que el WTH es siempre no negativo y se anula en regiones donde la imagen es localmente plana a la escala del SE, lo que la convierte en un detector natural de detalles. La elección del tipo de SE (disco para isotropía, línea para direcciones específicas, cuadrado o cruz para sensibilidades distintas) determina qué tipo de detalle se enfatiza.</w:t>
       </w:r>
     </w:p>
+    <w:tbl>
+      <w:tblPr>
+        <w:tblW w:w="9360" w:type="dxa"/>
+        <w:tblBorders>
+          <w:top w:val="none"/>
+          <w:left w:val="none"/>
+          <w:bottom w:val="none"/>
+          <w:right w:val="none"/>
+          <w:insideH w:val="none"/>
+          <w:insideV w:val="none"/>
+        </w:tblBorders>
+      </w:tblPr>
+      <w:tblGrid>
+        <w:gridCol w:w="900"/>
+        <w:gridCol w:w="7560"/>
+        <w:gridCol w:w="900"/>
+      </w:tblGrid>
+      <w:tr>
+        <w:tc>
+          <w:tcPr>
+            <w:tcW w:w="900" w:type="dxa"/>
+            <w:vAlign w:val="center"/>
+          </w:tcPr>
+          <w:p/>
+        </w:tc>
+        <w:tc>
+          <w:tcPr>
+            <w:tcW w:w="7560" w:type="dxa"/>
+            <w:vAlign w:val="center"/>
+          </w:tcPr>
+          <w:p>
+            <w:pPr>
+              <w:jc w:val="center"/>
+            </w:pPr>
+            <m:oMath>
+              <m:r>
+                <m:rPr>
+                  <m:sty m:val="p"/>
+                </m:rPr>
+                <m:t>W</m:t>
+              </m:r>
+              <m:r>
+                <m:rPr>
+                  <m:sty m:val="p"/>
+                </m:rPr>
+                <m:t>T</m:t>
+              </m:r>
+              <m:r>
+                <m:rPr>
+                  <m:sty m:val="p"/>
+                </m:rPr>
+                <m:t>H</m:t>
+              </m:r>
+              <m:r>
+                <m:t>(</m:t>
+              </m:r>
+              <m:r>
+                <m:t>f</m:t>
+              </m:r>
+              <m:r>
+                <m:t>,</m:t>
+              </m:r>
+              <m:r>
+                <m:t>b</m:t>
+              </m:r>
+              <m:r>
+                <m:t>)</m:t>
+              </m:r>
+              <m:r>
+                <m:t>=</m:t>
+              </m:r>
+              <m:r>
+                <m:t>f</m:t>
+              </m:r>
+              <m:r>
+                <m:t>−</m:t>
+              </m:r>
+              <m:r>
+                <m:t>γ</m:t>
+              </m:r>
+              <m:r>
+                <m:t>(</m:t>
+              </m:r>
+              <m:r>
+                <m:t>f</m:t>
+              </m:r>
+              <m:r>
+                <m:t>,</m:t>
+              </m:r>
+              <m:r>
+                <m:t>b</m:t>
+              </m:r>
+              <m:r>
+                <m:t>)</m:t>
+              </m:r>
+              <m:r>
+                <m:t>,</m:t>
+              </m:r>
+              <m:r>
+                <m:t>  </m:t>
+              </m:r>
+              <m:r>
+                <m:rPr>
+                  <m:sty m:val="p"/>
+                </m:rPr>
+                <m:t>B</m:t>
+              </m:r>
+              <m:r>
+                <m:rPr>
+                  <m:sty m:val="p"/>
+                </m:rPr>
+                <m:t>T</m:t>
+              </m:r>
+              <m:r>
+                <m:rPr>
+                  <m:sty m:val="p"/>
+                </m:rPr>
+                <m:t>H</m:t>
+              </m:r>
+              <m:r>
+                <m:t>(</m:t>
+              </m:r>
+              <m:r>
+                <m:t>f</m:t>
+              </m:r>
+              <m:r>
+                <m:t>,</m:t>
+              </m:r>
+              <m:r>
+                <m:t>b</m:t>
+              </m:r>
+              <m:r>
+                <m:t>)</m:t>
+              </m:r>
+              <m:r>
+                <m:t>=</m:t>
+              </m:r>
+              <m:r>
+                <m:t>φ</m:t>
+              </m:r>
+              <m:r>
+                <m:t>(</m:t>
+              </m:r>
+              <m:r>
+                <m:t>f</m:t>
+              </m:r>
+              <m:r>
+                <m:t>,</m:t>
+              </m:r>
+              <m:r>
+                <m:t>b</m:t>
+              </m:r>
+              <m:r>
+                <m:t>)</m:t>
+              </m:r>
+              <m:r>
+                <m:t>−</m:t>
+              </m:r>
+              <m:r>
+                <m:t>f</m:t>
+              </m:r>
+            </m:oMath>
+          </w:p>
+        </w:tc>
+        <w:tc>
+          <w:tcPr>
+            <w:tcW w:w="900" w:type="dxa"/>
+            <w:vAlign w:val="center"/>
+          </w:tcPr>
+          <w:p>
+            <w:pPr>
+              <w:jc w:val="right"/>
+            </w:pPr>
+            <w:r>
+              <w:t>(2)</w:t>
+            </w:r>
+          </w:p>
+        </w:tc>
+      </w:tr>
+    </w:tbl>
+    <w:p>
+      <w:pPr>
+        <w:jc w:val="center"/>
+      </w:pPr>
+      <w:r>
+        <w:drawing>
+          <wp:inline xmlns:a="http://schemas.openxmlformats.org/drawingml/2006/main" xmlns:pic="http://schemas.openxmlformats.org/drawingml/2006/picture">
+            <wp:extent cx="5760720" cy="2827990"/>
+            <wp:docPr id="8" name="Picture 8"/>
+            <wp:cNvGraphicFramePr>
+              <a:graphicFrameLocks noChangeAspect="1"/>
+            </wp:cNvGraphicFramePr>
+            <a:graphic>
+              <a:graphicData uri="http://schemas.openxmlformats.org/drawingml/2006/picture">
+                <pic:pic>
+                  <pic:nvPicPr>
+                    <pic:cNvPr id="0" name="fig_morfologia_tophat.png"/>
+                    <pic:cNvPicPr/>
+                  </pic:nvPicPr>
+                  <pic:blipFill>
+                    <a:blip r:embed="rId21"/>
+                    <a:stretch>
+                      <a:fillRect/>
+                    </a:stretch>
+                  </pic:blipFill>
+                  <pic:spPr>
+                    <a:xfrm>
+                      <a:off x="0" y="0"/>
+                      <a:ext cx="5760720" cy="2827990"/>
+                    </a:xfrm>
+                    <a:prstGeom prst="rect"/>
+                  </pic:spPr>
+                </pic:pic>
+              </a:graphicData>
+            </a:graphic>
+          </wp:inline>
+        </w:drawing>
+      </w:r>
+    </w:p>
+    <w:p>
+      <w:pPr>
+        <w:jc w:val="left"/>
+      </w:pPr>
+      <w:r>
+        <w:rPr>
+          <w:i/>
+          <w:sz w:val="18"/>
+        </w:rPr>
+        <w:t>Figura 1. Operaciones morfológicas (erosión, dilatación, apertura y cierre) y transformada Top-Hat sobre un perfil de intensidad.</w:t>
+      </w:r>
+    </w:p>
+    <w:p/>
     <w:p>
       <w:pPr>
         <w:pStyle w:val="Heading3"/>
@@ -2821,17 +4008,210 @@
         <w:t>La imagen fusionada final se reconstruye según la regla:</w:t>
       </w:r>
     </w:p>
-    <w:p>
-      <w:pPr>
-        <w:jc w:val="center"/>
-      </w:pPr>
-      <w:r>
-        <w:rPr>
-          <w:b/>
-        </w:rPr>
-        <w:t>F = base_fusionada + Σₖ WTHₖ^fus − Σₖ BTHₖ^fus</w:t>
-      </w:r>
-    </w:p>
+    <w:tbl>
+      <w:tblPr>
+        <w:tblW w:w="9360" w:type="dxa"/>
+        <w:tblBorders>
+          <w:top w:val="none"/>
+          <w:left w:val="none"/>
+          <w:bottom w:val="none"/>
+          <w:right w:val="none"/>
+          <w:insideH w:val="none"/>
+          <w:insideV w:val="none"/>
+        </w:tblBorders>
+      </w:tblPr>
+      <w:tblGrid>
+        <w:gridCol w:w="900"/>
+        <w:gridCol w:w="7560"/>
+        <w:gridCol w:w="900"/>
+      </w:tblGrid>
+      <w:tr>
+        <w:tc>
+          <w:tcPr>
+            <w:tcW w:w="900" w:type="dxa"/>
+            <w:vAlign w:val="center"/>
+          </w:tcPr>
+          <w:p/>
+        </w:tc>
+        <w:tc>
+          <w:tcPr>
+            <w:tcW w:w="7560" w:type="dxa"/>
+            <w:vAlign w:val="center"/>
+          </w:tcPr>
+          <w:p>
+            <w:pPr>
+              <w:jc w:val="center"/>
+            </w:pPr>
+            <m:oMath>
+              <m:r>
+                <m:t>F</m:t>
+              </m:r>
+              <m:r>
+                <m:t>=</m:t>
+              </m:r>
+              <m:sSub>
+                <m:e>
+                  <m:r>
+                    <m:t>I</m:t>
+                  </m:r>
+                </m:e>
+                <m:sub>
+                  <m:r>
+                    <m:rPr>
+                      <m:nor/>
+                      <m:sty m:val="p"/>
+                    </m:rPr>
+                    <m:t>base</m:t>
+                  </m:r>
+                </m:sub>
+              </m:sSub>
+              <m:r>
+                <m:t>+</m:t>
+              </m:r>
+              <m:nary>
+                <m:naryPr>
+                  <m:chr m:val="∑"/>
+                  <m:limLoc m:val="undOvr"/>
+                  <m:subHide m:val="0"/>
+                  <m:supHide m:val="1"/>
+                </m:naryPr>
+                <m:sub>
+                  <m:r>
+                    <m:t>k</m:t>
+                  </m:r>
+                </m:sub>
+                <m:sup>
+                  <m:r>
+                    <m:t>​</m:t>
+                  </m:r>
+                </m:sup>
+                <m:e>
+                  <m:sSubSup>
+                    <m:e>
+                      <m:r>
+                        <m:rPr>
+                          <m:sty m:val="p"/>
+                        </m:rPr>
+                        <m:t>W</m:t>
+                      </m:r>
+                      <m:r>
+                        <m:rPr>
+                          <m:sty m:val="p"/>
+                        </m:rPr>
+                        <m:t>T</m:t>
+                      </m:r>
+                      <m:r>
+                        <m:rPr>
+                          <m:sty m:val="p"/>
+                        </m:rPr>
+                        <m:t>H</m:t>
+                      </m:r>
+                    </m:e>
+                    <m:sub>
+                      <m:r>
+                        <m:t>k</m:t>
+                      </m:r>
+                    </m:sub>
+                    <m:sup>
+                      <m:r>
+                        <m:t> </m:t>
+                      </m:r>
+                      <m:r>
+                        <m:t>f</m:t>
+                      </m:r>
+                      <m:r>
+                        <m:t>u</m:t>
+                      </m:r>
+                      <m:r>
+                        <m:t>s</m:t>
+                      </m:r>
+                    </m:sup>
+                  </m:sSubSup>
+                </m:e>
+              </m:nary>
+              <m:r>
+                <m:t>−</m:t>
+              </m:r>
+              <m:nary>
+                <m:naryPr>
+                  <m:chr m:val="∑"/>
+                  <m:limLoc m:val="undOvr"/>
+                  <m:subHide m:val="0"/>
+                  <m:supHide m:val="1"/>
+                </m:naryPr>
+                <m:sub>
+                  <m:r>
+                    <m:t>k</m:t>
+                  </m:r>
+                </m:sub>
+                <m:sup>
+                  <m:r>
+                    <m:t>​</m:t>
+                  </m:r>
+                </m:sup>
+                <m:e>
+                  <m:sSubSup>
+                    <m:e>
+                      <m:r>
+                        <m:rPr>
+                          <m:sty m:val="p"/>
+                        </m:rPr>
+                        <m:t>B</m:t>
+                      </m:r>
+                      <m:r>
+                        <m:rPr>
+                          <m:sty m:val="p"/>
+                        </m:rPr>
+                        <m:t>T</m:t>
+                      </m:r>
+                      <m:r>
+                        <m:rPr>
+                          <m:sty m:val="p"/>
+                        </m:rPr>
+                        <m:t>H</m:t>
+                      </m:r>
+                    </m:e>
+                    <m:sub>
+                      <m:r>
+                        <m:t>k</m:t>
+                      </m:r>
+                    </m:sub>
+                    <m:sup>
+                      <m:r>
+                        <m:t> </m:t>
+                      </m:r>
+                      <m:r>
+                        <m:t>f</m:t>
+                      </m:r>
+                      <m:r>
+                        <m:t>u</m:t>
+                      </m:r>
+                      <m:r>
+                        <m:t>s</m:t>
+                      </m:r>
+                    </m:sup>
+                  </m:sSubSup>
+                </m:e>
+              </m:nary>
+            </m:oMath>
+          </w:p>
+        </w:tc>
+        <w:tc>
+          <w:tcPr>
+            <w:tcW w:w="900" w:type="dxa"/>
+            <w:vAlign w:val="center"/>
+          </w:tcPr>
+          <w:p>
+            <w:pPr>
+              <w:jc w:val="right"/>
+            </w:pPr>
+            <w:r>
+              <w:t>(3)</w:t>
+            </w:r>
+          </w:p>
+        </w:tc>
+      </w:tr>
+    </w:tbl>
     <w:p>
       <w:r>
         <w:t>Existen por tanto dos modos de operación. En el modo White Top-Hat (WTH), por defecto, el término de BTH es nulo y la fusión es F = base + Σ WTHₖ^fus, sumando únicamente el detalle brillante. En el modo White+Black Top-Hat (WTH+BTH), las capas BTH de VIS e IR también se fusionan por máxima actividad local y se restan en la reconstrucción, de modo que el WTH realza las estructuras brillantes y el BTH oscurece las estructuras oscuras, amplificando el contraste en ambos extremos. Esta tesis evalúa y compara ambos modos (Sección de resultados). Los parámetros explorados son: tipo de SE ∈ {disco, cuadrado, cruz}, niveles L ∈ {2, 3, 4, 5} y radio base r₀ ∈ {2, 3, 5}, lo que arroja treinta y seis configuraciones por modo.</w:t>
@@ -2890,13 +4270,10 @@
       </w:pPr>
       <w:r>
         <w:rPr>
-          <w:rFonts w:ascii="Arial" w:cs="Arial" w:eastAsia="Arial" w:hAnsi="Arial"/>
           <w:i/>
-          <w:iCs/>
-          <w:sz w:val="20"/>
-          <w:szCs w:val="20"/>
-        </w:rPr>
-        <w:t xml:space="preserve">Figura 1. Esquema conceptual de la Torre Top-Hat propuesta.</w:t>
+          <w:sz w:val="18"/>
+        </w:rPr>
+        <w:t>Figura 2. Esquema conceptual de la Torre Top-Hat (método anterior).</w:t>
       </w:r>
     </w:p>
     <w:p>
@@ -2917,29 +4294,2262 @@
         <w:jc w:val="center"/>
       </w:pPr>
       <w:r>
-        <w:t>Elementos estructurantes circulares y lineales. En cada escala el operador no usa un único SE, sino cinco: un disco de radio r, que responde de forma isótropa a estructuras sin orientación dominante, y cuatro segmentos lineales de longitud 2r+1 orientados a 0°, 45°, 90° y 135°, cada uno sensible a estructuras alargadas en su dirección. Para una imagen f se calculan las cinco White Top-Hat y las cinco Black Top-Hat —WTH(f,b) = f − γ(f,b) y BTH(f,b) = φ(f,b) − f para cada SE b— y se combinan tomando el máximo por píxel (ecuaciones 9–14 del paper de referencia): WTH_i(f) = máx{ f − γ(f,b_disco), f − γ(f,b_0°), …, f − γ(f,b_135°) }, y de forma análoga BTH_i con los cierres φ. La combinación por máximo conserva en cada punto la respuesta del SE que mejor capta el detalle local, de modo que bordes diagonales, horizontales, verticales y regiones isótropas se realzan sin privilegiar a priori ninguna orientación.</w:t>
-      </w:r>
-    </w:p>
-    <w:p>
-      <w:r>
-        <w:t>Descomposición multiescala en cascada. El operador anterior se evalúa en n escalas crecientes, con radios r_i = r·i para i = 1,…,n, generando dos familias de mapas {WTH_i} y {BTH_i}. Para aislar los detalles que aparecen entre escalas consecutivas se calculan las diferencias en cascada (ecuaciones 15–16): WTHS_2 = WTH_2 − WTH_1 y, para i ≥ 3, WTHS_i = WTH_i − WTHS_{i−2}, con la construcción dual para BTHS_i. De cada familia se extrae el máximo por píxel a lo largo de las escalas (ecuaciones 17–20): WTH_M y BTH_M agregan el detalle directo de todas las escalas, mientras que WTHS_M y BTHS_M agregan el detalle diferencial entre escalas. Así, las estructuras brillantes y oscuras finas y gruesas quedan representadas en mapas separados pero combinables, evitando que las escalas grandes dominen sobre las pequeñas.</w:t>
-      </w:r>
-    </w:p>
-    <w:p>
-      <w:r>
-        <w:t>Reconstrucción y regla de fusión. Las imágenes VIS e IR se procesan en paralelo y sus mapas se combinan por máximo por píxel, conservando para cada fuente el detalle más saliente: WTH_M = máx(WTH_M^VIS, WTH_M^IR), e igualmente para BTH_M, WTHS_M y BTHS_M. Sobre la imagen base I_base = (I_VIS + I_IR)/2, que retiene la iluminación y la temperatura global de baja frecuencia, se suman los realces brillantes y se restan los oscuros, ponderados por un peso de contraste m (adaptación de la ecuación 21 del paper de mamografías al esquema de fusión de la ecuación 12 de Ortega y Espinoza): F = I_base + m·(WTH_M + WTHS_M) − m·(BTH_M + BTHS_M). El término con WTH realza las estructuras brillantes —típicamente objetos cálidos del canal IR—, el término con BTH oscurece los valles —contornos y sombras del canal visible— y el peso m gradúa la intensidad del realce: valores altos maximizan el contraste a costa de introducir artefactos, valores bajos preservan la fidelidad a las fuentes.</w:t>
-      </w:r>
-    </w:p>
-    <w:p>
-      <w:r>
-        <w:t>Optimización por Enjambre de Partículas (PSO). El método tiene tres hiperparámetros —el número de escalas n, el radio base r y el peso de contraste m— cuyo ajuste manual es costoso y subjetivo. Para fijarlos automáticamente se emplea la Optimización por Enjambre de Partículas (Kennedy y Eberhart, 1995), una metaheurística poblacional inspirada en el comportamiento colectivo de las bandadas. Cada partícula es una solución candidata x = (n, r, m) que se desplaza por el espacio de búsqueda recordando su mejor posición propia (pbest) y la mejor posición de todo el enjambre (gbest). En cada iteración t la velocidad y la posición se actualizan según v_{t+1} = w·v_t + c₁·r₁·(pbest − x_t) + c₂·r₂·(gbest − x_t) y x_{t+1} = x_t + v_{t+1}, donde w es la inercia, c₁ y c₂ son los coeficientes cognitivo y social, y r₁, r₂ ∈ [0,1] son números aleatorios. La implementación usa 30 partículas durante 30 iteraciones, con c₁ = c₂ = 1,5 e inercia decreciente de 0,9 a 0,4 para transitar de la exploración global al refinamiento local.</w:t>
-      </w:r>
-    </w:p>
-    <w:p>
-      <w:r>
-        <w:t>Función de aptitud orientada a la fusión. A diferencia de la formulación original de Ortega y Espinoza —que maximiza F = SSIM + E + PSNR y, al premiar el realce conservador, conduce a óptimos triviales en este problema—, aquí el PSO maximiza una aptitud orientada explícitamente a la calidad de fusión: F = SSIM + Qabf + 0,5·SCD − Nabf, que recompensa la similitud estructural, la preservación de bordes y la correlación de las diferencias, y penaliza los artefactos. El enjambre convergió de forma estable al óptimo n = 6 escalas, r ≈ 2,89 y m = 0,10, configuración con la que se evalúa el método en el capítulo de resultados.</w:t>
-      </w:r>
-    </w:p>
+        <w:t>Elementos estructurantes circulares y lineales. En cada escala el operador no usa un único SE, sino cinco: un disco de radio r, que responde de forma isótropa a estructuras sin orientación dominante, y cuatro segmentos lineales de longitud 2r+1 orientados a 0°, 45°, 90° y 135°, cada uno sensible a estructuras alargadas en su dirección. Para una imagen f se calculan las cinco White Top-Hat y las cinco Black Top-Hat —WTH(f,b) = f − γ(f,b) y BTH(f,b) = φ(f,b) − f para cada SE b— y se combinan tomando el máximo por píxel, como expresa la ecuación (4) —en línea con las ecuaciones (9)–(14) del trabajo de referencia—, con la construcción dual de BTH_i a partir de los cierres φ. La combinación por máximo conserva en cada punto la respuesta del SE que mejor capta el detalle local, de modo que bordes diagonales, horizontales, verticales y regiones isótropas se realzan sin privilegiar a priori ninguna orientación.</w:t>
+      </w:r>
+    </w:p>
+    <w:tbl>
+      <w:tblPr>
+        <w:tblW w:w="9360" w:type="dxa"/>
+        <w:tblBorders>
+          <w:top w:val="none"/>
+          <w:left w:val="none"/>
+          <w:bottom w:val="none"/>
+          <w:right w:val="none"/>
+          <w:insideH w:val="none"/>
+          <w:insideV w:val="none"/>
+        </w:tblBorders>
+      </w:tblPr>
+      <w:tblGrid>
+        <w:gridCol w:w="900"/>
+        <w:gridCol w:w="7560"/>
+        <w:gridCol w:w="900"/>
+      </w:tblGrid>
+      <w:tr>
+        <w:tc>
+          <w:tcPr>
+            <w:tcW w:w="900" w:type="dxa"/>
+            <w:vAlign w:val="center"/>
+          </w:tcPr>
+          <w:p/>
+        </w:tc>
+        <w:tc>
+          <w:tcPr>
+            <w:tcW w:w="7560" w:type="dxa"/>
+            <w:vAlign w:val="center"/>
+          </w:tcPr>
+          <w:p>
+            <w:pPr>
+              <w:jc w:val="center"/>
+            </w:pPr>
+            <m:oMath>
+              <m:sSub>
+                <m:e>
+                  <m:r>
+                    <m:rPr>
+                      <m:sty m:val="p"/>
+                    </m:rPr>
+                    <m:t>W</m:t>
+                  </m:r>
+                  <m:r>
+                    <m:rPr>
+                      <m:sty m:val="p"/>
+                    </m:rPr>
+                    <m:t>T</m:t>
+                  </m:r>
+                  <m:r>
+                    <m:rPr>
+                      <m:sty m:val="p"/>
+                    </m:rPr>
+                    <m:t>H</m:t>
+                  </m:r>
+                </m:e>
+                <m:sub>
+                  <m:r>
+                    <m:t>i</m:t>
+                  </m:r>
+                </m:sub>
+              </m:sSub>
+              <m:r>
+                <m:t>(</m:t>
+              </m:r>
+              <m:r>
+                <m:t>f</m:t>
+              </m:r>
+              <m:r>
+                <m:t>)</m:t>
+              </m:r>
+              <m:r>
+                <m:t>=</m:t>
+              </m:r>
+              <m:r>
+                <m:rPr>
+                  <m:nor/>
+                  <m:sty m:val="p"/>
+                </m:rPr>
+                <m:t>max</m:t>
+              </m:r>
+              <m:r>
+                <m:t>{</m:t>
+              </m:r>
+              <m:r>
+                <m:t> </m:t>
+              </m:r>
+              <m:r>
+                <m:t>f</m:t>
+              </m:r>
+              <m:r>
+                <m:t>−</m:t>
+              </m:r>
+              <m:r>
+                <m:t>γ</m:t>
+              </m:r>
+              <m:r>
+                <m:t>(</m:t>
+              </m:r>
+              <m:r>
+                <m:t>f</m:t>
+              </m:r>
+              <m:r>
+                <m:t>,</m:t>
+              </m:r>
+              <m:sSub>
+                <m:e>
+                  <m:r>
+                    <m:t>b</m:t>
+                  </m:r>
+                </m:e>
+                <m:sub>
+                  <m:r>
+                    <m:rPr>
+                      <m:nor/>
+                      <m:sty m:val="p"/>
+                    </m:rPr>
+                    <m:t>disco</m:t>
+                  </m:r>
+                </m:sub>
+              </m:sSub>
+              <m:r>
+                <m:t>)</m:t>
+              </m:r>
+              <m:r>
+                <m:t>,</m:t>
+              </m:r>
+              <m:r>
+                <m:t> </m:t>
+              </m:r>
+              <m:r>
+                <m:t>f</m:t>
+              </m:r>
+              <m:r>
+                <m:t>−</m:t>
+              </m:r>
+              <m:r>
+                <m:t>γ</m:t>
+              </m:r>
+              <m:r>
+                <m:t>(</m:t>
+              </m:r>
+              <m:r>
+                <m:t>f</m:t>
+              </m:r>
+              <m:r>
+                <m:t>,</m:t>
+              </m:r>
+              <m:sSub>
+                <m:e>
+                  <m:r>
+                    <m:t>b</m:t>
+                  </m:r>
+                </m:e>
+                <m:sub>
+                  <m:sSup>
+                    <m:e>
+                      <m:r>
+                        <m:t>0</m:t>
+                      </m:r>
+                    </m:e>
+                    <m:sup>
+                      <m:r>
+                        <m:t>∘</m:t>
+                      </m:r>
+                    </m:sup>
+                  </m:sSup>
+                </m:sub>
+              </m:sSub>
+              <m:r>
+                <m:t>)</m:t>
+              </m:r>
+              <m:r>
+                <m:t>,</m:t>
+              </m:r>
+              <m:r>
+                <m:t> </m:t>
+              </m:r>
+              <m:r>
+                <m:t>…</m:t>
+              </m:r>
+              <m:r>
+                <m:t>,</m:t>
+              </m:r>
+              <m:r>
+                <m:t> </m:t>
+              </m:r>
+              <m:r>
+                <m:t>f</m:t>
+              </m:r>
+              <m:r>
+                <m:t>−</m:t>
+              </m:r>
+              <m:r>
+                <m:t>γ</m:t>
+              </m:r>
+              <m:r>
+                <m:t>(</m:t>
+              </m:r>
+              <m:r>
+                <m:t>f</m:t>
+              </m:r>
+              <m:r>
+                <m:t>,</m:t>
+              </m:r>
+              <m:sSub>
+                <m:e>
+                  <m:r>
+                    <m:t>b</m:t>
+                  </m:r>
+                </m:e>
+                <m:sub>
+                  <m:sSup>
+                    <m:e>
+                      <m:r>
+                        <m:t>135</m:t>
+                      </m:r>
+                    </m:e>
+                    <m:sup>
+                      <m:r>
+                        <m:t>∘</m:t>
+                      </m:r>
+                    </m:sup>
+                  </m:sSup>
+                </m:sub>
+              </m:sSub>
+              <m:r>
+                <m:t>)</m:t>
+              </m:r>
+              <m:r>
+                <m:t> </m:t>
+              </m:r>
+              <m:r>
+                <m:t>}</m:t>
+              </m:r>
+            </m:oMath>
+          </w:p>
+        </w:tc>
+        <w:tc>
+          <w:tcPr>
+            <w:tcW w:w="900" w:type="dxa"/>
+            <w:vAlign w:val="center"/>
+          </w:tcPr>
+          <w:p>
+            <w:pPr>
+              <w:jc w:val="right"/>
+            </w:pPr>
+            <w:r>
+              <w:t>(4)</w:t>
+            </w:r>
+          </w:p>
+        </w:tc>
+      </w:tr>
+    </w:tbl>
+    <w:p>
+      <w:pPr>
+        <w:jc w:val="center"/>
+      </w:pPr>
+      <w:r>
+        <w:drawing>
+          <wp:inline xmlns:a="http://schemas.openxmlformats.org/drawingml/2006/main" xmlns:pic="http://schemas.openxmlformats.org/drawingml/2006/picture">
+            <wp:extent cx="5760720" cy="1675846"/>
+            <wp:docPr id="9" name="Picture 9"/>
+            <wp:cNvGraphicFramePr>
+              <a:graphicFrameLocks noChangeAspect="1"/>
+            </wp:cNvGraphicFramePr>
+            <a:graphic>
+              <a:graphicData uri="http://schemas.openxmlformats.org/drawingml/2006/picture">
+                <pic:pic>
+                  <pic:nvPicPr>
+                    <pic:cNvPr id="0" name="fig_cinco_se.png"/>
+                    <pic:cNvPicPr/>
+                  </pic:nvPicPr>
+                  <pic:blipFill>
+                    <a:blip r:embed="rId22"/>
+                    <a:stretch>
+                      <a:fillRect/>
+                    </a:stretch>
+                  </pic:blipFill>
+                  <pic:spPr>
+                    <a:xfrm>
+                      <a:off x="0" y="0"/>
+                      <a:ext cx="5760720" cy="1675846"/>
+                    </a:xfrm>
+                    <a:prstGeom prst="rect"/>
+                  </pic:spPr>
+                </pic:pic>
+              </a:graphicData>
+            </a:graphic>
+          </wp:inline>
+        </w:drawing>
+      </w:r>
+    </w:p>
+    <w:p>
+      <w:pPr>
+        <w:jc w:val="left"/>
+      </w:pPr>
+      <w:r>
+        <w:rPr>
+          <w:i/>
+          <w:sz w:val="18"/>
+        </w:rPr>
+        <w:t>Figura 3. Banco de cinco elementos estructurantes (un disco y cuatro líneas) combinados por máximo por píxel.</w:t>
+      </w:r>
+    </w:p>
+    <w:p/>
+    <w:p>
+      <w:r>
+        <w:t>Descomposición multiescala en cascada. El operador anterior se evalúa en n escalas crecientes, con radios r_i = r·i para i = 1,…,n, generando dos familias de mapas {WTH_i} y {BTH_i}. Para aislar los detalles que aparecen entre escalas consecutivas se calculan las diferencias en cascada de la ecuación (5) —ecuaciones (15)–(16) del trabajo de referencia—, con la construcción dual para BTHS_i. De cada familia se extrae el máximo por píxel a lo largo de las escalas, según la ecuación (6) —ecuaciones (17)–(20)—: WTH_M y BTH_M agregan el detalle directo de todas las escalas, mientras que WTHS_M y BTHS_M agregan el detalle diferencial entre escalas. Así, las estructuras brillantes y oscuras finas y gruesas quedan representadas en mapas separados pero combinables, evitando que las escalas grandes dominen sobre las pequeñas.</w:t>
+      </w:r>
+    </w:p>
+    <w:tbl>
+      <w:tblPr>
+        <w:tblW w:w="9360" w:type="dxa"/>
+        <w:tblBorders>
+          <w:top w:val="none"/>
+          <w:left w:val="none"/>
+          <w:bottom w:val="none"/>
+          <w:right w:val="none"/>
+          <w:insideH w:val="none"/>
+          <w:insideV w:val="none"/>
+        </w:tblBorders>
+      </w:tblPr>
+      <w:tblGrid>
+        <w:gridCol w:w="900"/>
+        <w:gridCol w:w="7560"/>
+        <w:gridCol w:w="900"/>
+      </w:tblGrid>
+      <w:tr>
+        <w:tc>
+          <w:tcPr>
+            <w:tcW w:w="900" w:type="dxa"/>
+            <w:vAlign w:val="center"/>
+          </w:tcPr>
+          <w:p/>
+        </w:tc>
+        <w:tc>
+          <w:tcPr>
+            <w:tcW w:w="7560" w:type="dxa"/>
+            <w:vAlign w:val="center"/>
+          </w:tcPr>
+          <w:p>
+            <w:pPr>
+              <w:jc w:val="center"/>
+            </w:pPr>
+            <m:oMath>
+              <m:sSub>
+                <m:e>
+                  <m:r>
+                    <m:rPr>
+                      <m:sty m:val="p"/>
+                    </m:rPr>
+                    <m:t>W</m:t>
+                  </m:r>
+                  <m:r>
+                    <m:rPr>
+                      <m:sty m:val="p"/>
+                    </m:rPr>
+                    <m:t>T</m:t>
+                  </m:r>
+                  <m:r>
+                    <m:rPr>
+                      <m:sty m:val="p"/>
+                    </m:rPr>
+                    <m:t>H</m:t>
+                  </m:r>
+                  <m:r>
+                    <m:rPr>
+                      <m:sty m:val="p"/>
+                    </m:rPr>
+                    <m:t>S</m:t>
+                  </m:r>
+                </m:e>
+                <m:sub>
+                  <m:r>
+                    <m:t>2</m:t>
+                  </m:r>
+                </m:sub>
+              </m:sSub>
+              <m:r>
+                <m:t>=</m:t>
+              </m:r>
+              <m:sSub>
+                <m:e>
+                  <m:r>
+                    <m:rPr>
+                      <m:sty m:val="p"/>
+                    </m:rPr>
+                    <m:t>W</m:t>
+                  </m:r>
+                  <m:r>
+                    <m:rPr>
+                      <m:sty m:val="p"/>
+                    </m:rPr>
+                    <m:t>T</m:t>
+                  </m:r>
+                  <m:r>
+                    <m:rPr>
+                      <m:sty m:val="p"/>
+                    </m:rPr>
+                    <m:t>H</m:t>
+                  </m:r>
+                </m:e>
+                <m:sub>
+                  <m:r>
+                    <m:t>2</m:t>
+                  </m:r>
+                </m:sub>
+              </m:sSub>
+              <m:r>
+                <m:t>−</m:t>
+              </m:r>
+              <m:sSub>
+                <m:e>
+                  <m:r>
+                    <m:rPr>
+                      <m:sty m:val="p"/>
+                    </m:rPr>
+                    <m:t>W</m:t>
+                  </m:r>
+                  <m:r>
+                    <m:rPr>
+                      <m:sty m:val="p"/>
+                    </m:rPr>
+                    <m:t>T</m:t>
+                  </m:r>
+                  <m:r>
+                    <m:rPr>
+                      <m:sty m:val="p"/>
+                    </m:rPr>
+                    <m:t>H</m:t>
+                  </m:r>
+                </m:e>
+                <m:sub>
+                  <m:r>
+                    <m:t>1</m:t>
+                  </m:r>
+                </m:sub>
+              </m:sSub>
+              <m:r>
+                <m:t>,</m:t>
+              </m:r>
+              <m:r>
+                <m:t>  </m:t>
+              </m:r>
+              <m:sSub>
+                <m:e>
+                  <m:r>
+                    <m:rPr>
+                      <m:sty m:val="p"/>
+                    </m:rPr>
+                    <m:t>W</m:t>
+                  </m:r>
+                  <m:r>
+                    <m:rPr>
+                      <m:sty m:val="p"/>
+                    </m:rPr>
+                    <m:t>T</m:t>
+                  </m:r>
+                  <m:r>
+                    <m:rPr>
+                      <m:sty m:val="p"/>
+                    </m:rPr>
+                    <m:t>H</m:t>
+                  </m:r>
+                  <m:r>
+                    <m:rPr>
+                      <m:sty m:val="p"/>
+                    </m:rPr>
+                    <m:t>S</m:t>
+                  </m:r>
+                </m:e>
+                <m:sub>
+                  <m:r>
+                    <m:t>i</m:t>
+                  </m:r>
+                </m:sub>
+              </m:sSub>
+              <m:r>
+                <m:t>=</m:t>
+              </m:r>
+              <m:sSub>
+                <m:e>
+                  <m:r>
+                    <m:rPr>
+                      <m:sty m:val="p"/>
+                    </m:rPr>
+                    <m:t>W</m:t>
+                  </m:r>
+                  <m:r>
+                    <m:rPr>
+                      <m:sty m:val="p"/>
+                    </m:rPr>
+                    <m:t>T</m:t>
+                  </m:r>
+                  <m:r>
+                    <m:rPr>
+                      <m:sty m:val="p"/>
+                    </m:rPr>
+                    <m:t>H</m:t>
+                  </m:r>
+                </m:e>
+                <m:sub>
+                  <m:r>
+                    <m:t>i</m:t>
+                  </m:r>
+                </m:sub>
+              </m:sSub>
+              <m:r>
+                <m:t>−</m:t>
+              </m:r>
+              <m:sSub>
+                <m:e>
+                  <m:r>
+                    <m:rPr>
+                      <m:sty m:val="p"/>
+                    </m:rPr>
+                    <m:t>W</m:t>
+                  </m:r>
+                  <m:r>
+                    <m:rPr>
+                      <m:sty m:val="p"/>
+                    </m:rPr>
+                    <m:t>T</m:t>
+                  </m:r>
+                  <m:r>
+                    <m:rPr>
+                      <m:sty m:val="p"/>
+                    </m:rPr>
+                    <m:t>H</m:t>
+                  </m:r>
+                  <m:r>
+                    <m:rPr>
+                      <m:sty m:val="p"/>
+                    </m:rPr>
+                    <m:t>S</m:t>
+                  </m:r>
+                </m:e>
+                <m:sub>
+                  <m:r>
+                    <m:t>i</m:t>
+                  </m:r>
+                  <m:r>
+                    <m:t>−</m:t>
+                  </m:r>
+                  <m:r>
+                    <m:t>2</m:t>
+                  </m:r>
+                </m:sub>
+              </m:sSub>
+              <m:r>
+                <m:t> </m:t>
+              </m:r>
+              <m:r>
+                <m:t>(</m:t>
+              </m:r>
+              <m:r>
+                <m:t>i</m:t>
+              </m:r>
+              <m:r>
+                <m:t>≥</m:t>
+              </m:r>
+              <m:r>
+                <m:t>3</m:t>
+              </m:r>
+              <m:r>
+                <m:t>)</m:t>
+              </m:r>
+            </m:oMath>
+          </w:p>
+        </w:tc>
+        <w:tc>
+          <w:tcPr>
+            <w:tcW w:w="900" w:type="dxa"/>
+            <w:vAlign w:val="center"/>
+          </w:tcPr>
+          <w:p>
+            <w:pPr>
+              <w:jc w:val="right"/>
+            </w:pPr>
+            <w:r>
+              <w:t>(5)</w:t>
+            </w:r>
+          </w:p>
+        </w:tc>
+      </w:tr>
+    </w:tbl>
+    <w:tbl>
+      <w:tblPr>
+        <w:tblW w:w="9360" w:type="dxa"/>
+        <w:tblBorders>
+          <w:top w:val="none"/>
+          <w:left w:val="none"/>
+          <w:bottom w:val="none"/>
+          <w:right w:val="none"/>
+          <w:insideH w:val="none"/>
+          <w:insideV w:val="none"/>
+        </w:tblBorders>
+      </w:tblPr>
+      <w:tblGrid>
+        <w:gridCol w:w="900"/>
+        <w:gridCol w:w="7560"/>
+        <w:gridCol w:w="900"/>
+      </w:tblGrid>
+      <w:tr>
+        <w:tc>
+          <w:tcPr>
+            <w:tcW w:w="900" w:type="dxa"/>
+            <w:vAlign w:val="center"/>
+          </w:tcPr>
+          <w:p/>
+        </w:tc>
+        <w:tc>
+          <w:tcPr>
+            <w:tcW w:w="7560" w:type="dxa"/>
+            <w:vAlign w:val="center"/>
+          </w:tcPr>
+          <w:p>
+            <w:pPr>
+              <w:jc w:val="center"/>
+            </w:pPr>
+            <m:oMath>
+              <m:sSub>
+                <m:e>
+                  <m:r>
+                    <m:rPr>
+                      <m:sty m:val="p"/>
+                    </m:rPr>
+                    <m:t>W</m:t>
+                  </m:r>
+                  <m:r>
+                    <m:rPr>
+                      <m:sty m:val="p"/>
+                    </m:rPr>
+                    <m:t>T</m:t>
+                  </m:r>
+                  <m:r>
+                    <m:rPr>
+                      <m:sty m:val="p"/>
+                    </m:rPr>
+                    <m:t>H</m:t>
+                  </m:r>
+                </m:e>
+                <m:sub>
+                  <m:r>
+                    <m:t>M</m:t>
+                  </m:r>
+                </m:sub>
+              </m:sSub>
+              <m:r>
+                <m:t>=</m:t>
+              </m:r>
+              <m:sSub>
+                <m:e>
+                  <m:r>
+                    <m:rPr>
+                      <m:nor/>
+                      <m:sty m:val="p"/>
+                    </m:rPr>
+                    <m:t>max</m:t>
+                  </m:r>
+                </m:e>
+                <m:sub>
+                  <m:r>
+                    <m:t>i</m:t>
+                  </m:r>
+                </m:sub>
+              </m:sSub>
+              <m:sSub>
+                <m:e>
+                  <m:r>
+                    <m:rPr>
+                      <m:sty m:val="p"/>
+                    </m:rPr>
+                    <m:t>W</m:t>
+                  </m:r>
+                  <m:r>
+                    <m:rPr>
+                      <m:sty m:val="p"/>
+                    </m:rPr>
+                    <m:t>T</m:t>
+                  </m:r>
+                  <m:r>
+                    <m:rPr>
+                      <m:sty m:val="p"/>
+                    </m:rPr>
+                    <m:t>H</m:t>
+                  </m:r>
+                </m:e>
+                <m:sub>
+                  <m:r>
+                    <m:t>i</m:t>
+                  </m:r>
+                </m:sub>
+              </m:sSub>
+              <m:r>
+                <m:t>,</m:t>
+              </m:r>
+              <m:r>
+                <m:t>  </m:t>
+              </m:r>
+              <m:sSub>
+                <m:e>
+                  <m:r>
+                    <m:rPr>
+                      <m:sty m:val="p"/>
+                    </m:rPr>
+                    <m:t>W</m:t>
+                  </m:r>
+                  <m:r>
+                    <m:rPr>
+                      <m:sty m:val="p"/>
+                    </m:rPr>
+                    <m:t>T</m:t>
+                  </m:r>
+                  <m:r>
+                    <m:rPr>
+                      <m:sty m:val="p"/>
+                    </m:rPr>
+                    <m:t>H</m:t>
+                  </m:r>
+                  <m:r>
+                    <m:rPr>
+                      <m:sty m:val="p"/>
+                    </m:rPr>
+                    <m:t>S</m:t>
+                  </m:r>
+                </m:e>
+                <m:sub>
+                  <m:r>
+                    <m:t>M</m:t>
+                  </m:r>
+                </m:sub>
+              </m:sSub>
+              <m:r>
+                <m:t>=</m:t>
+              </m:r>
+              <m:sSub>
+                <m:e>
+                  <m:r>
+                    <m:rPr>
+                      <m:nor/>
+                      <m:sty m:val="p"/>
+                    </m:rPr>
+                    <m:t>max</m:t>
+                  </m:r>
+                </m:e>
+                <m:sub>
+                  <m:r>
+                    <m:t>i</m:t>
+                  </m:r>
+                </m:sub>
+              </m:sSub>
+              <m:sSub>
+                <m:e>
+                  <m:r>
+                    <m:rPr>
+                      <m:sty m:val="p"/>
+                    </m:rPr>
+                    <m:t>W</m:t>
+                  </m:r>
+                  <m:r>
+                    <m:rPr>
+                      <m:sty m:val="p"/>
+                    </m:rPr>
+                    <m:t>T</m:t>
+                  </m:r>
+                  <m:r>
+                    <m:rPr>
+                      <m:sty m:val="p"/>
+                    </m:rPr>
+                    <m:t>H</m:t>
+                  </m:r>
+                  <m:r>
+                    <m:rPr>
+                      <m:sty m:val="p"/>
+                    </m:rPr>
+                    <m:t>S</m:t>
+                  </m:r>
+                </m:e>
+                <m:sub>
+                  <m:r>
+                    <m:t>i</m:t>
+                  </m:r>
+                </m:sub>
+              </m:sSub>
+            </m:oMath>
+          </w:p>
+        </w:tc>
+        <w:tc>
+          <w:tcPr>
+            <w:tcW w:w="900" w:type="dxa"/>
+            <w:vAlign w:val="center"/>
+          </w:tcPr>
+          <w:p>
+            <w:pPr>
+              <w:jc w:val="right"/>
+            </w:pPr>
+            <w:r>
+              <w:t>(6)</w:t>
+            </w:r>
+          </w:p>
+        </w:tc>
+      </w:tr>
+    </w:tbl>
+    <w:p>
+      <w:r>
+        <w:t>Reconstrucción y regla de fusión. Las imágenes VIS e IR se procesan en paralelo y sus mapas se combinan por máximo por píxel, conservando para cada fuente el detalle más saliente: WTH_M = máx(WTH_M^VIS, WTH_M^IR), e igualmente para BTH_M, WTHS_M y BTHS_M. Sobre la imagen base I_base = (I_VIS + I_IR)/2, que retiene la iluminación y la temperatura global de baja frecuencia, se suman los realces brillantes y se restan los oscuros, ponderados por un peso de contraste m, según la ecuación (7) —adaptación de la ecuación (21) del trabajo de mamografías al esquema de fusión de la ecuación (12) de Ortega y Espinoza—. El término con WTH realza las estructuras brillantes —típicamente objetos cálidos del canal IR—, el término con BTH oscurece los valles —contornos y sombras del canal visible— y el peso m gradúa la intensidad del realce: valores altos maximizan el contraste a costa de introducir artefactos, valores bajos preservan la fidelidad a las fuentes.</w:t>
+      </w:r>
+    </w:p>
+    <w:tbl>
+      <w:tblPr>
+        <w:tblW w:w="9360" w:type="dxa"/>
+        <w:tblBorders>
+          <w:top w:val="none"/>
+          <w:left w:val="none"/>
+          <w:bottom w:val="none"/>
+          <w:right w:val="none"/>
+          <w:insideH w:val="none"/>
+          <w:insideV w:val="none"/>
+        </w:tblBorders>
+      </w:tblPr>
+      <w:tblGrid>
+        <w:gridCol w:w="900"/>
+        <w:gridCol w:w="7560"/>
+        <w:gridCol w:w="900"/>
+      </w:tblGrid>
+      <w:tr>
+        <w:tc>
+          <w:tcPr>
+            <w:tcW w:w="900" w:type="dxa"/>
+            <w:vAlign w:val="center"/>
+          </w:tcPr>
+          <w:p/>
+        </w:tc>
+        <w:tc>
+          <w:tcPr>
+            <w:tcW w:w="7560" w:type="dxa"/>
+            <w:vAlign w:val="center"/>
+          </w:tcPr>
+          <w:p>
+            <w:pPr>
+              <w:jc w:val="center"/>
+            </w:pPr>
+            <m:oMath>
+              <m:r>
+                <m:t>F</m:t>
+              </m:r>
+              <m:r>
+                <m:t>=</m:t>
+              </m:r>
+              <m:sSub>
+                <m:e>
+                  <m:r>
+                    <m:t>I</m:t>
+                  </m:r>
+                </m:e>
+                <m:sub>
+                  <m:r>
+                    <m:rPr>
+                      <m:nor/>
+                      <m:sty m:val="p"/>
+                    </m:rPr>
+                    <m:t>base</m:t>
+                  </m:r>
+                </m:sub>
+              </m:sSub>
+              <m:r>
+                <m:t>+</m:t>
+              </m:r>
+              <m:r>
+                <m:t>m</m:t>
+              </m:r>
+              <m:r>
+                <m:t> </m:t>
+              </m:r>
+              <m:r>
+                <m:t>(</m:t>
+              </m:r>
+              <m:sSub>
+                <m:e>
+                  <m:r>
+                    <m:rPr>
+                      <m:sty m:val="p"/>
+                    </m:rPr>
+                    <m:t>W</m:t>
+                  </m:r>
+                  <m:r>
+                    <m:rPr>
+                      <m:sty m:val="p"/>
+                    </m:rPr>
+                    <m:t>T</m:t>
+                  </m:r>
+                  <m:r>
+                    <m:rPr>
+                      <m:sty m:val="p"/>
+                    </m:rPr>
+                    <m:t>H</m:t>
+                  </m:r>
+                </m:e>
+                <m:sub>
+                  <m:r>
+                    <m:t>M</m:t>
+                  </m:r>
+                </m:sub>
+              </m:sSub>
+              <m:r>
+                <m:t>+</m:t>
+              </m:r>
+              <m:sSub>
+                <m:e>
+                  <m:r>
+                    <m:rPr>
+                      <m:sty m:val="p"/>
+                    </m:rPr>
+                    <m:t>W</m:t>
+                  </m:r>
+                  <m:r>
+                    <m:rPr>
+                      <m:sty m:val="p"/>
+                    </m:rPr>
+                    <m:t>T</m:t>
+                  </m:r>
+                  <m:r>
+                    <m:rPr>
+                      <m:sty m:val="p"/>
+                    </m:rPr>
+                    <m:t>H</m:t>
+                  </m:r>
+                  <m:r>
+                    <m:rPr>
+                      <m:sty m:val="p"/>
+                    </m:rPr>
+                    <m:t>S</m:t>
+                  </m:r>
+                </m:e>
+                <m:sub>
+                  <m:r>
+                    <m:t>M</m:t>
+                  </m:r>
+                </m:sub>
+              </m:sSub>
+              <m:r>
+                <m:t>)</m:t>
+              </m:r>
+              <m:r>
+                <m:t>−</m:t>
+              </m:r>
+              <m:r>
+                <m:t>m</m:t>
+              </m:r>
+              <m:r>
+                <m:t> </m:t>
+              </m:r>
+              <m:r>
+                <m:t>(</m:t>
+              </m:r>
+              <m:sSub>
+                <m:e>
+                  <m:r>
+                    <m:rPr>
+                      <m:sty m:val="p"/>
+                    </m:rPr>
+                    <m:t>B</m:t>
+                  </m:r>
+                  <m:r>
+                    <m:rPr>
+                      <m:sty m:val="p"/>
+                    </m:rPr>
+                    <m:t>T</m:t>
+                  </m:r>
+                  <m:r>
+                    <m:rPr>
+                      <m:sty m:val="p"/>
+                    </m:rPr>
+                    <m:t>H</m:t>
+                  </m:r>
+                </m:e>
+                <m:sub>
+                  <m:r>
+                    <m:t>M</m:t>
+                  </m:r>
+                </m:sub>
+              </m:sSub>
+              <m:r>
+                <m:t>+</m:t>
+              </m:r>
+              <m:sSub>
+                <m:e>
+                  <m:r>
+                    <m:rPr>
+                      <m:sty m:val="p"/>
+                    </m:rPr>
+                    <m:t>B</m:t>
+                  </m:r>
+                  <m:r>
+                    <m:rPr>
+                      <m:sty m:val="p"/>
+                    </m:rPr>
+                    <m:t>T</m:t>
+                  </m:r>
+                  <m:r>
+                    <m:rPr>
+                      <m:sty m:val="p"/>
+                    </m:rPr>
+                    <m:t>H</m:t>
+                  </m:r>
+                  <m:r>
+                    <m:rPr>
+                      <m:sty m:val="p"/>
+                    </m:rPr>
+                    <m:t>S</m:t>
+                  </m:r>
+                </m:e>
+                <m:sub>
+                  <m:r>
+                    <m:t>M</m:t>
+                  </m:r>
+                </m:sub>
+              </m:sSub>
+              <m:r>
+                <m:t>)</m:t>
+              </m:r>
+              <m:r>
+                <m:t>,</m:t>
+              </m:r>
+              <m:r>
+                <m:t> </m:t>
+              </m:r>
+              <m:sSub>
+                <m:e>
+                  <m:r>
+                    <m:t>I</m:t>
+                  </m:r>
+                </m:e>
+                <m:sub>
+                  <m:r>
+                    <m:rPr>
+                      <m:nor/>
+                      <m:sty m:val="p"/>
+                    </m:rPr>
+                    <m:t>base</m:t>
+                  </m:r>
+                </m:sub>
+              </m:sSub>
+              <m:r>
+                <m:t>=</m:t>
+              </m:r>
+              <m:f>
+                <m:fPr>
+                  <m:type m:val="lin"/>
+                </m:fPr>
+                <m:num>
+                  <m:r>
+                    <m:t>1</m:t>
+                  </m:r>
+                </m:num>
+                <m:den>
+                  <m:r>
+                    <m:t>2</m:t>
+                  </m:r>
+                </m:den>
+              </m:f>
+              <m:r>
+                <m:t> </m:t>
+              </m:r>
+              <m:r>
+                <m:t>(</m:t>
+              </m:r>
+              <m:sSub>
+                <m:e>
+                  <m:r>
+                    <m:t>I</m:t>
+                  </m:r>
+                </m:e>
+                <m:sub>
+                  <m:r>
+                    <m:rPr>
+                      <m:nor/>
+                      <m:sty m:val="p"/>
+                    </m:rPr>
+                    <m:t>VIS</m:t>
+                  </m:r>
+                </m:sub>
+              </m:sSub>
+              <m:r>
+                <m:t>+</m:t>
+              </m:r>
+              <m:sSub>
+                <m:e>
+                  <m:r>
+                    <m:t>I</m:t>
+                  </m:r>
+                </m:e>
+                <m:sub>
+                  <m:r>
+                    <m:rPr>
+                      <m:nor/>
+                      <m:sty m:val="p"/>
+                    </m:rPr>
+                    <m:t>IR</m:t>
+                  </m:r>
+                </m:sub>
+              </m:sSub>
+              <m:r>
+                <m:t>)</m:t>
+              </m:r>
+            </m:oMath>
+          </w:p>
+        </w:tc>
+        <w:tc>
+          <w:tcPr>
+            <w:tcW w:w="900" w:type="dxa"/>
+            <w:vAlign w:val="center"/>
+          </w:tcPr>
+          <w:p>
+            <w:pPr>
+              <w:jc w:val="right"/>
+            </w:pPr>
+            <w:r>
+              <w:t>(7)</w:t>
+            </w:r>
+          </w:p>
+        </w:tc>
+      </w:tr>
+    </w:tbl>
+    <w:p>
+      <w:pPr>
+        <w:jc w:val="center"/>
+      </w:pPr>
+      <w:r>
+        <w:drawing>
+          <wp:inline xmlns:a="http://schemas.openxmlformats.org/drawingml/2006/main" xmlns:pic="http://schemas.openxmlformats.org/drawingml/2006/picture">
+            <wp:extent cx="5486400" cy="2593571"/>
+            <wp:docPr id="10" name="Picture 10"/>
+            <wp:cNvGraphicFramePr>
+              <a:graphicFrameLocks noChangeAspect="1"/>
+            </wp:cNvGraphicFramePr>
+            <a:graphic>
+              <a:graphicData uri="http://schemas.openxmlformats.org/drawingml/2006/picture">
+                <pic:pic>
+                  <pic:nvPicPr>
+                    <pic:cNvPr id="0" name="fig_cascada_multiescala.png"/>
+                    <pic:cNvPicPr/>
+                  </pic:nvPicPr>
+                  <pic:blipFill>
+                    <a:blip r:embed="rId23"/>
+                    <a:stretch>
+                      <a:fillRect/>
+                    </a:stretch>
+                  </pic:blipFill>
+                  <pic:spPr>
+                    <a:xfrm>
+                      <a:off x="0" y="0"/>
+                      <a:ext cx="5486400" cy="2593571"/>
+                    </a:xfrm>
+                    <a:prstGeom prst="rect"/>
+                  </pic:spPr>
+                </pic:pic>
+              </a:graphicData>
+            </a:graphic>
+          </wp:inline>
+        </w:drawing>
+      </w:r>
+    </w:p>
+    <w:p>
+      <w:pPr>
+        <w:jc w:val="left"/>
+      </w:pPr>
+      <w:r>
+        <w:rPr>
+          <w:i/>
+          <w:sz w:val="18"/>
+        </w:rPr>
+        <w:t>Figura 4. Descomposición Top-Hat multiescala en cascada y regla de fusión ponderada.</w:t>
+      </w:r>
+    </w:p>
+    <w:p/>
+    <w:p>
+      <w:r>
+        <w:t>Optimización por Enjambre de Partículas (PSO). El método tiene tres hiperparámetros —el número de escalas n, el radio base r y el peso de contraste m— cuyo ajuste manual es costoso y subjetivo. Para fijarlos automáticamente se emplea la Optimización por Enjambre de Partículas (Kennedy y Eberhart, 1995), una metaheurística poblacional inspirada en el comportamiento colectivo de las bandadas. Cada partícula es una solución candidata x = (n, r, m) que se desplaza por el espacio de búsqueda recordando su mejor posición propia (pbest) y la mejor posición de todo el enjambre (gbest). En cada iteración t la velocidad y la posición se actualizan según la ecuación (8), donde w es la inercia, c₁ y c₂ son los coeficientes cognitivo y social, y r₁, r₂ ∈ [0,1] son números aleatorios. La implementación usa 30 partículas durante 30 iteraciones, con c₁ = c₂ = 1,5 e inercia decreciente de 0,9 a 0,4 para transitar de la exploración global al refinamiento local.</w:t>
+      </w:r>
+    </w:p>
+    <w:tbl>
+      <w:tblPr>
+        <w:tblW w:w="9360" w:type="dxa"/>
+        <w:tblBorders>
+          <w:top w:val="none"/>
+          <w:left w:val="none"/>
+          <w:bottom w:val="none"/>
+          <w:right w:val="none"/>
+          <w:insideH w:val="none"/>
+          <w:insideV w:val="none"/>
+        </w:tblBorders>
+      </w:tblPr>
+      <w:tblGrid>
+        <w:gridCol w:w="900"/>
+        <w:gridCol w:w="7560"/>
+        <w:gridCol w:w="900"/>
+      </w:tblGrid>
+      <w:tr>
+        <w:tc>
+          <w:tcPr>
+            <w:tcW w:w="900" w:type="dxa"/>
+            <w:vAlign w:val="center"/>
+          </w:tcPr>
+          <w:p/>
+        </w:tc>
+        <w:tc>
+          <w:tcPr>
+            <w:tcW w:w="7560" w:type="dxa"/>
+            <w:vAlign w:val="center"/>
+          </w:tcPr>
+          <w:p>
+            <w:pPr>
+              <w:jc w:val="center"/>
+            </w:pPr>
+            <m:oMath>
+              <m:sSub>
+                <m:e>
+                  <m:r>
+                    <m:t>v</m:t>
+                  </m:r>
+                </m:e>
+                <m:sub>
+                  <m:r>
+                    <m:t>t</m:t>
+                  </m:r>
+                  <m:r>
+                    <m:t>+</m:t>
+                  </m:r>
+                  <m:r>
+                    <m:t>1</m:t>
+                  </m:r>
+                </m:sub>
+              </m:sSub>
+              <m:r>
+                <m:t>=</m:t>
+              </m:r>
+              <m:r>
+                <m:t>w</m:t>
+              </m:r>
+              <m:r>
+                <m:t> </m:t>
+              </m:r>
+              <m:sSub>
+                <m:e>
+                  <m:r>
+                    <m:t>v</m:t>
+                  </m:r>
+                </m:e>
+                <m:sub>
+                  <m:r>
+                    <m:t>t</m:t>
+                  </m:r>
+                </m:sub>
+              </m:sSub>
+              <m:r>
+                <m:t>+</m:t>
+              </m:r>
+              <m:sSub>
+                <m:e>
+                  <m:r>
+                    <m:t>c</m:t>
+                  </m:r>
+                </m:e>
+                <m:sub>
+                  <m:r>
+                    <m:t>1</m:t>
+                  </m:r>
+                </m:sub>
+              </m:sSub>
+              <m:sSub>
+                <m:e>
+                  <m:r>
+                    <m:t>r</m:t>
+                  </m:r>
+                </m:e>
+                <m:sub>
+                  <m:r>
+                    <m:t>1</m:t>
+                  </m:r>
+                </m:sub>
+              </m:sSub>
+              <m:r>
+                <m:t> </m:t>
+              </m:r>
+              <m:r>
+                <m:t>(</m:t>
+              </m:r>
+              <m:sSub>
+                <m:e>
+                  <m:r>
+                    <m:t>p</m:t>
+                  </m:r>
+                </m:e>
+                <m:sub>
+                  <m:r>
+                    <m:rPr>
+                      <m:nor/>
+                      <m:sty m:val="p"/>
+                    </m:rPr>
+                    <m:t>best</m:t>
+                  </m:r>
+                </m:sub>
+              </m:sSub>
+              <m:r>
+                <m:t>−</m:t>
+              </m:r>
+              <m:sSub>
+                <m:e>
+                  <m:r>
+                    <m:t>x</m:t>
+                  </m:r>
+                </m:e>
+                <m:sub>
+                  <m:r>
+                    <m:t>t</m:t>
+                  </m:r>
+                </m:sub>
+              </m:sSub>
+              <m:r>
+                <m:t>)</m:t>
+              </m:r>
+              <m:r>
+                <m:t>+</m:t>
+              </m:r>
+              <m:sSub>
+                <m:e>
+                  <m:r>
+                    <m:t>c</m:t>
+                  </m:r>
+                </m:e>
+                <m:sub>
+                  <m:r>
+                    <m:t>2</m:t>
+                  </m:r>
+                </m:sub>
+              </m:sSub>
+              <m:sSub>
+                <m:e>
+                  <m:r>
+                    <m:t>r</m:t>
+                  </m:r>
+                </m:e>
+                <m:sub>
+                  <m:r>
+                    <m:t>2</m:t>
+                  </m:r>
+                </m:sub>
+              </m:sSub>
+              <m:r>
+                <m:t> </m:t>
+              </m:r>
+              <m:r>
+                <m:t>(</m:t>
+              </m:r>
+              <m:sSub>
+                <m:e>
+                  <m:r>
+                    <m:t>g</m:t>
+                  </m:r>
+                </m:e>
+                <m:sub>
+                  <m:r>
+                    <m:rPr>
+                      <m:nor/>
+                      <m:sty m:val="p"/>
+                    </m:rPr>
+                    <m:t>best</m:t>
+                  </m:r>
+                </m:sub>
+              </m:sSub>
+              <m:r>
+                <m:t>−</m:t>
+              </m:r>
+              <m:sSub>
+                <m:e>
+                  <m:r>
+                    <m:t>x</m:t>
+                  </m:r>
+                </m:e>
+                <m:sub>
+                  <m:r>
+                    <m:t>t</m:t>
+                  </m:r>
+                </m:sub>
+              </m:sSub>
+              <m:r>
+                <m:t>)</m:t>
+              </m:r>
+              <m:r>
+                <m:t>,</m:t>
+              </m:r>
+              <m:r>
+                <m:t>  </m:t>
+              </m:r>
+              <m:sSub>
+                <m:e>
+                  <m:r>
+                    <m:t>x</m:t>
+                  </m:r>
+                </m:e>
+                <m:sub>
+                  <m:r>
+                    <m:t>t</m:t>
+                  </m:r>
+                  <m:r>
+                    <m:t>+</m:t>
+                  </m:r>
+                  <m:r>
+                    <m:t>1</m:t>
+                  </m:r>
+                </m:sub>
+              </m:sSub>
+              <m:r>
+                <m:t>=</m:t>
+              </m:r>
+              <m:sSub>
+                <m:e>
+                  <m:r>
+                    <m:t>x</m:t>
+                  </m:r>
+                </m:e>
+                <m:sub>
+                  <m:r>
+                    <m:t>t</m:t>
+                  </m:r>
+                </m:sub>
+              </m:sSub>
+              <m:r>
+                <m:t>+</m:t>
+              </m:r>
+              <m:sSub>
+                <m:e>
+                  <m:r>
+                    <m:t>v</m:t>
+                  </m:r>
+                </m:e>
+                <m:sub>
+                  <m:r>
+                    <m:t>t</m:t>
+                  </m:r>
+                  <m:r>
+                    <m:t>+</m:t>
+                  </m:r>
+                  <m:r>
+                    <m:t>1</m:t>
+                  </m:r>
+                </m:sub>
+              </m:sSub>
+            </m:oMath>
+          </w:p>
+        </w:tc>
+        <w:tc>
+          <w:tcPr>
+            <w:tcW w:w="900" w:type="dxa"/>
+            <w:vAlign w:val="center"/>
+          </w:tcPr>
+          <w:p>
+            <w:pPr>
+              <w:jc w:val="right"/>
+            </w:pPr>
+            <w:r>
+              <w:t>(8)</w:t>
+            </w:r>
+          </w:p>
+        </w:tc>
+      </w:tr>
+    </w:tbl>
+    <w:p>
+      <w:pPr>
+        <w:jc w:val="center"/>
+      </w:pPr>
+      <w:r>
+        <w:drawing>
+          <wp:inline xmlns:a="http://schemas.openxmlformats.org/drawingml/2006/main" xmlns:pic="http://schemas.openxmlformats.org/drawingml/2006/picture">
+            <wp:extent cx="4572000" cy="2658140"/>
+            <wp:docPr id="11" name="Picture 11"/>
+            <wp:cNvGraphicFramePr>
+              <a:graphicFrameLocks noChangeAspect="1"/>
+            </wp:cNvGraphicFramePr>
+            <a:graphic>
+              <a:graphicData uri="http://schemas.openxmlformats.org/drawingml/2006/picture">
+                <pic:pic>
+                  <pic:nvPicPr>
+                    <pic:cNvPr id="0" name="fig_pso_diagrama.png"/>
+                    <pic:cNvPicPr/>
+                  </pic:nvPicPr>
+                  <pic:blipFill>
+                    <a:blip r:embed="rId24"/>
+                    <a:stretch>
+                      <a:fillRect/>
+                    </a:stretch>
+                  </pic:blipFill>
+                  <pic:spPr>
+                    <a:xfrm>
+                      <a:off x="0" y="0"/>
+                      <a:ext cx="4572000" cy="2658140"/>
+                    </a:xfrm>
+                    <a:prstGeom prst="rect"/>
+                  </pic:spPr>
+                </pic:pic>
+              </a:graphicData>
+            </a:graphic>
+          </wp:inline>
+        </w:drawing>
+      </w:r>
+    </w:p>
+    <w:p>
+      <w:pPr>
+        <w:jc w:val="left"/>
+      </w:pPr>
+      <w:r>
+        <w:rPr>
+          <w:i/>
+          <w:sz w:val="18"/>
+        </w:rPr>
+        <w:t>Figura 5. Optimización por enjambre de partículas (PSO) del vector de hiperparámetros (n, r, m).</w:t>
+      </w:r>
+    </w:p>
+    <w:p/>
+    <w:p>
+      <w:r>
+        <w:t>Función de aptitud orientada a la fusión. A diferencia de la formulación original de Ortega y Espinoza —que maximiza F = SSIM + E + PSNR y, al premiar el realce conservador, conduce a óptimos triviales en este problema—, aquí el PSO maximiza una aptitud orientada explícitamente a la calidad de fusión, definida en la ecuación (9), que recompensa la similitud estructural, la preservación de bordes y la correlación de las diferencias, y penaliza los artefactos. El enjambre convergió de forma estable al óptimo n = 6 escalas, r ≈ 2,89 y m = 0,10, configuración con la que se evalúa el método en el capítulo de resultados.</w:t>
+      </w:r>
+    </w:p>
+    <w:p>
+      <w:pPr>
+        <w:jc w:val="left"/>
+      </w:pPr>
+      <w:r>
+        <w:rPr>
+          <w:i/>
+          <w:sz w:val="18"/>
+        </w:rPr>
+        <w:t>Tabla 2. Configuración del método óptimo multiescala y del PSO.</w:t>
+      </w:r>
+    </w:p>
+    <w:tbl>
+      <w:tblPr>
+        <w:tblW w:type="dxa" w:w="9360"/>
+        <w:tblLayout w:type="fixed"/>
+        <w:tblLook w:firstColumn="1" w:firstRow="1" w:lastColumn="0" w:lastRow="0" w:noHBand="0" w:noVBand="1" w:val="04A0"/>
+        <w:tblW/>
+        <w:tblBorders>
+          <w:top w:val="single" w:sz="4" w:space="0" w:color="B0B8C0"/>
+          <w:left w:val="single" w:sz="4" w:space="0" w:color="B0B8C0"/>
+          <w:bottom w:val="single" w:sz="4" w:space="0" w:color="B0B8C0"/>
+          <w:right w:val="single" w:sz="4" w:space="0" w:color="B0B8C0"/>
+          <w:insideH w:val="single" w:sz="4" w:space="0" w:color="B0B8C0"/>
+          <w:insideV w:val="single" w:sz="4" w:space="0" w:color="B0B8C0"/>
+        </w:tblBorders>
+      </w:tblPr>
+      <w:tblGrid>
+        <w:gridCol w:w="4550"/>
+        <w:gridCol w:w="4550"/>
+      </w:tblGrid>
+      <w:tr>
+        <w:tc>
+          <w:tcPr>
+            <w:tcW w:type="dxa" w:w="4550"/>
+            <w:tcW w:w="4000" w:type="dxa"/>
+            <w:shd w:val="clear" w:fill="1F3B57"/>
+            <w:tcMar>
+              <w:top w:w="40" w:type="dxa"/>
+              <w:bottom w:w="40" w:type="dxa"/>
+              <w:left w:w="90" w:type="dxa"/>
+              <w:right w:w="90" w:type="dxa"/>
+            </w:tcMar>
+          </w:tcPr>
+          <w:p>
+            <w:r/>
+            <w:r>
+              <w:rPr>
+                <w:b/>
+                <w:color w:val="FFFFFF"/>
+                <w:sz w:val="19"/>
+              </w:rPr>
+              <w:t>Parámetro</w:t>
+            </w:r>
+          </w:p>
+        </w:tc>
+        <w:tc>
+          <w:tcPr>
+            <w:tcW w:type="dxa" w:w="4550"/>
+            <w:tcW w:w="5360" w:type="dxa"/>
+            <w:shd w:val="clear" w:fill="1F3B57"/>
+            <w:tcMar>
+              <w:top w:w="40" w:type="dxa"/>
+              <w:bottom w:w="40" w:type="dxa"/>
+              <w:left w:w="90" w:type="dxa"/>
+              <w:right w:w="90" w:type="dxa"/>
+            </w:tcMar>
+          </w:tcPr>
+          <w:p>
+            <w:r/>
+            <w:r>
+              <w:rPr>
+                <w:b/>
+                <w:color w:val="FFFFFF"/>
+                <w:sz w:val="19"/>
+              </w:rPr>
+              <w:t>Valor</w:t>
+            </w:r>
+          </w:p>
+        </w:tc>
+      </w:tr>
+      <w:tr>
+        <w:tc>
+          <w:tcPr>
+            <w:tcW w:type="dxa" w:w="4550"/>
+            <w:tcW w:w="4000" w:type="dxa"/>
+            <w:tcMar>
+              <w:top w:w="40" w:type="dxa"/>
+              <w:bottom w:w="40" w:type="dxa"/>
+              <w:left w:w="90" w:type="dxa"/>
+              <w:right w:w="90" w:type="dxa"/>
+            </w:tcMar>
+          </w:tcPr>
+          <w:p>
+            <w:r/>
+            <w:r>
+              <w:rPr>
+                <w:sz w:val="19"/>
+              </w:rPr>
+              <w:t>Elementos estructurantes por escala</w:t>
+            </w:r>
+          </w:p>
+        </w:tc>
+        <w:tc>
+          <w:tcPr>
+            <w:tcW w:type="dxa" w:w="4550"/>
+            <w:tcW w:w="5360" w:type="dxa"/>
+            <w:tcMar>
+              <w:top w:w="40" w:type="dxa"/>
+              <w:bottom w:w="40" w:type="dxa"/>
+              <w:left w:w="90" w:type="dxa"/>
+              <w:right w:w="90" w:type="dxa"/>
+            </w:tcMar>
+          </w:tcPr>
+          <w:p>
+            <w:r/>
+            <w:r>
+              <w:rPr>
+                <w:sz w:val="19"/>
+              </w:rPr>
+              <w:t>5: un disco + cuatro líneas (0°, 45°, 90°, 135°)</w:t>
+            </w:r>
+          </w:p>
+        </w:tc>
+      </w:tr>
+      <w:tr>
+        <w:tc>
+          <w:tcPr>
+            <w:tcW w:type="dxa" w:w="4550"/>
+            <w:tcW w:w="4000" w:type="dxa"/>
+            <w:tcMar>
+              <w:top w:w="40" w:type="dxa"/>
+              <w:bottom w:w="40" w:type="dxa"/>
+              <w:left w:w="90" w:type="dxa"/>
+              <w:right w:w="90" w:type="dxa"/>
+            </w:tcMar>
+          </w:tcPr>
+          <w:p>
+            <w:r/>
+            <w:r>
+              <w:rPr>
+                <w:sz w:val="19"/>
+              </w:rPr>
+              <w:t>Combinación de las cinco respuestas</w:t>
+            </w:r>
+          </w:p>
+        </w:tc>
+        <w:tc>
+          <w:tcPr>
+            <w:tcW w:type="dxa" w:w="4550"/>
+            <w:tcW w:w="5360" w:type="dxa"/>
+            <w:tcMar>
+              <w:top w:w="40" w:type="dxa"/>
+              <w:bottom w:w="40" w:type="dxa"/>
+              <w:left w:w="90" w:type="dxa"/>
+              <w:right w:w="90" w:type="dxa"/>
+            </w:tcMar>
+          </w:tcPr>
+          <w:p>
+            <w:r/>
+            <w:r>
+              <w:rPr>
+                <w:sz w:val="19"/>
+              </w:rPr>
+              <w:t>Máximo por píxel (ec. 4)</w:t>
+            </w:r>
+          </w:p>
+        </w:tc>
+      </w:tr>
+      <w:tr>
+        <w:tc>
+          <w:tcPr>
+            <w:tcW w:type="dxa" w:w="4550"/>
+            <w:tcW w:w="4000" w:type="dxa"/>
+            <w:tcMar>
+              <w:top w:w="40" w:type="dxa"/>
+              <w:bottom w:w="40" w:type="dxa"/>
+              <w:left w:w="90" w:type="dxa"/>
+              <w:right w:w="90" w:type="dxa"/>
+            </w:tcMar>
+          </w:tcPr>
+          <w:p>
+            <w:r/>
+            <w:r>
+              <w:rPr>
+                <w:sz w:val="19"/>
+              </w:rPr>
+              <w:t>Escalas (radios)</w:t>
+            </w:r>
+          </w:p>
+        </w:tc>
+        <w:tc>
+          <w:tcPr>
+            <w:tcW w:type="dxa" w:w="4550"/>
+            <w:tcW w:w="5360" w:type="dxa"/>
+            <w:tcMar>
+              <w:top w:w="40" w:type="dxa"/>
+              <w:bottom w:w="40" w:type="dxa"/>
+              <w:left w:w="90" w:type="dxa"/>
+              <w:right w:w="90" w:type="dxa"/>
+            </w:tcMar>
+          </w:tcPr>
+          <w:p>
+            <w:r/>
+            <w:r>
+              <w:rPr>
+                <w:sz w:val="19"/>
+              </w:rPr>
+              <w:t>rᵢ = r·i,  i = 1…n</w:t>
+            </w:r>
+          </w:p>
+        </w:tc>
+      </w:tr>
+      <w:tr>
+        <w:tc>
+          <w:tcPr>
+            <w:tcW w:type="dxa" w:w="4550"/>
+            <w:tcW w:w="4000" w:type="dxa"/>
+            <w:tcMar>
+              <w:top w:w="40" w:type="dxa"/>
+              <w:bottom w:w="40" w:type="dxa"/>
+              <w:left w:w="90" w:type="dxa"/>
+              <w:right w:w="90" w:type="dxa"/>
+            </w:tcMar>
+          </w:tcPr>
+          <w:p>
+            <w:r/>
+            <w:r>
+              <w:rPr>
+                <w:sz w:val="19"/>
+              </w:rPr>
+              <w:t>Regla de fusión entre fuentes</w:t>
+            </w:r>
+          </w:p>
+        </w:tc>
+        <w:tc>
+          <w:tcPr>
+            <w:tcW w:type="dxa" w:w="4550"/>
+            <w:tcW w:w="5360" w:type="dxa"/>
+            <w:tcMar>
+              <w:top w:w="40" w:type="dxa"/>
+              <w:bottom w:w="40" w:type="dxa"/>
+              <w:left w:w="90" w:type="dxa"/>
+              <w:right w:w="90" w:type="dxa"/>
+            </w:tcMar>
+          </w:tcPr>
+          <w:p>
+            <w:r/>
+            <w:r>
+              <w:rPr>
+                <w:sz w:val="19"/>
+              </w:rPr>
+              <w:t>Máximo por píxel (WTH y BTH)</w:t>
+            </w:r>
+          </w:p>
+        </w:tc>
+      </w:tr>
+      <w:tr>
+        <w:tc>
+          <w:tcPr>
+            <w:tcW w:type="dxa" w:w="4550"/>
+            <w:tcW w:w="4000" w:type="dxa"/>
+            <w:tcMar>
+              <w:top w:w="40" w:type="dxa"/>
+              <w:bottom w:w="40" w:type="dxa"/>
+              <w:left w:w="90" w:type="dxa"/>
+              <w:right w:w="90" w:type="dxa"/>
+            </w:tcMar>
+          </w:tcPr>
+          <w:p>
+            <w:r/>
+            <w:r>
+              <w:rPr>
+                <w:sz w:val="19"/>
+              </w:rPr>
+              <w:t>Función de aptitud</w:t>
+            </w:r>
+          </w:p>
+        </w:tc>
+        <w:tc>
+          <w:tcPr>
+            <w:tcW w:type="dxa" w:w="4550"/>
+            <w:tcW w:w="5360" w:type="dxa"/>
+            <w:tcMar>
+              <w:top w:w="40" w:type="dxa"/>
+              <w:bottom w:w="40" w:type="dxa"/>
+              <w:left w:w="90" w:type="dxa"/>
+              <w:right w:w="90" w:type="dxa"/>
+            </w:tcMar>
+          </w:tcPr>
+          <w:p>
+            <w:r/>
+            <w:r>
+              <w:rPr>
+                <w:sz w:val="19"/>
+              </w:rPr>
+              <w:t>F = SSIM + Qabf + 0,5·SCD − Nabf</w:t>
+            </w:r>
+          </w:p>
+        </w:tc>
+      </w:tr>
+      <w:tr>
+        <w:tc>
+          <w:tcPr>
+            <w:tcW w:type="dxa" w:w="4550"/>
+            <w:tcW w:w="4000" w:type="dxa"/>
+            <w:tcMar>
+              <w:top w:w="40" w:type="dxa"/>
+              <w:bottom w:w="40" w:type="dxa"/>
+              <w:left w:w="90" w:type="dxa"/>
+              <w:right w:w="90" w:type="dxa"/>
+            </w:tcMar>
+          </w:tcPr>
+          <w:p>
+            <w:r/>
+            <w:r>
+              <w:rPr>
+                <w:sz w:val="19"/>
+              </w:rPr>
+              <w:t>Partículas del enjambre</w:t>
+            </w:r>
+          </w:p>
+        </w:tc>
+        <w:tc>
+          <w:tcPr>
+            <w:tcW w:type="dxa" w:w="4550"/>
+            <w:tcW w:w="5360" w:type="dxa"/>
+            <w:tcMar>
+              <w:top w:w="40" w:type="dxa"/>
+              <w:bottom w:w="40" w:type="dxa"/>
+              <w:left w:w="90" w:type="dxa"/>
+              <w:right w:w="90" w:type="dxa"/>
+            </w:tcMar>
+          </w:tcPr>
+          <w:p>
+            <w:r/>
+            <w:r>
+              <w:rPr>
+                <w:sz w:val="19"/>
+              </w:rPr>
+              <w:t>30</w:t>
+            </w:r>
+          </w:p>
+        </w:tc>
+      </w:tr>
+      <w:tr>
+        <w:tc>
+          <w:tcPr>
+            <w:tcW w:type="dxa" w:w="4550"/>
+            <w:tcW w:w="4000" w:type="dxa"/>
+            <w:tcMar>
+              <w:top w:w="40" w:type="dxa"/>
+              <w:bottom w:w="40" w:type="dxa"/>
+              <w:left w:w="90" w:type="dxa"/>
+              <w:right w:w="90" w:type="dxa"/>
+            </w:tcMar>
+          </w:tcPr>
+          <w:p>
+            <w:r/>
+            <w:r>
+              <w:rPr>
+                <w:sz w:val="19"/>
+              </w:rPr>
+              <w:t>Iteraciones</w:t>
+            </w:r>
+          </w:p>
+        </w:tc>
+        <w:tc>
+          <w:tcPr>
+            <w:tcW w:type="dxa" w:w="4550"/>
+            <w:tcW w:w="5360" w:type="dxa"/>
+            <w:tcMar>
+              <w:top w:w="40" w:type="dxa"/>
+              <w:bottom w:w="40" w:type="dxa"/>
+              <w:left w:w="90" w:type="dxa"/>
+              <w:right w:w="90" w:type="dxa"/>
+            </w:tcMar>
+          </w:tcPr>
+          <w:p>
+            <w:r/>
+            <w:r>
+              <w:rPr>
+                <w:sz w:val="19"/>
+              </w:rPr>
+              <w:t>30</w:t>
+            </w:r>
+          </w:p>
+        </w:tc>
+      </w:tr>
+      <w:tr>
+        <w:tc>
+          <w:tcPr>
+            <w:tcW w:type="dxa" w:w="4550"/>
+            <w:tcW w:w="4000" w:type="dxa"/>
+            <w:tcMar>
+              <w:top w:w="40" w:type="dxa"/>
+              <w:bottom w:w="40" w:type="dxa"/>
+              <w:left w:w="90" w:type="dxa"/>
+              <w:right w:w="90" w:type="dxa"/>
+            </w:tcMar>
+          </w:tcPr>
+          <w:p>
+            <w:r/>
+            <w:r>
+              <w:rPr>
+                <w:sz w:val="19"/>
+              </w:rPr>
+              <w:t>Inercia w</w:t>
+            </w:r>
+          </w:p>
+        </w:tc>
+        <w:tc>
+          <w:tcPr>
+            <w:tcW w:type="dxa" w:w="4550"/>
+            <w:tcW w:w="5360" w:type="dxa"/>
+            <w:tcMar>
+              <w:top w:w="40" w:type="dxa"/>
+              <w:bottom w:w="40" w:type="dxa"/>
+              <w:left w:w="90" w:type="dxa"/>
+              <w:right w:w="90" w:type="dxa"/>
+            </w:tcMar>
+          </w:tcPr>
+          <w:p>
+            <w:r/>
+            <w:r>
+              <w:rPr>
+                <w:sz w:val="19"/>
+              </w:rPr>
+              <w:t>0,9 → 0,4 (decreciente)</w:t>
+            </w:r>
+          </w:p>
+        </w:tc>
+      </w:tr>
+      <w:tr>
+        <w:tc>
+          <w:tcPr>
+            <w:tcW w:type="dxa" w:w="4550"/>
+            <w:tcW w:w="4000" w:type="dxa"/>
+            <w:tcMar>
+              <w:top w:w="40" w:type="dxa"/>
+              <w:bottom w:w="40" w:type="dxa"/>
+              <w:left w:w="90" w:type="dxa"/>
+              <w:right w:w="90" w:type="dxa"/>
+            </w:tcMar>
+          </w:tcPr>
+          <w:p>
+            <w:r/>
+            <w:r>
+              <w:rPr>
+                <w:sz w:val="19"/>
+              </w:rPr>
+              <w:t>Coeficientes c₁, c₂</w:t>
+            </w:r>
+          </w:p>
+        </w:tc>
+        <w:tc>
+          <w:tcPr>
+            <w:tcW w:type="dxa" w:w="4550"/>
+            <w:tcW w:w="5360" w:type="dxa"/>
+            <w:tcMar>
+              <w:top w:w="40" w:type="dxa"/>
+              <w:bottom w:w="40" w:type="dxa"/>
+              <w:left w:w="90" w:type="dxa"/>
+              <w:right w:w="90" w:type="dxa"/>
+            </w:tcMar>
+          </w:tcPr>
+          <w:p>
+            <w:r/>
+            <w:r>
+              <w:rPr>
+                <w:sz w:val="19"/>
+              </w:rPr>
+              <w:t>1,5 ; 1,5</w:t>
+            </w:r>
+          </w:p>
+        </w:tc>
+      </w:tr>
+      <w:tr>
+        <w:tc>
+          <w:tcPr>
+            <w:tcW w:type="dxa" w:w="4550"/>
+            <w:tcW w:w="4000" w:type="dxa"/>
+            <w:tcMar>
+              <w:top w:w="40" w:type="dxa"/>
+              <w:bottom w:w="40" w:type="dxa"/>
+              <w:left w:w="90" w:type="dxa"/>
+              <w:right w:w="90" w:type="dxa"/>
+            </w:tcMar>
+          </w:tcPr>
+          <w:p>
+            <w:r/>
+            <w:r>
+              <w:rPr>
+                <w:sz w:val="19"/>
+              </w:rPr>
+              <w:t>Rangos de búsqueda</w:t>
+            </w:r>
+          </w:p>
+        </w:tc>
+        <w:tc>
+          <w:tcPr>
+            <w:tcW w:type="dxa" w:w="4550"/>
+            <w:tcW w:w="5360" w:type="dxa"/>
+            <w:tcMar>
+              <w:top w:w="40" w:type="dxa"/>
+              <w:bottom w:w="40" w:type="dxa"/>
+              <w:left w:w="90" w:type="dxa"/>
+              <w:right w:w="90" w:type="dxa"/>
+            </w:tcMar>
+          </w:tcPr>
+          <w:p>
+            <w:r/>
+            <w:r>
+              <w:rPr>
+                <w:sz w:val="19"/>
+              </w:rPr>
+              <w:t>n ∈ [2, 6];  r ∈ [0,5, 3,0];  m ∈ [0,1, 1,5]</w:t>
+            </w:r>
+          </w:p>
+        </w:tc>
+      </w:tr>
+      <w:tr>
+        <w:tc>
+          <w:tcPr>
+            <w:tcW w:type="dxa" w:w="4550"/>
+            <w:tcW w:w="4000" w:type="dxa"/>
+            <w:tcMar>
+              <w:top w:w="40" w:type="dxa"/>
+              <w:bottom w:w="40" w:type="dxa"/>
+              <w:left w:w="90" w:type="dxa"/>
+              <w:right w:w="90" w:type="dxa"/>
+            </w:tcMar>
+          </w:tcPr>
+          <w:p>
+            <w:r/>
+            <w:r>
+              <w:rPr>
+                <w:sz w:val="19"/>
+              </w:rPr>
+              <w:t>Óptimo hallado</w:t>
+            </w:r>
+          </w:p>
+        </w:tc>
+        <w:tc>
+          <w:tcPr>
+            <w:tcW w:type="dxa" w:w="4550"/>
+            <w:tcW w:w="5360" w:type="dxa"/>
+            <w:tcMar>
+              <w:top w:w="40" w:type="dxa"/>
+              <w:bottom w:w="40" w:type="dxa"/>
+              <w:left w:w="90" w:type="dxa"/>
+              <w:right w:w="90" w:type="dxa"/>
+            </w:tcMar>
+          </w:tcPr>
+          <w:p>
+            <w:r/>
+            <w:r>
+              <w:rPr>
+                <w:sz w:val="19"/>
+              </w:rPr>
+              <w:t>n = 6;  r ≈ 2,89;  m = 0,10</w:t>
+            </w:r>
+          </w:p>
+        </w:tc>
+      </w:tr>
+    </w:tbl>
+    <w:p/>
+    <w:tbl>
+      <w:tblPr>
+        <w:tblW w:w="9360" w:type="dxa"/>
+        <w:tblBorders>
+          <w:top w:val="none"/>
+          <w:left w:val="none"/>
+          <w:bottom w:val="none"/>
+          <w:right w:val="none"/>
+          <w:insideH w:val="none"/>
+          <w:insideV w:val="none"/>
+        </w:tblBorders>
+      </w:tblPr>
+      <w:tblGrid>
+        <w:gridCol w:w="900"/>
+        <w:gridCol w:w="7560"/>
+        <w:gridCol w:w="900"/>
+      </w:tblGrid>
+      <w:tr>
+        <w:tc>
+          <w:tcPr>
+            <w:tcW w:w="900" w:type="dxa"/>
+            <w:vAlign w:val="center"/>
+          </w:tcPr>
+          <w:p/>
+        </w:tc>
+        <w:tc>
+          <w:tcPr>
+            <w:tcW w:w="7560" w:type="dxa"/>
+            <w:vAlign w:val="center"/>
+          </w:tcPr>
+          <w:p>
+            <w:pPr>
+              <w:jc w:val="center"/>
+            </w:pPr>
+            <m:oMath>
+              <m:r>
+                <m:t>F</m:t>
+              </m:r>
+              <m:r>
+                <m:t>=</m:t>
+              </m:r>
+              <m:r>
+                <m:rPr>
+                  <m:sty m:val="p"/>
+                </m:rPr>
+                <m:t>S</m:t>
+              </m:r>
+              <m:r>
+                <m:rPr>
+                  <m:sty m:val="p"/>
+                </m:rPr>
+                <m:t>S</m:t>
+              </m:r>
+              <m:r>
+                <m:rPr>
+                  <m:sty m:val="p"/>
+                </m:rPr>
+                <m:t>I</m:t>
+              </m:r>
+              <m:r>
+                <m:rPr>
+                  <m:sty m:val="p"/>
+                </m:rPr>
+                <m:t>M</m:t>
+              </m:r>
+              <m:r>
+                <m:t>+</m:t>
+              </m:r>
+              <m:sSup>
+                <m:e>
+                  <m:r>
+                    <m:t>Q</m:t>
+                  </m:r>
+                </m:e>
+                <m:sup>
+                  <m:r>
+                    <m:t>a</m:t>
+                  </m:r>
+                  <m:r>
+                    <m:t>b</m:t>
+                  </m:r>
+                  <m:r>
+                    <m:t>/</m:t>
+                  </m:r>
+                  <m:r>
+                    <m:t>f</m:t>
+                  </m:r>
+                </m:sup>
+              </m:sSup>
+              <m:r>
+                <m:t>+</m:t>
+              </m:r>
+              <m:r>
+                <m:t>0.5</m:t>
+              </m:r>
+              <m:r>
+                <m:t> </m:t>
+              </m:r>
+              <m:r>
+                <m:rPr>
+                  <m:sty m:val="p"/>
+                </m:rPr>
+                <m:t>S</m:t>
+              </m:r>
+              <m:r>
+                <m:rPr>
+                  <m:sty m:val="p"/>
+                </m:rPr>
+                <m:t>C</m:t>
+              </m:r>
+              <m:r>
+                <m:rPr>
+                  <m:sty m:val="p"/>
+                </m:rPr>
+                <m:t>D</m:t>
+              </m:r>
+              <m:r>
+                <m:t>−</m:t>
+              </m:r>
+              <m:sSup>
+                <m:e>
+                  <m:r>
+                    <m:t>N</m:t>
+                  </m:r>
+                </m:e>
+                <m:sup>
+                  <m:r>
+                    <m:t>a</m:t>
+                  </m:r>
+                  <m:r>
+                    <m:t>b</m:t>
+                  </m:r>
+                  <m:r>
+                    <m:t>/</m:t>
+                  </m:r>
+                  <m:r>
+                    <m:t>f</m:t>
+                  </m:r>
+                </m:sup>
+              </m:sSup>
+            </m:oMath>
+          </w:p>
+        </w:tc>
+        <w:tc>
+          <w:tcPr>
+            <w:tcW w:w="900" w:type="dxa"/>
+            <w:vAlign w:val="center"/>
+          </w:tcPr>
+          <w:p>
+            <w:pPr>
+              <w:jc w:val="right"/>
+            </w:pPr>
+            <w:r>
+              <w:t>(9)</w:t>
+            </w:r>
+          </w:p>
+        </w:tc>
+      </w:tr>
+    </w:tbl>
     <w:p>
       <w:pPr>
         <w:pStyle w:val="Heading3"/>
@@ -2974,61 +6584,307 @@
     </w:p>
     <w:p>
       <w:pPr>
-        <w:pStyle w:val="ListParagraph"/>
-        <w:numPr>
-          <w:ilvl w:val="0"/>
-          <w:numId w:val="3"/>
-        </w:numPr>
-        <w:spacing w:after="100" w:line="320"/>
-        <w:jc w:val="both"/>
-      </w:pPr>
-      <w:r>
-        <w:rPr>
-          <w:rFonts w:ascii="Arial" w:cs="Arial" w:eastAsia="Arial" w:hAnsi="Arial"/>
-          <w:sz w:val="24"/>
-          <w:szCs w:val="24"/>
-        </w:rPr>
-        <w:t xml:space="preserve">Promedio simple. Combinación lineal F = 0,5 · I_VIS + 0,5 · I_IR. Constituye la cota inferior de complejidad y desempeño esperable.</w:t>
-      </w:r>
-    </w:p>
-    <w:p>
-      <w:pPr>
-        <w:pStyle w:val="ListParagraph"/>
-        <w:numPr>
-          <w:ilvl w:val="0"/>
-          <w:numId w:val="3"/>
-        </w:numPr>
-        <w:spacing w:after="100" w:line="320"/>
-        <w:jc w:val="both"/>
-      </w:pPr>
-      <w:r>
-        <w:rPr>
-          <w:rFonts w:ascii="Arial" w:cs="Arial" w:eastAsia="Arial" w:hAnsi="Arial"/>
-          <w:sz w:val="24"/>
-          <w:szCs w:val="24"/>
-        </w:rPr>
-        <w:t xml:space="preserve">Pirámide de Laplace. Descomposición Gaussiana–Laplaciana de Burt y Adelson (1983) con cuatro niveles, regla de fusión por máxima actividad local en cada banda y reconstrucción por expansión inversa. Es el baseline canónico en la literatura clásica de fusión.</w:t>
-      </w:r>
-    </w:p>
-    <w:p>
-      <w:pPr>
-        <w:pStyle w:val="ListParagraph"/>
-        <w:numPr>
-          <w:ilvl w:val="0"/>
-          <w:numId w:val="3"/>
-        </w:numPr>
-        <w:spacing w:after="100" w:line="320"/>
-        <w:jc w:val="both"/>
-      </w:pPr>
-      <w:r>
-        <w:rPr>
-          <w:rFonts w:ascii="Arial" w:cs="Arial" w:eastAsia="Arial" w:hAnsi="Arial"/>
-          <w:sz w:val="24"/>
-          <w:szCs w:val="24"/>
-        </w:rPr>
-        <w:t xml:space="preserve">Curvelet (vía wavelet 2D). Descomposición discreta en subbandas direccionales mediante PyWavelets con familia Daubechies (db4) y tres niveles. Aproxima el comportamiento multiorientado de las curvelets de Candès et al. (2006), regla de máxima magnitud en subbandas de detalle, promedio en aproximación.</w:t>
-      </w:r>
-    </w:p>
+        <w:jc w:val="left"/>
+      </w:pPr>
+      <w:r>
+        <w:rPr>
+          <w:i/>
+          <w:sz w:val="18"/>
+        </w:rPr>
+        <w:t>Tabla 3a. Algoritmos de referencia utilizados como línea base.</w:t>
+      </w:r>
+    </w:p>
+    <w:tbl>
+      <w:tblPr>
+        <w:tblW w:type="dxa" w:w="9360"/>
+        <w:tblLayout w:type="fixed"/>
+        <w:tblLook w:firstColumn="1" w:firstRow="1" w:lastColumn="0" w:lastRow="0" w:noHBand="0" w:noVBand="1" w:val="04A0"/>
+        <w:tblW/>
+        <w:tblBorders>
+          <w:top w:val="single" w:sz="4" w:space="0" w:color="B0B8C0"/>
+          <w:left w:val="single" w:sz="4" w:space="0" w:color="B0B8C0"/>
+          <w:bottom w:val="single" w:sz="4" w:space="0" w:color="B0B8C0"/>
+          <w:right w:val="single" w:sz="4" w:space="0" w:color="B0B8C0"/>
+          <w:insideH w:val="single" w:sz="4" w:space="0" w:color="B0B8C0"/>
+          <w:insideV w:val="single" w:sz="4" w:space="0" w:color="B0B8C0"/>
+        </w:tblBorders>
+      </w:tblPr>
+      <w:tblGrid>
+        <w:gridCol w:w="3033"/>
+        <w:gridCol w:w="3033"/>
+        <w:gridCol w:w="3033"/>
+      </w:tblGrid>
+      <w:tr>
+        <w:tc>
+          <w:tcPr>
+            <w:tcW w:type="dxa" w:w="3033"/>
+            <w:tcW w:w="1900" w:type="dxa"/>
+            <w:shd w:val="clear" w:fill="1F3B57"/>
+            <w:tcMar>
+              <w:top w:w="40" w:type="dxa"/>
+              <w:bottom w:w="40" w:type="dxa"/>
+              <w:left w:w="90" w:type="dxa"/>
+              <w:right w:w="90" w:type="dxa"/>
+            </w:tcMar>
+          </w:tcPr>
+          <w:p>
+            <w:r/>
+            <w:r>
+              <w:rPr>
+                <w:b/>
+                <w:color w:val="FFFFFF"/>
+                <w:sz w:val="19"/>
+              </w:rPr>
+              <w:t>Método</w:t>
+            </w:r>
+          </w:p>
+        </w:tc>
+        <w:tc>
+          <w:tcPr>
+            <w:tcW w:type="dxa" w:w="3033"/>
+            <w:tcW w:w="5760" w:type="dxa"/>
+            <w:shd w:val="clear" w:fill="1F3B57"/>
+            <w:tcMar>
+              <w:top w:w="40" w:type="dxa"/>
+              <w:bottom w:w="40" w:type="dxa"/>
+              <w:left w:w="90" w:type="dxa"/>
+              <w:right w:w="90" w:type="dxa"/>
+            </w:tcMar>
+          </w:tcPr>
+          <w:p>
+            <w:r/>
+            <w:r>
+              <w:rPr>
+                <w:b/>
+                <w:color w:val="FFFFFF"/>
+                <w:sz w:val="19"/>
+              </w:rPr>
+              <w:t>Descripción</w:t>
+            </w:r>
+          </w:p>
+        </w:tc>
+        <w:tc>
+          <w:tcPr>
+            <w:tcW w:type="dxa" w:w="3033"/>
+            <w:tcW w:w="1700" w:type="dxa"/>
+            <w:shd w:val="clear" w:fill="1F3B57"/>
+            <w:tcMar>
+              <w:top w:w="40" w:type="dxa"/>
+              <w:bottom w:w="40" w:type="dxa"/>
+              <w:left w:w="90" w:type="dxa"/>
+              <w:right w:w="90" w:type="dxa"/>
+            </w:tcMar>
+          </w:tcPr>
+          <w:p>
+            <w:r/>
+            <w:r>
+              <w:rPr>
+                <w:b/>
+                <w:color w:val="FFFFFF"/>
+                <w:sz w:val="19"/>
+              </w:rPr>
+              <w:t>Referencia</w:t>
+            </w:r>
+          </w:p>
+        </w:tc>
+      </w:tr>
+      <w:tr>
+        <w:tc>
+          <w:tcPr>
+            <w:tcW w:type="dxa" w:w="3033"/>
+            <w:tcW w:w="1900" w:type="dxa"/>
+            <w:tcMar>
+              <w:top w:w="40" w:type="dxa"/>
+              <w:bottom w:w="40" w:type="dxa"/>
+              <w:left w:w="90" w:type="dxa"/>
+              <w:right w:w="90" w:type="dxa"/>
+            </w:tcMar>
+          </w:tcPr>
+          <w:p>
+            <w:r/>
+            <w:r>
+              <w:rPr>
+                <w:sz w:val="19"/>
+              </w:rPr>
+              <w:t>Promedio simple</w:t>
+            </w:r>
+          </w:p>
+        </w:tc>
+        <w:tc>
+          <w:tcPr>
+            <w:tcW w:type="dxa" w:w="3033"/>
+            <w:tcW w:w="5760" w:type="dxa"/>
+            <w:tcMar>
+              <w:top w:w="40" w:type="dxa"/>
+              <w:bottom w:w="40" w:type="dxa"/>
+              <w:left w:w="90" w:type="dxa"/>
+              <w:right w:w="90" w:type="dxa"/>
+            </w:tcMar>
+          </w:tcPr>
+          <w:p>
+            <w:r/>
+            <w:r>
+              <w:rPr>
+                <w:sz w:val="19"/>
+              </w:rPr>
+              <w:t>F = 0,5·I_VIS + 0,5·I_IR; cota inferior de complejidad y desempeño</w:t>
+            </w:r>
+          </w:p>
+        </w:tc>
+        <w:tc>
+          <w:tcPr>
+            <w:tcW w:type="dxa" w:w="3033"/>
+            <w:tcW w:w="1700" w:type="dxa"/>
+            <w:tcMar>
+              <w:top w:w="40" w:type="dxa"/>
+              <w:bottom w:w="40" w:type="dxa"/>
+              <w:left w:w="90" w:type="dxa"/>
+              <w:right w:w="90" w:type="dxa"/>
+            </w:tcMar>
+          </w:tcPr>
+          <w:p>
+            <w:r/>
+            <w:r>
+              <w:rPr>
+                <w:sz w:val="19"/>
+              </w:rPr>
+              <w:t>—</w:t>
+            </w:r>
+          </w:p>
+        </w:tc>
+      </w:tr>
+      <w:tr>
+        <w:tc>
+          <w:tcPr>
+            <w:tcW w:type="dxa" w:w="3033"/>
+            <w:tcW w:w="1900" w:type="dxa"/>
+            <w:tcMar>
+              <w:top w:w="40" w:type="dxa"/>
+              <w:bottom w:w="40" w:type="dxa"/>
+              <w:left w:w="90" w:type="dxa"/>
+              <w:right w:w="90" w:type="dxa"/>
+            </w:tcMar>
+          </w:tcPr>
+          <w:p>
+            <w:r/>
+            <w:r>
+              <w:rPr>
+                <w:sz w:val="19"/>
+              </w:rPr>
+              <w:t>Pirámide de Laplace</w:t>
+            </w:r>
+          </w:p>
+        </w:tc>
+        <w:tc>
+          <w:tcPr>
+            <w:tcW w:type="dxa" w:w="3033"/>
+            <w:tcW w:w="5760" w:type="dxa"/>
+            <w:tcMar>
+              <w:top w:w="40" w:type="dxa"/>
+              <w:bottom w:w="40" w:type="dxa"/>
+              <w:left w:w="90" w:type="dxa"/>
+              <w:right w:w="90" w:type="dxa"/>
+            </w:tcMar>
+          </w:tcPr>
+          <w:p>
+            <w:r/>
+            <w:r>
+              <w:rPr>
+                <w:sz w:val="19"/>
+              </w:rPr>
+              <w:t>Descomposición Gaussiana–Laplaciana de 4 niveles; fusión por máxima actividad local y reconstrucción inversa</w:t>
+            </w:r>
+          </w:p>
+        </w:tc>
+        <w:tc>
+          <w:tcPr>
+            <w:tcW w:type="dxa" w:w="3033"/>
+            <w:tcW w:w="1700" w:type="dxa"/>
+            <w:tcMar>
+              <w:top w:w="40" w:type="dxa"/>
+              <w:bottom w:w="40" w:type="dxa"/>
+              <w:left w:w="90" w:type="dxa"/>
+              <w:right w:w="90" w:type="dxa"/>
+            </w:tcMar>
+          </w:tcPr>
+          <w:p>
+            <w:r/>
+            <w:r>
+              <w:rPr>
+                <w:sz w:val="19"/>
+              </w:rPr>
+              <w:t>Burt y Adelson (1983)</w:t>
+            </w:r>
+          </w:p>
+        </w:tc>
+      </w:tr>
+      <w:tr>
+        <w:tc>
+          <w:tcPr>
+            <w:tcW w:type="dxa" w:w="3033"/>
+            <w:tcW w:w="1900" w:type="dxa"/>
+            <w:tcMar>
+              <w:top w:w="40" w:type="dxa"/>
+              <w:bottom w:w="40" w:type="dxa"/>
+              <w:left w:w="90" w:type="dxa"/>
+              <w:right w:w="90" w:type="dxa"/>
+            </w:tcMar>
+          </w:tcPr>
+          <w:p>
+            <w:r/>
+            <w:r>
+              <w:rPr>
+                <w:sz w:val="19"/>
+              </w:rPr>
+              <w:t>Curvelet (vía wavelet 2D)</w:t>
+            </w:r>
+          </w:p>
+        </w:tc>
+        <w:tc>
+          <w:tcPr>
+            <w:tcW w:type="dxa" w:w="3033"/>
+            <w:tcW w:w="5760" w:type="dxa"/>
+            <w:tcMar>
+              <w:top w:w="40" w:type="dxa"/>
+              <w:bottom w:w="40" w:type="dxa"/>
+              <w:left w:w="90" w:type="dxa"/>
+              <w:right w:w="90" w:type="dxa"/>
+            </w:tcMar>
+          </w:tcPr>
+          <w:p>
+            <w:r/>
+            <w:r>
+              <w:rPr>
+                <w:sz w:val="19"/>
+              </w:rPr>
+              <w:t>Subbandas direccionales (Daubechies db4, 3 niveles); máxima magnitud en detalle, promedio en aproximación</w:t>
+            </w:r>
+          </w:p>
+        </w:tc>
+        <w:tc>
+          <w:tcPr>
+            <w:tcW w:type="dxa" w:w="3033"/>
+            <w:tcW w:w="1700" w:type="dxa"/>
+            <w:tcMar>
+              <w:top w:w="40" w:type="dxa"/>
+              <w:bottom w:w="40" w:type="dxa"/>
+              <w:left w:w="90" w:type="dxa"/>
+              <w:right w:w="90" w:type="dxa"/>
+            </w:tcMar>
+          </w:tcPr>
+          <w:p>
+            <w:r/>
+            <w:r>
+              <w:rPr>
+                <w:sz w:val="19"/>
+              </w:rPr>
+              <w:t>Candès et al. (2006)</w:t>
+            </w:r>
+          </w:p>
+        </w:tc>
+      </w:tr>
+    </w:tbl>
+    <w:p/>
     <w:p>
       <w:pPr>
         <w:pStyle w:val="Heading3"/>
@@ -5825,12 +9681,8 @@
         <w:jc w:val="both"/>
       </w:pPr>
       <w:r>
-        <w:rPr>
-          <w:rFonts w:ascii="Arial" w:cs="Arial" w:eastAsia="Arial" w:hAnsi="Arial"/>
-          <w:sz w:val="24"/>
-          <w:szCs w:val="24"/>
-        </w:rPr>
-        <w:t xml:space="preserve">La figura 2 muestra tres pares representativos del dataset junto con los resultados de los principales métodos. Visualmente, el promedio simple produce la imagen más plana, con pérdida evidente de contraste. Curvelet y la pirámide de Laplace recuperan detalles finos pero pueden introducir ligeros artefactos en bordes muy contrastantes. La Torre Top-Hat (disk, L = 3) preserva con nitidez tanto los puntos calientes IR como los detalles texturales VIS, sin introducir artefactos visibles.</w:t>
+        <w:rPr/>
+        <w:t>La figura 6 muestra tres pares representativos del dataset junto con los resultados de los principales métodos. Visualmente, el promedio simple produce la imagen más plana, con pérdida evidente de contraste. Curvelet y la pirámide de Laplace recuperan detalles finos pero pueden introducir ligeros artefactos en bordes muy contrastantes. La Torre Top-Hat (disk, L = 3) preserva con nitidez tanto los puntos calientes IR como los detalles texturales VIS, sin introducir artefactos visibles.</w:t>
       </w:r>
     </w:p>
     <w:p>
@@ -5886,13 +9738,9 @@
       </w:pPr>
       <w:r>
         <w:rPr>
-          <w:rFonts w:ascii="Arial" w:cs="Arial" w:eastAsia="Arial" w:hAnsi="Arial"/>
-          <w:i/>
-          <w:iCs/>
-          <w:sz w:val="20"/>
-          <w:szCs w:val="20"/>
-        </w:rPr>
-        <w:t xml:space="preserve">Figura 2. Comparación cualitativa de los métodos de fusión sobre tres pares representativos del dataset.</w:t>
+          <w:sz w:val="18"/>
+        </w:rPr>
+        <w:t>Figura 6. Comparación cualitativa de los métodos de fusión sobre tres pares representativos del dataset.</w:t>
       </w:r>
     </w:p>
     <w:p>
@@ -8273,12 +12121,8 @@
         <w:jc w:val="both"/>
       </w:pPr>
       <w:r>
-        <w:rPr>
-          <w:rFonts w:ascii="Arial" w:cs="Arial" w:eastAsia="Arial" w:hAnsi="Arial"/>
-          <w:sz w:val="24"/>
-          <w:szCs w:val="24"/>
-        </w:rPr>
-        <w:t xml:space="preserve">Una distribución más completa de las métricas, no reducida al promedio, se aprecia en los diagramas de caja de la figura 3.</w:t>
+        <w:rPr/>
+        <w:t>Una distribución más completa de las métricas, no reducida al promedio, se aprecia en los diagramas de caja de la figura 7.</w:t>
       </w:r>
     </w:p>
     <w:p>
@@ -8327,7 +12171,10 @@
         <w:jc w:val="center"/>
       </w:pPr>
       <w:r>
-        <w:t>Figura 3. Diagramas de caja de seis métricas estándar de calidad (Qabf, Nabf, SSIM, SCD, VIF, SF) para métodos representativos (n = 20 pares VIS/IR).</w:t>
+        <w:rPr>
+          <w:sz w:val="18"/>
+        </w:rPr>
+        <w:t>Figura 7. Diagramas de caja de seis métricas estándar de calidad (Qabf, Nabf, SSIM, SCD, VIF, SF) para métodos representativos (n = 20 pares VIS/IR).</w:t>
       </w:r>
     </w:p>
     <w:p>
@@ -10963,7 +14810,10 @@
         <w:jc w:val="center"/>
       </w:pPr>
       <w:r>
-        <w:t>Figura 4. Ranking global por método (promedio de rangos sobre las doce métricas, con la dirección de cada una corregida).</w:t>
+        <w:rPr>
+          <w:sz w:val="18"/>
+        </w:rPr>
+        <w:t>Figura 8. Ranking global por método (promedio de rangos sobre las doce métricas, con la dirección de cada una corregida).</w:t>
       </w:r>
     </w:p>
     <w:p>
@@ -10988,12 +14838,8 @@
         <w:jc w:val="both"/>
       </w:pPr>
       <w:r>
-        <w:rPr>
-          <w:rFonts w:ascii="Arial" w:cs="Arial" w:eastAsia="Arial" w:hAnsi="Arial"/>
-          <w:sz w:val="24"/>
-          <w:szCs w:val="24"/>
-        </w:rPr>
-        <w:t xml:space="preserve">Más allá de la comparación inter-método, se ejecutó un benchmark exhaustivo de las 36 configuraciones de la Torre Top-Hat. La figura 5 sintetiza los promedios por configuración mediante mapas de calor por métrica. Cuatro patrones emergen con claridad. Primero, en EN, SD y FE los valores crecen suavemente con el número de niveles y el radio base, alcanzando los máximos en SE cuadrado con L = 5 y r₀ = 5. Segundo, en MG la dependencia es más débil y el óptimo se sitúa en disco con L = 5 y r₀ = 3, sugiriendo que profundizar la descomposición sin agrandar excesivamente el SE preserva mejor el detalle de bordes. Tercero, las métricas de información mutua (MI_vis, MI_ir) muestran tendencia opuesta: alcanzan los valores más altos en configuraciones someras y radios pequeños (disco L = 2 r₀ = 2 para MI_vis; cruz L = 2 r₀ = 2 para MI_ir), confirmando que cada nivel adicional de descomposición desacopla progresivamente la imagen fusionada de sus fuentes individuales. Cuarto, las diferencias absolutas dentro del cuadro de 36 configuraciones son modestas (rangos de aproximadamente 0,1 puntos en EN, 0,01 en SD, 0,002 en MG), lo que sugiere que la elección de hiperparámetros de la Torre Top-Hat es relativamente robusta dentro de los rangos explorados.</w:t>
+        <w:rPr/>
+        <w:t>Más allá de la comparación inter-método, se ejecutó un benchmark exhaustivo de las 36 configuraciones de la Torre Top-Hat. La figura 9 sintetiza los promedios por configuración mediante mapas de calor por métrica. Cuatro patrones emergen con claridad. Primero, en EN, SD y FE los valores crecen suavemente con el número de niveles y el radio base, alcanzando los máximos en SE cuadrado con L = 5 y r₀ = 5. Segundo, en MG la dependencia es más débil y el óptimo se sitúa en disco con L = 5 y r₀ = 3, sugiriendo que profundizar la descomposición sin agrandar excesivamente el SE preserva mejor el detalle de bordes. Tercero, las métricas de información mutua (MI_vis, MI_ir) muestran tendencia opuesta: alcanzan los valores más altos en configuraciones someras y radios pequeños (disco L = 2 r₀ = 2 para MI_vis; cruz L = 2 r₀ = 2 para MI_ir), confirmando que cada nivel adicional de descomposición desacopla progresivamente la imagen fusionada de sus fuentes individuales. Cuarto, las diferencias absolutas dentro del cuadro de 36 configuraciones son modestas (rangos de aproximadamente 0,1 puntos en EN, 0,01 en SD, 0,002 en MG), lo que sugiere que la elección de hiperparámetros de la Torre Top-Hat es relativamente robusta dentro de los rangos explorados.</w:t>
       </w:r>
     </w:p>
     <w:p>
@@ -11049,13 +14895,9 @@
       </w:pPr>
       <w:r>
         <w:rPr>
-          <w:rFonts w:ascii="Arial" w:cs="Arial" w:eastAsia="Arial" w:hAnsi="Arial"/>
-          <w:i/>
-          <w:iCs/>
-          <w:sz w:val="20"/>
-          <w:szCs w:val="20"/>
-        </w:rPr>
-        <w:t xml:space="preserve">Figura 5. Mapas de calor de las seis métricas para las 36 configuraciones de la Torre Top-Hat.</w:t>
+          <w:sz w:val="18"/>
+        </w:rPr>
+        <w:t>Figura 9. Mapas de calor de las seis métricas para las 36 configuraciones de la Torre Top-Hat.</w:t>
       </w:r>
     </w:p>
     <w:p>
@@ -11109,7 +14951,10 @@
     </w:p>
     <w:p>
       <w:r>
-        <w:t>Figura 6. Impacto de añadir Black Top-Hat sobre las configuraciones disco L3 y L5: cambio relativo por métrica (verde = mejora, rojo = empeora).</w:t>
+        <w:rPr>
+          <w:sz w:val="18"/>
+        </w:rPr>
+        <w:t>Figura 10. Impacto de añadir Black Top-Hat sobre las configuraciones disco L3 y L5: cambio relativo por métrica (verde = mejora, rojo = empeora).</w:t>
       </w:r>
     </w:p>
     <w:p>
@@ -11173,7 +15018,10 @@
     </w:p>
     <w:p>
       <w:r>
-        <w:t>Figura 7. Detectabilidad de YOLOv8n preentrenado por modalidad (izq.: personas vs vehículos por grupo; der.: detecciones por método; el método óptimo multiescala resaltado).</w:t>
+        <w:rPr>
+          <w:sz w:val="18"/>
+        </w:rPr>
+        <w:t>Figura 11. Detectabilidad de YOLOv8n preentrenado por modalidad (izq.: personas vs vehículos por grupo; der.: detecciones por método; el método óptimo multiescala resaltado).</w:t>
       </w:r>
     </w:p>
     <w:p>
@@ -11816,7 +15664,10 @@
     </w:p>
     <w:p>
       <w:r>
-        <w:t>Figura 8. Método óptimo (disco+lineales, PSO r=1, m=0,30) frente a referentes en seis métricas.</w:t>
+        <w:rPr>
+          <w:sz w:val="18"/>
+        </w:rPr>
+        <w:t>Figura 12. Método óptimo (disco+lineales, PSO r=1, m=0,30) frente a referentes en seis métricas.</w:t>
       </w:r>
     </w:p>
     <w:tbl>
